--- a/discoverer-neo/docs/user-guide/manual/Discoverer-Neo-USER-Guide-Full-es-ES.docx
+++ b/discoverer-neo/docs/user-guide/manual/Discoverer-Neo-USER-Guide-Full-es-ES.docx
@@ -54,7 +54,7 @@
           <w:sz w:val="22"/>
           <w:szCs w:val="22"/>
         </w:rPr>
-        <w:t>Versión 2.0.0</w:t>
+        <w:t>Versión 2.0.1</w:t>
       </w:r>
     </w:p>
     <w:p>
@@ -74,7 +74,7 @@
     <w:sdt>
       <w:sdtPr>
         <w:alias w:val="Índice"/>
-        <w:id w:val="-682278984"/>
+        <w:id w:val="-463271229"/>
       </w:sdtPr>
       <w:sdtEndPr/>
       <w:sdtContent>
@@ -102,7 +102,7 @@
           <w:r>
             <w:fldChar w:fldCharType="separate"/>
           </w:r>
-          <w:hyperlink w:anchor="_Toc241668966" w:history="1">
+          <w:hyperlink w:anchor="_Toc241671497" w:history="1">
             <w:r>
               <w:rPr>
                 <w:rStyle w:val="Hiperligao"/>
@@ -126,7 +126,7 @@
               <w:rPr>
                 <w:noProof/>
               </w:rPr>
-              <w:instrText xml:space="preserve"> PAGEREF _Toc241668966 \h </w:instrText>
+              <w:instrText xml:space="preserve"> PAGEREF _Toc241671497 \h </w:instrText>
             </w:r>
             <w:r>
               <w:rPr>
@@ -168,7 +168,7 @@
               <w14:ligatures w14:val="standardContextual"/>
             </w:rPr>
           </w:pPr>
-          <w:hyperlink w:anchor="_Toc241668967" w:history="1">
+          <w:hyperlink w:anchor="_Toc241671498" w:history="1">
             <w:r>
               <w:rPr>
                 <w:rStyle w:val="Hiperligao"/>
@@ -192,7 +192,7 @@
               <w:rPr>
                 <w:noProof/>
               </w:rPr>
-              <w:instrText xml:space="preserve"> PAGEREF _Toc241668967 \h </w:instrText>
+              <w:instrText xml:space="preserve"> PAGEREF _Toc241671498 \h </w:instrText>
             </w:r>
             <w:r>
               <w:rPr>
@@ -234,7 +234,7 @@
               <w14:ligatures w14:val="standardContextual"/>
             </w:rPr>
           </w:pPr>
-          <w:hyperlink w:anchor="_Toc241668968" w:history="1">
+          <w:hyperlink w:anchor="_Toc241671499" w:history="1">
             <w:r>
               <w:rPr>
                 <w:rStyle w:val="Hiperligao"/>
@@ -258,7 +258,7 @@
               <w:rPr>
                 <w:noProof/>
               </w:rPr>
-              <w:instrText xml:space="preserve"> PAGEREF _Toc241668968 \h </w:instrText>
+              <w:instrText xml:space="preserve"> PAGEREF _Toc241671499 \h </w:instrText>
             </w:r>
             <w:r>
               <w:rPr>
@@ -300,7 +300,7 @@
               <w14:ligatures w14:val="standardContextual"/>
             </w:rPr>
           </w:pPr>
-          <w:hyperlink w:anchor="_Toc241668969" w:history="1">
+          <w:hyperlink w:anchor="_Toc241671500" w:history="1">
             <w:r>
               <w:rPr>
                 <w:rStyle w:val="Hiperligao"/>
@@ -324,7 +324,7 @@
               <w:rPr>
                 <w:noProof/>
               </w:rPr>
-              <w:instrText xml:space="preserve"> PAGEREF _Toc241668969 \h </w:instrText>
+              <w:instrText xml:space="preserve"> PAGEREF _Toc241671500 \h </w:instrText>
             </w:r>
             <w:r>
               <w:rPr>
@@ -366,7 +366,7 @@
               <w14:ligatures w14:val="standardContextual"/>
             </w:rPr>
           </w:pPr>
-          <w:hyperlink w:anchor="_Toc241668970" w:history="1">
+          <w:hyperlink w:anchor="_Toc241671501" w:history="1">
             <w:r>
               <w:rPr>
                 <w:rStyle w:val="Hiperligao"/>
@@ -390,7 +390,7 @@
               <w:rPr>
                 <w:noProof/>
               </w:rPr>
-              <w:instrText xml:space="preserve"> PAGEREF _Toc241668970 \h </w:instrText>
+              <w:instrText xml:space="preserve"> PAGEREF _Toc241671501 \h </w:instrText>
             </w:r>
             <w:r>
               <w:rPr>
@@ -432,7 +432,7 @@
               <w14:ligatures w14:val="standardContextual"/>
             </w:rPr>
           </w:pPr>
-          <w:hyperlink w:anchor="_Toc241668971" w:history="1">
+          <w:hyperlink w:anchor="_Toc241671502" w:history="1">
             <w:r>
               <w:rPr>
                 <w:rStyle w:val="Hiperligao"/>
@@ -456,7 +456,7 @@
               <w:rPr>
                 <w:noProof/>
               </w:rPr>
-              <w:instrText xml:space="preserve"> PAGEREF _Toc241668971 \h </w:instrText>
+              <w:instrText xml:space="preserve"> PAGEREF _Toc241671502 \h </w:instrText>
             </w:r>
             <w:r>
               <w:rPr>
@@ -498,7 +498,7 @@
               <w14:ligatures w14:val="standardContextual"/>
             </w:rPr>
           </w:pPr>
-          <w:hyperlink w:anchor="_Toc241668972" w:history="1">
+          <w:hyperlink w:anchor="_Toc241671503" w:history="1">
             <w:r>
               <w:rPr>
                 <w:rStyle w:val="Hiperligao"/>
@@ -522,7 +522,7 @@
               <w:rPr>
                 <w:noProof/>
               </w:rPr>
-              <w:instrText xml:space="preserve"> PAGEREF _Toc241668972 \h </w:instrText>
+              <w:instrText xml:space="preserve"> PAGEREF _Toc241671503 \h </w:instrText>
             </w:r>
             <w:r>
               <w:rPr>
@@ -564,7 +564,7 @@
               <w14:ligatures w14:val="standardContextual"/>
             </w:rPr>
           </w:pPr>
-          <w:hyperlink w:anchor="_Toc241668973" w:history="1">
+          <w:hyperlink w:anchor="_Toc241671504" w:history="1">
             <w:r>
               <w:rPr>
                 <w:rStyle w:val="Hiperligao"/>
@@ -588,7 +588,7 @@
               <w:rPr>
                 <w:noProof/>
               </w:rPr>
-              <w:instrText xml:space="preserve"> PAGEREF _Toc241668973 \h </w:instrText>
+              <w:instrText xml:space="preserve"> PAGEREF _Toc241671504 \h </w:instrText>
             </w:r>
             <w:r>
               <w:rPr>
@@ -630,7 +630,7 @@
               <w14:ligatures w14:val="standardContextual"/>
             </w:rPr>
           </w:pPr>
-          <w:hyperlink w:anchor="_Toc241668974" w:history="1">
+          <w:hyperlink w:anchor="_Toc241671505" w:history="1">
             <w:r>
               <w:rPr>
                 <w:rStyle w:val="Hiperligao"/>
@@ -654,7 +654,7 @@
               <w:rPr>
                 <w:noProof/>
               </w:rPr>
-              <w:instrText xml:space="preserve"> PAGEREF _Toc241668974 \h </w:instrText>
+              <w:instrText xml:space="preserve"> PAGEREF _Toc241671505 \h </w:instrText>
             </w:r>
             <w:r>
               <w:rPr>
@@ -696,7 +696,7 @@
               <w14:ligatures w14:val="standardContextual"/>
             </w:rPr>
           </w:pPr>
-          <w:hyperlink w:anchor="_Toc241668975" w:history="1">
+          <w:hyperlink w:anchor="_Toc241671506" w:history="1">
             <w:r>
               <w:rPr>
                 <w:rStyle w:val="Hiperligao"/>
@@ -720,7 +720,7 @@
               <w:rPr>
                 <w:noProof/>
               </w:rPr>
-              <w:instrText xml:space="preserve"> PAGEREF _Toc241668975 \h </w:instrText>
+              <w:instrText xml:space="preserve"> PAGEREF _Toc241671506 \h </w:instrText>
             </w:r>
             <w:r>
               <w:rPr>
@@ -762,7 +762,7 @@
               <w14:ligatures w14:val="standardContextual"/>
             </w:rPr>
           </w:pPr>
-          <w:hyperlink w:anchor="_Toc241668976" w:history="1">
+          <w:hyperlink w:anchor="_Toc241671507" w:history="1">
             <w:r>
               <w:rPr>
                 <w:rStyle w:val="Hiperligao"/>
@@ -786,7 +786,7 @@
               <w:rPr>
                 <w:noProof/>
               </w:rPr>
-              <w:instrText xml:space="preserve"> PAGEREF _Toc241668976 \h </w:instrText>
+              <w:instrText xml:space="preserve"> PAGEREF _Toc241671507 \h </w:instrText>
             </w:r>
             <w:r>
               <w:rPr>
@@ -828,7 +828,7 @@
               <w14:ligatures w14:val="standardContextual"/>
             </w:rPr>
           </w:pPr>
-          <w:hyperlink w:anchor="_Toc241668977" w:history="1">
+          <w:hyperlink w:anchor="_Toc241671508" w:history="1">
             <w:r>
               <w:rPr>
                 <w:rStyle w:val="Hiperligao"/>
@@ -852,7 +852,7 @@
               <w:rPr>
                 <w:noProof/>
               </w:rPr>
-              <w:instrText xml:space="preserve"> PAGEREF _Toc241668977 \h </w:instrText>
+              <w:instrText xml:space="preserve"> PAGEREF _Toc241671508 \h </w:instrText>
             </w:r>
             <w:r>
               <w:rPr>
@@ -894,7 +894,7 @@
               <w14:ligatures w14:val="standardContextual"/>
             </w:rPr>
           </w:pPr>
-          <w:hyperlink w:anchor="_Toc241668978" w:history="1">
+          <w:hyperlink w:anchor="_Toc241671509" w:history="1">
             <w:r>
               <w:rPr>
                 <w:rStyle w:val="Hiperligao"/>
@@ -918,7 +918,7 @@
               <w:rPr>
                 <w:noProof/>
               </w:rPr>
-              <w:instrText xml:space="preserve"> PAGEREF _Toc241668978 \h </w:instrText>
+              <w:instrText xml:space="preserve"> PAGEREF _Toc241671509 \h </w:instrText>
             </w:r>
             <w:r>
               <w:rPr>
@@ -960,7 +960,7 @@
               <w14:ligatures w14:val="standardContextual"/>
             </w:rPr>
           </w:pPr>
-          <w:hyperlink w:anchor="_Toc241668979" w:history="1">
+          <w:hyperlink w:anchor="_Toc241671510" w:history="1">
             <w:r>
               <w:rPr>
                 <w:rStyle w:val="Hiperligao"/>
@@ -984,7 +984,7 @@
               <w:rPr>
                 <w:noProof/>
               </w:rPr>
-              <w:instrText xml:space="preserve"> PAGEREF _Toc241668979 \h </w:instrText>
+              <w:instrText xml:space="preserve"> PAGEREF _Toc241671510 \h </w:instrText>
             </w:r>
             <w:r>
               <w:rPr>
@@ -1026,7 +1026,7 @@
               <w14:ligatures w14:val="standardContextual"/>
             </w:rPr>
           </w:pPr>
-          <w:hyperlink w:anchor="_Toc241668980" w:history="1">
+          <w:hyperlink w:anchor="_Toc241671511" w:history="1">
             <w:r>
               <w:rPr>
                 <w:rStyle w:val="Hiperligao"/>
@@ -1050,7 +1050,7 @@
               <w:rPr>
                 <w:noProof/>
               </w:rPr>
-              <w:instrText xml:space="preserve"> PAGEREF _Toc241668980 \h </w:instrText>
+              <w:instrText xml:space="preserve"> PAGEREF _Toc241671511 \h </w:instrText>
             </w:r>
             <w:r>
               <w:rPr>
@@ -1092,7 +1092,7 @@
               <w14:ligatures w14:val="standardContextual"/>
             </w:rPr>
           </w:pPr>
-          <w:hyperlink w:anchor="_Toc241668981" w:history="1">
+          <w:hyperlink w:anchor="_Toc241671512" w:history="1">
             <w:r>
               <w:rPr>
                 <w:rStyle w:val="Hiperligao"/>
@@ -1116,7 +1116,7 @@
               <w:rPr>
                 <w:noProof/>
               </w:rPr>
-              <w:instrText xml:space="preserve"> PAGEREF _Toc241668981 \h </w:instrText>
+              <w:instrText xml:space="preserve"> PAGEREF _Toc241671512 \h </w:instrText>
             </w:r>
             <w:r>
               <w:rPr>
@@ -1158,7 +1158,7 @@
               <w14:ligatures w14:val="standardContextual"/>
             </w:rPr>
           </w:pPr>
-          <w:hyperlink w:anchor="_Toc241668982" w:history="1">
+          <w:hyperlink w:anchor="_Toc241671513" w:history="1">
             <w:r>
               <w:rPr>
                 <w:rStyle w:val="Hiperligao"/>
@@ -1182,7 +1182,7 @@
               <w:rPr>
                 <w:noProof/>
               </w:rPr>
-              <w:instrText xml:space="preserve"> PAGEREF _Toc241668982 \h </w:instrText>
+              <w:instrText xml:space="preserve"> PAGEREF _Toc241671513 \h </w:instrText>
             </w:r>
             <w:r>
               <w:rPr>
@@ -1224,7 +1224,7 @@
               <w14:ligatures w14:val="standardContextual"/>
             </w:rPr>
           </w:pPr>
-          <w:hyperlink w:anchor="_Toc241668983" w:history="1">
+          <w:hyperlink w:anchor="_Toc241671514" w:history="1">
             <w:r>
               <w:rPr>
                 <w:rStyle w:val="Hiperligao"/>
@@ -1248,7 +1248,7 @@
               <w:rPr>
                 <w:noProof/>
               </w:rPr>
-              <w:instrText xml:space="preserve"> PAGEREF _Toc241668983 \h </w:instrText>
+              <w:instrText xml:space="preserve"> PAGEREF _Toc241671514 \h </w:instrText>
             </w:r>
             <w:r>
               <w:rPr>
@@ -1290,7 +1290,7 @@
               <w14:ligatures w14:val="standardContextual"/>
             </w:rPr>
           </w:pPr>
-          <w:hyperlink w:anchor="_Toc241668984" w:history="1">
+          <w:hyperlink w:anchor="_Toc241671515" w:history="1">
             <w:r>
               <w:rPr>
                 <w:rStyle w:val="Hiperligao"/>
@@ -1314,7 +1314,7 @@
               <w:rPr>
                 <w:noProof/>
               </w:rPr>
-              <w:instrText xml:space="preserve"> PAGEREF _Toc241668984 \h </w:instrText>
+              <w:instrText xml:space="preserve"> PAGEREF _Toc241671515 \h </w:instrText>
             </w:r>
             <w:r>
               <w:rPr>
@@ -1356,7 +1356,7 @@
               <w14:ligatures w14:val="standardContextual"/>
             </w:rPr>
           </w:pPr>
-          <w:hyperlink w:anchor="_Toc241668985" w:history="1">
+          <w:hyperlink w:anchor="_Toc241671516" w:history="1">
             <w:r>
               <w:rPr>
                 <w:rStyle w:val="Hiperligao"/>
@@ -1380,7 +1380,7 @@
               <w:rPr>
                 <w:noProof/>
               </w:rPr>
-              <w:instrText xml:space="preserve"> PAGEREF _Toc241668985 \h </w:instrText>
+              <w:instrText xml:space="preserve"> PAGEREF _Toc241671516 \h </w:instrText>
             </w:r>
             <w:r>
               <w:rPr>
@@ -1422,7 +1422,7 @@
               <w14:ligatures w14:val="standardContextual"/>
             </w:rPr>
           </w:pPr>
-          <w:hyperlink w:anchor="_Toc241668986" w:history="1">
+          <w:hyperlink w:anchor="_Toc241671517" w:history="1">
             <w:r>
               <w:rPr>
                 <w:rStyle w:val="Hiperligao"/>
@@ -1446,7 +1446,7 @@
               <w:rPr>
                 <w:noProof/>
               </w:rPr>
-              <w:instrText xml:space="preserve"> PAGEREF _Toc241668986 \h </w:instrText>
+              <w:instrText xml:space="preserve"> PAGEREF _Toc241671517 \h </w:instrText>
             </w:r>
             <w:r>
               <w:rPr>
@@ -1488,7 +1488,7 @@
               <w14:ligatures w14:val="standardContextual"/>
             </w:rPr>
           </w:pPr>
-          <w:hyperlink w:anchor="_Toc241668987" w:history="1">
+          <w:hyperlink w:anchor="_Toc241671518" w:history="1">
             <w:r>
               <w:rPr>
                 <w:rStyle w:val="Hiperligao"/>
@@ -1512,7 +1512,7 @@
               <w:rPr>
                 <w:noProof/>
               </w:rPr>
-              <w:instrText xml:space="preserve"> PAGEREF _Toc241668987 \h </w:instrText>
+              <w:instrText xml:space="preserve"> PAGEREF _Toc241671518 \h </w:instrText>
             </w:r>
             <w:r>
               <w:rPr>
@@ -1554,7 +1554,7 @@
               <w14:ligatures w14:val="standardContextual"/>
             </w:rPr>
           </w:pPr>
-          <w:hyperlink w:anchor="_Toc241668988" w:history="1">
+          <w:hyperlink w:anchor="_Toc241671519" w:history="1">
             <w:r>
               <w:rPr>
                 <w:rStyle w:val="Hiperligao"/>
@@ -1578,7 +1578,7 @@
               <w:rPr>
                 <w:noProof/>
               </w:rPr>
-              <w:instrText xml:space="preserve"> PAGEREF _Toc241668988 \h </w:instrText>
+              <w:instrText xml:space="preserve"> PAGEREF _Toc241671519 \h </w:instrText>
             </w:r>
             <w:r>
               <w:rPr>
@@ -1620,7 +1620,7 @@
               <w14:ligatures w14:val="standardContextual"/>
             </w:rPr>
           </w:pPr>
-          <w:hyperlink w:anchor="_Toc241668989" w:history="1">
+          <w:hyperlink w:anchor="_Toc241671520" w:history="1">
             <w:r>
               <w:rPr>
                 <w:rStyle w:val="Hiperligao"/>
@@ -1644,7 +1644,7 @@
               <w:rPr>
                 <w:noProof/>
               </w:rPr>
-              <w:instrText xml:space="preserve"> PAGEREF _Toc241668989 \h </w:instrText>
+              <w:instrText xml:space="preserve"> PAGEREF _Toc241671520 \h </w:instrText>
             </w:r>
             <w:r>
               <w:rPr>
@@ -1686,7 +1686,7 @@
               <w14:ligatures w14:val="standardContextual"/>
             </w:rPr>
           </w:pPr>
-          <w:hyperlink w:anchor="_Toc241668990" w:history="1">
+          <w:hyperlink w:anchor="_Toc241671521" w:history="1">
             <w:r>
               <w:rPr>
                 <w:rStyle w:val="Hiperligao"/>
@@ -1710,7 +1710,7 @@
               <w:rPr>
                 <w:noProof/>
               </w:rPr>
-              <w:instrText xml:space="preserve"> PAGEREF _Toc241668990 \h </w:instrText>
+              <w:instrText xml:space="preserve"> PAGEREF _Toc241671521 \h </w:instrText>
             </w:r>
             <w:r>
               <w:rPr>
@@ -1752,7 +1752,7 @@
               <w14:ligatures w14:val="standardContextual"/>
             </w:rPr>
           </w:pPr>
-          <w:hyperlink w:anchor="_Toc241668991" w:history="1">
+          <w:hyperlink w:anchor="_Toc241671522" w:history="1">
             <w:r>
               <w:rPr>
                 <w:rStyle w:val="Hiperligao"/>
@@ -1776,7 +1776,7 @@
               <w:rPr>
                 <w:noProof/>
               </w:rPr>
-              <w:instrText xml:space="preserve"> PAGEREF _Toc241668991 \h </w:instrText>
+              <w:instrText xml:space="preserve"> PAGEREF _Toc241671522 \h </w:instrText>
             </w:r>
             <w:r>
               <w:rPr>
@@ -1818,7 +1818,7 @@
               <w14:ligatures w14:val="standardContextual"/>
             </w:rPr>
           </w:pPr>
-          <w:hyperlink w:anchor="_Toc241668992" w:history="1">
+          <w:hyperlink w:anchor="_Toc241671523" w:history="1">
             <w:r>
               <w:rPr>
                 <w:rStyle w:val="Hiperligao"/>
@@ -1842,7 +1842,7 @@
               <w:rPr>
                 <w:noProof/>
               </w:rPr>
-              <w:instrText xml:space="preserve"> PAGEREF _Toc241668992 \h </w:instrText>
+              <w:instrText xml:space="preserve"> PAGEREF _Toc241671523 \h </w:instrText>
             </w:r>
             <w:r>
               <w:rPr>
@@ -1884,7 +1884,7 @@
               <w14:ligatures w14:val="standardContextual"/>
             </w:rPr>
           </w:pPr>
-          <w:hyperlink w:anchor="_Toc241668993" w:history="1">
+          <w:hyperlink w:anchor="_Toc241671524" w:history="1">
             <w:r>
               <w:rPr>
                 <w:rStyle w:val="Hiperligao"/>
@@ -1908,7 +1908,7 @@
               <w:rPr>
                 <w:noProof/>
               </w:rPr>
-              <w:instrText xml:space="preserve"> PAGEREF _Toc241668993 \h </w:instrText>
+              <w:instrText xml:space="preserve"> PAGEREF _Toc241671524 \h </w:instrText>
             </w:r>
             <w:r>
               <w:rPr>
@@ -1950,7 +1950,7 @@
               <w14:ligatures w14:val="standardContextual"/>
             </w:rPr>
           </w:pPr>
-          <w:hyperlink w:anchor="_Toc241668994" w:history="1">
+          <w:hyperlink w:anchor="_Toc241671525" w:history="1">
             <w:r>
               <w:rPr>
                 <w:rStyle w:val="Hiperligao"/>
@@ -1974,7 +1974,7 @@
               <w:rPr>
                 <w:noProof/>
               </w:rPr>
-              <w:instrText xml:space="preserve"> PAGEREF _Toc241668994 \h </w:instrText>
+              <w:instrText xml:space="preserve"> PAGEREF _Toc241671525 \h </w:instrText>
             </w:r>
             <w:r>
               <w:rPr>
@@ -2016,7 +2016,7 @@
               <w14:ligatures w14:val="standardContextual"/>
             </w:rPr>
           </w:pPr>
-          <w:hyperlink w:anchor="_Toc241668995" w:history="1">
+          <w:hyperlink w:anchor="_Toc241671526" w:history="1">
             <w:r>
               <w:rPr>
                 <w:rStyle w:val="Hiperligao"/>
@@ -2040,7 +2040,7 @@
               <w:rPr>
                 <w:noProof/>
               </w:rPr>
-              <w:instrText xml:space="preserve"> PAGEREF _Toc241668995 \h </w:instrText>
+              <w:instrText xml:space="preserve"> PAGEREF _Toc241671526 \h </w:instrText>
             </w:r>
             <w:r>
               <w:rPr>
@@ -2088,7 +2088,7 @@
       <w:pPr>
         <w:pStyle w:val="Ttulo1"/>
       </w:pPr>
-      <w:bookmarkStart w:id="0" w:name="_Toc241668966"/>
+      <w:bookmarkStart w:id="0" w:name="_Toc241671497"/>
       <w:r>
         <w:lastRenderedPageBreak/>
         <w:t>Su rol de un vistazo</w:t>
@@ -2833,7 +2833,7 @@
       <w:pPr>
         <w:pStyle w:val="Ttulo2"/>
       </w:pPr>
-      <w:bookmarkStart w:id="1" w:name="_Toc241668967"/>
+      <w:bookmarkStart w:id="1" w:name="_Toc241671498"/>
       <w:r>
         <w:t>De dónde procede su acceso</w:t>
       </w:r>
@@ -3887,7 +3887,7 @@
       <w:pPr>
         <w:pStyle w:val="Ttulo2"/>
       </w:pPr>
-      <w:bookmarkStart w:id="2" w:name="_Toc241668968"/>
+      <w:bookmarkStart w:id="2" w:name="_Toc241671499"/>
       <w:r>
         <w:t>Iniciar sesión, cambiar la contraseña y cerrar sesión</w:t>
       </w:r>
@@ -4002,7 +4002,7 @@
         </w:rPr>
         <w:lastRenderedPageBreak/>
         <w:drawing>
-          <wp:inline distT="0" distB="0" distL="0" distR="0" wp14:anchorId="754F28C0" wp14:editId="78DB55E4">
+          <wp:inline distT="0" distB="0" distL="0" distR="0" wp14:anchorId="67A93DFB" wp14:editId="62BBB0CE">
             <wp:extent cx="5715000" cy="3571875"/>
             <wp:effectExtent l="0" t="0" r="0" b="0"/>
             <wp:docPr id="351" name="01-login.png" descr="La página de inicio de sesión con Correo electrónico, Contraseña, Recordarme y el botón Iniciar sesión." title="La página de inicio de sesión con Correo electrónico, Contraseña, Recordarme y el botón Iniciar sesión."/>
@@ -4436,7 +4436,7 @@
         <w:pStyle w:val="Ttulo1"/>
         <w:pageBreakBefore/>
       </w:pPr>
-      <w:bookmarkStart w:id="3" w:name="_Toc241668969"/>
+      <w:bookmarkStart w:id="3" w:name="_Toc241671500"/>
       <w:r>
         <w:lastRenderedPageBreak/>
         <w:t>Panel</w:t>
@@ -4469,7 +4469,7 @@
           <w:noProof/>
         </w:rPr>
         <w:drawing>
-          <wp:inline distT="0" distB="0" distL="0" distR="0" wp14:anchorId="117B0DAF" wp14:editId="38C89DCF">
+          <wp:inline distT="0" distB="0" distL="0" distR="0" wp14:anchorId="557ABAE2" wp14:editId="60604717">
             <wp:extent cx="5715000" cy="3571875"/>
             <wp:effectExtent l="0" t="0" r="0" b="0"/>
             <wp:docPr id="352" name="45-dashboard.png" descr="El panel con las tarjetas de resumen y la lista Mapas recientes." title="El panel con las tarjetas de resumen y la lista Mapas recientes."/>
@@ -5044,7 +5044,7 @@
         <w:pStyle w:val="Ttulo1"/>
         <w:pageBreakBefore/>
       </w:pPr>
-      <w:bookmarkStart w:id="4" w:name="_Toc241668970"/>
+      <w:bookmarkStart w:id="4" w:name="_Toc241671501"/>
       <w:r>
         <w:lastRenderedPageBreak/>
         <w:t>Mapas</w:t>
@@ -5077,7 +5077,7 @@
           <w:noProof/>
         </w:rPr>
         <w:drawing>
-          <wp:inline distT="0" distB="0" distL="0" distR="0" wp14:anchorId="035AE0A0" wp14:editId="5068061B">
+          <wp:inline distT="0" distB="0" distL="0" distR="0" wp14:anchorId="68943923" wp14:editId="1960D041">
             <wp:extent cx="5715000" cy="3429000"/>
             <wp:effectExtent l="0" t="0" r="0" b="0"/>
             <wp:docPr id="353" name="03-maps-mine.png" descr="La lista de Mapas, pestaña Míos, con los iconos de acción en la fila del mapa." title="La lista de Mapas, pestaña Míos, con los iconos de acción en la fila del mapa."/>
@@ -5129,7 +5129,7 @@
       <w:pPr>
         <w:pStyle w:val="Ttulo2"/>
       </w:pPr>
-      <w:bookmarkStart w:id="5" w:name="_Toc241668971"/>
+      <w:bookmarkStart w:id="5" w:name="_Toc241671502"/>
       <w:r>
         <w:t>Pestañas, búsqueda y filtros</w:t>
       </w:r>
@@ -5880,7 +5880,7 @@
       <w:pPr>
         <w:pStyle w:val="Ttulo2"/>
       </w:pPr>
-      <w:bookmarkStart w:id="6" w:name="_Toc241668972"/>
+      <w:bookmarkStart w:id="6" w:name="_Toc241671503"/>
       <w:r>
         <w:lastRenderedPageBreak/>
         <w:t>Acciones de fila</w:t>
@@ -6617,7 +6617,7 @@
       <w:pPr>
         <w:pStyle w:val="Ttulo2"/>
       </w:pPr>
-      <w:bookmarkStart w:id="7" w:name="_Toc241668973"/>
+      <w:bookmarkStart w:id="7" w:name="_Toc241671504"/>
       <w:r>
         <w:t>Libros de trabajo</w:t>
       </w:r>
@@ -7103,7 +7103,7 @@
           <w:noProof/>
         </w:rPr>
         <w:drawing>
-          <wp:inline distT="0" distB="0" distL="0" distR="0" wp14:anchorId="41BF2B8D" wp14:editId="5DF68FB8">
+          <wp:inline distT="0" distB="0" distL="0" distR="0" wp14:anchorId="32220D9A" wp14:editId="5F70AB6E">
             <wp:extent cx="2905125" cy="1543050"/>
             <wp:effectExtent l="0" t="0" r="0" b="0"/>
             <wp:docPr id="354" name="02-workbook-copy-dialog.png" descr="El cuadro Copiar libro con el campo de nombre del libro nuevo." title="El cuadro Copiar libro con el campo de nombre del libro nuevo."/>
@@ -7170,7 +7170,7 @@
       <w:pPr>
         <w:pStyle w:val="Ttulo2"/>
       </w:pPr>
-      <w:bookmarkStart w:id="8" w:name="_Toc241668974"/>
+      <w:bookmarkStart w:id="8" w:name="_Toc241671505"/>
       <w:r>
         <w:t>Copiar un mapa</w:t>
       </w:r>
@@ -7252,7 +7252,7 @@
       <w:pPr>
         <w:pStyle w:val="Ttulo2"/>
       </w:pPr>
-      <w:bookmarkStart w:id="9" w:name="_Toc241668975"/>
+      <w:bookmarkStart w:id="9" w:name="_Toc241671506"/>
       <w:r>
         <w:t>Compartir un mapa que es suyo</w:t>
       </w:r>
@@ -7336,7 +7336,7 @@
           <w:noProof/>
         </w:rPr>
         <w:drawing>
-          <wp:inline distT="0" distB="0" distL="0" distR="0" wp14:anchorId="56F47B55" wp14:editId="7C2C3E85">
+          <wp:inline distT="0" distB="0" distL="0" distR="0" wp14:anchorId="006D76AD" wp14:editId="026E8AEA">
             <wp:extent cx="3743325" cy="1581150"/>
             <wp:effectExtent l="0" t="0" r="0" b="0"/>
             <wp:docPr id="355" name="29-share-dialog-search.png" descr="El cuadro Compartir mapa con una persona coincidente y los botones Puede ver, Puede exportar y Puede editar." title="El cuadro Compartir mapa con una persona coincidente y los botones Puede ver, Puede exportar y Puede editar."/>
@@ -7770,7 +7770,7 @@
         <w:pStyle w:val="Ttulo1"/>
         <w:pageBreakBefore/>
       </w:pPr>
-      <w:bookmarkStart w:id="10" w:name="_Toc241668976"/>
+      <w:bookmarkStart w:id="10" w:name="_Toc241671507"/>
       <w:r>
         <w:lastRenderedPageBreak/>
         <w:t>El visor de mapas</w:t>
@@ -7793,7 +7793,7 @@
           <w:noProof/>
         </w:rPr>
         <w:drawing>
-          <wp:inline distT="0" distB="0" distL="0" distR="0" wp14:anchorId="486781EE" wp14:editId="45F06CFD">
+          <wp:inline distT="0" distB="0" distL="0" distR="0" wp14:anchorId="65D3F219" wp14:editId="0EFB8C2D">
             <wp:extent cx="5715000" cy="3571875"/>
             <wp:effectExtent l="0" t="0" r="0" b="0"/>
             <wp:docPr id="356" name="25-viewer-results.png" descr="El visor de mapas tras una ejecución completada, con la cuadrícula de resultados y los botones de exportación." title="El visor de mapas tras una ejecución completada, con la cuadrícula de resultados y los botones de exportación."/>
@@ -8322,7 +8322,7 @@
       <w:pPr>
         <w:pStyle w:val="Ttulo2"/>
       </w:pPr>
-      <w:bookmarkStart w:id="11" w:name="_Toc241668977"/>
+      <w:bookmarkStart w:id="11" w:name="_Toc241671508"/>
       <w:r>
         <w:lastRenderedPageBreak/>
         <w:t>Parámetros de ejecución</w:t>
@@ -8365,7 +8365,7 @@
           <w:noProof/>
         </w:rPr>
         <w:drawing>
-          <wp:inline distT="0" distB="0" distL="0" distR="0" wp14:anchorId="33920479" wp14:editId="03C25247">
+          <wp:inline distT="0" distB="0" distL="0" distR="0" wp14:anchorId="633D5278" wp14:editId="4291A14E">
             <wp:extent cx="2905125" cy="2457450"/>
             <wp:effectExtent l="0" t="0" r="0" b="0"/>
             <wp:docPr id="357" name="24-viewer-params-filled.png" descr="El cuadro Parámetros de ejecución con los dos valores obligatorios rellenados." title="El cuadro Parámetros de ejecución con los dos valores obligatorios rellenados."/>
@@ -8417,7 +8417,7 @@
       <w:pPr>
         <w:pStyle w:val="Ttulo2"/>
       </w:pPr>
-      <w:bookmarkStart w:id="12" w:name="_Toc241668978"/>
+      <w:bookmarkStart w:id="12" w:name="_Toc241671509"/>
       <w:r>
         <w:t>Leer los resultados</w:t>
       </w:r>
@@ -9101,7 +9101,7 @@
       <w:pPr>
         <w:pStyle w:val="Ttulo2"/>
       </w:pPr>
-      <w:bookmarkStart w:id="13" w:name="_Toc241668979"/>
+      <w:bookmarkStart w:id="13" w:name="_Toc241671510"/>
       <w:r>
         <w:t>Exportar los resultados</w:t>
       </w:r>
@@ -9432,7 +9432,7 @@
           <w:noProof/>
         </w:rPr>
         <w:drawing>
-          <wp:inline distT="0" distB="0" distL="0" distR="0" wp14:anchorId="50DB29BC" wp14:editId="02DCF721">
+          <wp:inline distT="0" distB="0" distL="0" distR="0" wp14:anchorId="67E613C3" wp14:editId="0091054C">
             <wp:extent cx="3324225" cy="3990975"/>
             <wp:effectExtent l="0" t="0" r="0" b="0"/>
             <wp:docPr id="358" name="17-builder-pdf-dialog.png" descr="El cuadro Exportar a PDF con las opciones de orientación, tamaño del papel, título y fuente." title="El cuadro Exportar a PDF con las opciones de orientación, tamaño del papel, título y fuente."/>
@@ -9909,7 +9909,7 @@
         <w:pStyle w:val="Ttulo1"/>
         <w:pageBreakBefore/>
       </w:pPr>
-      <w:bookmarkStart w:id="14" w:name="_Toc241668980"/>
+      <w:bookmarkStart w:id="14" w:name="_Toc241671511"/>
       <w:r>
         <w:lastRenderedPageBreak/>
         <w:t>Crear y editar mapas</w:t>
@@ -9972,7 +9972,7 @@
           <w:noProof/>
         </w:rPr>
         <w:drawing>
-          <wp:inline distT="0" distB="0" distL="0" distR="0" wp14:anchorId="72015AB1" wp14:editId="390130DD">
+          <wp:inline distT="0" distB="0" distL="0" distR="0" wp14:anchorId="5684E5D6" wp14:editId="4372298C">
             <wp:extent cx="5715000" cy="3571875"/>
             <wp:effectExtent l="0" t="0" r="0" b="0"/>
             <wp:docPr id="359" name="05-builder-overview.png" descr="El generador de mapas con el árbol Áreas de negocio, el lienzo de columnas y el panel Propiedades." title="El generador de mapas con el árbol Áreas de negocio, el lienzo de columnas y el panel Propiedades."/>
@@ -10079,7 +10079,7 @@
       <w:pPr>
         <w:pStyle w:val="Ttulo2"/>
       </w:pPr>
-      <w:bookmarkStart w:id="15" w:name="_Toc241668981"/>
+      <w:bookmarkStart w:id="15" w:name="_Toc241671512"/>
       <w:r>
         <w:t>Barra de herramientas</w:t>
       </w:r>
@@ -11005,7 +11005,7 @@
       <w:pPr>
         <w:pStyle w:val="Ttulo2"/>
       </w:pPr>
-      <w:bookmarkStart w:id="16" w:name="_Toc241668982"/>
+      <w:bookmarkStart w:id="16" w:name="_Toc241671513"/>
       <w:r>
         <w:t>Agregar columnas</w:t>
       </w:r>
@@ -11170,7 +11170,7 @@
       <w:pPr>
         <w:pStyle w:val="Ttulo2"/>
       </w:pPr>
-      <w:bookmarkStart w:id="17" w:name="_Toc241668983"/>
+      <w:bookmarkStart w:id="17" w:name="_Toc241671514"/>
       <w:r>
         <w:t>Configurar una columna</w:t>
       </w:r>
@@ -12170,7 +12170,7 @@
           <w:noProof/>
         </w:rPr>
         <w:drawing>
-          <wp:inline distT="0" distB="0" distL="0" distR="0" wp14:anchorId="7DBC62BA" wp14:editId="3F246E9C">
+          <wp:inline distT="0" distB="0" distL="0" distR="0" wp14:anchorId="0DB0A6E5" wp14:editId="4CFF5A29">
             <wp:extent cx="5715000" cy="3571875"/>
             <wp:effectExtent l="0" t="0" r="0" b="0"/>
             <wp:docPr id="360" name="08-builder-column-aggregation.png" descr="El cuadro Configurar columna con la lista Agregación abierta." title="El cuadro Configurar columna con la lista Agregación abierta."/>
@@ -12222,7 +12222,7 @@
       <w:pPr>
         <w:pStyle w:val="Ttulo2"/>
       </w:pPr>
-      <w:bookmarkStart w:id="18" w:name="_Toc241668984"/>
+      <w:bookmarkStart w:id="18" w:name="_Toc241671515"/>
       <w:r>
         <w:lastRenderedPageBreak/>
         <w:t>Pestañas del panel derecho</w:t>
@@ -12968,7 +12968,7 @@
           <w:noProof/>
         </w:rPr>
         <w:drawing>
-          <wp:inline distT="0" distB="0" distL="0" distR="0" wp14:anchorId="73B42605" wp14:editId="6123755E">
+          <wp:inline distT="0" distB="0" distL="0" distR="0" wp14:anchorId="7B32AEDB" wp14:editId="626B1133">
             <wp:extent cx="5715000" cy="3571875"/>
             <wp:effectExtent l="0" t="0" r="0" b="0"/>
             <wp:docPr id="361" name="09-builder-conditions.png" descr="La pestaña Condiciones con las condiciones del mapa y los controles de operador y valor o solicitud." title="La pestaña Condiciones con las condiciones del mapa y los controles de operador y valor o solicitud."/>
@@ -13126,7 +13126,7 @@
       <w:pPr>
         <w:pStyle w:val="Ttulo2"/>
       </w:pPr>
-      <w:bookmarkStart w:id="19" w:name="_Toc241668985"/>
+      <w:bookmarkStart w:id="19" w:name="_Toc241671516"/>
       <w:r>
         <w:t>Formato condicional</w:t>
       </w:r>
@@ -13831,7 +13831,7 @@
           <w:noProof/>
         </w:rPr>
         <w:drawing>
-          <wp:inline distT="0" distB="0" distL="0" distR="0" wp14:anchorId="285A7230" wp14:editId="30DB6984">
+          <wp:inline distT="0" distB="0" distL="0" distR="0" wp14:anchorId="407FC54B" wp14:editId="00C09A14">
             <wp:extent cx="3324225" cy="1457325"/>
             <wp:effectExtent l="0" t="0" r="0" b="0"/>
             <wp:docPr id="362" name="19-builder-formatting-dialog.png" descr="El cuadro Formato con la lista de reglas y los controles Añadir regla." title="El cuadro Formato con la lista de reglas y los controles Añadir regla."/>
@@ -13883,7 +13883,7 @@
       <w:pPr>
         <w:pStyle w:val="Ttulo2"/>
       </w:pPr>
-      <w:bookmarkStart w:id="20" w:name="_Toc241668986"/>
+      <w:bookmarkStart w:id="20" w:name="_Toc241671517"/>
       <w:r>
         <w:t>Ejecutar desde el generador y ejecuciones rechazadas</w:t>
       </w:r>
@@ -13930,7 +13930,7 @@
       <w:pPr>
         <w:pStyle w:val="Ttulo2"/>
       </w:pPr>
-      <w:bookmarkStart w:id="21" w:name="_Toc241668987"/>
+      <w:bookmarkStart w:id="21" w:name="_Toc241671518"/>
       <w:r>
         <w:t>Ejemplo: crear un mapa pequeño</w:t>
       </w:r>
@@ -14080,7 +14080,7 @@
         <w:pStyle w:val="Ttulo1"/>
         <w:pageBreakBefore/>
       </w:pPr>
-      <w:bookmarkStart w:id="22" w:name="_Toc241668988"/>
+      <w:bookmarkStart w:id="22" w:name="_Toc241671519"/>
       <w:r>
         <w:lastRenderedPageBreak/>
         <w:t>Ejecuciones</w:t>
@@ -14113,7 +14113,7 @@
           <w:noProof/>
         </w:rPr>
         <w:drawing>
-          <wp:inline distT="0" distB="0" distL="0" distR="0" wp14:anchorId="6C6BAAC4" wp14:editId="79831BC8">
+          <wp:inline distT="0" distB="0" distL="0" distR="0" wp14:anchorId="77E39DD8" wp14:editId="722B6A97">
             <wp:extent cx="5715000" cy="3571875"/>
             <wp:effectExtent l="0" t="0" r="0" b="0"/>
             <wp:docPr id="363" name="41-runs.png" descr="La página Ejecuciones con los filtros y la tabla de ejecuciones con sus botones de exportación." title="La página Ejecuciones con los filtros y la tabla de ejecuciones con sus botones de exportación."/>
@@ -15116,7 +15116,7 @@
         <w:pStyle w:val="Ttulo1"/>
         <w:pageBreakBefore/>
       </w:pPr>
-      <w:bookmarkStart w:id="23" w:name="_Toc241668989"/>
+      <w:bookmarkStart w:id="23" w:name="_Toc241671520"/>
       <w:r>
         <w:lastRenderedPageBreak/>
         <w:t>Exportaciones</w:t>
@@ -15149,7 +15149,7 @@
           <w:noProof/>
         </w:rPr>
         <w:drawing>
-          <wp:inline distT="0" distB="0" distL="0" distR="0" wp14:anchorId="35CDCE27" wp14:editId="336A89CE">
+          <wp:inline distT="0" distB="0" distL="0" distR="0" wp14:anchorId="06A529A8" wp14:editId="093BBCD2">
             <wp:extent cx="5715000" cy="3571875"/>
             <wp:effectExtent l="0" t="0" r="0" b="0"/>
             <wp:docPr id="364" name="44-exports.png" descr="La página Exportaciones con la lista de trabajos de exportación y un botón Descargar en los terminados." title="La página Exportaciones con la lista de trabajos de exportación y un botón Descargar en los terminados."/>
@@ -15566,7 +15566,7 @@
         <w:pStyle w:val="Ttulo1"/>
         <w:pageBreakBefore/>
       </w:pPr>
-      <w:bookmarkStart w:id="24" w:name="_Toc241668990"/>
+      <w:bookmarkStart w:id="24" w:name="_Toc241671521"/>
       <w:r>
         <w:lastRenderedPageBreak/>
         <w:t>Programaciones</w:t>
@@ -15634,7 +15634,7 @@
           <w:noProof/>
         </w:rPr>
         <w:drawing>
-          <wp:inline distT="0" distB="0" distL="0" distR="0" wp14:anchorId="1935834C" wp14:editId="34FABDD2">
+          <wp:inline distT="0" distB="0" distL="0" distR="0" wp14:anchorId="53C76CE6" wp14:editId="24A99EA1">
             <wp:extent cx="5715000" cy="3571875"/>
             <wp:effectExtent l="0" t="0" r="0" b="0"/>
             <wp:docPr id="365" name="38-schedules-list.png" descr="La página Programaciones con una programación en pausa y sus iconos de acción." title="La página Programaciones con una programación en pausa y sus iconos de acción."/>
@@ -16392,7 +16392,7 @@
       <w:pPr>
         <w:pStyle w:val="Ttulo2"/>
       </w:pPr>
-      <w:bookmarkStart w:id="25" w:name="_Toc241668991"/>
+      <w:bookmarkStart w:id="25" w:name="_Toc241671522"/>
       <w:r>
         <w:t>Nueva programación</w:t>
       </w:r>
@@ -16602,7 +16602,7 @@
           <w:noProof/>
         </w:rPr>
         <w:drawing>
-          <wp:inline distT="0" distB="0" distL="0" distR="0" wp14:anchorId="1250F882" wp14:editId="475A5730">
+          <wp:inline distT="0" distB="0" distL="0" distR="0" wp14:anchorId="1A374F9F" wp14:editId="56F64507">
             <wp:extent cx="3743325" cy="4676775"/>
             <wp:effectExtent l="0" t="0" r="0" b="0"/>
             <wp:docPr id="366" name="37-schedule-filled.png" descr="El cuadro Nueva programación rellenado, con frecuencia mensual y Habilitada desmarcada." title="El cuadro Nueva programación rellenado, con frecuencia mensual y Habilitada desmarcada."/>
@@ -17440,7 +17440,7 @@
       <w:pPr>
         <w:pStyle w:val="Ttulo2"/>
       </w:pPr>
-      <w:bookmarkStart w:id="26" w:name="_Toc241668992"/>
+      <w:bookmarkStart w:id="26" w:name="_Toc241671523"/>
       <w:r>
         <w:t>Historial</w:t>
       </w:r>
@@ -17588,7 +17588,7 @@
         <w:pStyle w:val="Ttulo1"/>
         <w:pageBreakBefore/>
       </w:pPr>
-      <w:bookmarkStart w:id="27" w:name="_Toc241668993"/>
+      <w:bookmarkStart w:id="27" w:name="_Toc241671524"/>
       <w:r>
         <w:lastRenderedPageBreak/>
         <w:t>Configuración</w:t>
@@ -17618,7 +17618,7 @@
           <w:noProof/>
         </w:rPr>
         <w:drawing>
-          <wp:inline distT="0" distB="0" distL="0" distR="0" wp14:anchorId="6FCF9C9C" wp14:editId="0AB7F427">
+          <wp:inline distT="0" distB="0" distL="0" distR="0" wp14:anchorId="40C2F536" wp14:editId="1245E007">
             <wp:extent cx="5715000" cy="3571875"/>
             <wp:effectExtent l="0" t="0" r="0" b="0"/>
             <wp:docPr id="367" name="04-settings.png" descr="La página Configuración con las tarjetas Idioma, Tema y Paleta de colores." title="La página Configuración con las tarjetas Idioma, Tema y Paleta de colores."/>
@@ -18173,7 +18173,7 @@
         <w:pStyle w:val="Ttulo1"/>
         <w:pageBreakBefore/>
       </w:pPr>
-      <w:bookmarkStart w:id="28" w:name="_Toc241668994"/>
+      <w:bookmarkStart w:id="28" w:name="_Toc241671525"/>
       <w:r>
         <w:lastRenderedPageBreak/>
         <w:t>Preguntas frecuentes</w:t>
@@ -18355,7 +18355,7 @@
         <w:pStyle w:val="Ttulo1"/>
         <w:pageBreakBefore/>
       </w:pPr>
-      <w:bookmarkStart w:id="29" w:name="_Toc241668995"/>
+      <w:bookmarkStart w:id="29" w:name="_Toc241671526"/>
       <w:r>
         <w:lastRenderedPageBreak/>
         <w:t>Glosario</w:t>
@@ -19368,7 +19368,7 @@
         <w:sz w:val="16"/>
         <w:szCs w:val="16"/>
       </w:rPr>
-      <w:t>Discoverer Neo 2.0.0 · Guía completa · USER</w:t>
+      <w:t>Discoverer Neo 2.0.1 · Guía completa · USER</w:t>
     </w:r>
   </w:p>
 </w:hdr>
@@ -19377,10 +19377,10 @@
 <file path=word/numbering.xml><?xml version="1.0" encoding="utf-8"?>
 <w:numbering xmlns:wpc="http://schemas.microsoft.com/office/word/2010/wordprocessingCanvas" xmlns:cx="http://schemas.microsoft.com/office/drawing/2014/chartex" xmlns:cx1="http://schemas.microsoft.com/office/drawing/2015/9/8/chartex" xmlns:cx2="http://schemas.microsoft.com/office/drawing/2015/10/21/chartex" xmlns:cx3="http://schemas.microsoft.com/office/drawing/2016/5/9/chartex" xmlns:cx4="http://schemas.microsoft.com/office/drawing/2016/5/10/chartex" xmlns:cx5="http://schemas.microsoft.com/office/drawing/2016/5/11/chartex" xmlns:cx6="http://schemas.microsoft.com/office/drawing/2016/5/12/chartex" xmlns:cx7="http://schemas.microsoft.com/office/drawing/2016/5/13/chartex" xmlns:cx8="http://schemas.microsoft.com/office/drawing/2016/5/14/chartex" xmlns:mc="http://schemas.openxmlformats.org/markup-compatibility/2006" xmlns:aink="http://schemas.microsoft.com/office/drawing/2016/ink" xmlns:am3d="http://schemas.microsoft.com/office/drawing/2017/model3d" xmlns:o="urn:schemas-microsoft-com:office:office" xmlns:oel="http://schemas.microsoft.com/office/2019/extlst" xmlns:r="http://schemas.openxmlformats.org/officeDocument/2006/relationships" xmlns:m="http://schemas.openxmlformats.org/officeDocument/2006/math" xmlns:v="urn:schemas-microsoft-com:vml" xmlns:wp14="http://schemas.microsoft.com/office/word/2010/wordprocessingDrawing" xmlns:wp="http://schemas.openxmlformats.org/drawingml/2006/wordprocessingDrawing" xmlns:w10="urn:schemas-microsoft-com:office:word" xmlns:w="http://schemas.openxmlformats.org/wordprocessingml/2006/main" xmlns:w14="http://schemas.microsoft.com/office/word/2010/wordml" xmlns:w15="http://schemas.microsoft.com/office/word/2012/wordml" xmlns:w16cex="http://schemas.microsoft.com/office/word/2018/wordml/cex" xmlns:w16cid="http://schemas.microsoft.com/office/word/2016/wordml/cid" xmlns:w16="http://schemas.microsoft.com/office/word/2018/wordml" xmlns:w16sdtdh="http://schemas.microsoft.com/office/word/2020/wordml/sdtdatahash" xmlns:w16se="http://schemas.microsoft.com/office/word/2015/wordml/symex" xmlns:wpg="http://schemas.microsoft.com/office/word/2010/wordprocessingGroup" xmlns:wpi="http://schemas.microsoft.com/office/word/2010/wordprocessingInk" xmlns:wne="http://schemas.microsoft.com/office/word/2006/wordml" xmlns:wps="http://schemas.microsoft.com/office/word/2010/wordprocessingShape" mc:Ignorable="w14 w15 w16se w16cid w16 w16cex w16sdtdh wp14">
   <w:abstractNum w:abstractNumId="0" w15:restartNumberingAfterBreak="0">
-    <w:nsid w:val="24D82765"/>
+    <w:nsid w:val="09F22853"/>
     <w:multiLevelType w:val="hybridMultilevel"/>
-    <w:tmpl w:val="F6026130"/>
-    <w:lvl w:ilvl="0" w:tplc="DA0695CA">
+    <w:tmpl w:val="66B0DA32"/>
+    <w:lvl w:ilvl="0" w:tplc="48787108">
       <w:start w:val="1"/>
       <w:numFmt w:val="decimal"/>
       <w:lvlText w:val="%1."/>
@@ -19389,7 +19389,7 @@
         <w:ind w:left="360" w:hanging="300"/>
       </w:pPr>
     </w:lvl>
-    <w:lvl w:ilvl="1" w:tplc="034E1B62" w:tentative="1">
+    <w:lvl w:ilvl="1" w:tplc="98B4CA04" w:tentative="1">
       <w:start w:val="1"/>
       <w:numFmt w:val="lowerLetter"/>
       <w:lvlText w:val="%2."/>
@@ -19398,47 +19398,47 @@
         <w:ind w:left="720" w:hanging="300"/>
       </w:pPr>
     </w:lvl>
-    <w:lvl w:ilvl="2" w:tplc="BD82BE08">
+    <w:lvl w:ilvl="2" w:tplc="74C66B94">
       <w:numFmt w:val="decimal"/>
       <w:lvlText w:val=""/>
       <w:lvlJc w:val="left"/>
     </w:lvl>
-    <w:lvl w:ilvl="3" w:tplc="B94659DC">
+    <w:lvl w:ilvl="3" w:tplc="A1F84F38">
       <w:numFmt w:val="decimal"/>
       <w:lvlText w:val=""/>
       <w:lvlJc w:val="left"/>
     </w:lvl>
-    <w:lvl w:ilvl="4" w:tplc="C64CD922">
+    <w:lvl w:ilvl="4" w:tplc="7DEAF2E8">
       <w:numFmt w:val="decimal"/>
       <w:lvlText w:val=""/>
       <w:lvlJc w:val="left"/>
     </w:lvl>
-    <w:lvl w:ilvl="5" w:tplc="78A4CB06">
+    <w:lvl w:ilvl="5" w:tplc="76ECC2E0">
       <w:numFmt w:val="decimal"/>
       <w:lvlText w:val=""/>
       <w:lvlJc w:val="left"/>
     </w:lvl>
-    <w:lvl w:ilvl="6" w:tplc="573ACF2C">
+    <w:lvl w:ilvl="6" w:tplc="88268B40">
       <w:numFmt w:val="decimal"/>
       <w:lvlText w:val=""/>
       <w:lvlJc w:val="left"/>
     </w:lvl>
-    <w:lvl w:ilvl="7" w:tplc="54B4DF5E">
+    <w:lvl w:ilvl="7" w:tplc="9CD65E9E">
       <w:numFmt w:val="decimal"/>
       <w:lvlText w:val=""/>
       <w:lvlJc w:val="left"/>
     </w:lvl>
-    <w:lvl w:ilvl="8" w:tplc="A93AB77E">
+    <w:lvl w:ilvl="8" w:tplc="4D2C0D18">
       <w:numFmt w:val="decimal"/>
       <w:lvlText w:val=""/>
       <w:lvlJc w:val="left"/>
     </w:lvl>
   </w:abstractNum>
   <w:abstractNum w:abstractNumId="1" w15:restartNumberingAfterBreak="0">
-    <w:nsid w:val="354442F3"/>
+    <w:nsid w:val="17EC7712"/>
     <w:multiLevelType w:val="hybridMultilevel"/>
-    <w:tmpl w:val="50622112"/>
-    <w:lvl w:ilvl="0" w:tplc="28C80B56">
+    <w:tmpl w:val="A208BAF4"/>
+    <w:lvl w:ilvl="0" w:tplc="CAB6586C">
       <w:start w:val="1"/>
       <w:numFmt w:val="decimal"/>
       <w:lvlText w:val="%1."/>
@@ -19447,7 +19447,7 @@
         <w:ind w:left="360" w:hanging="300"/>
       </w:pPr>
     </w:lvl>
-    <w:lvl w:ilvl="1" w:tplc="226E333C" w:tentative="1">
+    <w:lvl w:ilvl="1" w:tplc="7D7C9D50" w:tentative="1">
       <w:start w:val="1"/>
       <w:numFmt w:val="lowerLetter"/>
       <w:lvlText w:val="%2."/>
@@ -19456,47 +19456,47 @@
         <w:ind w:left="720" w:hanging="300"/>
       </w:pPr>
     </w:lvl>
-    <w:lvl w:ilvl="2" w:tplc="FBD83782">
+    <w:lvl w:ilvl="2" w:tplc="815044AA">
       <w:numFmt w:val="decimal"/>
       <w:lvlText w:val=""/>
       <w:lvlJc w:val="left"/>
     </w:lvl>
-    <w:lvl w:ilvl="3" w:tplc="F3B881FE">
+    <w:lvl w:ilvl="3" w:tplc="8BEC6152">
       <w:numFmt w:val="decimal"/>
       <w:lvlText w:val=""/>
       <w:lvlJc w:val="left"/>
     </w:lvl>
-    <w:lvl w:ilvl="4" w:tplc="55669C36">
+    <w:lvl w:ilvl="4" w:tplc="E87C6268">
       <w:numFmt w:val="decimal"/>
       <w:lvlText w:val=""/>
       <w:lvlJc w:val="left"/>
     </w:lvl>
-    <w:lvl w:ilvl="5" w:tplc="56D6CC32">
+    <w:lvl w:ilvl="5" w:tplc="BE2E6630">
       <w:numFmt w:val="decimal"/>
       <w:lvlText w:val=""/>
       <w:lvlJc w:val="left"/>
     </w:lvl>
-    <w:lvl w:ilvl="6" w:tplc="27E039C2">
+    <w:lvl w:ilvl="6" w:tplc="B6FC5EC6">
       <w:numFmt w:val="decimal"/>
       <w:lvlText w:val=""/>
       <w:lvlJc w:val="left"/>
     </w:lvl>
-    <w:lvl w:ilvl="7" w:tplc="331C4000">
+    <w:lvl w:ilvl="7" w:tplc="5C6C0184">
       <w:numFmt w:val="decimal"/>
       <w:lvlText w:val=""/>
       <w:lvlJc w:val="left"/>
     </w:lvl>
-    <w:lvl w:ilvl="8" w:tplc="C4E06F04">
+    <w:lvl w:ilvl="8" w:tplc="9A8A2A5C">
       <w:numFmt w:val="decimal"/>
       <w:lvlText w:val=""/>
       <w:lvlJc w:val="left"/>
     </w:lvl>
   </w:abstractNum>
   <w:abstractNum w:abstractNumId="2" w15:restartNumberingAfterBreak="0">
-    <w:nsid w:val="61C80DEB"/>
+    <w:nsid w:val="23787263"/>
     <w:multiLevelType w:val="hybridMultilevel"/>
-    <w:tmpl w:val="64965C3A"/>
-    <w:lvl w:ilvl="0" w:tplc="A0D0BB56">
+    <w:tmpl w:val="27E04616"/>
+    <w:lvl w:ilvl="0" w:tplc="35626FC0">
       <w:start w:val="1"/>
       <w:numFmt w:val="decimal"/>
       <w:lvlText w:val="%1."/>
@@ -19505,7 +19505,7 @@
         <w:ind w:left="360" w:hanging="300"/>
       </w:pPr>
     </w:lvl>
-    <w:lvl w:ilvl="1" w:tplc="4B64B8F0" w:tentative="1">
+    <w:lvl w:ilvl="1" w:tplc="AE22040C" w:tentative="1">
       <w:start w:val="1"/>
       <w:numFmt w:val="lowerLetter"/>
       <w:lvlText w:val="%2."/>
@@ -19514,47 +19514,47 @@
         <w:ind w:left="720" w:hanging="300"/>
       </w:pPr>
     </w:lvl>
-    <w:lvl w:ilvl="2" w:tplc="3FC61C42">
+    <w:lvl w:ilvl="2" w:tplc="93826556">
       <w:numFmt w:val="decimal"/>
       <w:lvlText w:val=""/>
       <w:lvlJc w:val="left"/>
     </w:lvl>
-    <w:lvl w:ilvl="3" w:tplc="87427464">
+    <w:lvl w:ilvl="3" w:tplc="2A9C3118">
       <w:numFmt w:val="decimal"/>
       <w:lvlText w:val=""/>
       <w:lvlJc w:val="left"/>
     </w:lvl>
-    <w:lvl w:ilvl="4" w:tplc="84702488">
+    <w:lvl w:ilvl="4" w:tplc="E1C26858">
       <w:numFmt w:val="decimal"/>
       <w:lvlText w:val=""/>
       <w:lvlJc w:val="left"/>
     </w:lvl>
-    <w:lvl w:ilvl="5" w:tplc="DA1AAF8C">
+    <w:lvl w:ilvl="5" w:tplc="7D28F7D6">
       <w:numFmt w:val="decimal"/>
       <w:lvlText w:val=""/>
       <w:lvlJc w:val="left"/>
     </w:lvl>
-    <w:lvl w:ilvl="6" w:tplc="030ADAD0">
+    <w:lvl w:ilvl="6" w:tplc="8F763688">
       <w:numFmt w:val="decimal"/>
       <w:lvlText w:val=""/>
       <w:lvlJc w:val="left"/>
     </w:lvl>
-    <w:lvl w:ilvl="7" w:tplc="0F2C51A6">
+    <w:lvl w:ilvl="7" w:tplc="5F689986">
       <w:numFmt w:val="decimal"/>
       <w:lvlText w:val=""/>
       <w:lvlJc w:val="left"/>
     </w:lvl>
-    <w:lvl w:ilvl="8" w:tplc="BEE859B2">
+    <w:lvl w:ilvl="8" w:tplc="1CD6A058">
       <w:numFmt w:val="decimal"/>
       <w:lvlText w:val=""/>
       <w:lvlJc w:val="left"/>
     </w:lvl>
   </w:abstractNum>
   <w:abstractNum w:abstractNumId="3" w15:restartNumberingAfterBreak="0">
-    <w:nsid w:val="681948E0"/>
+    <w:nsid w:val="518527B4"/>
     <w:multiLevelType w:val="hybridMultilevel"/>
-    <w:tmpl w:val="06483520"/>
-    <w:lvl w:ilvl="0" w:tplc="882EB4B8">
+    <w:tmpl w:val="C6BEF74C"/>
+    <w:lvl w:ilvl="0" w:tplc="A1C4475A">
       <w:start w:val="1"/>
       <w:numFmt w:val="decimal"/>
       <w:lvlText w:val="%1."/>
@@ -19563,7 +19563,7 @@
         <w:ind w:left="360" w:hanging="300"/>
       </w:pPr>
     </w:lvl>
-    <w:lvl w:ilvl="1" w:tplc="6EAAD3FC" w:tentative="1">
+    <w:lvl w:ilvl="1" w:tplc="BB5EBF28" w:tentative="1">
       <w:start w:val="1"/>
       <w:numFmt w:val="lowerLetter"/>
       <w:lvlText w:val="%2."/>
@@ -19572,221 +19572,47 @@
         <w:ind w:left="720" w:hanging="300"/>
       </w:pPr>
     </w:lvl>
-    <w:lvl w:ilvl="2" w:tplc="271A54E2">
+    <w:lvl w:ilvl="2" w:tplc="1A28DDFE">
       <w:numFmt w:val="decimal"/>
       <w:lvlText w:val=""/>
       <w:lvlJc w:val="left"/>
     </w:lvl>
-    <w:lvl w:ilvl="3" w:tplc="DE144BB8">
+    <w:lvl w:ilvl="3" w:tplc="056C3A84">
       <w:numFmt w:val="decimal"/>
       <w:lvlText w:val=""/>
       <w:lvlJc w:val="left"/>
     </w:lvl>
-    <w:lvl w:ilvl="4" w:tplc="30DCC696">
+    <w:lvl w:ilvl="4" w:tplc="51A8081A">
       <w:numFmt w:val="decimal"/>
       <w:lvlText w:val=""/>
       <w:lvlJc w:val="left"/>
     </w:lvl>
-    <w:lvl w:ilvl="5" w:tplc="F7CCEBCE">
+    <w:lvl w:ilvl="5" w:tplc="4784E9EA">
       <w:numFmt w:val="decimal"/>
       <w:lvlText w:val=""/>
       <w:lvlJc w:val="left"/>
     </w:lvl>
-    <w:lvl w:ilvl="6" w:tplc="C7F8F5C6">
+    <w:lvl w:ilvl="6" w:tplc="494440A4">
       <w:numFmt w:val="decimal"/>
       <w:lvlText w:val=""/>
       <w:lvlJc w:val="left"/>
     </w:lvl>
-    <w:lvl w:ilvl="7" w:tplc="39B422C6">
+    <w:lvl w:ilvl="7" w:tplc="64B4BBA6">
       <w:numFmt w:val="decimal"/>
       <w:lvlText w:val=""/>
       <w:lvlJc w:val="left"/>
     </w:lvl>
-    <w:lvl w:ilvl="8" w:tplc="472E1D9C">
+    <w:lvl w:ilvl="8" w:tplc="5DDE7708">
       <w:numFmt w:val="decimal"/>
       <w:lvlText w:val=""/>
       <w:lvlJc w:val="left"/>
     </w:lvl>
   </w:abstractNum>
   <w:abstractNum w:abstractNumId="4" w15:restartNumberingAfterBreak="0">
-    <w:nsid w:val="6A614919"/>
+    <w:nsid w:val="58E35127"/>
     <w:multiLevelType w:val="hybridMultilevel"/>
-    <w:tmpl w:val="109C99E0"/>
-    <w:lvl w:ilvl="0" w:tplc="C3DA2F5C">
-      <w:start w:val="1"/>
-      <w:numFmt w:val="decimal"/>
-      <w:lvlText w:val="%1."/>
-      <w:lvlJc w:val="left"/>
-      <w:pPr>
-        <w:ind w:left="360" w:hanging="300"/>
-      </w:pPr>
-    </w:lvl>
-    <w:lvl w:ilvl="1" w:tplc="210E8EB8" w:tentative="1">
-      <w:start w:val="1"/>
-      <w:numFmt w:val="lowerLetter"/>
-      <w:lvlText w:val="%2."/>
-      <w:lvlJc w:val="left"/>
-      <w:pPr>
-        <w:ind w:left="720" w:hanging="300"/>
-      </w:pPr>
-    </w:lvl>
-    <w:lvl w:ilvl="2" w:tplc="B6627C20">
-      <w:numFmt w:val="decimal"/>
-      <w:lvlText w:val=""/>
-      <w:lvlJc w:val="left"/>
-    </w:lvl>
-    <w:lvl w:ilvl="3" w:tplc="429A9EB0">
-      <w:numFmt w:val="decimal"/>
-      <w:lvlText w:val=""/>
-      <w:lvlJc w:val="left"/>
-    </w:lvl>
-    <w:lvl w:ilvl="4" w:tplc="420AFF8C">
-      <w:numFmt w:val="decimal"/>
-      <w:lvlText w:val=""/>
-      <w:lvlJc w:val="left"/>
-    </w:lvl>
-    <w:lvl w:ilvl="5" w:tplc="48E61F9E">
-      <w:numFmt w:val="decimal"/>
-      <w:lvlText w:val=""/>
-      <w:lvlJc w:val="left"/>
-    </w:lvl>
-    <w:lvl w:ilvl="6" w:tplc="568824E2">
-      <w:numFmt w:val="decimal"/>
-      <w:lvlText w:val=""/>
-      <w:lvlJc w:val="left"/>
-    </w:lvl>
-    <w:lvl w:ilvl="7" w:tplc="51187B88">
-      <w:numFmt w:val="decimal"/>
-      <w:lvlText w:val=""/>
-      <w:lvlJc w:val="left"/>
-    </w:lvl>
-    <w:lvl w:ilvl="8" w:tplc="A23092C0">
-      <w:numFmt w:val="decimal"/>
-      <w:lvlText w:val=""/>
-      <w:lvlJc w:val="left"/>
-    </w:lvl>
-  </w:abstractNum>
-  <w:abstractNum w:abstractNumId="5" w15:restartNumberingAfterBreak="0">
-    <w:nsid w:val="6F8C2932"/>
-    <w:multiLevelType w:val="hybridMultilevel"/>
-    <w:tmpl w:val="2ABA7D6A"/>
-    <w:lvl w:ilvl="0" w:tplc="CF8266E6">
-      <w:start w:val="1"/>
-      <w:numFmt w:val="decimal"/>
-      <w:lvlText w:val="%1."/>
-      <w:lvlJc w:val="left"/>
-      <w:pPr>
-        <w:ind w:left="360" w:hanging="300"/>
-      </w:pPr>
-    </w:lvl>
-    <w:lvl w:ilvl="1" w:tplc="0A64E076" w:tentative="1">
-      <w:start w:val="1"/>
-      <w:numFmt w:val="lowerLetter"/>
-      <w:lvlText w:val="%2."/>
-      <w:lvlJc w:val="left"/>
-      <w:pPr>
-        <w:ind w:left="720" w:hanging="300"/>
-      </w:pPr>
-    </w:lvl>
-    <w:lvl w:ilvl="2" w:tplc="CC16F780">
-      <w:numFmt w:val="decimal"/>
-      <w:lvlText w:val=""/>
-      <w:lvlJc w:val="left"/>
-    </w:lvl>
-    <w:lvl w:ilvl="3" w:tplc="807A694C">
-      <w:numFmt w:val="decimal"/>
-      <w:lvlText w:val=""/>
-      <w:lvlJc w:val="left"/>
-    </w:lvl>
-    <w:lvl w:ilvl="4" w:tplc="F79A88C6">
-      <w:numFmt w:val="decimal"/>
-      <w:lvlText w:val=""/>
-      <w:lvlJc w:val="left"/>
-    </w:lvl>
-    <w:lvl w:ilvl="5" w:tplc="7644AD36">
-      <w:numFmt w:val="decimal"/>
-      <w:lvlText w:val=""/>
-      <w:lvlJc w:val="left"/>
-    </w:lvl>
-    <w:lvl w:ilvl="6" w:tplc="6DF6E0EC">
-      <w:numFmt w:val="decimal"/>
-      <w:lvlText w:val=""/>
-      <w:lvlJc w:val="left"/>
-    </w:lvl>
-    <w:lvl w:ilvl="7" w:tplc="46CED2A0">
-      <w:numFmt w:val="decimal"/>
-      <w:lvlText w:val=""/>
-      <w:lvlJc w:val="left"/>
-    </w:lvl>
-    <w:lvl w:ilvl="8" w:tplc="ED50A236">
-      <w:numFmt w:val="decimal"/>
-      <w:lvlText w:val=""/>
-      <w:lvlJc w:val="left"/>
-    </w:lvl>
-  </w:abstractNum>
-  <w:abstractNum w:abstractNumId="6" w15:restartNumberingAfterBreak="0">
-    <w:nsid w:val="7D9B086C"/>
-    <w:multiLevelType w:val="hybridMultilevel"/>
-    <w:tmpl w:val="7EC6E3B0"/>
-    <w:lvl w:ilvl="0" w:tplc="95C89984">
-      <w:start w:val="1"/>
-      <w:numFmt w:val="bullet"/>
-      <w:lvlText w:val="•"/>
-      <w:lvlJc w:val="left"/>
-      <w:pPr>
-        <w:ind w:left="360" w:hanging="260"/>
-      </w:pPr>
-    </w:lvl>
-    <w:lvl w:ilvl="1" w:tplc="E80A63B4" w:tentative="1">
-      <w:start w:val="1"/>
-      <w:numFmt w:val="bullet"/>
-      <w:lvlText w:val="–"/>
-      <w:lvlJc w:val="left"/>
-      <w:pPr>
-        <w:ind w:left="720" w:hanging="260"/>
-      </w:pPr>
-    </w:lvl>
-    <w:lvl w:ilvl="2" w:tplc="8B84D53E">
-      <w:numFmt w:val="decimal"/>
-      <w:lvlText w:val=""/>
-      <w:lvlJc w:val="left"/>
-    </w:lvl>
-    <w:lvl w:ilvl="3" w:tplc="6A7223CE">
-      <w:numFmt w:val="decimal"/>
-      <w:lvlText w:val=""/>
-      <w:lvlJc w:val="left"/>
-    </w:lvl>
-    <w:lvl w:ilvl="4" w:tplc="1DB29474">
-      <w:numFmt w:val="decimal"/>
-      <w:lvlText w:val=""/>
-      <w:lvlJc w:val="left"/>
-    </w:lvl>
-    <w:lvl w:ilvl="5" w:tplc="8E9C5C6C">
-      <w:numFmt w:val="decimal"/>
-      <w:lvlText w:val=""/>
-      <w:lvlJc w:val="left"/>
-    </w:lvl>
-    <w:lvl w:ilvl="6" w:tplc="350095D0">
-      <w:numFmt w:val="decimal"/>
-      <w:lvlText w:val=""/>
-      <w:lvlJc w:val="left"/>
-    </w:lvl>
-    <w:lvl w:ilvl="7" w:tplc="EE0A7372">
-      <w:numFmt w:val="decimal"/>
-      <w:lvlText w:val=""/>
-      <w:lvlJc w:val="left"/>
-    </w:lvl>
-    <w:lvl w:ilvl="8" w:tplc="45EA9EBA">
-      <w:numFmt w:val="decimal"/>
-      <w:lvlText w:val=""/>
-      <w:lvlJc w:val="left"/>
-    </w:lvl>
-  </w:abstractNum>
-  <w:abstractNum w:abstractNumId="7" w15:restartNumberingAfterBreak="0">
-    <w:nsid w:val="7EF54429"/>
-    <w:multiLevelType w:val="hybridMultilevel"/>
-    <w:tmpl w:val="18BC3B1E"/>
-    <w:lvl w:ilvl="0" w:tplc="6D3056B0" w:tentative="1">
+    <w:tmpl w:val="0764C3A0"/>
+    <w:lvl w:ilvl="0" w:tplc="65E44356" w:tentative="1">
       <w:start w:val="1"/>
       <w:numFmt w:val="bullet"/>
       <w:lvlText w:val="●"/>
@@ -19795,7 +19621,7 @@
         <w:ind w:left="720" w:hanging="360"/>
       </w:pPr>
     </w:lvl>
-    <w:lvl w:ilvl="1" w:tplc="37D204E6" w:tentative="1">
+    <w:lvl w:ilvl="1" w:tplc="9F9CA4F6" w:tentative="1">
       <w:start w:val="1"/>
       <w:numFmt w:val="bullet"/>
       <w:lvlText w:val="○"/>
@@ -19804,7 +19630,7 @@
         <w:ind w:left="1440" w:hanging="360"/>
       </w:pPr>
     </w:lvl>
-    <w:lvl w:ilvl="2" w:tplc="52EA6166" w:tentative="1">
+    <w:lvl w:ilvl="2" w:tplc="12DA98CE" w:tentative="1">
       <w:start w:val="1"/>
       <w:numFmt w:val="bullet"/>
       <w:lvlText w:val="■"/>
@@ -19813,7 +19639,7 @@
         <w:ind w:left="2160" w:hanging="360"/>
       </w:pPr>
     </w:lvl>
-    <w:lvl w:ilvl="3" w:tplc="EE7EF89E" w:tentative="1">
+    <w:lvl w:ilvl="3" w:tplc="AF644032" w:tentative="1">
       <w:start w:val="1"/>
       <w:numFmt w:val="bullet"/>
       <w:lvlText w:val="●"/>
@@ -19822,7 +19648,7 @@
         <w:ind w:left="2880" w:hanging="360"/>
       </w:pPr>
     </w:lvl>
-    <w:lvl w:ilvl="4" w:tplc="5B4CF05E" w:tentative="1">
+    <w:lvl w:ilvl="4" w:tplc="49469B1E" w:tentative="1">
       <w:start w:val="1"/>
       <w:numFmt w:val="bullet"/>
       <w:lvlText w:val="○"/>
@@ -19831,7 +19657,7 @@
         <w:ind w:left="3600" w:hanging="360"/>
       </w:pPr>
     </w:lvl>
-    <w:lvl w:ilvl="5" w:tplc="D05E5A2E" w:tentative="1">
+    <w:lvl w:ilvl="5" w:tplc="44722248" w:tentative="1">
       <w:start w:val="1"/>
       <w:numFmt w:val="bullet"/>
       <w:lvlText w:val="■"/>
@@ -19840,7 +19666,7 @@
         <w:ind w:left="4320" w:hanging="360"/>
       </w:pPr>
     </w:lvl>
-    <w:lvl w:ilvl="6" w:tplc="E8B03796" w:tentative="1">
+    <w:lvl w:ilvl="6" w:tplc="9B1CF876" w:tentative="1">
       <w:start w:val="1"/>
       <w:numFmt w:val="bullet"/>
       <w:lvlText w:val="●"/>
@@ -19849,7 +19675,7 @@
         <w:ind w:left="5040" w:hanging="360"/>
       </w:pPr>
     </w:lvl>
-    <w:lvl w:ilvl="7" w:tplc="C824855A" w:tentative="1">
+    <w:lvl w:ilvl="7" w:tplc="55E6DDDA" w:tentative="1">
       <w:start w:val="1"/>
       <w:numFmt w:val="bullet"/>
       <w:lvlText w:val="●"/>
@@ -19858,7 +19684,7 @@
         <w:ind w:left="5760" w:hanging="360"/>
       </w:pPr>
     </w:lvl>
-    <w:lvl w:ilvl="8" w:tplc="57363024" w:tentative="1">
+    <w:lvl w:ilvl="8" w:tplc="7CE85A00" w:tentative="1">
       <w:start w:val="1"/>
       <w:numFmt w:val="bullet"/>
       <w:lvlText w:val="●"/>
@@ -19868,50 +19694,224 @@
       </w:pPr>
     </w:lvl>
   </w:abstractNum>
-  <w:num w:numId="1" w16cid:durableId="600575825">
-    <w:abstractNumId w:val="7"/>
+  <w:abstractNum w:abstractNumId="5" w15:restartNumberingAfterBreak="0">
+    <w:nsid w:val="72BE3174"/>
+    <w:multiLevelType w:val="hybridMultilevel"/>
+    <w:tmpl w:val="B4BE5F62"/>
+    <w:lvl w:ilvl="0" w:tplc="A7F874A0">
+      <w:start w:val="1"/>
+      <w:numFmt w:val="decimal"/>
+      <w:lvlText w:val="%1."/>
+      <w:lvlJc w:val="left"/>
+      <w:pPr>
+        <w:ind w:left="360" w:hanging="300"/>
+      </w:pPr>
+    </w:lvl>
+    <w:lvl w:ilvl="1" w:tplc="97D095B2" w:tentative="1">
+      <w:start w:val="1"/>
+      <w:numFmt w:val="lowerLetter"/>
+      <w:lvlText w:val="%2."/>
+      <w:lvlJc w:val="left"/>
+      <w:pPr>
+        <w:ind w:left="720" w:hanging="300"/>
+      </w:pPr>
+    </w:lvl>
+    <w:lvl w:ilvl="2" w:tplc="78B893E6">
+      <w:numFmt w:val="decimal"/>
+      <w:lvlText w:val=""/>
+      <w:lvlJc w:val="left"/>
+    </w:lvl>
+    <w:lvl w:ilvl="3" w:tplc="8CD8B136">
+      <w:numFmt w:val="decimal"/>
+      <w:lvlText w:val=""/>
+      <w:lvlJc w:val="left"/>
+    </w:lvl>
+    <w:lvl w:ilvl="4" w:tplc="09B4B626">
+      <w:numFmt w:val="decimal"/>
+      <w:lvlText w:val=""/>
+      <w:lvlJc w:val="left"/>
+    </w:lvl>
+    <w:lvl w:ilvl="5" w:tplc="71068E0C">
+      <w:numFmt w:val="decimal"/>
+      <w:lvlText w:val=""/>
+      <w:lvlJc w:val="left"/>
+    </w:lvl>
+    <w:lvl w:ilvl="6" w:tplc="D004DA54">
+      <w:numFmt w:val="decimal"/>
+      <w:lvlText w:val=""/>
+      <w:lvlJc w:val="left"/>
+    </w:lvl>
+    <w:lvl w:ilvl="7" w:tplc="7564F0C2">
+      <w:numFmt w:val="decimal"/>
+      <w:lvlText w:val=""/>
+      <w:lvlJc w:val="left"/>
+    </w:lvl>
+    <w:lvl w:ilvl="8" w:tplc="0C62794A">
+      <w:numFmt w:val="decimal"/>
+      <w:lvlText w:val=""/>
+      <w:lvlJc w:val="left"/>
+    </w:lvl>
+  </w:abstractNum>
+  <w:abstractNum w:abstractNumId="6" w15:restartNumberingAfterBreak="0">
+    <w:nsid w:val="73CC1E2B"/>
+    <w:multiLevelType w:val="hybridMultilevel"/>
+    <w:tmpl w:val="05BC5C1E"/>
+    <w:lvl w:ilvl="0" w:tplc="7E9C95E2">
+      <w:start w:val="1"/>
+      <w:numFmt w:val="bullet"/>
+      <w:lvlText w:val="•"/>
+      <w:lvlJc w:val="left"/>
+      <w:pPr>
+        <w:ind w:left="360" w:hanging="260"/>
+      </w:pPr>
+    </w:lvl>
+    <w:lvl w:ilvl="1" w:tplc="71F8A470" w:tentative="1">
+      <w:start w:val="1"/>
+      <w:numFmt w:val="bullet"/>
+      <w:lvlText w:val="–"/>
+      <w:lvlJc w:val="left"/>
+      <w:pPr>
+        <w:ind w:left="720" w:hanging="260"/>
+      </w:pPr>
+    </w:lvl>
+    <w:lvl w:ilvl="2" w:tplc="C8C247B8">
+      <w:numFmt w:val="decimal"/>
+      <w:lvlText w:val=""/>
+      <w:lvlJc w:val="left"/>
+    </w:lvl>
+    <w:lvl w:ilvl="3" w:tplc="AEF0C378">
+      <w:numFmt w:val="decimal"/>
+      <w:lvlText w:val=""/>
+      <w:lvlJc w:val="left"/>
+    </w:lvl>
+    <w:lvl w:ilvl="4" w:tplc="8FBECFE2">
+      <w:numFmt w:val="decimal"/>
+      <w:lvlText w:val=""/>
+      <w:lvlJc w:val="left"/>
+    </w:lvl>
+    <w:lvl w:ilvl="5" w:tplc="B2DC4DE4">
+      <w:numFmt w:val="decimal"/>
+      <w:lvlText w:val=""/>
+      <w:lvlJc w:val="left"/>
+    </w:lvl>
+    <w:lvl w:ilvl="6" w:tplc="9CBC6FB8">
+      <w:numFmt w:val="decimal"/>
+      <w:lvlText w:val=""/>
+      <w:lvlJc w:val="left"/>
+    </w:lvl>
+    <w:lvl w:ilvl="7" w:tplc="80A4798C">
+      <w:numFmt w:val="decimal"/>
+      <w:lvlText w:val=""/>
+      <w:lvlJc w:val="left"/>
+    </w:lvl>
+    <w:lvl w:ilvl="8" w:tplc="63E6E1BC">
+      <w:numFmt w:val="decimal"/>
+      <w:lvlText w:val=""/>
+      <w:lvlJc w:val="left"/>
+    </w:lvl>
+  </w:abstractNum>
+  <w:abstractNum w:abstractNumId="7" w15:restartNumberingAfterBreak="0">
+    <w:nsid w:val="7C977F9D"/>
+    <w:multiLevelType w:val="hybridMultilevel"/>
+    <w:tmpl w:val="EACC2BA8"/>
+    <w:lvl w:ilvl="0" w:tplc="5386A6EA">
+      <w:start w:val="1"/>
+      <w:numFmt w:val="decimal"/>
+      <w:lvlText w:val="%1."/>
+      <w:lvlJc w:val="left"/>
+      <w:pPr>
+        <w:ind w:left="360" w:hanging="300"/>
+      </w:pPr>
+    </w:lvl>
+    <w:lvl w:ilvl="1" w:tplc="CE84304A" w:tentative="1">
+      <w:start w:val="1"/>
+      <w:numFmt w:val="lowerLetter"/>
+      <w:lvlText w:val="%2."/>
+      <w:lvlJc w:val="left"/>
+      <w:pPr>
+        <w:ind w:left="720" w:hanging="300"/>
+      </w:pPr>
+    </w:lvl>
+    <w:lvl w:ilvl="2" w:tplc="DD8A72A4">
+      <w:numFmt w:val="decimal"/>
+      <w:lvlText w:val=""/>
+      <w:lvlJc w:val="left"/>
+    </w:lvl>
+    <w:lvl w:ilvl="3" w:tplc="86748A02">
+      <w:numFmt w:val="decimal"/>
+      <w:lvlText w:val=""/>
+      <w:lvlJc w:val="left"/>
+    </w:lvl>
+    <w:lvl w:ilvl="4" w:tplc="FE6C4016">
+      <w:numFmt w:val="decimal"/>
+      <w:lvlText w:val=""/>
+      <w:lvlJc w:val="left"/>
+    </w:lvl>
+    <w:lvl w:ilvl="5" w:tplc="D9484982">
+      <w:numFmt w:val="decimal"/>
+      <w:lvlText w:val=""/>
+      <w:lvlJc w:val="left"/>
+    </w:lvl>
+    <w:lvl w:ilvl="6" w:tplc="6F601D72">
+      <w:numFmt w:val="decimal"/>
+      <w:lvlText w:val=""/>
+      <w:lvlJc w:val="left"/>
+    </w:lvl>
+    <w:lvl w:ilvl="7" w:tplc="EA28BCC6">
+      <w:numFmt w:val="decimal"/>
+      <w:lvlText w:val=""/>
+      <w:lvlJc w:val="left"/>
+    </w:lvl>
+    <w:lvl w:ilvl="8" w:tplc="94B0C0C0">
+      <w:numFmt w:val="decimal"/>
+      <w:lvlText w:val=""/>
+      <w:lvlJc w:val="left"/>
+    </w:lvl>
+  </w:abstractNum>
+  <w:num w:numId="1" w16cid:durableId="602803948">
+    <w:abstractNumId w:val="4"/>
     <w:lvlOverride w:ilvl="0">
       <w:startOverride w:val="1"/>
     </w:lvlOverride>
   </w:num>
-  <w:num w:numId="2" w16cid:durableId="801506103">
+  <w:num w:numId="2" w16cid:durableId="1854881088">
     <w:abstractNumId w:val="6"/>
     <w:lvlOverride w:ilvl="0">
       <w:startOverride w:val="1"/>
     </w:lvlOverride>
   </w:num>
-  <w:num w:numId="3" w16cid:durableId="1111127134">
+  <w:num w:numId="3" w16cid:durableId="649673052">
     <w:abstractNumId w:val="2"/>
     <w:lvlOverride w:ilvl="0">
       <w:startOverride w:val="1"/>
     </w:lvlOverride>
   </w:num>
-  <w:num w:numId="4" w16cid:durableId="1054506809">
+  <w:num w:numId="4" w16cid:durableId="1320227246">
+    <w:abstractNumId w:val="5"/>
+    <w:lvlOverride w:ilvl="0">
+      <w:startOverride w:val="1"/>
+    </w:lvlOverride>
+  </w:num>
+  <w:num w:numId="5" w16cid:durableId="1445539667">
+    <w:abstractNumId w:val="3"/>
+    <w:lvlOverride w:ilvl="0">
+      <w:startOverride w:val="1"/>
+    </w:lvlOverride>
+  </w:num>
+  <w:num w:numId="6" w16cid:durableId="609240742">
     <w:abstractNumId w:val="1"/>
     <w:lvlOverride w:ilvl="0">
       <w:startOverride w:val="1"/>
     </w:lvlOverride>
   </w:num>
-  <w:num w:numId="5" w16cid:durableId="821702278">
-    <w:abstractNumId w:val="5"/>
-    <w:lvlOverride w:ilvl="0">
-      <w:startOverride w:val="1"/>
-    </w:lvlOverride>
-  </w:num>
-  <w:num w:numId="6" w16cid:durableId="1222322959">
+  <w:num w:numId="7" w16cid:durableId="883178218">
     <w:abstractNumId w:val="0"/>
     <w:lvlOverride w:ilvl="0">
       <w:startOverride w:val="1"/>
     </w:lvlOverride>
   </w:num>
-  <w:num w:numId="7" w16cid:durableId="1505242550">
-    <w:abstractNumId w:val="3"/>
-    <w:lvlOverride w:ilvl="0">
-      <w:startOverride w:val="1"/>
-    </w:lvlOverride>
-  </w:num>
-  <w:num w:numId="8" w16cid:durableId="1163544365">
-    <w:abstractNumId w:val="4"/>
+  <w:num w:numId="8" w16cid:durableId="370805973">
+    <w:abstractNumId w:val="7"/>
     <w:lvlOverride w:ilvl="0">
       <w:startOverride w:val="1"/>
     </w:lvlOverride>
@@ -20591,7 +20591,7 @@
     <w:autoRedefine/>
     <w:uiPriority w:val="39"/>
     <w:unhideWhenUsed/>
-    <w:rsid w:val="001F04EB"/>
+    <w:rsid w:val="000C67E3"/>
     <w:pPr>
       <w:spacing w:after="100"/>
     </w:pPr>
@@ -20603,7 +20603,7 @@
     <w:autoRedefine/>
     <w:uiPriority w:val="39"/>
     <w:unhideWhenUsed/>
-    <w:rsid w:val="001F04EB"/>
+    <w:rsid w:val="000C67E3"/>
     <w:pPr>
       <w:spacing w:after="100"/>
       <w:ind w:left="210"/>

--- a/discoverer-neo/docs/user-guide/manual/Discoverer-Neo-USER-Guide-Full-es-ES.docx
+++ b/discoverer-neo/docs/user-guide/manual/Discoverer-Neo-USER-Guide-Full-es-ES.docx
@@ -54,7 +54,7 @@
           <w:sz w:val="22"/>
           <w:szCs w:val="22"/>
         </w:rPr>
-        <w:t>Versión 2.0.1</w:t>
+        <w:t>Versión 2.1.0</w:t>
       </w:r>
     </w:p>
     <w:p>
@@ -74,7 +74,7 @@
     <w:sdt>
       <w:sdtPr>
         <w:alias w:val="Índice"/>
-        <w:id w:val="-463271229"/>
+        <w:id w:val="-1938127481"/>
       </w:sdtPr>
       <w:sdtEndPr/>
       <w:sdtContent>
@@ -102,7 +102,7 @@
           <w:r>
             <w:fldChar w:fldCharType="separate"/>
           </w:r>
-          <w:hyperlink w:anchor="_Toc241671497" w:history="1">
+          <w:hyperlink w:anchor="_Toc241696814" w:history="1">
             <w:r>
               <w:rPr>
                 <w:rStyle w:val="Hiperligao"/>
@@ -126,7 +126,7 @@
               <w:rPr>
                 <w:noProof/>
               </w:rPr>
-              <w:instrText xml:space="preserve"> PAGEREF _Toc241671497 \h </w:instrText>
+              <w:instrText xml:space="preserve"> PAGEREF _Toc241696814 \h </w:instrText>
             </w:r>
             <w:r>
               <w:rPr>
@@ -168,7 +168,7 @@
               <w14:ligatures w14:val="standardContextual"/>
             </w:rPr>
           </w:pPr>
-          <w:hyperlink w:anchor="_Toc241671498" w:history="1">
+          <w:hyperlink w:anchor="_Toc241696815" w:history="1">
             <w:r>
               <w:rPr>
                 <w:rStyle w:val="Hiperligao"/>
@@ -192,7 +192,7 @@
               <w:rPr>
                 <w:noProof/>
               </w:rPr>
-              <w:instrText xml:space="preserve"> PAGEREF _Toc241671498 \h </w:instrText>
+              <w:instrText xml:space="preserve"> PAGEREF _Toc241696815 \h </w:instrText>
             </w:r>
             <w:r>
               <w:rPr>
@@ -234,7 +234,7 @@
               <w14:ligatures w14:val="standardContextual"/>
             </w:rPr>
           </w:pPr>
-          <w:hyperlink w:anchor="_Toc241671499" w:history="1">
+          <w:hyperlink w:anchor="_Toc241696816" w:history="1">
             <w:r>
               <w:rPr>
                 <w:rStyle w:val="Hiperligao"/>
@@ -258,7 +258,7 @@
               <w:rPr>
                 <w:noProof/>
               </w:rPr>
-              <w:instrText xml:space="preserve"> PAGEREF _Toc241671499 \h </w:instrText>
+              <w:instrText xml:space="preserve"> PAGEREF _Toc241696816 \h </w:instrText>
             </w:r>
             <w:r>
               <w:rPr>
@@ -300,7 +300,7 @@
               <w14:ligatures w14:val="standardContextual"/>
             </w:rPr>
           </w:pPr>
-          <w:hyperlink w:anchor="_Toc241671500" w:history="1">
+          <w:hyperlink w:anchor="_Toc241696817" w:history="1">
             <w:r>
               <w:rPr>
                 <w:rStyle w:val="Hiperligao"/>
@@ -324,7 +324,7 @@
               <w:rPr>
                 <w:noProof/>
               </w:rPr>
-              <w:instrText xml:space="preserve"> PAGEREF _Toc241671500 \h </w:instrText>
+              <w:instrText xml:space="preserve"> PAGEREF _Toc241696817 \h </w:instrText>
             </w:r>
             <w:r>
               <w:rPr>
@@ -366,7 +366,7 @@
               <w14:ligatures w14:val="standardContextual"/>
             </w:rPr>
           </w:pPr>
-          <w:hyperlink w:anchor="_Toc241671501" w:history="1">
+          <w:hyperlink w:anchor="_Toc241696818" w:history="1">
             <w:r>
               <w:rPr>
                 <w:rStyle w:val="Hiperligao"/>
@@ -390,7 +390,7 @@
               <w:rPr>
                 <w:noProof/>
               </w:rPr>
-              <w:instrText xml:space="preserve"> PAGEREF _Toc241671501 \h </w:instrText>
+              <w:instrText xml:space="preserve"> PAGEREF _Toc241696818 \h </w:instrText>
             </w:r>
             <w:r>
               <w:rPr>
@@ -432,7 +432,7 @@
               <w14:ligatures w14:val="standardContextual"/>
             </w:rPr>
           </w:pPr>
-          <w:hyperlink w:anchor="_Toc241671502" w:history="1">
+          <w:hyperlink w:anchor="_Toc241696819" w:history="1">
             <w:r>
               <w:rPr>
                 <w:rStyle w:val="Hiperligao"/>
@@ -456,7 +456,7 @@
               <w:rPr>
                 <w:noProof/>
               </w:rPr>
-              <w:instrText xml:space="preserve"> PAGEREF _Toc241671502 \h </w:instrText>
+              <w:instrText xml:space="preserve"> PAGEREF _Toc241696819 \h </w:instrText>
             </w:r>
             <w:r>
               <w:rPr>
@@ -498,7 +498,7 @@
               <w14:ligatures w14:val="standardContextual"/>
             </w:rPr>
           </w:pPr>
-          <w:hyperlink w:anchor="_Toc241671503" w:history="1">
+          <w:hyperlink w:anchor="_Toc241696820" w:history="1">
             <w:r>
               <w:rPr>
                 <w:rStyle w:val="Hiperligao"/>
@@ -522,7 +522,7 @@
               <w:rPr>
                 <w:noProof/>
               </w:rPr>
-              <w:instrText xml:space="preserve"> PAGEREF _Toc241671503 \h </w:instrText>
+              <w:instrText xml:space="preserve"> PAGEREF _Toc241696820 \h </w:instrText>
             </w:r>
             <w:r>
               <w:rPr>
@@ -564,7 +564,7 @@
               <w14:ligatures w14:val="standardContextual"/>
             </w:rPr>
           </w:pPr>
-          <w:hyperlink w:anchor="_Toc241671504" w:history="1">
+          <w:hyperlink w:anchor="_Toc241696821" w:history="1">
             <w:r>
               <w:rPr>
                 <w:rStyle w:val="Hiperligao"/>
@@ -588,7 +588,7 @@
               <w:rPr>
                 <w:noProof/>
               </w:rPr>
-              <w:instrText xml:space="preserve"> PAGEREF _Toc241671504 \h </w:instrText>
+              <w:instrText xml:space="preserve"> PAGEREF _Toc241696821 \h </w:instrText>
             </w:r>
             <w:r>
               <w:rPr>
@@ -630,7 +630,7 @@
               <w14:ligatures w14:val="standardContextual"/>
             </w:rPr>
           </w:pPr>
-          <w:hyperlink w:anchor="_Toc241671505" w:history="1">
+          <w:hyperlink w:anchor="_Toc241696822" w:history="1">
             <w:r>
               <w:rPr>
                 <w:rStyle w:val="Hiperligao"/>
@@ -654,7 +654,7 @@
               <w:rPr>
                 <w:noProof/>
               </w:rPr>
-              <w:instrText xml:space="preserve"> PAGEREF _Toc241671505 \h </w:instrText>
+              <w:instrText xml:space="preserve"> PAGEREF _Toc241696822 \h </w:instrText>
             </w:r>
             <w:r>
               <w:rPr>
@@ -696,7 +696,7 @@
               <w14:ligatures w14:val="standardContextual"/>
             </w:rPr>
           </w:pPr>
-          <w:hyperlink w:anchor="_Toc241671506" w:history="1">
+          <w:hyperlink w:anchor="_Toc241696823" w:history="1">
             <w:r>
               <w:rPr>
                 <w:rStyle w:val="Hiperligao"/>
@@ -720,7 +720,7 @@
               <w:rPr>
                 <w:noProof/>
               </w:rPr>
-              <w:instrText xml:space="preserve"> PAGEREF _Toc241671506 \h </w:instrText>
+              <w:instrText xml:space="preserve"> PAGEREF _Toc241696823 \h </w:instrText>
             </w:r>
             <w:r>
               <w:rPr>
@@ -762,7 +762,7 @@
               <w14:ligatures w14:val="standardContextual"/>
             </w:rPr>
           </w:pPr>
-          <w:hyperlink w:anchor="_Toc241671507" w:history="1">
+          <w:hyperlink w:anchor="_Toc241696824" w:history="1">
             <w:r>
               <w:rPr>
                 <w:rStyle w:val="Hiperligao"/>
@@ -786,7 +786,7 @@
               <w:rPr>
                 <w:noProof/>
               </w:rPr>
-              <w:instrText xml:space="preserve"> PAGEREF _Toc241671507 \h </w:instrText>
+              <w:instrText xml:space="preserve"> PAGEREF _Toc241696824 \h </w:instrText>
             </w:r>
             <w:r>
               <w:rPr>
@@ -828,7 +828,7 @@
               <w14:ligatures w14:val="standardContextual"/>
             </w:rPr>
           </w:pPr>
-          <w:hyperlink w:anchor="_Toc241671508" w:history="1">
+          <w:hyperlink w:anchor="_Toc241696825" w:history="1">
             <w:r>
               <w:rPr>
                 <w:rStyle w:val="Hiperligao"/>
@@ -852,7 +852,7 @@
               <w:rPr>
                 <w:noProof/>
               </w:rPr>
-              <w:instrText xml:space="preserve"> PAGEREF _Toc241671508 \h </w:instrText>
+              <w:instrText xml:space="preserve"> PAGEREF _Toc241696825 \h </w:instrText>
             </w:r>
             <w:r>
               <w:rPr>
@@ -894,7 +894,7 @@
               <w14:ligatures w14:val="standardContextual"/>
             </w:rPr>
           </w:pPr>
-          <w:hyperlink w:anchor="_Toc241671509" w:history="1">
+          <w:hyperlink w:anchor="_Toc241696826" w:history="1">
             <w:r>
               <w:rPr>
                 <w:rStyle w:val="Hiperligao"/>
@@ -918,7 +918,7 @@
               <w:rPr>
                 <w:noProof/>
               </w:rPr>
-              <w:instrText xml:space="preserve"> PAGEREF _Toc241671509 \h </w:instrText>
+              <w:instrText xml:space="preserve"> PAGEREF _Toc241696826 \h </w:instrText>
             </w:r>
             <w:r>
               <w:rPr>
@@ -960,7 +960,7 @@
               <w14:ligatures w14:val="standardContextual"/>
             </w:rPr>
           </w:pPr>
-          <w:hyperlink w:anchor="_Toc241671510" w:history="1">
+          <w:hyperlink w:anchor="_Toc241696827" w:history="1">
             <w:r>
               <w:rPr>
                 <w:rStyle w:val="Hiperligao"/>
@@ -984,7 +984,7 @@
               <w:rPr>
                 <w:noProof/>
               </w:rPr>
-              <w:instrText xml:space="preserve"> PAGEREF _Toc241671510 \h </w:instrText>
+              <w:instrText xml:space="preserve"> PAGEREF _Toc241696827 \h </w:instrText>
             </w:r>
             <w:r>
               <w:rPr>
@@ -1026,7 +1026,7 @@
               <w14:ligatures w14:val="standardContextual"/>
             </w:rPr>
           </w:pPr>
-          <w:hyperlink w:anchor="_Toc241671511" w:history="1">
+          <w:hyperlink w:anchor="_Toc241696828" w:history="1">
             <w:r>
               <w:rPr>
                 <w:rStyle w:val="Hiperligao"/>
@@ -1050,7 +1050,7 @@
               <w:rPr>
                 <w:noProof/>
               </w:rPr>
-              <w:instrText xml:space="preserve"> PAGEREF _Toc241671511 \h </w:instrText>
+              <w:instrText xml:space="preserve"> PAGEREF _Toc241696828 \h </w:instrText>
             </w:r>
             <w:r>
               <w:rPr>
@@ -1092,7 +1092,7 @@
               <w14:ligatures w14:val="standardContextual"/>
             </w:rPr>
           </w:pPr>
-          <w:hyperlink w:anchor="_Toc241671512" w:history="1">
+          <w:hyperlink w:anchor="_Toc241696829" w:history="1">
             <w:r>
               <w:rPr>
                 <w:rStyle w:val="Hiperligao"/>
@@ -1116,7 +1116,7 @@
               <w:rPr>
                 <w:noProof/>
               </w:rPr>
-              <w:instrText xml:space="preserve"> PAGEREF _Toc241671512 \h </w:instrText>
+              <w:instrText xml:space="preserve"> PAGEREF _Toc241696829 \h </w:instrText>
             </w:r>
             <w:r>
               <w:rPr>
@@ -1158,7 +1158,7 @@
               <w14:ligatures w14:val="standardContextual"/>
             </w:rPr>
           </w:pPr>
-          <w:hyperlink w:anchor="_Toc241671513" w:history="1">
+          <w:hyperlink w:anchor="_Toc241696830" w:history="1">
             <w:r>
               <w:rPr>
                 <w:rStyle w:val="Hiperligao"/>
@@ -1182,7 +1182,7 @@
               <w:rPr>
                 <w:noProof/>
               </w:rPr>
-              <w:instrText xml:space="preserve"> PAGEREF _Toc241671513 \h </w:instrText>
+              <w:instrText xml:space="preserve"> PAGEREF _Toc241696830 \h </w:instrText>
             </w:r>
             <w:r>
               <w:rPr>
@@ -1224,7 +1224,7 @@
               <w14:ligatures w14:val="standardContextual"/>
             </w:rPr>
           </w:pPr>
-          <w:hyperlink w:anchor="_Toc241671514" w:history="1">
+          <w:hyperlink w:anchor="_Toc241696831" w:history="1">
             <w:r>
               <w:rPr>
                 <w:rStyle w:val="Hiperligao"/>
@@ -1248,7 +1248,7 @@
               <w:rPr>
                 <w:noProof/>
               </w:rPr>
-              <w:instrText xml:space="preserve"> PAGEREF _Toc241671514 \h </w:instrText>
+              <w:instrText xml:space="preserve"> PAGEREF _Toc241696831 \h </w:instrText>
             </w:r>
             <w:r>
               <w:rPr>
@@ -1290,7 +1290,7 @@
               <w14:ligatures w14:val="standardContextual"/>
             </w:rPr>
           </w:pPr>
-          <w:hyperlink w:anchor="_Toc241671515" w:history="1">
+          <w:hyperlink w:anchor="_Toc241696832" w:history="1">
             <w:r>
               <w:rPr>
                 <w:rStyle w:val="Hiperligao"/>
@@ -1314,7 +1314,7 @@
               <w:rPr>
                 <w:noProof/>
               </w:rPr>
-              <w:instrText xml:space="preserve"> PAGEREF _Toc241671515 \h </w:instrText>
+              <w:instrText xml:space="preserve"> PAGEREF _Toc241696832 \h </w:instrText>
             </w:r>
             <w:r>
               <w:rPr>
@@ -1356,7 +1356,7 @@
               <w14:ligatures w14:val="standardContextual"/>
             </w:rPr>
           </w:pPr>
-          <w:hyperlink w:anchor="_Toc241671516" w:history="1">
+          <w:hyperlink w:anchor="_Toc241696833" w:history="1">
             <w:r>
               <w:rPr>
                 <w:rStyle w:val="Hiperligao"/>
@@ -1380,7 +1380,7 @@
               <w:rPr>
                 <w:noProof/>
               </w:rPr>
-              <w:instrText xml:space="preserve"> PAGEREF _Toc241671516 \h </w:instrText>
+              <w:instrText xml:space="preserve"> PAGEREF _Toc241696833 \h </w:instrText>
             </w:r>
             <w:r>
               <w:rPr>
@@ -1422,7 +1422,7 @@
               <w14:ligatures w14:val="standardContextual"/>
             </w:rPr>
           </w:pPr>
-          <w:hyperlink w:anchor="_Toc241671517" w:history="1">
+          <w:hyperlink w:anchor="_Toc241696834" w:history="1">
             <w:r>
               <w:rPr>
                 <w:rStyle w:val="Hiperligao"/>
@@ -1446,7 +1446,7 @@
               <w:rPr>
                 <w:noProof/>
               </w:rPr>
-              <w:instrText xml:space="preserve"> PAGEREF _Toc241671517 \h </w:instrText>
+              <w:instrText xml:space="preserve"> PAGEREF _Toc241696834 \h </w:instrText>
             </w:r>
             <w:r>
               <w:rPr>
@@ -1488,7 +1488,7 @@
               <w14:ligatures w14:val="standardContextual"/>
             </w:rPr>
           </w:pPr>
-          <w:hyperlink w:anchor="_Toc241671518" w:history="1">
+          <w:hyperlink w:anchor="_Toc241696835" w:history="1">
             <w:r>
               <w:rPr>
                 <w:rStyle w:val="Hiperligao"/>
@@ -1512,7 +1512,7 @@
               <w:rPr>
                 <w:noProof/>
               </w:rPr>
-              <w:instrText xml:space="preserve"> PAGEREF _Toc241671518 \h </w:instrText>
+              <w:instrText xml:space="preserve"> PAGEREF _Toc241696835 \h </w:instrText>
             </w:r>
             <w:r>
               <w:rPr>
@@ -1554,7 +1554,7 @@
               <w14:ligatures w14:val="standardContextual"/>
             </w:rPr>
           </w:pPr>
-          <w:hyperlink w:anchor="_Toc241671519" w:history="1">
+          <w:hyperlink w:anchor="_Toc241696836" w:history="1">
             <w:r>
               <w:rPr>
                 <w:rStyle w:val="Hiperligao"/>
@@ -1578,7 +1578,7 @@
               <w:rPr>
                 <w:noProof/>
               </w:rPr>
-              <w:instrText xml:space="preserve"> PAGEREF _Toc241671519 \h </w:instrText>
+              <w:instrText xml:space="preserve"> PAGEREF _Toc241696836 \h </w:instrText>
             </w:r>
             <w:r>
               <w:rPr>
@@ -1620,7 +1620,7 @@
               <w14:ligatures w14:val="standardContextual"/>
             </w:rPr>
           </w:pPr>
-          <w:hyperlink w:anchor="_Toc241671520" w:history="1">
+          <w:hyperlink w:anchor="_Toc241696837" w:history="1">
             <w:r>
               <w:rPr>
                 <w:rStyle w:val="Hiperligao"/>
@@ -1644,7 +1644,7 @@
               <w:rPr>
                 <w:noProof/>
               </w:rPr>
-              <w:instrText xml:space="preserve"> PAGEREF _Toc241671520 \h </w:instrText>
+              <w:instrText xml:space="preserve"> PAGEREF _Toc241696837 \h </w:instrText>
             </w:r>
             <w:r>
               <w:rPr>
@@ -1686,7 +1686,7 @@
               <w14:ligatures w14:val="standardContextual"/>
             </w:rPr>
           </w:pPr>
-          <w:hyperlink w:anchor="_Toc241671521" w:history="1">
+          <w:hyperlink w:anchor="_Toc241696838" w:history="1">
             <w:r>
               <w:rPr>
                 <w:rStyle w:val="Hiperligao"/>
@@ -1710,7 +1710,7 @@
               <w:rPr>
                 <w:noProof/>
               </w:rPr>
-              <w:instrText xml:space="preserve"> PAGEREF _Toc241671521 \h </w:instrText>
+              <w:instrText xml:space="preserve"> PAGEREF _Toc241696838 \h </w:instrText>
             </w:r>
             <w:r>
               <w:rPr>
@@ -1752,7 +1752,7 @@
               <w14:ligatures w14:val="standardContextual"/>
             </w:rPr>
           </w:pPr>
-          <w:hyperlink w:anchor="_Toc241671522" w:history="1">
+          <w:hyperlink w:anchor="_Toc241696839" w:history="1">
             <w:r>
               <w:rPr>
                 <w:rStyle w:val="Hiperligao"/>
@@ -1776,7 +1776,7 @@
               <w:rPr>
                 <w:noProof/>
               </w:rPr>
-              <w:instrText xml:space="preserve"> PAGEREF _Toc241671522 \h </w:instrText>
+              <w:instrText xml:space="preserve"> PAGEREF _Toc241696839 \h </w:instrText>
             </w:r>
             <w:r>
               <w:rPr>
@@ -1818,7 +1818,7 @@
               <w14:ligatures w14:val="standardContextual"/>
             </w:rPr>
           </w:pPr>
-          <w:hyperlink w:anchor="_Toc241671523" w:history="1">
+          <w:hyperlink w:anchor="_Toc241696840" w:history="1">
             <w:r>
               <w:rPr>
                 <w:rStyle w:val="Hiperligao"/>
@@ -1842,7 +1842,7 @@
               <w:rPr>
                 <w:noProof/>
               </w:rPr>
-              <w:instrText xml:space="preserve"> PAGEREF _Toc241671523 \h </w:instrText>
+              <w:instrText xml:space="preserve"> PAGEREF _Toc241696840 \h </w:instrText>
             </w:r>
             <w:r>
               <w:rPr>
@@ -1884,7 +1884,7 @@
               <w14:ligatures w14:val="standardContextual"/>
             </w:rPr>
           </w:pPr>
-          <w:hyperlink w:anchor="_Toc241671524" w:history="1">
+          <w:hyperlink w:anchor="_Toc241696841" w:history="1">
             <w:r>
               <w:rPr>
                 <w:rStyle w:val="Hiperligao"/>
@@ -1908,7 +1908,7 @@
               <w:rPr>
                 <w:noProof/>
               </w:rPr>
-              <w:instrText xml:space="preserve"> PAGEREF _Toc241671524 \h </w:instrText>
+              <w:instrText xml:space="preserve"> PAGEREF _Toc241696841 \h </w:instrText>
             </w:r>
             <w:r>
               <w:rPr>
@@ -1950,7 +1950,7 @@
               <w14:ligatures w14:val="standardContextual"/>
             </w:rPr>
           </w:pPr>
-          <w:hyperlink w:anchor="_Toc241671525" w:history="1">
+          <w:hyperlink w:anchor="_Toc241696842" w:history="1">
             <w:r>
               <w:rPr>
                 <w:rStyle w:val="Hiperligao"/>
@@ -1974,7 +1974,7 @@
               <w:rPr>
                 <w:noProof/>
               </w:rPr>
-              <w:instrText xml:space="preserve"> PAGEREF _Toc241671525 \h </w:instrText>
+              <w:instrText xml:space="preserve"> PAGEREF _Toc241696842 \h </w:instrText>
             </w:r>
             <w:r>
               <w:rPr>
@@ -2016,7 +2016,7 @@
               <w14:ligatures w14:val="standardContextual"/>
             </w:rPr>
           </w:pPr>
-          <w:hyperlink w:anchor="_Toc241671526" w:history="1">
+          <w:hyperlink w:anchor="_Toc241696843" w:history="1">
             <w:r>
               <w:rPr>
                 <w:rStyle w:val="Hiperligao"/>
@@ -2040,7 +2040,7 @@
               <w:rPr>
                 <w:noProof/>
               </w:rPr>
-              <w:instrText xml:space="preserve"> PAGEREF _Toc241671526 \h </w:instrText>
+              <w:instrText xml:space="preserve"> PAGEREF _Toc241696843 \h </w:instrText>
             </w:r>
             <w:r>
               <w:rPr>
@@ -2088,7 +2088,7 @@
       <w:pPr>
         <w:pStyle w:val="Ttulo1"/>
       </w:pPr>
-      <w:bookmarkStart w:id="0" w:name="_Toc241671497"/>
+      <w:bookmarkStart w:id="0" w:name="_Toc241696814"/>
       <w:r>
         <w:lastRenderedPageBreak/>
         <w:t>Su rol de un vistazo</w:t>
@@ -2833,7 +2833,7 @@
       <w:pPr>
         <w:pStyle w:val="Ttulo2"/>
       </w:pPr>
-      <w:bookmarkStart w:id="1" w:name="_Toc241671498"/>
+      <w:bookmarkStart w:id="1" w:name="_Toc241696815"/>
       <w:r>
         <w:t>De dónde procede su acceso</w:t>
       </w:r>
@@ -3887,7 +3887,7 @@
       <w:pPr>
         <w:pStyle w:val="Ttulo2"/>
       </w:pPr>
-      <w:bookmarkStart w:id="2" w:name="_Toc241671499"/>
+      <w:bookmarkStart w:id="2" w:name="_Toc241696816"/>
       <w:r>
         <w:t>Iniciar sesión, cambiar la contraseña y cerrar sesión</w:t>
       </w:r>
@@ -4002,10 +4002,10 @@
         </w:rPr>
         <w:lastRenderedPageBreak/>
         <w:drawing>
-          <wp:inline distT="0" distB="0" distL="0" distR="0" wp14:anchorId="67A93DFB" wp14:editId="62BBB0CE">
+          <wp:inline distT="0" distB="0" distL="0" distR="0" wp14:anchorId="338693A7" wp14:editId="4CDB4BED">
             <wp:extent cx="5715000" cy="3571875"/>
             <wp:effectExtent l="0" t="0" r="0" b="0"/>
-            <wp:docPr id="351" name="01-login.png" descr="La página de inicio de sesión con Correo electrónico, Contraseña, Recordarme y el botón Iniciar sesión." title="La página de inicio de sesión con Correo electrónico, Contraseña, Recordarme y el botón Iniciar sesión."/>
+            <wp:docPr id="315" name="01-login.png" descr="La página de inicio de sesión con Correo electrónico, Contraseña, Recordarme y el botón Iniciar sesión." title="La página de inicio de sesión con Correo electrónico, Contraseña, Recordarme y el botón Iniciar sesión."/>
             <wp:cNvGraphicFramePr>
               <a:graphicFrameLocks xmlns:a="http://schemas.openxmlformats.org/drawingml/2006/main" noChangeAspect="1"/>
             </wp:cNvGraphicFramePr>
@@ -4436,7 +4436,7 @@
         <w:pStyle w:val="Ttulo1"/>
         <w:pageBreakBefore/>
       </w:pPr>
-      <w:bookmarkStart w:id="3" w:name="_Toc241671500"/>
+      <w:bookmarkStart w:id="3" w:name="_Toc241696817"/>
       <w:r>
         <w:lastRenderedPageBreak/>
         <w:t>Panel</w:t>
@@ -4469,10 +4469,10 @@
           <w:noProof/>
         </w:rPr>
         <w:drawing>
-          <wp:inline distT="0" distB="0" distL="0" distR="0" wp14:anchorId="557ABAE2" wp14:editId="60604717">
+          <wp:inline distT="0" distB="0" distL="0" distR="0" wp14:anchorId="13FCB045" wp14:editId="6003137E">
             <wp:extent cx="5715000" cy="3571875"/>
             <wp:effectExtent l="0" t="0" r="0" b="0"/>
-            <wp:docPr id="352" name="45-dashboard.png" descr="El panel con las tarjetas de resumen y la lista Mapas recientes." title="El panel con las tarjetas de resumen y la lista Mapas recientes."/>
+            <wp:docPr id="316" name="45-dashboard.png" descr="El panel con las tarjetas de resumen y la lista Mapas recientes." title="El panel con las tarjetas de resumen y la lista Mapas recientes."/>
             <wp:cNvGraphicFramePr>
               <a:graphicFrameLocks xmlns:a="http://schemas.openxmlformats.org/drawingml/2006/main" noChangeAspect="1"/>
             </wp:cNvGraphicFramePr>
@@ -5044,7 +5044,7 @@
         <w:pStyle w:val="Ttulo1"/>
         <w:pageBreakBefore/>
       </w:pPr>
-      <w:bookmarkStart w:id="4" w:name="_Toc241671501"/>
+      <w:bookmarkStart w:id="4" w:name="_Toc241696818"/>
       <w:r>
         <w:lastRenderedPageBreak/>
         <w:t>Mapas</w:t>
@@ -5077,10 +5077,10 @@
           <w:noProof/>
         </w:rPr>
         <w:drawing>
-          <wp:inline distT="0" distB="0" distL="0" distR="0" wp14:anchorId="68943923" wp14:editId="1960D041">
+          <wp:inline distT="0" distB="0" distL="0" distR="0" wp14:anchorId="710FAD1A" wp14:editId="0170A09B">
             <wp:extent cx="5715000" cy="3429000"/>
             <wp:effectExtent l="0" t="0" r="0" b="0"/>
-            <wp:docPr id="353" name="03-maps-mine.png" descr="La lista de Mapas, pestaña Míos, con los iconos de acción en la fila del mapa." title="La lista de Mapas, pestaña Míos, con los iconos de acción en la fila del mapa."/>
+            <wp:docPr id="317" name="03-maps-mine.png" descr="La lista de Mapas, pestaña Míos, con los iconos de acción en la fila del mapa." title="La lista de Mapas, pestaña Míos, con los iconos de acción en la fila del mapa."/>
             <wp:cNvGraphicFramePr>
               <a:graphicFrameLocks xmlns:a="http://schemas.openxmlformats.org/drawingml/2006/main" noChangeAspect="1"/>
             </wp:cNvGraphicFramePr>
@@ -5129,7 +5129,7 @@
       <w:pPr>
         <w:pStyle w:val="Ttulo2"/>
       </w:pPr>
-      <w:bookmarkStart w:id="5" w:name="_Toc241671502"/>
+      <w:bookmarkStart w:id="5" w:name="_Toc241696819"/>
       <w:r>
         <w:t>Pestañas, búsqueda y filtros</w:t>
       </w:r>
@@ -5880,7 +5880,7 @@
       <w:pPr>
         <w:pStyle w:val="Ttulo2"/>
       </w:pPr>
-      <w:bookmarkStart w:id="6" w:name="_Toc241671503"/>
+      <w:bookmarkStart w:id="6" w:name="_Toc241696820"/>
       <w:r>
         <w:lastRenderedPageBreak/>
         <w:t>Acciones de fila</w:t>
@@ -6617,7 +6617,7 @@
       <w:pPr>
         <w:pStyle w:val="Ttulo2"/>
       </w:pPr>
-      <w:bookmarkStart w:id="7" w:name="_Toc241671504"/>
+      <w:bookmarkStart w:id="7" w:name="_Toc241696821"/>
       <w:r>
         <w:t>Libros de trabajo</w:t>
       </w:r>
@@ -7103,10 +7103,10 @@
           <w:noProof/>
         </w:rPr>
         <w:drawing>
-          <wp:inline distT="0" distB="0" distL="0" distR="0" wp14:anchorId="32220D9A" wp14:editId="5F70AB6E">
+          <wp:inline distT="0" distB="0" distL="0" distR="0" wp14:anchorId="58CE0BFC" wp14:editId="73AEACCB">
             <wp:extent cx="2905125" cy="1543050"/>
             <wp:effectExtent l="0" t="0" r="0" b="0"/>
-            <wp:docPr id="354" name="02-workbook-copy-dialog.png" descr="El cuadro Copiar libro con el campo de nombre del libro nuevo." title="El cuadro Copiar libro con el campo de nombre del libro nuevo."/>
+            <wp:docPr id="318" name="02-workbook-copy-dialog.png" descr="El cuadro Copiar libro con el campo de nombre del libro nuevo." title="El cuadro Copiar libro con el campo de nombre del libro nuevo."/>
             <wp:cNvGraphicFramePr>
               <a:graphicFrameLocks xmlns:a="http://schemas.openxmlformats.org/drawingml/2006/main" noChangeAspect="1"/>
             </wp:cNvGraphicFramePr>
@@ -7170,7 +7170,7 @@
       <w:pPr>
         <w:pStyle w:val="Ttulo2"/>
       </w:pPr>
-      <w:bookmarkStart w:id="8" w:name="_Toc241671505"/>
+      <w:bookmarkStart w:id="8" w:name="_Toc241696822"/>
       <w:r>
         <w:t>Copiar un mapa</w:t>
       </w:r>
@@ -7252,7 +7252,7 @@
       <w:pPr>
         <w:pStyle w:val="Ttulo2"/>
       </w:pPr>
-      <w:bookmarkStart w:id="9" w:name="_Toc241671506"/>
+      <w:bookmarkStart w:id="9" w:name="_Toc241696823"/>
       <w:r>
         <w:t>Compartir un mapa que es suyo</w:t>
       </w:r>
@@ -7336,10 +7336,10 @@
           <w:noProof/>
         </w:rPr>
         <w:drawing>
-          <wp:inline distT="0" distB="0" distL="0" distR="0" wp14:anchorId="006D76AD" wp14:editId="026E8AEA">
+          <wp:inline distT="0" distB="0" distL="0" distR="0" wp14:anchorId="0F27E2C8" wp14:editId="0833D007">
             <wp:extent cx="3743325" cy="1581150"/>
             <wp:effectExtent l="0" t="0" r="0" b="0"/>
-            <wp:docPr id="355" name="29-share-dialog-search.png" descr="El cuadro Compartir mapa con una persona coincidente y los botones Puede ver, Puede exportar y Puede editar." title="El cuadro Compartir mapa con una persona coincidente y los botones Puede ver, Puede exportar y Puede editar."/>
+            <wp:docPr id="319" name="29-share-dialog-search.png" descr="El cuadro Compartir mapa con una persona coincidente y los botones Puede ver, Puede exportar y Puede editar." title="El cuadro Compartir mapa con una persona coincidente y los botones Puede ver, Puede exportar y Puede editar."/>
             <wp:cNvGraphicFramePr>
               <a:graphicFrameLocks xmlns:a="http://schemas.openxmlformats.org/drawingml/2006/main" noChangeAspect="1"/>
             </wp:cNvGraphicFramePr>
@@ -7770,7 +7770,7 @@
         <w:pStyle w:val="Ttulo1"/>
         <w:pageBreakBefore/>
       </w:pPr>
-      <w:bookmarkStart w:id="10" w:name="_Toc241671507"/>
+      <w:bookmarkStart w:id="10" w:name="_Toc241696824"/>
       <w:r>
         <w:lastRenderedPageBreak/>
         <w:t>El visor de mapas</w:t>
@@ -7793,10 +7793,10 @@
           <w:noProof/>
         </w:rPr>
         <w:drawing>
-          <wp:inline distT="0" distB="0" distL="0" distR="0" wp14:anchorId="65D3F219" wp14:editId="0EFB8C2D">
+          <wp:inline distT="0" distB="0" distL="0" distR="0" wp14:anchorId="46C046F4" wp14:editId="596ED123">
             <wp:extent cx="5715000" cy="3571875"/>
             <wp:effectExtent l="0" t="0" r="0" b="0"/>
-            <wp:docPr id="356" name="25-viewer-results.png" descr="El visor de mapas tras una ejecución completada, con la cuadrícula de resultados y los botones de exportación." title="El visor de mapas tras una ejecución completada, con la cuadrícula de resultados y los botones de exportación."/>
+            <wp:docPr id="320" name="25-viewer-results.png" descr="El visor de mapas tras una ejecución completada, con la cuadrícula de resultados y los botones de exportación." title="El visor de mapas tras una ejecución completada, con la cuadrícula de resultados y los botones de exportación."/>
             <wp:cNvGraphicFramePr>
               <a:graphicFrameLocks xmlns:a="http://schemas.openxmlformats.org/drawingml/2006/main" noChangeAspect="1"/>
             </wp:cNvGraphicFramePr>
@@ -8322,7 +8322,7 @@
       <w:pPr>
         <w:pStyle w:val="Ttulo2"/>
       </w:pPr>
-      <w:bookmarkStart w:id="11" w:name="_Toc241671508"/>
+      <w:bookmarkStart w:id="11" w:name="_Toc241696825"/>
       <w:r>
         <w:lastRenderedPageBreak/>
         <w:t>Parámetros de ejecución</w:t>
@@ -8365,10 +8365,10 @@
           <w:noProof/>
         </w:rPr>
         <w:drawing>
-          <wp:inline distT="0" distB="0" distL="0" distR="0" wp14:anchorId="633D5278" wp14:editId="4291A14E">
+          <wp:inline distT="0" distB="0" distL="0" distR="0" wp14:anchorId="0B5A0508" wp14:editId="177FCB2A">
             <wp:extent cx="2905125" cy="2457450"/>
             <wp:effectExtent l="0" t="0" r="0" b="0"/>
-            <wp:docPr id="357" name="24-viewer-params-filled.png" descr="El cuadro Parámetros de ejecución con los dos valores obligatorios rellenados." title="El cuadro Parámetros de ejecución con los dos valores obligatorios rellenados."/>
+            <wp:docPr id="321" name="24-viewer-params-filled.png" descr="El cuadro Parámetros de ejecución con los dos valores obligatorios rellenados." title="El cuadro Parámetros de ejecución con los dos valores obligatorios rellenados."/>
             <wp:cNvGraphicFramePr>
               <a:graphicFrameLocks xmlns:a="http://schemas.openxmlformats.org/drawingml/2006/main" noChangeAspect="1"/>
             </wp:cNvGraphicFramePr>
@@ -8417,7 +8417,7 @@
       <w:pPr>
         <w:pStyle w:val="Ttulo2"/>
       </w:pPr>
-      <w:bookmarkStart w:id="12" w:name="_Toc241671509"/>
+      <w:bookmarkStart w:id="12" w:name="_Toc241696826"/>
       <w:r>
         <w:t>Leer los resultados</w:t>
       </w:r>
@@ -9101,7 +9101,7 @@
       <w:pPr>
         <w:pStyle w:val="Ttulo2"/>
       </w:pPr>
-      <w:bookmarkStart w:id="13" w:name="_Toc241671510"/>
+      <w:bookmarkStart w:id="13" w:name="_Toc241696827"/>
       <w:r>
         <w:t>Exportar los resultados</w:t>
       </w:r>
@@ -9432,10 +9432,10 @@
           <w:noProof/>
         </w:rPr>
         <w:drawing>
-          <wp:inline distT="0" distB="0" distL="0" distR="0" wp14:anchorId="67E613C3" wp14:editId="0091054C">
+          <wp:inline distT="0" distB="0" distL="0" distR="0" wp14:anchorId="1CA1DA22" wp14:editId="083A15F5">
             <wp:extent cx="3324225" cy="3990975"/>
             <wp:effectExtent l="0" t="0" r="0" b="0"/>
-            <wp:docPr id="358" name="17-builder-pdf-dialog.png" descr="El cuadro Exportar a PDF con las opciones de orientación, tamaño del papel, título y fuente." title="El cuadro Exportar a PDF con las opciones de orientación, tamaño del papel, título y fuente."/>
+            <wp:docPr id="322" name="17-builder-pdf-dialog.png" descr="El cuadro Exportar a PDF con las opciones de orientación, tamaño del papel, título y fuente." title="El cuadro Exportar a PDF con las opciones de orientación, tamaño del papel, título y fuente."/>
             <wp:cNvGraphicFramePr>
               <a:graphicFrameLocks xmlns:a="http://schemas.openxmlformats.org/drawingml/2006/main" noChangeAspect="1"/>
             </wp:cNvGraphicFramePr>
@@ -9909,7 +9909,7 @@
         <w:pStyle w:val="Ttulo1"/>
         <w:pageBreakBefore/>
       </w:pPr>
-      <w:bookmarkStart w:id="14" w:name="_Toc241671511"/>
+      <w:bookmarkStart w:id="14" w:name="_Toc241696828"/>
       <w:r>
         <w:lastRenderedPageBreak/>
         <w:t>Crear y editar mapas</w:t>
@@ -9972,10 +9972,10 @@
           <w:noProof/>
         </w:rPr>
         <w:drawing>
-          <wp:inline distT="0" distB="0" distL="0" distR="0" wp14:anchorId="5684E5D6" wp14:editId="4372298C">
+          <wp:inline distT="0" distB="0" distL="0" distR="0" wp14:anchorId="3769160C" wp14:editId="557F8D1F">
             <wp:extent cx="5715000" cy="3571875"/>
             <wp:effectExtent l="0" t="0" r="0" b="0"/>
-            <wp:docPr id="359" name="05-builder-overview.png" descr="El generador de mapas con el árbol Áreas de negocio, el lienzo de columnas y el panel Propiedades." title="El generador de mapas con el árbol Áreas de negocio, el lienzo de columnas y el panel Propiedades."/>
+            <wp:docPr id="323" name="05-builder-overview.png" descr="El generador de mapas con el árbol Áreas de negocio, el lienzo de columnas y el panel Propiedades." title="El generador de mapas con el árbol Áreas de negocio, el lienzo de columnas y el panel Propiedades."/>
             <wp:cNvGraphicFramePr>
               <a:graphicFrameLocks xmlns:a="http://schemas.openxmlformats.org/drawingml/2006/main" noChangeAspect="1"/>
             </wp:cNvGraphicFramePr>
@@ -10079,7 +10079,7 @@
       <w:pPr>
         <w:pStyle w:val="Ttulo2"/>
       </w:pPr>
-      <w:bookmarkStart w:id="15" w:name="_Toc241671512"/>
+      <w:bookmarkStart w:id="15" w:name="_Toc241696829"/>
       <w:r>
         <w:t>Barra de herramientas</w:t>
       </w:r>
@@ -11005,7 +11005,7 @@
       <w:pPr>
         <w:pStyle w:val="Ttulo2"/>
       </w:pPr>
-      <w:bookmarkStart w:id="16" w:name="_Toc241671513"/>
+      <w:bookmarkStart w:id="16" w:name="_Toc241696830"/>
       <w:r>
         <w:t>Agregar columnas</w:t>
       </w:r>
@@ -11170,7 +11170,7 @@
       <w:pPr>
         <w:pStyle w:val="Ttulo2"/>
       </w:pPr>
-      <w:bookmarkStart w:id="17" w:name="_Toc241671514"/>
+      <w:bookmarkStart w:id="17" w:name="_Toc241696831"/>
       <w:r>
         <w:t>Configurar una columna</w:t>
       </w:r>
@@ -12170,10 +12170,10 @@
           <w:noProof/>
         </w:rPr>
         <w:drawing>
-          <wp:inline distT="0" distB="0" distL="0" distR="0" wp14:anchorId="0DB0A6E5" wp14:editId="4CFF5A29">
+          <wp:inline distT="0" distB="0" distL="0" distR="0" wp14:anchorId="1955B209" wp14:editId="079BB999">
             <wp:extent cx="5715000" cy="3571875"/>
             <wp:effectExtent l="0" t="0" r="0" b="0"/>
-            <wp:docPr id="360" name="08-builder-column-aggregation.png" descr="El cuadro Configurar columna con la lista Agregación abierta." title="El cuadro Configurar columna con la lista Agregación abierta."/>
+            <wp:docPr id="324" name="08-builder-column-aggregation.png" descr="El cuadro Configurar columna con la lista Agregación abierta." title="El cuadro Configurar columna con la lista Agregación abierta."/>
             <wp:cNvGraphicFramePr>
               <a:graphicFrameLocks xmlns:a="http://schemas.openxmlformats.org/drawingml/2006/main" noChangeAspect="1"/>
             </wp:cNvGraphicFramePr>
@@ -12222,7 +12222,7 @@
       <w:pPr>
         <w:pStyle w:val="Ttulo2"/>
       </w:pPr>
-      <w:bookmarkStart w:id="18" w:name="_Toc241671515"/>
+      <w:bookmarkStart w:id="18" w:name="_Toc241696832"/>
       <w:r>
         <w:lastRenderedPageBreak/>
         <w:t>Pestañas del panel derecho</w:t>
@@ -12968,10 +12968,10 @@
           <w:noProof/>
         </w:rPr>
         <w:drawing>
-          <wp:inline distT="0" distB="0" distL="0" distR="0" wp14:anchorId="7B32AEDB" wp14:editId="626B1133">
+          <wp:inline distT="0" distB="0" distL="0" distR="0" wp14:anchorId="7C2BCA24" wp14:editId="36F6C3AF">
             <wp:extent cx="5715000" cy="3571875"/>
             <wp:effectExtent l="0" t="0" r="0" b="0"/>
-            <wp:docPr id="361" name="09-builder-conditions.png" descr="La pestaña Condiciones con las condiciones del mapa y los controles de operador y valor o solicitud." title="La pestaña Condiciones con las condiciones del mapa y los controles de operador y valor o solicitud."/>
+            <wp:docPr id="325" name="09-builder-conditions.png" descr="La pestaña Condiciones con las condiciones del mapa y los controles de operador y valor o solicitud." title="La pestaña Condiciones con las condiciones del mapa y los controles de operador y valor o solicitud."/>
             <wp:cNvGraphicFramePr>
               <a:graphicFrameLocks xmlns:a="http://schemas.openxmlformats.org/drawingml/2006/main" noChangeAspect="1"/>
             </wp:cNvGraphicFramePr>
@@ -13126,7 +13126,7 @@
       <w:pPr>
         <w:pStyle w:val="Ttulo2"/>
       </w:pPr>
-      <w:bookmarkStart w:id="19" w:name="_Toc241671516"/>
+      <w:bookmarkStart w:id="19" w:name="_Toc241696833"/>
       <w:r>
         <w:t>Formato condicional</w:t>
       </w:r>
@@ -13831,10 +13831,10 @@
           <w:noProof/>
         </w:rPr>
         <w:drawing>
-          <wp:inline distT="0" distB="0" distL="0" distR="0" wp14:anchorId="407FC54B" wp14:editId="00C09A14">
+          <wp:inline distT="0" distB="0" distL="0" distR="0" wp14:anchorId="33BDED1D" wp14:editId="183E3187">
             <wp:extent cx="3324225" cy="1457325"/>
             <wp:effectExtent l="0" t="0" r="0" b="0"/>
-            <wp:docPr id="362" name="19-builder-formatting-dialog.png" descr="El cuadro Formato con la lista de reglas y los controles Añadir regla." title="El cuadro Formato con la lista de reglas y los controles Añadir regla."/>
+            <wp:docPr id="326" name="19-builder-formatting-dialog.png" descr="El cuadro Formato con la lista de reglas y los controles Añadir regla." title="El cuadro Formato con la lista de reglas y los controles Añadir regla."/>
             <wp:cNvGraphicFramePr>
               <a:graphicFrameLocks xmlns:a="http://schemas.openxmlformats.org/drawingml/2006/main" noChangeAspect="1"/>
             </wp:cNvGraphicFramePr>
@@ -13883,7 +13883,7 @@
       <w:pPr>
         <w:pStyle w:val="Ttulo2"/>
       </w:pPr>
-      <w:bookmarkStart w:id="20" w:name="_Toc241671517"/>
+      <w:bookmarkStart w:id="20" w:name="_Toc241696834"/>
       <w:r>
         <w:t>Ejecutar desde el generador y ejecuciones rechazadas</w:t>
       </w:r>
@@ -13930,7 +13930,7 @@
       <w:pPr>
         <w:pStyle w:val="Ttulo2"/>
       </w:pPr>
-      <w:bookmarkStart w:id="21" w:name="_Toc241671518"/>
+      <w:bookmarkStart w:id="21" w:name="_Toc241696835"/>
       <w:r>
         <w:t>Ejemplo: crear un mapa pequeño</w:t>
       </w:r>
@@ -14080,7 +14080,7 @@
         <w:pStyle w:val="Ttulo1"/>
         <w:pageBreakBefore/>
       </w:pPr>
-      <w:bookmarkStart w:id="22" w:name="_Toc241671519"/>
+      <w:bookmarkStart w:id="22" w:name="_Toc241696836"/>
       <w:r>
         <w:lastRenderedPageBreak/>
         <w:t>Ejecuciones</w:t>
@@ -14113,10 +14113,10 @@
           <w:noProof/>
         </w:rPr>
         <w:drawing>
-          <wp:inline distT="0" distB="0" distL="0" distR="0" wp14:anchorId="77E39DD8" wp14:editId="722B6A97">
+          <wp:inline distT="0" distB="0" distL="0" distR="0" wp14:anchorId="24FEC02B" wp14:editId="5C1EE6F8">
             <wp:extent cx="5715000" cy="3571875"/>
             <wp:effectExtent l="0" t="0" r="0" b="0"/>
-            <wp:docPr id="363" name="41-runs.png" descr="La página Ejecuciones con los filtros y la tabla de ejecuciones con sus botones de exportación." title="La página Ejecuciones con los filtros y la tabla de ejecuciones con sus botones de exportación."/>
+            <wp:docPr id="327" name="41-runs.png" descr="La página Ejecuciones con los filtros y la tabla de ejecuciones con sus botones de exportación." title="La página Ejecuciones con los filtros y la tabla de ejecuciones con sus botones de exportación."/>
             <wp:cNvGraphicFramePr>
               <a:graphicFrameLocks xmlns:a="http://schemas.openxmlformats.org/drawingml/2006/main" noChangeAspect="1"/>
             </wp:cNvGraphicFramePr>
@@ -15116,7 +15116,7 @@
         <w:pStyle w:val="Ttulo1"/>
         <w:pageBreakBefore/>
       </w:pPr>
-      <w:bookmarkStart w:id="23" w:name="_Toc241671520"/>
+      <w:bookmarkStart w:id="23" w:name="_Toc241696837"/>
       <w:r>
         <w:lastRenderedPageBreak/>
         <w:t>Exportaciones</w:t>
@@ -15149,10 +15149,10 @@
           <w:noProof/>
         </w:rPr>
         <w:drawing>
-          <wp:inline distT="0" distB="0" distL="0" distR="0" wp14:anchorId="06A529A8" wp14:editId="093BBCD2">
+          <wp:inline distT="0" distB="0" distL="0" distR="0" wp14:anchorId="288F9E86" wp14:editId="28C139C5">
             <wp:extent cx="5715000" cy="3571875"/>
             <wp:effectExtent l="0" t="0" r="0" b="0"/>
-            <wp:docPr id="364" name="44-exports.png" descr="La página Exportaciones con la lista de trabajos de exportación y un botón Descargar en los terminados." title="La página Exportaciones con la lista de trabajos de exportación y un botón Descargar en los terminados."/>
+            <wp:docPr id="328" name="44-exports.png" descr="La página Exportaciones con la lista de trabajos de exportación y un botón Descargar en los terminados." title="La página Exportaciones con la lista de trabajos de exportación y un botón Descargar en los terminados."/>
             <wp:cNvGraphicFramePr>
               <a:graphicFrameLocks xmlns:a="http://schemas.openxmlformats.org/drawingml/2006/main" noChangeAspect="1"/>
             </wp:cNvGraphicFramePr>
@@ -15566,7 +15566,7 @@
         <w:pStyle w:val="Ttulo1"/>
         <w:pageBreakBefore/>
       </w:pPr>
-      <w:bookmarkStart w:id="24" w:name="_Toc241671521"/>
+      <w:bookmarkStart w:id="24" w:name="_Toc241696838"/>
       <w:r>
         <w:lastRenderedPageBreak/>
         <w:t>Programaciones</w:t>
@@ -15634,10 +15634,10 @@
           <w:noProof/>
         </w:rPr>
         <w:drawing>
-          <wp:inline distT="0" distB="0" distL="0" distR="0" wp14:anchorId="53C76CE6" wp14:editId="24A99EA1">
+          <wp:inline distT="0" distB="0" distL="0" distR="0" wp14:anchorId="17D21229" wp14:editId="710F6F55">
             <wp:extent cx="5715000" cy="3571875"/>
             <wp:effectExtent l="0" t="0" r="0" b="0"/>
-            <wp:docPr id="365" name="38-schedules-list.png" descr="La página Programaciones con una programación en pausa y sus iconos de acción." title="La página Programaciones con una programación en pausa y sus iconos de acción."/>
+            <wp:docPr id="329" name="38-schedules-list.png" descr="La página Programaciones con una programación en pausa y sus iconos de acción." title="La página Programaciones con una programación en pausa y sus iconos de acción."/>
             <wp:cNvGraphicFramePr>
               <a:graphicFrameLocks xmlns:a="http://schemas.openxmlformats.org/drawingml/2006/main" noChangeAspect="1"/>
             </wp:cNvGraphicFramePr>
@@ -16392,7 +16392,7 @@
       <w:pPr>
         <w:pStyle w:val="Ttulo2"/>
       </w:pPr>
-      <w:bookmarkStart w:id="25" w:name="_Toc241671522"/>
+      <w:bookmarkStart w:id="25" w:name="_Toc241696839"/>
       <w:r>
         <w:t>Nueva programación</w:t>
       </w:r>
@@ -16602,10 +16602,10 @@
           <w:noProof/>
         </w:rPr>
         <w:drawing>
-          <wp:inline distT="0" distB="0" distL="0" distR="0" wp14:anchorId="1A374F9F" wp14:editId="56F64507">
+          <wp:inline distT="0" distB="0" distL="0" distR="0" wp14:anchorId="782EF1CF" wp14:editId="3BFF7BA0">
             <wp:extent cx="3743325" cy="4676775"/>
             <wp:effectExtent l="0" t="0" r="0" b="0"/>
-            <wp:docPr id="366" name="37-schedule-filled.png" descr="El cuadro Nueva programación rellenado, con frecuencia mensual y Habilitada desmarcada." title="El cuadro Nueva programación rellenado, con frecuencia mensual y Habilitada desmarcada."/>
+            <wp:docPr id="330" name="37-schedule-filled.png" descr="El cuadro Nueva programación rellenado, con frecuencia mensual y Habilitada desmarcada." title="El cuadro Nueva programación rellenado, con frecuencia mensual y Habilitada desmarcada."/>
             <wp:cNvGraphicFramePr>
               <a:graphicFrameLocks xmlns:a="http://schemas.openxmlformats.org/drawingml/2006/main" noChangeAspect="1"/>
             </wp:cNvGraphicFramePr>
@@ -17440,7 +17440,7 @@
       <w:pPr>
         <w:pStyle w:val="Ttulo2"/>
       </w:pPr>
-      <w:bookmarkStart w:id="26" w:name="_Toc241671523"/>
+      <w:bookmarkStart w:id="26" w:name="_Toc241696840"/>
       <w:r>
         <w:t>Historial</w:t>
       </w:r>
@@ -17588,7 +17588,7 @@
         <w:pStyle w:val="Ttulo1"/>
         <w:pageBreakBefore/>
       </w:pPr>
-      <w:bookmarkStart w:id="27" w:name="_Toc241671524"/>
+      <w:bookmarkStart w:id="27" w:name="_Toc241696841"/>
       <w:r>
         <w:lastRenderedPageBreak/>
         <w:t>Configuración</w:t>
@@ -17618,10 +17618,10 @@
           <w:noProof/>
         </w:rPr>
         <w:drawing>
-          <wp:inline distT="0" distB="0" distL="0" distR="0" wp14:anchorId="40C2F536" wp14:editId="1245E007">
+          <wp:inline distT="0" distB="0" distL="0" distR="0" wp14:anchorId="5336727B" wp14:editId="6AD2ABDA">
             <wp:extent cx="5715000" cy="3571875"/>
             <wp:effectExtent l="0" t="0" r="0" b="0"/>
-            <wp:docPr id="367" name="04-settings.png" descr="La página Configuración con las tarjetas Idioma, Tema y Paleta de colores." title="La página Configuración con las tarjetas Idioma, Tema y Paleta de colores."/>
+            <wp:docPr id="331" name="04-settings.png" descr="La página Configuración con las tarjetas Idioma, Tema y Paleta de colores." title="La página Configuración con las tarjetas Idioma, Tema y Paleta de colores."/>
             <wp:cNvGraphicFramePr>
               <a:graphicFrameLocks xmlns:a="http://schemas.openxmlformats.org/drawingml/2006/main" noChangeAspect="1"/>
             </wp:cNvGraphicFramePr>
@@ -18173,7 +18173,7 @@
         <w:pStyle w:val="Ttulo1"/>
         <w:pageBreakBefore/>
       </w:pPr>
-      <w:bookmarkStart w:id="28" w:name="_Toc241671525"/>
+      <w:bookmarkStart w:id="28" w:name="_Toc241696842"/>
       <w:r>
         <w:lastRenderedPageBreak/>
         <w:t>Preguntas frecuentes</w:t>
@@ -18355,7 +18355,7 @@
         <w:pStyle w:val="Ttulo1"/>
         <w:pageBreakBefore/>
       </w:pPr>
-      <w:bookmarkStart w:id="29" w:name="_Toc241671526"/>
+      <w:bookmarkStart w:id="29" w:name="_Toc241696843"/>
       <w:r>
         <w:lastRenderedPageBreak/>
         <w:t>Glosario</w:t>
@@ -19368,7 +19368,7 @@
         <w:sz w:val="16"/>
         <w:szCs w:val="16"/>
       </w:rPr>
-      <w:t>Discoverer Neo 2.0.1 · Guía completa · USER</w:t>
+      <w:t>Discoverer Neo 2.1.0 · Guía completa · USER</w:t>
     </w:r>
   </w:p>
 </w:hdr>
@@ -19377,242 +19377,10 @@
 <file path=word/numbering.xml><?xml version="1.0" encoding="utf-8"?>
 <w:numbering xmlns:wpc="http://schemas.microsoft.com/office/word/2010/wordprocessingCanvas" xmlns:cx="http://schemas.microsoft.com/office/drawing/2014/chartex" xmlns:cx1="http://schemas.microsoft.com/office/drawing/2015/9/8/chartex" xmlns:cx2="http://schemas.microsoft.com/office/drawing/2015/10/21/chartex" xmlns:cx3="http://schemas.microsoft.com/office/drawing/2016/5/9/chartex" xmlns:cx4="http://schemas.microsoft.com/office/drawing/2016/5/10/chartex" xmlns:cx5="http://schemas.microsoft.com/office/drawing/2016/5/11/chartex" xmlns:cx6="http://schemas.microsoft.com/office/drawing/2016/5/12/chartex" xmlns:cx7="http://schemas.microsoft.com/office/drawing/2016/5/13/chartex" xmlns:cx8="http://schemas.microsoft.com/office/drawing/2016/5/14/chartex" xmlns:mc="http://schemas.openxmlformats.org/markup-compatibility/2006" xmlns:aink="http://schemas.microsoft.com/office/drawing/2016/ink" xmlns:am3d="http://schemas.microsoft.com/office/drawing/2017/model3d" xmlns:o="urn:schemas-microsoft-com:office:office" xmlns:oel="http://schemas.microsoft.com/office/2019/extlst" xmlns:r="http://schemas.openxmlformats.org/officeDocument/2006/relationships" xmlns:m="http://schemas.openxmlformats.org/officeDocument/2006/math" xmlns:v="urn:schemas-microsoft-com:vml" xmlns:wp14="http://schemas.microsoft.com/office/word/2010/wordprocessingDrawing" xmlns:wp="http://schemas.openxmlformats.org/drawingml/2006/wordprocessingDrawing" xmlns:w10="urn:schemas-microsoft-com:office:word" xmlns:w="http://schemas.openxmlformats.org/wordprocessingml/2006/main" xmlns:w14="http://schemas.microsoft.com/office/word/2010/wordml" xmlns:w15="http://schemas.microsoft.com/office/word/2012/wordml" xmlns:w16cex="http://schemas.microsoft.com/office/word/2018/wordml/cex" xmlns:w16cid="http://schemas.microsoft.com/office/word/2016/wordml/cid" xmlns:w16="http://schemas.microsoft.com/office/word/2018/wordml" xmlns:w16sdtdh="http://schemas.microsoft.com/office/word/2020/wordml/sdtdatahash" xmlns:w16se="http://schemas.microsoft.com/office/word/2015/wordml/symex" xmlns:wpg="http://schemas.microsoft.com/office/word/2010/wordprocessingGroup" xmlns:wpi="http://schemas.microsoft.com/office/word/2010/wordprocessingInk" xmlns:wne="http://schemas.microsoft.com/office/word/2006/wordml" xmlns:wps="http://schemas.microsoft.com/office/word/2010/wordprocessingShape" mc:Ignorable="w14 w15 w16se w16cid w16 w16cex w16sdtdh wp14">
   <w:abstractNum w:abstractNumId="0" w15:restartNumberingAfterBreak="0">
-    <w:nsid w:val="09F22853"/>
+    <w:nsid w:val="09B521E1"/>
     <w:multiLevelType w:val="hybridMultilevel"/>
-    <w:tmpl w:val="66B0DA32"/>
-    <w:lvl w:ilvl="0" w:tplc="48787108">
-      <w:start w:val="1"/>
-      <w:numFmt w:val="decimal"/>
-      <w:lvlText w:val="%1."/>
-      <w:lvlJc w:val="left"/>
-      <w:pPr>
-        <w:ind w:left="360" w:hanging="300"/>
-      </w:pPr>
-    </w:lvl>
-    <w:lvl w:ilvl="1" w:tplc="98B4CA04" w:tentative="1">
-      <w:start w:val="1"/>
-      <w:numFmt w:val="lowerLetter"/>
-      <w:lvlText w:val="%2."/>
-      <w:lvlJc w:val="left"/>
-      <w:pPr>
-        <w:ind w:left="720" w:hanging="300"/>
-      </w:pPr>
-    </w:lvl>
-    <w:lvl w:ilvl="2" w:tplc="74C66B94">
-      <w:numFmt w:val="decimal"/>
-      <w:lvlText w:val=""/>
-      <w:lvlJc w:val="left"/>
-    </w:lvl>
-    <w:lvl w:ilvl="3" w:tplc="A1F84F38">
-      <w:numFmt w:val="decimal"/>
-      <w:lvlText w:val=""/>
-      <w:lvlJc w:val="left"/>
-    </w:lvl>
-    <w:lvl w:ilvl="4" w:tplc="7DEAF2E8">
-      <w:numFmt w:val="decimal"/>
-      <w:lvlText w:val=""/>
-      <w:lvlJc w:val="left"/>
-    </w:lvl>
-    <w:lvl w:ilvl="5" w:tplc="76ECC2E0">
-      <w:numFmt w:val="decimal"/>
-      <w:lvlText w:val=""/>
-      <w:lvlJc w:val="left"/>
-    </w:lvl>
-    <w:lvl w:ilvl="6" w:tplc="88268B40">
-      <w:numFmt w:val="decimal"/>
-      <w:lvlText w:val=""/>
-      <w:lvlJc w:val="left"/>
-    </w:lvl>
-    <w:lvl w:ilvl="7" w:tplc="9CD65E9E">
-      <w:numFmt w:val="decimal"/>
-      <w:lvlText w:val=""/>
-      <w:lvlJc w:val="left"/>
-    </w:lvl>
-    <w:lvl w:ilvl="8" w:tplc="4D2C0D18">
-      <w:numFmt w:val="decimal"/>
-      <w:lvlText w:val=""/>
-      <w:lvlJc w:val="left"/>
-    </w:lvl>
-  </w:abstractNum>
-  <w:abstractNum w:abstractNumId="1" w15:restartNumberingAfterBreak="0">
-    <w:nsid w:val="17EC7712"/>
-    <w:multiLevelType w:val="hybridMultilevel"/>
-    <w:tmpl w:val="A208BAF4"/>
-    <w:lvl w:ilvl="0" w:tplc="CAB6586C">
-      <w:start w:val="1"/>
-      <w:numFmt w:val="decimal"/>
-      <w:lvlText w:val="%1."/>
-      <w:lvlJc w:val="left"/>
-      <w:pPr>
-        <w:ind w:left="360" w:hanging="300"/>
-      </w:pPr>
-    </w:lvl>
-    <w:lvl w:ilvl="1" w:tplc="7D7C9D50" w:tentative="1">
-      <w:start w:val="1"/>
-      <w:numFmt w:val="lowerLetter"/>
-      <w:lvlText w:val="%2."/>
-      <w:lvlJc w:val="left"/>
-      <w:pPr>
-        <w:ind w:left="720" w:hanging="300"/>
-      </w:pPr>
-    </w:lvl>
-    <w:lvl w:ilvl="2" w:tplc="815044AA">
-      <w:numFmt w:val="decimal"/>
-      <w:lvlText w:val=""/>
-      <w:lvlJc w:val="left"/>
-    </w:lvl>
-    <w:lvl w:ilvl="3" w:tplc="8BEC6152">
-      <w:numFmt w:val="decimal"/>
-      <w:lvlText w:val=""/>
-      <w:lvlJc w:val="left"/>
-    </w:lvl>
-    <w:lvl w:ilvl="4" w:tplc="E87C6268">
-      <w:numFmt w:val="decimal"/>
-      <w:lvlText w:val=""/>
-      <w:lvlJc w:val="left"/>
-    </w:lvl>
-    <w:lvl w:ilvl="5" w:tplc="BE2E6630">
-      <w:numFmt w:val="decimal"/>
-      <w:lvlText w:val=""/>
-      <w:lvlJc w:val="left"/>
-    </w:lvl>
-    <w:lvl w:ilvl="6" w:tplc="B6FC5EC6">
-      <w:numFmt w:val="decimal"/>
-      <w:lvlText w:val=""/>
-      <w:lvlJc w:val="left"/>
-    </w:lvl>
-    <w:lvl w:ilvl="7" w:tplc="5C6C0184">
-      <w:numFmt w:val="decimal"/>
-      <w:lvlText w:val=""/>
-      <w:lvlJc w:val="left"/>
-    </w:lvl>
-    <w:lvl w:ilvl="8" w:tplc="9A8A2A5C">
-      <w:numFmt w:val="decimal"/>
-      <w:lvlText w:val=""/>
-      <w:lvlJc w:val="left"/>
-    </w:lvl>
-  </w:abstractNum>
-  <w:abstractNum w:abstractNumId="2" w15:restartNumberingAfterBreak="0">
-    <w:nsid w:val="23787263"/>
-    <w:multiLevelType w:val="hybridMultilevel"/>
-    <w:tmpl w:val="27E04616"/>
-    <w:lvl w:ilvl="0" w:tplc="35626FC0">
-      <w:start w:val="1"/>
-      <w:numFmt w:val="decimal"/>
-      <w:lvlText w:val="%1."/>
-      <w:lvlJc w:val="left"/>
-      <w:pPr>
-        <w:ind w:left="360" w:hanging="300"/>
-      </w:pPr>
-    </w:lvl>
-    <w:lvl w:ilvl="1" w:tplc="AE22040C" w:tentative="1">
-      <w:start w:val="1"/>
-      <w:numFmt w:val="lowerLetter"/>
-      <w:lvlText w:val="%2."/>
-      <w:lvlJc w:val="left"/>
-      <w:pPr>
-        <w:ind w:left="720" w:hanging="300"/>
-      </w:pPr>
-    </w:lvl>
-    <w:lvl w:ilvl="2" w:tplc="93826556">
-      <w:numFmt w:val="decimal"/>
-      <w:lvlText w:val=""/>
-      <w:lvlJc w:val="left"/>
-    </w:lvl>
-    <w:lvl w:ilvl="3" w:tplc="2A9C3118">
-      <w:numFmt w:val="decimal"/>
-      <w:lvlText w:val=""/>
-      <w:lvlJc w:val="left"/>
-    </w:lvl>
-    <w:lvl w:ilvl="4" w:tplc="E1C26858">
-      <w:numFmt w:val="decimal"/>
-      <w:lvlText w:val=""/>
-      <w:lvlJc w:val="left"/>
-    </w:lvl>
-    <w:lvl w:ilvl="5" w:tplc="7D28F7D6">
-      <w:numFmt w:val="decimal"/>
-      <w:lvlText w:val=""/>
-      <w:lvlJc w:val="left"/>
-    </w:lvl>
-    <w:lvl w:ilvl="6" w:tplc="8F763688">
-      <w:numFmt w:val="decimal"/>
-      <w:lvlText w:val=""/>
-      <w:lvlJc w:val="left"/>
-    </w:lvl>
-    <w:lvl w:ilvl="7" w:tplc="5F689986">
-      <w:numFmt w:val="decimal"/>
-      <w:lvlText w:val=""/>
-      <w:lvlJc w:val="left"/>
-    </w:lvl>
-    <w:lvl w:ilvl="8" w:tplc="1CD6A058">
-      <w:numFmt w:val="decimal"/>
-      <w:lvlText w:val=""/>
-      <w:lvlJc w:val="left"/>
-    </w:lvl>
-  </w:abstractNum>
-  <w:abstractNum w:abstractNumId="3" w15:restartNumberingAfterBreak="0">
-    <w:nsid w:val="518527B4"/>
-    <w:multiLevelType w:val="hybridMultilevel"/>
-    <w:tmpl w:val="C6BEF74C"/>
-    <w:lvl w:ilvl="0" w:tplc="A1C4475A">
-      <w:start w:val="1"/>
-      <w:numFmt w:val="decimal"/>
-      <w:lvlText w:val="%1."/>
-      <w:lvlJc w:val="left"/>
-      <w:pPr>
-        <w:ind w:left="360" w:hanging="300"/>
-      </w:pPr>
-    </w:lvl>
-    <w:lvl w:ilvl="1" w:tplc="BB5EBF28" w:tentative="1">
-      <w:start w:val="1"/>
-      <w:numFmt w:val="lowerLetter"/>
-      <w:lvlText w:val="%2."/>
-      <w:lvlJc w:val="left"/>
-      <w:pPr>
-        <w:ind w:left="720" w:hanging="300"/>
-      </w:pPr>
-    </w:lvl>
-    <w:lvl w:ilvl="2" w:tplc="1A28DDFE">
-      <w:numFmt w:val="decimal"/>
-      <w:lvlText w:val=""/>
-      <w:lvlJc w:val="left"/>
-    </w:lvl>
-    <w:lvl w:ilvl="3" w:tplc="056C3A84">
-      <w:numFmt w:val="decimal"/>
-      <w:lvlText w:val=""/>
-      <w:lvlJc w:val="left"/>
-    </w:lvl>
-    <w:lvl w:ilvl="4" w:tplc="51A8081A">
-      <w:numFmt w:val="decimal"/>
-      <w:lvlText w:val=""/>
-      <w:lvlJc w:val="left"/>
-    </w:lvl>
-    <w:lvl w:ilvl="5" w:tplc="4784E9EA">
-      <w:numFmt w:val="decimal"/>
-      <w:lvlText w:val=""/>
-      <w:lvlJc w:val="left"/>
-    </w:lvl>
-    <w:lvl w:ilvl="6" w:tplc="494440A4">
-      <w:numFmt w:val="decimal"/>
-      <w:lvlText w:val=""/>
-      <w:lvlJc w:val="left"/>
-    </w:lvl>
-    <w:lvl w:ilvl="7" w:tplc="64B4BBA6">
-      <w:numFmt w:val="decimal"/>
-      <w:lvlText w:val=""/>
-      <w:lvlJc w:val="left"/>
-    </w:lvl>
-    <w:lvl w:ilvl="8" w:tplc="5DDE7708">
-      <w:numFmt w:val="decimal"/>
-      <w:lvlText w:val=""/>
-      <w:lvlJc w:val="left"/>
-    </w:lvl>
-  </w:abstractNum>
-  <w:abstractNum w:abstractNumId="4" w15:restartNumberingAfterBreak="0">
-    <w:nsid w:val="58E35127"/>
-    <w:multiLevelType w:val="hybridMultilevel"/>
-    <w:tmpl w:val="0764C3A0"/>
-    <w:lvl w:ilvl="0" w:tplc="65E44356" w:tentative="1">
+    <w:tmpl w:val="EA4C27B4"/>
+    <w:lvl w:ilvl="0" w:tplc="7AAA6400" w:tentative="1">
       <w:start w:val="1"/>
       <w:numFmt w:val="bullet"/>
       <w:lvlText w:val="●"/>
@@ -19621,7 +19389,7 @@
         <w:ind w:left="720" w:hanging="360"/>
       </w:pPr>
     </w:lvl>
-    <w:lvl w:ilvl="1" w:tplc="9F9CA4F6" w:tentative="1">
+    <w:lvl w:ilvl="1" w:tplc="C42080DC" w:tentative="1">
       <w:start w:val="1"/>
       <w:numFmt w:val="bullet"/>
       <w:lvlText w:val="○"/>
@@ -19630,7 +19398,7 @@
         <w:ind w:left="1440" w:hanging="360"/>
       </w:pPr>
     </w:lvl>
-    <w:lvl w:ilvl="2" w:tplc="12DA98CE" w:tentative="1">
+    <w:lvl w:ilvl="2" w:tplc="E422B22E" w:tentative="1">
       <w:start w:val="1"/>
       <w:numFmt w:val="bullet"/>
       <w:lvlText w:val="■"/>
@@ -19639,7 +19407,7 @@
         <w:ind w:left="2160" w:hanging="360"/>
       </w:pPr>
     </w:lvl>
-    <w:lvl w:ilvl="3" w:tplc="AF644032" w:tentative="1">
+    <w:lvl w:ilvl="3" w:tplc="4252B5AA" w:tentative="1">
       <w:start w:val="1"/>
       <w:numFmt w:val="bullet"/>
       <w:lvlText w:val="●"/>
@@ -19648,7 +19416,7 @@
         <w:ind w:left="2880" w:hanging="360"/>
       </w:pPr>
     </w:lvl>
-    <w:lvl w:ilvl="4" w:tplc="49469B1E" w:tentative="1">
+    <w:lvl w:ilvl="4" w:tplc="C9569D7A" w:tentative="1">
       <w:start w:val="1"/>
       <w:numFmt w:val="bullet"/>
       <w:lvlText w:val="○"/>
@@ -19657,7 +19425,7 @@
         <w:ind w:left="3600" w:hanging="360"/>
       </w:pPr>
     </w:lvl>
-    <w:lvl w:ilvl="5" w:tplc="44722248" w:tentative="1">
+    <w:lvl w:ilvl="5" w:tplc="02A0F17A" w:tentative="1">
       <w:start w:val="1"/>
       <w:numFmt w:val="bullet"/>
       <w:lvlText w:val="■"/>
@@ -19666,7 +19434,7 @@
         <w:ind w:left="4320" w:hanging="360"/>
       </w:pPr>
     </w:lvl>
-    <w:lvl w:ilvl="6" w:tplc="9B1CF876" w:tentative="1">
+    <w:lvl w:ilvl="6" w:tplc="58682642" w:tentative="1">
       <w:start w:val="1"/>
       <w:numFmt w:val="bullet"/>
       <w:lvlText w:val="●"/>
@@ -19675,7 +19443,7 @@
         <w:ind w:left="5040" w:hanging="360"/>
       </w:pPr>
     </w:lvl>
-    <w:lvl w:ilvl="7" w:tplc="55E6DDDA" w:tentative="1">
+    <w:lvl w:ilvl="7" w:tplc="20A4BEA0" w:tentative="1">
       <w:start w:val="1"/>
       <w:numFmt w:val="bullet"/>
       <w:lvlText w:val="●"/>
@@ -19684,7 +19452,7 @@
         <w:ind w:left="5760" w:hanging="360"/>
       </w:pPr>
     </w:lvl>
-    <w:lvl w:ilvl="8" w:tplc="7CE85A00" w:tentative="1">
+    <w:lvl w:ilvl="8" w:tplc="B290D994" w:tentative="1">
       <w:start w:val="1"/>
       <w:numFmt w:val="bullet"/>
       <w:lvlText w:val="●"/>
@@ -19694,11 +19462,11 @@
       </w:pPr>
     </w:lvl>
   </w:abstractNum>
-  <w:abstractNum w:abstractNumId="5" w15:restartNumberingAfterBreak="0">
-    <w:nsid w:val="72BE3174"/>
+  <w:abstractNum w:abstractNumId="1" w15:restartNumberingAfterBreak="0">
+    <w:nsid w:val="0B707D97"/>
     <w:multiLevelType w:val="hybridMultilevel"/>
-    <w:tmpl w:val="B4BE5F62"/>
-    <w:lvl w:ilvl="0" w:tplc="A7F874A0">
+    <w:tmpl w:val="DA7E95EC"/>
+    <w:lvl w:ilvl="0" w:tplc="23B2E8D8">
       <w:start w:val="1"/>
       <w:numFmt w:val="decimal"/>
       <w:lvlText w:val="%1."/>
@@ -19707,7 +19475,7 @@
         <w:ind w:left="360" w:hanging="300"/>
       </w:pPr>
     </w:lvl>
-    <w:lvl w:ilvl="1" w:tplc="97D095B2" w:tentative="1">
+    <w:lvl w:ilvl="1" w:tplc="396C5D6C" w:tentative="1">
       <w:start w:val="1"/>
       <w:numFmt w:val="lowerLetter"/>
       <w:lvlText w:val="%2."/>
@@ -19716,47 +19484,163 @@
         <w:ind w:left="720" w:hanging="300"/>
       </w:pPr>
     </w:lvl>
-    <w:lvl w:ilvl="2" w:tplc="78B893E6">
+    <w:lvl w:ilvl="2" w:tplc="602CF0D2">
       <w:numFmt w:val="decimal"/>
       <w:lvlText w:val=""/>
       <w:lvlJc w:val="left"/>
     </w:lvl>
-    <w:lvl w:ilvl="3" w:tplc="8CD8B136">
+    <w:lvl w:ilvl="3" w:tplc="33BC0F10">
       <w:numFmt w:val="decimal"/>
       <w:lvlText w:val=""/>
       <w:lvlJc w:val="left"/>
     </w:lvl>
-    <w:lvl w:ilvl="4" w:tplc="09B4B626">
+    <w:lvl w:ilvl="4" w:tplc="517A3F32">
       <w:numFmt w:val="decimal"/>
       <w:lvlText w:val=""/>
       <w:lvlJc w:val="left"/>
     </w:lvl>
-    <w:lvl w:ilvl="5" w:tplc="71068E0C">
+    <w:lvl w:ilvl="5" w:tplc="DA404CB2">
       <w:numFmt w:val="decimal"/>
       <w:lvlText w:val=""/>
       <w:lvlJc w:val="left"/>
     </w:lvl>
-    <w:lvl w:ilvl="6" w:tplc="D004DA54">
+    <w:lvl w:ilvl="6" w:tplc="AA0AB408">
       <w:numFmt w:val="decimal"/>
       <w:lvlText w:val=""/>
       <w:lvlJc w:val="left"/>
     </w:lvl>
-    <w:lvl w:ilvl="7" w:tplc="7564F0C2">
+    <w:lvl w:ilvl="7" w:tplc="174C0E66">
       <w:numFmt w:val="decimal"/>
       <w:lvlText w:val=""/>
       <w:lvlJc w:val="left"/>
     </w:lvl>
-    <w:lvl w:ilvl="8" w:tplc="0C62794A">
+    <w:lvl w:ilvl="8" w:tplc="ABD23934">
       <w:numFmt w:val="decimal"/>
       <w:lvlText w:val=""/>
       <w:lvlJc w:val="left"/>
     </w:lvl>
   </w:abstractNum>
-  <w:abstractNum w:abstractNumId="6" w15:restartNumberingAfterBreak="0">
-    <w:nsid w:val="73CC1E2B"/>
+  <w:abstractNum w:abstractNumId="2" w15:restartNumberingAfterBreak="0">
+    <w:nsid w:val="0D121157"/>
     <w:multiLevelType w:val="hybridMultilevel"/>
-    <w:tmpl w:val="05BC5C1E"/>
-    <w:lvl w:ilvl="0" w:tplc="7E9C95E2">
+    <w:tmpl w:val="F7A4DD06"/>
+    <w:lvl w:ilvl="0" w:tplc="EA26458A">
+      <w:start w:val="1"/>
+      <w:numFmt w:val="decimal"/>
+      <w:lvlText w:val="%1."/>
+      <w:lvlJc w:val="left"/>
+      <w:pPr>
+        <w:ind w:left="360" w:hanging="300"/>
+      </w:pPr>
+    </w:lvl>
+    <w:lvl w:ilvl="1" w:tplc="1F6272CC" w:tentative="1">
+      <w:start w:val="1"/>
+      <w:numFmt w:val="lowerLetter"/>
+      <w:lvlText w:val="%2."/>
+      <w:lvlJc w:val="left"/>
+      <w:pPr>
+        <w:ind w:left="720" w:hanging="300"/>
+      </w:pPr>
+    </w:lvl>
+    <w:lvl w:ilvl="2" w:tplc="8E5E218C">
+      <w:numFmt w:val="decimal"/>
+      <w:lvlText w:val=""/>
+      <w:lvlJc w:val="left"/>
+    </w:lvl>
+    <w:lvl w:ilvl="3" w:tplc="82348DBE">
+      <w:numFmt w:val="decimal"/>
+      <w:lvlText w:val=""/>
+      <w:lvlJc w:val="left"/>
+    </w:lvl>
+    <w:lvl w:ilvl="4" w:tplc="28DCDF62">
+      <w:numFmt w:val="decimal"/>
+      <w:lvlText w:val=""/>
+      <w:lvlJc w:val="left"/>
+    </w:lvl>
+    <w:lvl w:ilvl="5" w:tplc="4F223C18">
+      <w:numFmt w:val="decimal"/>
+      <w:lvlText w:val=""/>
+      <w:lvlJc w:val="left"/>
+    </w:lvl>
+    <w:lvl w:ilvl="6" w:tplc="D5D6192E">
+      <w:numFmt w:val="decimal"/>
+      <w:lvlText w:val=""/>
+      <w:lvlJc w:val="left"/>
+    </w:lvl>
+    <w:lvl w:ilvl="7" w:tplc="7FC2B69A">
+      <w:numFmt w:val="decimal"/>
+      <w:lvlText w:val=""/>
+      <w:lvlJc w:val="left"/>
+    </w:lvl>
+    <w:lvl w:ilvl="8" w:tplc="E01AF2C4">
+      <w:numFmt w:val="decimal"/>
+      <w:lvlText w:val=""/>
+      <w:lvlJc w:val="left"/>
+    </w:lvl>
+  </w:abstractNum>
+  <w:abstractNum w:abstractNumId="3" w15:restartNumberingAfterBreak="0">
+    <w:nsid w:val="14B1030D"/>
+    <w:multiLevelType w:val="hybridMultilevel"/>
+    <w:tmpl w:val="966AE490"/>
+    <w:lvl w:ilvl="0" w:tplc="27D68668">
+      <w:start w:val="1"/>
+      <w:numFmt w:val="decimal"/>
+      <w:lvlText w:val="%1."/>
+      <w:lvlJc w:val="left"/>
+      <w:pPr>
+        <w:ind w:left="360" w:hanging="300"/>
+      </w:pPr>
+    </w:lvl>
+    <w:lvl w:ilvl="1" w:tplc="DCDA1992" w:tentative="1">
+      <w:start w:val="1"/>
+      <w:numFmt w:val="lowerLetter"/>
+      <w:lvlText w:val="%2."/>
+      <w:lvlJc w:val="left"/>
+      <w:pPr>
+        <w:ind w:left="720" w:hanging="300"/>
+      </w:pPr>
+    </w:lvl>
+    <w:lvl w:ilvl="2" w:tplc="34D66750">
+      <w:numFmt w:val="decimal"/>
+      <w:lvlText w:val=""/>
+      <w:lvlJc w:val="left"/>
+    </w:lvl>
+    <w:lvl w:ilvl="3" w:tplc="EA484EE8">
+      <w:numFmt w:val="decimal"/>
+      <w:lvlText w:val=""/>
+      <w:lvlJc w:val="left"/>
+    </w:lvl>
+    <w:lvl w:ilvl="4" w:tplc="9E56DED4">
+      <w:numFmt w:val="decimal"/>
+      <w:lvlText w:val=""/>
+      <w:lvlJc w:val="left"/>
+    </w:lvl>
+    <w:lvl w:ilvl="5" w:tplc="12EE95BC">
+      <w:numFmt w:val="decimal"/>
+      <w:lvlText w:val=""/>
+      <w:lvlJc w:val="left"/>
+    </w:lvl>
+    <w:lvl w:ilvl="6" w:tplc="D72E8C58">
+      <w:numFmt w:val="decimal"/>
+      <w:lvlText w:val=""/>
+      <w:lvlJc w:val="left"/>
+    </w:lvl>
+    <w:lvl w:ilvl="7" w:tplc="8C4A67D8">
+      <w:numFmt w:val="decimal"/>
+      <w:lvlText w:val=""/>
+      <w:lvlJc w:val="left"/>
+    </w:lvl>
+    <w:lvl w:ilvl="8" w:tplc="38965CBE">
+      <w:numFmt w:val="decimal"/>
+      <w:lvlText w:val=""/>
+      <w:lvlJc w:val="left"/>
+    </w:lvl>
+  </w:abstractNum>
+  <w:abstractNum w:abstractNumId="4" w15:restartNumberingAfterBreak="0">
+    <w:nsid w:val="159A7A9D"/>
+    <w:multiLevelType w:val="hybridMultilevel"/>
+    <w:tmpl w:val="5FE2C23C"/>
+    <w:lvl w:ilvl="0" w:tplc="01CA20DC">
       <w:start w:val="1"/>
       <w:numFmt w:val="bullet"/>
       <w:lvlText w:val="•"/>
@@ -19765,7 +19649,7 @@
         <w:ind w:left="360" w:hanging="260"/>
       </w:pPr>
     </w:lvl>
-    <w:lvl w:ilvl="1" w:tplc="71F8A470" w:tentative="1">
+    <w:lvl w:ilvl="1" w:tplc="10EC760A" w:tentative="1">
       <w:start w:val="1"/>
       <w:numFmt w:val="bullet"/>
       <w:lvlText w:val="–"/>
@@ -19774,47 +19658,47 @@
         <w:ind w:left="720" w:hanging="260"/>
       </w:pPr>
     </w:lvl>
-    <w:lvl w:ilvl="2" w:tplc="C8C247B8">
+    <w:lvl w:ilvl="2" w:tplc="DAB85B8E">
       <w:numFmt w:val="decimal"/>
       <w:lvlText w:val=""/>
       <w:lvlJc w:val="left"/>
     </w:lvl>
-    <w:lvl w:ilvl="3" w:tplc="AEF0C378">
+    <w:lvl w:ilvl="3" w:tplc="EB4EB4D0">
       <w:numFmt w:val="decimal"/>
       <w:lvlText w:val=""/>
       <w:lvlJc w:val="left"/>
     </w:lvl>
-    <w:lvl w:ilvl="4" w:tplc="8FBECFE2">
+    <w:lvl w:ilvl="4" w:tplc="185E57C6">
       <w:numFmt w:val="decimal"/>
       <w:lvlText w:val=""/>
       <w:lvlJc w:val="left"/>
     </w:lvl>
-    <w:lvl w:ilvl="5" w:tplc="B2DC4DE4">
+    <w:lvl w:ilvl="5" w:tplc="97B0BF74">
       <w:numFmt w:val="decimal"/>
       <w:lvlText w:val=""/>
       <w:lvlJc w:val="left"/>
     </w:lvl>
-    <w:lvl w:ilvl="6" w:tplc="9CBC6FB8">
+    <w:lvl w:ilvl="6" w:tplc="6E88B9F2">
       <w:numFmt w:val="decimal"/>
       <w:lvlText w:val=""/>
       <w:lvlJc w:val="left"/>
     </w:lvl>
-    <w:lvl w:ilvl="7" w:tplc="80A4798C">
+    <w:lvl w:ilvl="7" w:tplc="29C83B40">
       <w:numFmt w:val="decimal"/>
       <w:lvlText w:val=""/>
       <w:lvlJc w:val="left"/>
     </w:lvl>
-    <w:lvl w:ilvl="8" w:tplc="63E6E1BC">
+    <w:lvl w:ilvl="8" w:tplc="70D2C9E0">
       <w:numFmt w:val="decimal"/>
       <w:lvlText w:val=""/>
       <w:lvlJc w:val="left"/>
     </w:lvl>
   </w:abstractNum>
-  <w:abstractNum w:abstractNumId="7" w15:restartNumberingAfterBreak="0">
-    <w:nsid w:val="7C977F9D"/>
+  <w:abstractNum w:abstractNumId="5" w15:restartNumberingAfterBreak="0">
+    <w:nsid w:val="46C10F7C"/>
     <w:multiLevelType w:val="hybridMultilevel"/>
-    <w:tmpl w:val="EACC2BA8"/>
-    <w:lvl w:ilvl="0" w:tplc="5386A6EA">
+    <w:tmpl w:val="8612C068"/>
+    <w:lvl w:ilvl="0" w:tplc="E6D4EA9E">
       <w:start w:val="1"/>
       <w:numFmt w:val="decimal"/>
       <w:lvlText w:val="%1."/>
@@ -19823,7 +19707,7 @@
         <w:ind w:left="360" w:hanging="300"/>
       </w:pPr>
     </w:lvl>
-    <w:lvl w:ilvl="1" w:tplc="CE84304A" w:tentative="1">
+    <w:lvl w:ilvl="1" w:tplc="3A80BC00" w:tentative="1">
       <w:start w:val="1"/>
       <w:numFmt w:val="lowerLetter"/>
       <w:lvlText w:val="%2."/>
@@ -19832,86 +19716,202 @@
         <w:ind w:left="720" w:hanging="300"/>
       </w:pPr>
     </w:lvl>
-    <w:lvl w:ilvl="2" w:tplc="DD8A72A4">
+    <w:lvl w:ilvl="2" w:tplc="06461156">
       <w:numFmt w:val="decimal"/>
       <w:lvlText w:val=""/>
       <w:lvlJc w:val="left"/>
     </w:lvl>
-    <w:lvl w:ilvl="3" w:tplc="86748A02">
+    <w:lvl w:ilvl="3" w:tplc="81B2F292">
       <w:numFmt w:val="decimal"/>
       <w:lvlText w:val=""/>
       <w:lvlJc w:val="left"/>
     </w:lvl>
-    <w:lvl w:ilvl="4" w:tplc="FE6C4016">
+    <w:lvl w:ilvl="4" w:tplc="77ECF9B2">
       <w:numFmt w:val="decimal"/>
       <w:lvlText w:val=""/>
       <w:lvlJc w:val="left"/>
     </w:lvl>
-    <w:lvl w:ilvl="5" w:tplc="D9484982">
+    <w:lvl w:ilvl="5" w:tplc="C0900C74">
       <w:numFmt w:val="decimal"/>
       <w:lvlText w:val=""/>
       <w:lvlJc w:val="left"/>
     </w:lvl>
-    <w:lvl w:ilvl="6" w:tplc="6F601D72">
+    <w:lvl w:ilvl="6" w:tplc="F8F2F6E2">
       <w:numFmt w:val="decimal"/>
       <w:lvlText w:val=""/>
       <w:lvlJc w:val="left"/>
     </w:lvl>
-    <w:lvl w:ilvl="7" w:tplc="EA28BCC6">
+    <w:lvl w:ilvl="7" w:tplc="0576ED94">
       <w:numFmt w:val="decimal"/>
       <w:lvlText w:val=""/>
       <w:lvlJc w:val="left"/>
     </w:lvl>
-    <w:lvl w:ilvl="8" w:tplc="94B0C0C0">
+    <w:lvl w:ilvl="8" w:tplc="E29E6BE8">
       <w:numFmt w:val="decimal"/>
       <w:lvlText w:val=""/>
       <w:lvlJc w:val="left"/>
     </w:lvl>
   </w:abstractNum>
-  <w:num w:numId="1" w16cid:durableId="602803948">
+  <w:abstractNum w:abstractNumId="6" w15:restartNumberingAfterBreak="0">
+    <w:nsid w:val="50021706"/>
+    <w:multiLevelType w:val="hybridMultilevel"/>
+    <w:tmpl w:val="FFEC84FC"/>
+    <w:lvl w:ilvl="0" w:tplc="3E4086A8">
+      <w:start w:val="1"/>
+      <w:numFmt w:val="decimal"/>
+      <w:lvlText w:val="%1."/>
+      <w:lvlJc w:val="left"/>
+      <w:pPr>
+        <w:ind w:left="360" w:hanging="300"/>
+      </w:pPr>
+    </w:lvl>
+    <w:lvl w:ilvl="1" w:tplc="537E6F7E" w:tentative="1">
+      <w:start w:val="1"/>
+      <w:numFmt w:val="lowerLetter"/>
+      <w:lvlText w:val="%2."/>
+      <w:lvlJc w:val="left"/>
+      <w:pPr>
+        <w:ind w:left="720" w:hanging="300"/>
+      </w:pPr>
+    </w:lvl>
+    <w:lvl w:ilvl="2" w:tplc="C43CE350">
+      <w:numFmt w:val="decimal"/>
+      <w:lvlText w:val=""/>
+      <w:lvlJc w:val="left"/>
+    </w:lvl>
+    <w:lvl w:ilvl="3" w:tplc="EF5E762C">
+      <w:numFmt w:val="decimal"/>
+      <w:lvlText w:val=""/>
+      <w:lvlJc w:val="left"/>
+    </w:lvl>
+    <w:lvl w:ilvl="4" w:tplc="D59A1E86">
+      <w:numFmt w:val="decimal"/>
+      <w:lvlText w:val=""/>
+      <w:lvlJc w:val="left"/>
+    </w:lvl>
+    <w:lvl w:ilvl="5" w:tplc="7026C7E4">
+      <w:numFmt w:val="decimal"/>
+      <w:lvlText w:val=""/>
+      <w:lvlJc w:val="left"/>
+    </w:lvl>
+    <w:lvl w:ilvl="6" w:tplc="1DE0A5BA">
+      <w:numFmt w:val="decimal"/>
+      <w:lvlText w:val=""/>
+      <w:lvlJc w:val="left"/>
+    </w:lvl>
+    <w:lvl w:ilvl="7" w:tplc="6AA83F7C">
+      <w:numFmt w:val="decimal"/>
+      <w:lvlText w:val=""/>
+      <w:lvlJc w:val="left"/>
+    </w:lvl>
+    <w:lvl w:ilvl="8" w:tplc="C49078FC">
+      <w:numFmt w:val="decimal"/>
+      <w:lvlText w:val=""/>
+      <w:lvlJc w:val="left"/>
+    </w:lvl>
+  </w:abstractNum>
+  <w:abstractNum w:abstractNumId="7" w15:restartNumberingAfterBreak="0">
+    <w:nsid w:val="585C1683"/>
+    <w:multiLevelType w:val="hybridMultilevel"/>
+    <w:tmpl w:val="872405E4"/>
+    <w:lvl w:ilvl="0" w:tplc="71F2B746">
+      <w:start w:val="1"/>
+      <w:numFmt w:val="decimal"/>
+      <w:lvlText w:val="%1."/>
+      <w:lvlJc w:val="left"/>
+      <w:pPr>
+        <w:ind w:left="360" w:hanging="300"/>
+      </w:pPr>
+    </w:lvl>
+    <w:lvl w:ilvl="1" w:tplc="9F6C7A0A" w:tentative="1">
+      <w:start w:val="1"/>
+      <w:numFmt w:val="lowerLetter"/>
+      <w:lvlText w:val="%2."/>
+      <w:lvlJc w:val="left"/>
+      <w:pPr>
+        <w:ind w:left="720" w:hanging="300"/>
+      </w:pPr>
+    </w:lvl>
+    <w:lvl w:ilvl="2" w:tplc="68F88584">
+      <w:numFmt w:val="decimal"/>
+      <w:lvlText w:val=""/>
+      <w:lvlJc w:val="left"/>
+    </w:lvl>
+    <w:lvl w:ilvl="3" w:tplc="80FA9E20">
+      <w:numFmt w:val="decimal"/>
+      <w:lvlText w:val=""/>
+      <w:lvlJc w:val="left"/>
+    </w:lvl>
+    <w:lvl w:ilvl="4" w:tplc="E1062316">
+      <w:numFmt w:val="decimal"/>
+      <w:lvlText w:val=""/>
+      <w:lvlJc w:val="left"/>
+    </w:lvl>
+    <w:lvl w:ilvl="5" w:tplc="6150A836">
+      <w:numFmt w:val="decimal"/>
+      <w:lvlText w:val=""/>
+      <w:lvlJc w:val="left"/>
+    </w:lvl>
+    <w:lvl w:ilvl="6" w:tplc="9CEA5A5A">
+      <w:numFmt w:val="decimal"/>
+      <w:lvlText w:val=""/>
+      <w:lvlJc w:val="left"/>
+    </w:lvl>
+    <w:lvl w:ilvl="7" w:tplc="B4F6D02C">
+      <w:numFmt w:val="decimal"/>
+      <w:lvlText w:val=""/>
+      <w:lvlJc w:val="left"/>
+    </w:lvl>
+    <w:lvl w:ilvl="8" w:tplc="DEEC7E04">
+      <w:numFmt w:val="decimal"/>
+      <w:lvlText w:val=""/>
+      <w:lvlJc w:val="left"/>
+    </w:lvl>
+  </w:abstractNum>
+  <w:num w:numId="1" w16cid:durableId="1309631405">
+    <w:abstractNumId w:val="0"/>
+    <w:lvlOverride w:ilvl="0">
+      <w:startOverride w:val="1"/>
+    </w:lvlOverride>
+  </w:num>
+  <w:num w:numId="2" w16cid:durableId="1893734888">
     <w:abstractNumId w:val="4"/>
     <w:lvlOverride w:ilvl="0">
       <w:startOverride w:val="1"/>
     </w:lvlOverride>
   </w:num>
-  <w:num w:numId="2" w16cid:durableId="1854881088">
+  <w:num w:numId="3" w16cid:durableId="2010061879">
+    <w:abstractNumId w:val="5"/>
+    <w:lvlOverride w:ilvl="0">
+      <w:startOverride w:val="1"/>
+    </w:lvlOverride>
+  </w:num>
+  <w:num w:numId="4" w16cid:durableId="1335912977">
+    <w:abstractNumId w:val="3"/>
+    <w:lvlOverride w:ilvl="0">
+      <w:startOverride w:val="1"/>
+    </w:lvlOverride>
+  </w:num>
+  <w:num w:numId="5" w16cid:durableId="1998343567">
+    <w:abstractNumId w:val="2"/>
+    <w:lvlOverride w:ilvl="0">
+      <w:startOverride w:val="1"/>
+    </w:lvlOverride>
+  </w:num>
+  <w:num w:numId="6" w16cid:durableId="113836458">
     <w:abstractNumId w:val="6"/>
     <w:lvlOverride w:ilvl="0">
       <w:startOverride w:val="1"/>
     </w:lvlOverride>
   </w:num>
-  <w:num w:numId="3" w16cid:durableId="649673052">
-    <w:abstractNumId w:val="2"/>
+  <w:num w:numId="7" w16cid:durableId="671103686">
+    <w:abstractNumId w:val="7"/>
     <w:lvlOverride w:ilvl="0">
       <w:startOverride w:val="1"/>
     </w:lvlOverride>
   </w:num>
-  <w:num w:numId="4" w16cid:durableId="1320227246">
-    <w:abstractNumId w:val="5"/>
-    <w:lvlOverride w:ilvl="0">
-      <w:startOverride w:val="1"/>
-    </w:lvlOverride>
-  </w:num>
-  <w:num w:numId="5" w16cid:durableId="1445539667">
-    <w:abstractNumId w:val="3"/>
-    <w:lvlOverride w:ilvl="0">
-      <w:startOverride w:val="1"/>
-    </w:lvlOverride>
-  </w:num>
-  <w:num w:numId="6" w16cid:durableId="609240742">
+  <w:num w:numId="8" w16cid:durableId="845553013">
     <w:abstractNumId w:val="1"/>
-    <w:lvlOverride w:ilvl="0">
-      <w:startOverride w:val="1"/>
-    </w:lvlOverride>
-  </w:num>
-  <w:num w:numId="7" w16cid:durableId="883178218">
-    <w:abstractNumId w:val="0"/>
-    <w:lvlOverride w:ilvl="0">
-      <w:startOverride w:val="1"/>
-    </w:lvlOverride>
-  </w:num>
-  <w:num w:numId="8" w16cid:durableId="370805973">
-    <w:abstractNumId w:val="7"/>
     <w:lvlOverride w:ilvl="0">
       <w:startOverride w:val="1"/>
     </w:lvlOverride>
@@ -20591,7 +20591,7 @@
     <w:autoRedefine/>
     <w:uiPriority w:val="39"/>
     <w:unhideWhenUsed/>
-    <w:rsid w:val="000C67E3"/>
+    <w:rsid w:val="00997E0A"/>
     <w:pPr>
       <w:spacing w:after="100"/>
     </w:pPr>
@@ -20603,7 +20603,7 @@
     <w:autoRedefine/>
     <w:uiPriority w:val="39"/>
     <w:unhideWhenUsed/>
-    <w:rsid w:val="000C67E3"/>
+    <w:rsid w:val="00997E0A"/>
     <w:pPr>
       <w:spacing w:after="100"/>
       <w:ind w:left="210"/>

--- a/discoverer-neo/docs/user-guide/manual/Discoverer-Neo-USER-Guide-Full-es-ES.docx
+++ b/discoverer-neo/docs/user-guide/manual/Discoverer-Neo-USER-Guide-Full-es-ES.docx
@@ -74,7 +74,7 @@
     <w:sdt>
       <w:sdtPr>
         <w:alias w:val="Índice"/>
-        <w:id w:val="-1938127481"/>
+        <w:id w:val="575632316"/>
       </w:sdtPr>
       <w:sdtEndPr/>
       <w:sdtContent>
@@ -102,7 +102,7 @@
           <w:r>
             <w:fldChar w:fldCharType="separate"/>
           </w:r>
-          <w:hyperlink w:anchor="_Toc241696814" w:history="1">
+          <w:hyperlink w:anchor="_Toc241745686" w:history="1">
             <w:r>
               <w:rPr>
                 <w:rStyle w:val="Hiperligao"/>
@@ -126,7 +126,7 @@
               <w:rPr>
                 <w:noProof/>
               </w:rPr>
-              <w:instrText xml:space="preserve"> PAGEREF _Toc241696814 \h </w:instrText>
+              <w:instrText xml:space="preserve"> PAGEREF _Toc241745686 \h </w:instrText>
             </w:r>
             <w:r>
               <w:rPr>
@@ -168,7 +168,7 @@
               <w14:ligatures w14:val="standardContextual"/>
             </w:rPr>
           </w:pPr>
-          <w:hyperlink w:anchor="_Toc241696815" w:history="1">
+          <w:hyperlink w:anchor="_Toc241745687" w:history="1">
             <w:r>
               <w:rPr>
                 <w:rStyle w:val="Hiperligao"/>
@@ -192,7 +192,7 @@
               <w:rPr>
                 <w:noProof/>
               </w:rPr>
-              <w:instrText xml:space="preserve"> PAGEREF _Toc241696815 \h </w:instrText>
+              <w:instrText xml:space="preserve"> PAGEREF _Toc241745687 \h </w:instrText>
             </w:r>
             <w:r>
               <w:rPr>
@@ -234,7 +234,7 @@
               <w14:ligatures w14:val="standardContextual"/>
             </w:rPr>
           </w:pPr>
-          <w:hyperlink w:anchor="_Toc241696816" w:history="1">
+          <w:hyperlink w:anchor="_Toc241745688" w:history="1">
             <w:r>
               <w:rPr>
                 <w:rStyle w:val="Hiperligao"/>
@@ -258,7 +258,7 @@
               <w:rPr>
                 <w:noProof/>
               </w:rPr>
-              <w:instrText xml:space="preserve"> PAGEREF _Toc241696816 \h </w:instrText>
+              <w:instrText xml:space="preserve"> PAGEREF _Toc241745688 \h </w:instrText>
             </w:r>
             <w:r>
               <w:rPr>
@@ -300,7 +300,7 @@
               <w14:ligatures w14:val="standardContextual"/>
             </w:rPr>
           </w:pPr>
-          <w:hyperlink w:anchor="_Toc241696817" w:history="1">
+          <w:hyperlink w:anchor="_Toc241745689" w:history="1">
             <w:r>
               <w:rPr>
                 <w:rStyle w:val="Hiperligao"/>
@@ -324,7 +324,7 @@
               <w:rPr>
                 <w:noProof/>
               </w:rPr>
-              <w:instrText xml:space="preserve"> PAGEREF _Toc241696817 \h </w:instrText>
+              <w:instrText xml:space="preserve"> PAGEREF _Toc241745689 \h </w:instrText>
             </w:r>
             <w:r>
               <w:rPr>
@@ -366,7 +366,7 @@
               <w14:ligatures w14:val="standardContextual"/>
             </w:rPr>
           </w:pPr>
-          <w:hyperlink w:anchor="_Toc241696818" w:history="1">
+          <w:hyperlink w:anchor="_Toc241745690" w:history="1">
             <w:r>
               <w:rPr>
                 <w:rStyle w:val="Hiperligao"/>
@@ -390,7 +390,7 @@
               <w:rPr>
                 <w:noProof/>
               </w:rPr>
-              <w:instrText xml:space="preserve"> PAGEREF _Toc241696818 \h </w:instrText>
+              <w:instrText xml:space="preserve"> PAGEREF _Toc241745690 \h </w:instrText>
             </w:r>
             <w:r>
               <w:rPr>
@@ -432,7 +432,7 @@
               <w14:ligatures w14:val="standardContextual"/>
             </w:rPr>
           </w:pPr>
-          <w:hyperlink w:anchor="_Toc241696819" w:history="1">
+          <w:hyperlink w:anchor="_Toc241745691" w:history="1">
             <w:r>
               <w:rPr>
                 <w:rStyle w:val="Hiperligao"/>
@@ -456,7 +456,7 @@
               <w:rPr>
                 <w:noProof/>
               </w:rPr>
-              <w:instrText xml:space="preserve"> PAGEREF _Toc241696819 \h </w:instrText>
+              <w:instrText xml:space="preserve"> PAGEREF _Toc241745691 \h </w:instrText>
             </w:r>
             <w:r>
               <w:rPr>
@@ -498,7 +498,7 @@
               <w14:ligatures w14:val="standardContextual"/>
             </w:rPr>
           </w:pPr>
-          <w:hyperlink w:anchor="_Toc241696820" w:history="1">
+          <w:hyperlink w:anchor="_Toc241745692" w:history="1">
             <w:r>
               <w:rPr>
                 <w:rStyle w:val="Hiperligao"/>
@@ -522,7 +522,7 @@
               <w:rPr>
                 <w:noProof/>
               </w:rPr>
-              <w:instrText xml:space="preserve"> PAGEREF _Toc241696820 \h </w:instrText>
+              <w:instrText xml:space="preserve"> PAGEREF _Toc241745692 \h </w:instrText>
             </w:r>
             <w:r>
               <w:rPr>
@@ -564,7 +564,7 @@
               <w14:ligatures w14:val="standardContextual"/>
             </w:rPr>
           </w:pPr>
-          <w:hyperlink w:anchor="_Toc241696821" w:history="1">
+          <w:hyperlink w:anchor="_Toc241745693" w:history="1">
             <w:r>
               <w:rPr>
                 <w:rStyle w:val="Hiperligao"/>
@@ -588,7 +588,7 @@
               <w:rPr>
                 <w:noProof/>
               </w:rPr>
-              <w:instrText xml:space="preserve"> PAGEREF _Toc241696821 \h </w:instrText>
+              <w:instrText xml:space="preserve"> PAGEREF _Toc241745693 \h </w:instrText>
             </w:r>
             <w:r>
               <w:rPr>
@@ -630,7 +630,7 @@
               <w14:ligatures w14:val="standardContextual"/>
             </w:rPr>
           </w:pPr>
-          <w:hyperlink w:anchor="_Toc241696822" w:history="1">
+          <w:hyperlink w:anchor="_Toc241745694" w:history="1">
             <w:r>
               <w:rPr>
                 <w:rStyle w:val="Hiperligao"/>
@@ -654,7 +654,7 @@
               <w:rPr>
                 <w:noProof/>
               </w:rPr>
-              <w:instrText xml:space="preserve"> PAGEREF _Toc241696822 \h </w:instrText>
+              <w:instrText xml:space="preserve"> PAGEREF _Toc241745694 \h </w:instrText>
             </w:r>
             <w:r>
               <w:rPr>
@@ -696,7 +696,7 @@
               <w14:ligatures w14:val="standardContextual"/>
             </w:rPr>
           </w:pPr>
-          <w:hyperlink w:anchor="_Toc241696823" w:history="1">
+          <w:hyperlink w:anchor="_Toc241745695" w:history="1">
             <w:r>
               <w:rPr>
                 <w:rStyle w:val="Hiperligao"/>
@@ -720,7 +720,7 @@
               <w:rPr>
                 <w:noProof/>
               </w:rPr>
-              <w:instrText xml:space="preserve"> PAGEREF _Toc241696823 \h </w:instrText>
+              <w:instrText xml:space="preserve"> PAGEREF _Toc241745695 \h </w:instrText>
             </w:r>
             <w:r>
               <w:rPr>
@@ -762,7 +762,7 @@
               <w14:ligatures w14:val="standardContextual"/>
             </w:rPr>
           </w:pPr>
-          <w:hyperlink w:anchor="_Toc241696824" w:history="1">
+          <w:hyperlink w:anchor="_Toc241745696" w:history="1">
             <w:r>
               <w:rPr>
                 <w:rStyle w:val="Hiperligao"/>
@@ -786,7 +786,7 @@
               <w:rPr>
                 <w:noProof/>
               </w:rPr>
-              <w:instrText xml:space="preserve"> PAGEREF _Toc241696824 \h </w:instrText>
+              <w:instrText xml:space="preserve"> PAGEREF _Toc241745696 \h </w:instrText>
             </w:r>
             <w:r>
               <w:rPr>
@@ -828,7 +828,7 @@
               <w14:ligatures w14:val="standardContextual"/>
             </w:rPr>
           </w:pPr>
-          <w:hyperlink w:anchor="_Toc241696825" w:history="1">
+          <w:hyperlink w:anchor="_Toc241745697" w:history="1">
             <w:r>
               <w:rPr>
                 <w:rStyle w:val="Hiperligao"/>
@@ -852,7 +852,7 @@
               <w:rPr>
                 <w:noProof/>
               </w:rPr>
-              <w:instrText xml:space="preserve"> PAGEREF _Toc241696825 \h </w:instrText>
+              <w:instrText xml:space="preserve"> PAGEREF _Toc241745697 \h </w:instrText>
             </w:r>
             <w:r>
               <w:rPr>
@@ -894,7 +894,7 @@
               <w14:ligatures w14:val="standardContextual"/>
             </w:rPr>
           </w:pPr>
-          <w:hyperlink w:anchor="_Toc241696826" w:history="1">
+          <w:hyperlink w:anchor="_Toc241745698" w:history="1">
             <w:r>
               <w:rPr>
                 <w:rStyle w:val="Hiperligao"/>
@@ -918,7 +918,7 @@
               <w:rPr>
                 <w:noProof/>
               </w:rPr>
-              <w:instrText xml:space="preserve"> PAGEREF _Toc241696826 \h </w:instrText>
+              <w:instrText xml:space="preserve"> PAGEREF _Toc241745698 \h </w:instrText>
             </w:r>
             <w:r>
               <w:rPr>
@@ -960,7 +960,7 @@
               <w14:ligatures w14:val="standardContextual"/>
             </w:rPr>
           </w:pPr>
-          <w:hyperlink w:anchor="_Toc241696827" w:history="1">
+          <w:hyperlink w:anchor="_Toc241745699" w:history="1">
             <w:r>
               <w:rPr>
                 <w:rStyle w:val="Hiperligao"/>
@@ -984,7 +984,7 @@
               <w:rPr>
                 <w:noProof/>
               </w:rPr>
-              <w:instrText xml:space="preserve"> PAGEREF _Toc241696827 \h </w:instrText>
+              <w:instrText xml:space="preserve"> PAGEREF _Toc241745699 \h </w:instrText>
             </w:r>
             <w:r>
               <w:rPr>
@@ -1026,7 +1026,7 @@
               <w14:ligatures w14:val="standardContextual"/>
             </w:rPr>
           </w:pPr>
-          <w:hyperlink w:anchor="_Toc241696828" w:history="1">
+          <w:hyperlink w:anchor="_Toc241745700" w:history="1">
             <w:r>
               <w:rPr>
                 <w:rStyle w:val="Hiperligao"/>
@@ -1050,7 +1050,7 @@
               <w:rPr>
                 <w:noProof/>
               </w:rPr>
-              <w:instrText xml:space="preserve"> PAGEREF _Toc241696828 \h </w:instrText>
+              <w:instrText xml:space="preserve"> PAGEREF _Toc241745700 \h </w:instrText>
             </w:r>
             <w:r>
               <w:rPr>
@@ -1092,7 +1092,7 @@
               <w14:ligatures w14:val="standardContextual"/>
             </w:rPr>
           </w:pPr>
-          <w:hyperlink w:anchor="_Toc241696829" w:history="1">
+          <w:hyperlink w:anchor="_Toc241745701" w:history="1">
             <w:r>
               <w:rPr>
                 <w:rStyle w:val="Hiperligao"/>
@@ -1116,7 +1116,7 @@
               <w:rPr>
                 <w:noProof/>
               </w:rPr>
-              <w:instrText xml:space="preserve"> PAGEREF _Toc241696829 \h </w:instrText>
+              <w:instrText xml:space="preserve"> PAGEREF _Toc241745701 \h </w:instrText>
             </w:r>
             <w:r>
               <w:rPr>
@@ -1158,7 +1158,7 @@
               <w14:ligatures w14:val="standardContextual"/>
             </w:rPr>
           </w:pPr>
-          <w:hyperlink w:anchor="_Toc241696830" w:history="1">
+          <w:hyperlink w:anchor="_Toc241745702" w:history="1">
             <w:r>
               <w:rPr>
                 <w:rStyle w:val="Hiperligao"/>
@@ -1182,7 +1182,7 @@
               <w:rPr>
                 <w:noProof/>
               </w:rPr>
-              <w:instrText xml:space="preserve"> PAGEREF _Toc241696830 \h </w:instrText>
+              <w:instrText xml:space="preserve"> PAGEREF _Toc241745702 \h </w:instrText>
             </w:r>
             <w:r>
               <w:rPr>
@@ -1224,7 +1224,7 @@
               <w14:ligatures w14:val="standardContextual"/>
             </w:rPr>
           </w:pPr>
-          <w:hyperlink w:anchor="_Toc241696831" w:history="1">
+          <w:hyperlink w:anchor="_Toc241745703" w:history="1">
             <w:r>
               <w:rPr>
                 <w:rStyle w:val="Hiperligao"/>
@@ -1248,7 +1248,7 @@
               <w:rPr>
                 <w:noProof/>
               </w:rPr>
-              <w:instrText xml:space="preserve"> PAGEREF _Toc241696831 \h </w:instrText>
+              <w:instrText xml:space="preserve"> PAGEREF _Toc241745703 \h </w:instrText>
             </w:r>
             <w:r>
               <w:rPr>
@@ -1290,7 +1290,7 @@
               <w14:ligatures w14:val="standardContextual"/>
             </w:rPr>
           </w:pPr>
-          <w:hyperlink w:anchor="_Toc241696832" w:history="1">
+          <w:hyperlink w:anchor="_Toc241745704" w:history="1">
             <w:r>
               <w:rPr>
                 <w:rStyle w:val="Hiperligao"/>
@@ -1314,7 +1314,7 @@
               <w:rPr>
                 <w:noProof/>
               </w:rPr>
-              <w:instrText xml:space="preserve"> PAGEREF _Toc241696832 \h </w:instrText>
+              <w:instrText xml:space="preserve"> PAGEREF _Toc241745704 \h </w:instrText>
             </w:r>
             <w:r>
               <w:rPr>
@@ -1356,7 +1356,7 @@
               <w14:ligatures w14:val="standardContextual"/>
             </w:rPr>
           </w:pPr>
-          <w:hyperlink w:anchor="_Toc241696833" w:history="1">
+          <w:hyperlink w:anchor="_Toc241745705" w:history="1">
             <w:r>
               <w:rPr>
                 <w:rStyle w:val="Hiperligao"/>
@@ -1380,7 +1380,7 @@
               <w:rPr>
                 <w:noProof/>
               </w:rPr>
-              <w:instrText xml:space="preserve"> PAGEREF _Toc241696833 \h </w:instrText>
+              <w:instrText xml:space="preserve"> PAGEREF _Toc241745705 \h </w:instrText>
             </w:r>
             <w:r>
               <w:rPr>
@@ -1422,7 +1422,7 @@
               <w14:ligatures w14:val="standardContextual"/>
             </w:rPr>
           </w:pPr>
-          <w:hyperlink w:anchor="_Toc241696834" w:history="1">
+          <w:hyperlink w:anchor="_Toc241745706" w:history="1">
             <w:r>
               <w:rPr>
                 <w:rStyle w:val="Hiperligao"/>
@@ -1446,7 +1446,7 @@
               <w:rPr>
                 <w:noProof/>
               </w:rPr>
-              <w:instrText xml:space="preserve"> PAGEREF _Toc241696834 \h </w:instrText>
+              <w:instrText xml:space="preserve"> PAGEREF _Toc241745706 \h </w:instrText>
             </w:r>
             <w:r>
               <w:rPr>
@@ -1488,7 +1488,7 @@
               <w14:ligatures w14:val="standardContextual"/>
             </w:rPr>
           </w:pPr>
-          <w:hyperlink w:anchor="_Toc241696835" w:history="1">
+          <w:hyperlink w:anchor="_Toc241745707" w:history="1">
             <w:r>
               <w:rPr>
                 <w:rStyle w:val="Hiperligao"/>
@@ -1512,7 +1512,7 @@
               <w:rPr>
                 <w:noProof/>
               </w:rPr>
-              <w:instrText xml:space="preserve"> PAGEREF _Toc241696835 \h </w:instrText>
+              <w:instrText xml:space="preserve"> PAGEREF _Toc241745707 \h </w:instrText>
             </w:r>
             <w:r>
               <w:rPr>
@@ -1554,7 +1554,7 @@
               <w14:ligatures w14:val="standardContextual"/>
             </w:rPr>
           </w:pPr>
-          <w:hyperlink w:anchor="_Toc241696836" w:history="1">
+          <w:hyperlink w:anchor="_Toc241745708" w:history="1">
             <w:r>
               <w:rPr>
                 <w:rStyle w:val="Hiperligao"/>
@@ -1578,7 +1578,7 @@
               <w:rPr>
                 <w:noProof/>
               </w:rPr>
-              <w:instrText xml:space="preserve"> PAGEREF _Toc241696836 \h </w:instrText>
+              <w:instrText xml:space="preserve"> PAGEREF _Toc241745708 \h </w:instrText>
             </w:r>
             <w:r>
               <w:rPr>
@@ -1620,7 +1620,7 @@
               <w14:ligatures w14:val="standardContextual"/>
             </w:rPr>
           </w:pPr>
-          <w:hyperlink w:anchor="_Toc241696837" w:history="1">
+          <w:hyperlink w:anchor="_Toc241745709" w:history="1">
             <w:r>
               <w:rPr>
                 <w:rStyle w:val="Hiperligao"/>
@@ -1644,7 +1644,7 @@
               <w:rPr>
                 <w:noProof/>
               </w:rPr>
-              <w:instrText xml:space="preserve"> PAGEREF _Toc241696837 \h </w:instrText>
+              <w:instrText xml:space="preserve"> PAGEREF _Toc241745709 \h </w:instrText>
             </w:r>
             <w:r>
               <w:rPr>
@@ -1686,7 +1686,7 @@
               <w14:ligatures w14:val="standardContextual"/>
             </w:rPr>
           </w:pPr>
-          <w:hyperlink w:anchor="_Toc241696838" w:history="1">
+          <w:hyperlink w:anchor="_Toc241745710" w:history="1">
             <w:r>
               <w:rPr>
                 <w:rStyle w:val="Hiperligao"/>
@@ -1710,7 +1710,7 @@
               <w:rPr>
                 <w:noProof/>
               </w:rPr>
-              <w:instrText xml:space="preserve"> PAGEREF _Toc241696838 \h </w:instrText>
+              <w:instrText xml:space="preserve"> PAGEREF _Toc241745710 \h </w:instrText>
             </w:r>
             <w:r>
               <w:rPr>
@@ -1752,7 +1752,7 @@
               <w14:ligatures w14:val="standardContextual"/>
             </w:rPr>
           </w:pPr>
-          <w:hyperlink w:anchor="_Toc241696839" w:history="1">
+          <w:hyperlink w:anchor="_Toc241745711" w:history="1">
             <w:r>
               <w:rPr>
                 <w:rStyle w:val="Hiperligao"/>
@@ -1776,7 +1776,7 @@
               <w:rPr>
                 <w:noProof/>
               </w:rPr>
-              <w:instrText xml:space="preserve"> PAGEREF _Toc241696839 \h </w:instrText>
+              <w:instrText xml:space="preserve"> PAGEREF _Toc241745711 \h </w:instrText>
             </w:r>
             <w:r>
               <w:rPr>
@@ -1818,7 +1818,7 @@
               <w14:ligatures w14:val="standardContextual"/>
             </w:rPr>
           </w:pPr>
-          <w:hyperlink w:anchor="_Toc241696840" w:history="1">
+          <w:hyperlink w:anchor="_Toc241745712" w:history="1">
             <w:r>
               <w:rPr>
                 <w:rStyle w:val="Hiperligao"/>
@@ -1842,7 +1842,7 @@
               <w:rPr>
                 <w:noProof/>
               </w:rPr>
-              <w:instrText xml:space="preserve"> PAGEREF _Toc241696840 \h </w:instrText>
+              <w:instrText xml:space="preserve"> PAGEREF _Toc241745712 \h </w:instrText>
             </w:r>
             <w:r>
               <w:rPr>
@@ -1884,7 +1884,7 @@
               <w14:ligatures w14:val="standardContextual"/>
             </w:rPr>
           </w:pPr>
-          <w:hyperlink w:anchor="_Toc241696841" w:history="1">
+          <w:hyperlink w:anchor="_Toc241745713" w:history="1">
             <w:r>
               <w:rPr>
                 <w:rStyle w:val="Hiperligao"/>
@@ -1908,7 +1908,7 @@
               <w:rPr>
                 <w:noProof/>
               </w:rPr>
-              <w:instrText xml:space="preserve"> PAGEREF _Toc241696841 \h </w:instrText>
+              <w:instrText xml:space="preserve"> PAGEREF _Toc241745713 \h </w:instrText>
             </w:r>
             <w:r>
               <w:rPr>
@@ -1950,7 +1950,7 @@
               <w14:ligatures w14:val="standardContextual"/>
             </w:rPr>
           </w:pPr>
-          <w:hyperlink w:anchor="_Toc241696842" w:history="1">
+          <w:hyperlink w:anchor="_Toc241745714" w:history="1">
             <w:r>
               <w:rPr>
                 <w:rStyle w:val="Hiperligao"/>
@@ -1974,7 +1974,7 @@
               <w:rPr>
                 <w:noProof/>
               </w:rPr>
-              <w:instrText xml:space="preserve"> PAGEREF _Toc241696842 \h </w:instrText>
+              <w:instrText xml:space="preserve"> PAGEREF _Toc241745714 \h </w:instrText>
             </w:r>
             <w:r>
               <w:rPr>
@@ -2016,7 +2016,7 @@
               <w14:ligatures w14:val="standardContextual"/>
             </w:rPr>
           </w:pPr>
-          <w:hyperlink w:anchor="_Toc241696843" w:history="1">
+          <w:hyperlink w:anchor="_Toc241745715" w:history="1">
             <w:r>
               <w:rPr>
                 <w:rStyle w:val="Hiperligao"/>
@@ -2040,7 +2040,7 @@
               <w:rPr>
                 <w:noProof/>
               </w:rPr>
-              <w:instrText xml:space="preserve"> PAGEREF _Toc241696843 \h </w:instrText>
+              <w:instrText xml:space="preserve"> PAGEREF _Toc241745715 \h </w:instrText>
             </w:r>
             <w:r>
               <w:rPr>
@@ -2088,7 +2088,7 @@
       <w:pPr>
         <w:pStyle w:val="Ttulo1"/>
       </w:pPr>
-      <w:bookmarkStart w:id="0" w:name="_Toc241696814"/>
+      <w:bookmarkStart w:id="0" w:name="_Toc241745686"/>
       <w:r>
         <w:lastRenderedPageBreak/>
         <w:t>Su rol de un vistazo</w:t>
@@ -2155,7 +2155,7 @@
           <w:left w:w="10" w:type="dxa"/>
           <w:right w:w="10" w:type="dxa"/>
         </w:tblCellMar>
-        <w:tblLook w:val="04A0" w:firstRow="1" w:lastRow="0" w:firstColumn="1" w:lastColumn="0" w:noHBand="0" w:noVBand="1"/>
+        <w:tblLook w:val="0000" w:firstRow="0" w:lastRow="0" w:firstColumn="0" w:lastColumn="0" w:noHBand="0" w:noVBand="0"/>
       </w:tblPr>
       <w:tblGrid>
         <w:gridCol w:w="4513"/>
@@ -2833,7 +2833,7 @@
       <w:pPr>
         <w:pStyle w:val="Ttulo2"/>
       </w:pPr>
-      <w:bookmarkStart w:id="1" w:name="_Toc241696815"/>
+      <w:bookmarkStart w:id="1" w:name="_Toc241745687"/>
       <w:r>
         <w:t>De dónde procede su acceso</w:t>
       </w:r>
@@ -2954,7 +2954,7 @@
           <w:left w:w="10" w:type="dxa"/>
           <w:right w:w="10" w:type="dxa"/>
         </w:tblCellMar>
-        <w:tblLook w:val="04A0" w:firstRow="1" w:lastRow="0" w:firstColumn="1" w:lastColumn="0" w:noHBand="0" w:noVBand="1"/>
+        <w:tblLook w:val="0000" w:firstRow="0" w:lastRow="0" w:firstColumn="0" w:lastColumn="0" w:noHBand="0" w:noVBand="0"/>
       </w:tblPr>
       <w:tblGrid>
         <w:gridCol w:w="1981"/>
@@ -3887,7 +3887,7 @@
       <w:pPr>
         <w:pStyle w:val="Ttulo2"/>
       </w:pPr>
-      <w:bookmarkStart w:id="2" w:name="_Toc241696816"/>
+      <w:bookmarkStart w:id="2" w:name="_Toc241745688"/>
       <w:r>
         <w:t>Iniciar sesión, cambiar la contraseña y cerrar sesión</w:t>
       </w:r>
@@ -4002,7 +4002,7 @@
         </w:rPr>
         <w:lastRenderedPageBreak/>
         <w:drawing>
-          <wp:inline distT="0" distB="0" distL="0" distR="0" wp14:anchorId="338693A7" wp14:editId="4CDB4BED">
+          <wp:inline distT="0" distB="0" distL="0" distR="0" wp14:anchorId="09AE683A" wp14:editId="02E13431">
             <wp:extent cx="5715000" cy="3571875"/>
             <wp:effectExtent l="0" t="0" r="0" b="0"/>
             <wp:docPr id="315" name="01-login.png" descr="La página de inicio de sesión con Correo electrónico, Contraseña, Recordarme y el botón Iniciar sesión." title="La página de inicio de sesión con Correo electrónico, Contraseña, Recordarme y el botón Iniciar sesión."/>
@@ -4080,7 +4080,7 @@
           <w:left w:w="10" w:type="dxa"/>
           <w:right w:w="10" w:type="dxa"/>
         </w:tblCellMar>
-        <w:tblLook w:val="04A0" w:firstRow="1" w:lastRow="0" w:firstColumn="1" w:lastColumn="0" w:noHBand="0" w:noVBand="1"/>
+        <w:tblLook w:val="0000" w:firstRow="0" w:lastRow="0" w:firstColumn="0" w:lastColumn="0" w:noHBand="0" w:noVBand="0"/>
       </w:tblPr>
       <w:tblGrid>
         <w:gridCol w:w="3610"/>
@@ -4436,7 +4436,7 @@
         <w:pStyle w:val="Ttulo1"/>
         <w:pageBreakBefore/>
       </w:pPr>
-      <w:bookmarkStart w:id="3" w:name="_Toc241696817"/>
+      <w:bookmarkStart w:id="3" w:name="_Toc241745689"/>
       <w:r>
         <w:lastRenderedPageBreak/>
         <w:t>Panel</w:t>
@@ -4469,7 +4469,7 @@
           <w:noProof/>
         </w:rPr>
         <w:drawing>
-          <wp:inline distT="0" distB="0" distL="0" distR="0" wp14:anchorId="13FCB045" wp14:editId="6003137E">
+          <wp:inline distT="0" distB="0" distL="0" distR="0" wp14:anchorId="149BFB58" wp14:editId="3F0613A5">
             <wp:extent cx="5715000" cy="3571875"/>
             <wp:effectExtent l="0" t="0" r="0" b="0"/>
             <wp:docPr id="316" name="45-dashboard.png" descr="El panel con las tarjetas de resumen y la lista Mapas recientes." title="El panel con las tarjetas de resumen y la lista Mapas recientes."/>
@@ -4532,7 +4532,7 @@
           <w:left w:w="10" w:type="dxa"/>
           <w:right w:w="10" w:type="dxa"/>
         </w:tblCellMar>
-        <w:tblLook w:val="04A0" w:firstRow="1" w:lastRow="0" w:firstColumn="1" w:lastColumn="0" w:noHBand="0" w:noVBand="1"/>
+        <w:tblLook w:val="0000" w:firstRow="0" w:lastRow="0" w:firstColumn="0" w:lastColumn="0" w:noHBand="0" w:noVBand="0"/>
       </w:tblPr>
       <w:tblGrid>
         <w:gridCol w:w="3800"/>
@@ -5044,7 +5044,7 @@
         <w:pStyle w:val="Ttulo1"/>
         <w:pageBreakBefore/>
       </w:pPr>
-      <w:bookmarkStart w:id="4" w:name="_Toc241696818"/>
+      <w:bookmarkStart w:id="4" w:name="_Toc241745690"/>
       <w:r>
         <w:lastRenderedPageBreak/>
         <w:t>Mapas</w:t>
@@ -5077,7 +5077,7 @@
           <w:noProof/>
         </w:rPr>
         <w:drawing>
-          <wp:inline distT="0" distB="0" distL="0" distR="0" wp14:anchorId="710FAD1A" wp14:editId="0170A09B">
+          <wp:inline distT="0" distB="0" distL="0" distR="0" wp14:anchorId="672C8605" wp14:editId="321E48EE">
             <wp:extent cx="5715000" cy="3429000"/>
             <wp:effectExtent l="0" t="0" r="0" b="0"/>
             <wp:docPr id="317" name="03-maps-mine.png" descr="La lista de Mapas, pestaña Míos, con los iconos de acción en la fila del mapa." title="La lista de Mapas, pestaña Míos, con los iconos de acción en la fila del mapa."/>
@@ -5129,7 +5129,7 @@
       <w:pPr>
         <w:pStyle w:val="Ttulo2"/>
       </w:pPr>
-      <w:bookmarkStart w:id="5" w:name="_Toc241696819"/>
+      <w:bookmarkStart w:id="5" w:name="_Toc241745691"/>
       <w:r>
         <w:t>Pestañas, búsqueda y filtros</w:t>
       </w:r>
@@ -5150,7 +5150,7 @@
           <w:left w:w="10" w:type="dxa"/>
           <w:right w:w="10" w:type="dxa"/>
         </w:tblCellMar>
-        <w:tblLook w:val="04A0" w:firstRow="1" w:lastRow="0" w:firstColumn="1" w:lastColumn="0" w:noHBand="0" w:noVBand="1"/>
+        <w:tblLook w:val="0000" w:firstRow="0" w:lastRow="0" w:firstColumn="0" w:lastColumn="0" w:noHBand="0" w:noVBand="0"/>
       </w:tblPr>
       <w:tblGrid>
         <w:gridCol w:w="4513"/>
@@ -5880,7 +5880,7 @@
       <w:pPr>
         <w:pStyle w:val="Ttulo2"/>
       </w:pPr>
-      <w:bookmarkStart w:id="6" w:name="_Toc241696820"/>
+      <w:bookmarkStart w:id="6" w:name="_Toc241745692"/>
       <w:r>
         <w:lastRenderedPageBreak/>
         <w:t>Acciones de fila</w:t>
@@ -5907,7 +5907,7 @@
           <w:left w:w="10" w:type="dxa"/>
           <w:right w:w="10" w:type="dxa"/>
         </w:tblCellMar>
-        <w:tblLook w:val="04A0" w:firstRow="1" w:lastRow="0" w:firstColumn="1" w:lastColumn="0" w:noHBand="0" w:noVBand="1"/>
+        <w:tblLook w:val="0000" w:firstRow="0" w:lastRow="0" w:firstColumn="0" w:lastColumn="0" w:noHBand="0" w:noVBand="0"/>
       </w:tblPr>
       <w:tblGrid>
         <w:gridCol w:w="4513"/>
@@ -6617,7 +6617,7 @@
       <w:pPr>
         <w:pStyle w:val="Ttulo2"/>
       </w:pPr>
-      <w:bookmarkStart w:id="7" w:name="_Toc241696821"/>
+      <w:bookmarkStart w:id="7" w:name="_Toc241745693"/>
       <w:r>
         <w:t>Libros de trabajo</w:t>
       </w:r>
@@ -6653,7 +6653,7 @@
           <w:left w:w="10" w:type="dxa"/>
           <w:right w:w="10" w:type="dxa"/>
         </w:tblCellMar>
-        <w:tblLook w:val="04A0" w:firstRow="1" w:lastRow="0" w:firstColumn="1" w:lastColumn="0" w:noHBand="0" w:noVBand="1"/>
+        <w:tblLook w:val="0000" w:firstRow="0" w:lastRow="0" w:firstColumn="0" w:lastColumn="0" w:noHBand="0" w:noVBand="0"/>
       </w:tblPr>
       <w:tblGrid>
         <w:gridCol w:w="4513"/>
@@ -7103,7 +7103,7 @@
           <w:noProof/>
         </w:rPr>
         <w:drawing>
-          <wp:inline distT="0" distB="0" distL="0" distR="0" wp14:anchorId="58CE0BFC" wp14:editId="73AEACCB">
+          <wp:inline distT="0" distB="0" distL="0" distR="0" wp14:anchorId="4EE0A781" wp14:editId="1B86DFED">
             <wp:extent cx="2905125" cy="1543050"/>
             <wp:effectExtent l="0" t="0" r="0" b="0"/>
             <wp:docPr id="318" name="02-workbook-copy-dialog.png" descr="El cuadro Copiar libro con el campo de nombre del libro nuevo." title="El cuadro Copiar libro con el campo de nombre del libro nuevo."/>
@@ -7170,7 +7170,7 @@
       <w:pPr>
         <w:pStyle w:val="Ttulo2"/>
       </w:pPr>
-      <w:bookmarkStart w:id="8" w:name="_Toc241696822"/>
+      <w:bookmarkStart w:id="8" w:name="_Toc241745694"/>
       <w:r>
         <w:t>Copiar un mapa</w:t>
       </w:r>
@@ -7252,7 +7252,7 @@
       <w:pPr>
         <w:pStyle w:val="Ttulo2"/>
       </w:pPr>
-      <w:bookmarkStart w:id="9" w:name="_Toc241696823"/>
+      <w:bookmarkStart w:id="9" w:name="_Toc241745695"/>
       <w:r>
         <w:t>Compartir un mapa que es suyo</w:t>
       </w:r>
@@ -7336,7 +7336,7 @@
           <w:noProof/>
         </w:rPr>
         <w:drawing>
-          <wp:inline distT="0" distB="0" distL="0" distR="0" wp14:anchorId="0F27E2C8" wp14:editId="0833D007">
+          <wp:inline distT="0" distB="0" distL="0" distR="0" wp14:anchorId="20493555" wp14:editId="338FB421">
             <wp:extent cx="3743325" cy="1581150"/>
             <wp:effectExtent l="0" t="0" r="0" b="0"/>
             <wp:docPr id="319" name="29-share-dialog-search.png" descr="El cuadro Compartir mapa con una persona coincidente y los botones Puede ver, Puede exportar y Puede editar." title="El cuadro Compartir mapa con una persona coincidente y los botones Puede ver, Puede exportar y Puede editar."/>
@@ -7399,7 +7399,7 @@
           <w:left w:w="10" w:type="dxa"/>
           <w:right w:w="10" w:type="dxa"/>
         </w:tblCellMar>
-        <w:tblLook w:val="04A0" w:firstRow="1" w:lastRow="0" w:firstColumn="1" w:lastColumn="0" w:noHBand="0" w:noVBand="1"/>
+        <w:tblLook w:val="0000" w:firstRow="0" w:lastRow="0" w:firstColumn="0" w:lastColumn="0" w:noHBand="0" w:noVBand="0"/>
       </w:tblPr>
       <w:tblGrid>
         <w:gridCol w:w="3139"/>
@@ -7770,7 +7770,7 @@
         <w:pStyle w:val="Ttulo1"/>
         <w:pageBreakBefore/>
       </w:pPr>
-      <w:bookmarkStart w:id="10" w:name="_Toc241696824"/>
+      <w:bookmarkStart w:id="10" w:name="_Toc241745696"/>
       <w:r>
         <w:lastRenderedPageBreak/>
         <w:t>El visor de mapas</w:t>
@@ -7793,7 +7793,7 @@
           <w:noProof/>
         </w:rPr>
         <w:drawing>
-          <wp:inline distT="0" distB="0" distL="0" distR="0" wp14:anchorId="46C046F4" wp14:editId="596ED123">
+          <wp:inline distT="0" distB="0" distL="0" distR="0" wp14:anchorId="2AFE1CF2" wp14:editId="71A94A46">
             <wp:extent cx="5715000" cy="3571875"/>
             <wp:effectExtent l="0" t="0" r="0" b="0"/>
             <wp:docPr id="320" name="25-viewer-results.png" descr="El visor de mapas tras una ejecución completada, con la cuadrícula de resultados y los botones de exportación." title="El visor de mapas tras una ejecución completada, con la cuadrícula de resultados y los botones de exportación."/>
@@ -7856,7 +7856,7 @@
           <w:left w:w="10" w:type="dxa"/>
           <w:right w:w="10" w:type="dxa"/>
         </w:tblCellMar>
-        <w:tblLook w:val="04A0" w:firstRow="1" w:lastRow="0" w:firstColumn="1" w:lastColumn="0" w:noHBand="0" w:noVBand="1"/>
+        <w:tblLook w:val="0000" w:firstRow="0" w:lastRow="0" w:firstColumn="0" w:lastColumn="0" w:noHBand="0" w:noVBand="0"/>
       </w:tblPr>
       <w:tblGrid>
         <w:gridCol w:w="4778"/>
@@ -8322,7 +8322,7 @@
       <w:pPr>
         <w:pStyle w:val="Ttulo2"/>
       </w:pPr>
-      <w:bookmarkStart w:id="11" w:name="_Toc241696825"/>
+      <w:bookmarkStart w:id="11" w:name="_Toc241745697"/>
       <w:r>
         <w:lastRenderedPageBreak/>
         <w:t>Parámetros de ejecución</w:t>
@@ -8365,7 +8365,7 @@
           <w:noProof/>
         </w:rPr>
         <w:drawing>
-          <wp:inline distT="0" distB="0" distL="0" distR="0" wp14:anchorId="0B5A0508" wp14:editId="177FCB2A">
+          <wp:inline distT="0" distB="0" distL="0" distR="0" wp14:anchorId="069361E2" wp14:editId="5F1ED7B8">
             <wp:extent cx="2905125" cy="2457450"/>
             <wp:effectExtent l="0" t="0" r="0" b="0"/>
             <wp:docPr id="321" name="24-viewer-params-filled.png" descr="El cuadro Parámetros de ejecución con los dos valores obligatorios rellenados." title="El cuadro Parámetros de ejecución con los dos valores obligatorios rellenados."/>
@@ -8417,7 +8417,7 @@
       <w:pPr>
         <w:pStyle w:val="Ttulo2"/>
       </w:pPr>
-      <w:bookmarkStart w:id="12" w:name="_Toc241696826"/>
+      <w:bookmarkStart w:id="12" w:name="_Toc241745698"/>
       <w:r>
         <w:t>Leer los resultados</w:t>
       </w:r>
@@ -8438,7 +8438,7 @@
           <w:left w:w="10" w:type="dxa"/>
           <w:right w:w="10" w:type="dxa"/>
         </w:tblCellMar>
-        <w:tblLook w:val="04A0" w:firstRow="1" w:lastRow="0" w:firstColumn="1" w:lastColumn="0" w:noHBand="0" w:noVBand="1"/>
+        <w:tblLook w:val="0000" w:firstRow="0" w:lastRow="0" w:firstColumn="0" w:lastColumn="0" w:noHBand="0" w:noVBand="0"/>
       </w:tblPr>
       <w:tblGrid>
         <w:gridCol w:w="3438"/>
@@ -9101,7 +9101,7 @@
       <w:pPr>
         <w:pStyle w:val="Ttulo2"/>
       </w:pPr>
-      <w:bookmarkStart w:id="13" w:name="_Toc241696827"/>
+      <w:bookmarkStart w:id="13" w:name="_Toc241745699"/>
       <w:r>
         <w:t>Exportar los resultados</w:t>
       </w:r>
@@ -9127,7 +9127,7 @@
           <w:left w:w="10" w:type="dxa"/>
           <w:right w:w="10" w:type="dxa"/>
         </w:tblCellMar>
-        <w:tblLook w:val="04A0" w:firstRow="1" w:lastRow="0" w:firstColumn="1" w:lastColumn="0" w:noHBand="0" w:noVBand="1"/>
+        <w:tblLook w:val="0000" w:firstRow="0" w:lastRow="0" w:firstColumn="0" w:lastColumn="0" w:noHBand="0" w:noVBand="0"/>
       </w:tblPr>
       <w:tblGrid>
         <w:gridCol w:w="4513"/>
@@ -9432,7 +9432,7 @@
           <w:noProof/>
         </w:rPr>
         <w:drawing>
-          <wp:inline distT="0" distB="0" distL="0" distR="0" wp14:anchorId="1CA1DA22" wp14:editId="083A15F5">
+          <wp:inline distT="0" distB="0" distL="0" distR="0" wp14:anchorId="3D4685A9" wp14:editId="558279BD">
             <wp:extent cx="3324225" cy="3990975"/>
             <wp:effectExtent l="0" t="0" r="0" b="0"/>
             <wp:docPr id="322" name="17-builder-pdf-dialog.png" descr="El cuadro Exportar a PDF con las opciones de orientación, tamaño del papel, título y fuente." title="El cuadro Exportar a PDF con las opciones de orientación, tamaño del papel, título y fuente."/>
@@ -9495,7 +9495,7 @@
           <w:left w:w="10" w:type="dxa"/>
           <w:right w:w="10" w:type="dxa"/>
         </w:tblCellMar>
-        <w:tblLook w:val="04A0" w:firstRow="1" w:lastRow="0" w:firstColumn="1" w:lastColumn="0" w:noHBand="0" w:noVBand="1"/>
+        <w:tblLook w:val="0000" w:firstRow="0" w:lastRow="0" w:firstColumn="0" w:lastColumn="0" w:noHBand="0" w:noVBand="0"/>
       </w:tblPr>
       <w:tblGrid>
         <w:gridCol w:w="2578"/>
@@ -9909,7 +9909,7 @@
         <w:pStyle w:val="Ttulo1"/>
         <w:pageBreakBefore/>
       </w:pPr>
-      <w:bookmarkStart w:id="14" w:name="_Toc241696828"/>
+      <w:bookmarkStart w:id="14" w:name="_Toc241745700"/>
       <w:r>
         <w:lastRenderedPageBreak/>
         <w:t>Crear y editar mapas</w:t>
@@ -9972,7 +9972,7 @@
           <w:noProof/>
         </w:rPr>
         <w:drawing>
-          <wp:inline distT="0" distB="0" distL="0" distR="0" wp14:anchorId="3769160C" wp14:editId="557F8D1F">
+          <wp:inline distT="0" distB="0" distL="0" distR="0" wp14:anchorId="09851D3B" wp14:editId="52BF248B">
             <wp:extent cx="5715000" cy="3571875"/>
             <wp:effectExtent l="0" t="0" r="0" b="0"/>
             <wp:docPr id="323" name="05-builder-overview.png" descr="El generador de mapas con el árbol Áreas de negocio, el lienzo de columnas y el panel Propiedades." title="El generador de mapas con el árbol Áreas de negocio, el lienzo de columnas y el panel Propiedades."/>
@@ -10079,7 +10079,7 @@
       <w:pPr>
         <w:pStyle w:val="Ttulo2"/>
       </w:pPr>
-      <w:bookmarkStart w:id="15" w:name="_Toc241696829"/>
+      <w:bookmarkStart w:id="15" w:name="_Toc241745701"/>
       <w:r>
         <w:t>Barra de herramientas</w:t>
       </w:r>
@@ -10100,7 +10100,7 @@
           <w:left w:w="10" w:type="dxa"/>
           <w:right w:w="10" w:type="dxa"/>
         </w:tblCellMar>
-        <w:tblLook w:val="04A0" w:firstRow="1" w:lastRow="0" w:firstColumn="1" w:lastColumn="0" w:noHBand="0" w:noVBand="1"/>
+        <w:tblLook w:val="0000" w:firstRow="0" w:lastRow="0" w:firstColumn="0" w:lastColumn="0" w:noHBand="0" w:noVBand="0"/>
       </w:tblPr>
       <w:tblGrid>
         <w:gridCol w:w="4778"/>
@@ -11005,7 +11005,7 @@
       <w:pPr>
         <w:pStyle w:val="Ttulo2"/>
       </w:pPr>
-      <w:bookmarkStart w:id="16" w:name="_Toc241696830"/>
+      <w:bookmarkStart w:id="16" w:name="_Toc241745702"/>
       <w:r>
         <w:t>Agregar columnas</w:t>
       </w:r>
@@ -11170,7 +11170,7 @@
       <w:pPr>
         <w:pStyle w:val="Ttulo2"/>
       </w:pPr>
-      <w:bookmarkStart w:id="17" w:name="_Toc241696831"/>
+      <w:bookmarkStart w:id="17" w:name="_Toc241745703"/>
       <w:r>
         <w:t>Configurar una columna</w:t>
       </w:r>
@@ -11216,7 +11216,7 @@
           <w:left w:w="10" w:type="dxa"/>
           <w:right w:w="10" w:type="dxa"/>
         </w:tblCellMar>
-        <w:tblLook w:val="04A0" w:firstRow="1" w:lastRow="0" w:firstColumn="1" w:lastColumn="0" w:noHBand="0" w:noVBand="1"/>
+        <w:tblLook w:val="0000" w:firstRow="0" w:lastRow="0" w:firstColumn="0" w:lastColumn="0" w:noHBand="0" w:noVBand="0"/>
       </w:tblPr>
       <w:tblGrid>
         <w:gridCol w:w="4513"/>
@@ -12170,7 +12170,7 @@
           <w:noProof/>
         </w:rPr>
         <w:drawing>
-          <wp:inline distT="0" distB="0" distL="0" distR="0" wp14:anchorId="1955B209" wp14:editId="079BB999">
+          <wp:inline distT="0" distB="0" distL="0" distR="0" wp14:anchorId="09E9C69C" wp14:editId="6875078A">
             <wp:extent cx="5715000" cy="3571875"/>
             <wp:effectExtent l="0" t="0" r="0" b="0"/>
             <wp:docPr id="324" name="08-builder-column-aggregation.png" descr="El cuadro Configurar columna con la lista Agregación abierta." title="El cuadro Configurar columna con la lista Agregación abierta."/>
@@ -12222,7 +12222,7 @@
       <w:pPr>
         <w:pStyle w:val="Ttulo2"/>
       </w:pPr>
-      <w:bookmarkStart w:id="18" w:name="_Toc241696832"/>
+      <w:bookmarkStart w:id="18" w:name="_Toc241745704"/>
       <w:r>
         <w:lastRenderedPageBreak/>
         <w:t>Pestañas del panel derecho</w:t>
@@ -12244,7 +12244,7 @@
           <w:left w:w="10" w:type="dxa"/>
           <w:right w:w="10" w:type="dxa"/>
         </w:tblCellMar>
-        <w:tblLook w:val="04A0" w:firstRow="1" w:lastRow="0" w:firstColumn="1" w:lastColumn="0" w:noHBand="0" w:noVBand="1"/>
+        <w:tblLook w:val="0000" w:firstRow="0" w:lastRow="0" w:firstColumn="0" w:lastColumn="0" w:noHBand="0" w:noVBand="0"/>
       </w:tblPr>
       <w:tblGrid>
         <w:gridCol w:w="3282"/>
@@ -12968,7 +12968,7 @@
           <w:noProof/>
         </w:rPr>
         <w:drawing>
-          <wp:inline distT="0" distB="0" distL="0" distR="0" wp14:anchorId="7C2BCA24" wp14:editId="36F6C3AF">
+          <wp:inline distT="0" distB="0" distL="0" distR="0" wp14:anchorId="6CAF342A" wp14:editId="187112D7">
             <wp:extent cx="5715000" cy="3571875"/>
             <wp:effectExtent l="0" t="0" r="0" b="0"/>
             <wp:docPr id="325" name="09-builder-conditions.png" descr="La pestaña Condiciones con las condiciones del mapa y los controles de operador y valor o solicitud." title="La pestaña Condiciones con las condiciones del mapa y los controles de operador y valor o solicitud."/>
@@ -13126,7 +13126,7 @@
       <w:pPr>
         <w:pStyle w:val="Ttulo2"/>
       </w:pPr>
-      <w:bookmarkStart w:id="19" w:name="_Toc241696833"/>
+      <w:bookmarkStart w:id="19" w:name="_Toc241745705"/>
       <w:r>
         <w:t>Formato condicional</w:t>
       </w:r>
@@ -13172,7 +13172,7 @@
           <w:left w:w="10" w:type="dxa"/>
           <w:right w:w="10" w:type="dxa"/>
         </w:tblCellMar>
-        <w:tblLook w:val="04A0" w:firstRow="1" w:lastRow="0" w:firstColumn="1" w:lastColumn="0" w:noHBand="0" w:noVBand="1"/>
+        <w:tblLook w:val="0000" w:firstRow="0" w:lastRow="0" w:firstColumn="0" w:lastColumn="0" w:noHBand="0" w:noVBand="0"/>
       </w:tblPr>
       <w:tblGrid>
         <w:gridCol w:w="3438"/>
@@ -13831,7 +13831,7 @@
           <w:noProof/>
         </w:rPr>
         <w:drawing>
-          <wp:inline distT="0" distB="0" distL="0" distR="0" wp14:anchorId="33BDED1D" wp14:editId="183E3187">
+          <wp:inline distT="0" distB="0" distL="0" distR="0" wp14:anchorId="44EC8504" wp14:editId="40B7CC29">
             <wp:extent cx="3324225" cy="1457325"/>
             <wp:effectExtent l="0" t="0" r="0" b="0"/>
             <wp:docPr id="326" name="19-builder-formatting-dialog.png" descr="El cuadro Formato con la lista de reglas y los controles Añadir regla." title="El cuadro Formato con la lista de reglas y los controles Añadir regla."/>
@@ -13883,7 +13883,7 @@
       <w:pPr>
         <w:pStyle w:val="Ttulo2"/>
       </w:pPr>
-      <w:bookmarkStart w:id="20" w:name="_Toc241696834"/>
+      <w:bookmarkStart w:id="20" w:name="_Toc241745706"/>
       <w:r>
         <w:t>Ejecutar desde el generador y ejecuciones rechazadas</w:t>
       </w:r>
@@ -13930,7 +13930,7 @@
       <w:pPr>
         <w:pStyle w:val="Ttulo2"/>
       </w:pPr>
-      <w:bookmarkStart w:id="21" w:name="_Toc241696835"/>
+      <w:bookmarkStart w:id="21" w:name="_Toc241745707"/>
       <w:r>
         <w:t>Ejemplo: crear un mapa pequeño</w:t>
       </w:r>
@@ -14080,7 +14080,7 @@
         <w:pStyle w:val="Ttulo1"/>
         <w:pageBreakBefore/>
       </w:pPr>
-      <w:bookmarkStart w:id="22" w:name="_Toc241696836"/>
+      <w:bookmarkStart w:id="22" w:name="_Toc241745708"/>
       <w:r>
         <w:lastRenderedPageBreak/>
         <w:t>Ejecuciones</w:t>
@@ -14113,7 +14113,7 @@
           <w:noProof/>
         </w:rPr>
         <w:drawing>
-          <wp:inline distT="0" distB="0" distL="0" distR="0" wp14:anchorId="24FEC02B" wp14:editId="5C1EE6F8">
+          <wp:inline distT="0" distB="0" distL="0" distR="0" wp14:anchorId="66201556" wp14:editId="77DF7947">
             <wp:extent cx="5715000" cy="3571875"/>
             <wp:effectExtent l="0" t="0" r="0" b="0"/>
             <wp:docPr id="327" name="41-runs.png" descr="La página Ejecuciones con los filtros y la tabla de ejecuciones con sus botones de exportación." title="La página Ejecuciones con los filtros y la tabla de ejecuciones con sus botones de exportación."/>
@@ -14176,7 +14176,7 @@
           <w:left w:w="10" w:type="dxa"/>
           <w:right w:w="10" w:type="dxa"/>
         </w:tblCellMar>
-        <w:tblLook w:val="04A0" w:firstRow="1" w:lastRow="0" w:firstColumn="1" w:lastColumn="0" w:noHBand="0" w:noVBand="1"/>
+        <w:tblLook w:val="0000" w:firstRow="0" w:lastRow="0" w:firstColumn="0" w:lastColumn="0" w:noHBand="0" w:noVBand="0"/>
       </w:tblPr>
       <w:tblGrid>
         <w:gridCol w:w="4513"/>
@@ -15116,7 +15116,7 @@
         <w:pStyle w:val="Ttulo1"/>
         <w:pageBreakBefore/>
       </w:pPr>
-      <w:bookmarkStart w:id="23" w:name="_Toc241696837"/>
+      <w:bookmarkStart w:id="23" w:name="_Toc241745709"/>
       <w:r>
         <w:lastRenderedPageBreak/>
         <w:t>Exportaciones</w:t>
@@ -15149,7 +15149,7 @@
           <w:noProof/>
         </w:rPr>
         <w:drawing>
-          <wp:inline distT="0" distB="0" distL="0" distR="0" wp14:anchorId="288F9E86" wp14:editId="28C139C5">
+          <wp:inline distT="0" distB="0" distL="0" distR="0" wp14:anchorId="533C8E5B" wp14:editId="552E12BF">
             <wp:extent cx="5715000" cy="3571875"/>
             <wp:effectExtent l="0" t="0" r="0" b="0"/>
             <wp:docPr id="328" name="44-exports.png" descr="La página Exportaciones con la lista de trabajos de exportación y un botón Descargar en los terminados." title="La página Exportaciones con la lista de trabajos de exportación y un botón Descargar en los terminados."/>
@@ -15212,7 +15212,7 @@
           <w:left w:w="10" w:type="dxa"/>
           <w:right w:w="10" w:type="dxa"/>
         </w:tblCellMar>
-        <w:tblLook w:val="04A0" w:firstRow="1" w:lastRow="0" w:firstColumn="1" w:lastColumn="0" w:noHBand="0" w:noVBand="1"/>
+        <w:tblLook w:val="0000" w:firstRow="0" w:lastRow="0" w:firstColumn="0" w:lastColumn="0" w:noHBand="0" w:noVBand="0"/>
       </w:tblPr>
       <w:tblGrid>
         <w:gridCol w:w="4513"/>
@@ -15566,7 +15566,7 @@
         <w:pStyle w:val="Ttulo1"/>
         <w:pageBreakBefore/>
       </w:pPr>
-      <w:bookmarkStart w:id="24" w:name="_Toc241696838"/>
+      <w:bookmarkStart w:id="24" w:name="_Toc241745710"/>
       <w:r>
         <w:lastRenderedPageBreak/>
         <w:t>Programaciones</w:t>
@@ -15634,7 +15634,7 @@
           <w:noProof/>
         </w:rPr>
         <w:drawing>
-          <wp:inline distT="0" distB="0" distL="0" distR="0" wp14:anchorId="17D21229" wp14:editId="710F6F55">
+          <wp:inline distT="0" distB="0" distL="0" distR="0" wp14:anchorId="6392137C" wp14:editId="76025DAD">
             <wp:extent cx="5715000" cy="3571875"/>
             <wp:effectExtent l="0" t="0" r="0" b="0"/>
             <wp:docPr id="329" name="38-schedules-list.png" descr="La página Programaciones con una programación en pausa y sus iconos de acción." title="La página Programaciones con una programación en pausa y sus iconos de acción."/>
@@ -15697,7 +15697,7 @@
           <w:left w:w="10" w:type="dxa"/>
           <w:right w:w="10" w:type="dxa"/>
         </w:tblCellMar>
-        <w:tblLook w:val="04A0" w:firstRow="1" w:lastRow="0" w:firstColumn="1" w:lastColumn="0" w:noHBand="0" w:noVBand="1"/>
+        <w:tblLook w:val="0000" w:firstRow="0" w:lastRow="0" w:firstColumn="0" w:lastColumn="0" w:noHBand="0" w:noVBand="0"/>
       </w:tblPr>
       <w:tblGrid>
         <w:gridCol w:w="4513"/>
@@ -16392,7 +16392,7 @@
       <w:pPr>
         <w:pStyle w:val="Ttulo2"/>
       </w:pPr>
-      <w:bookmarkStart w:id="25" w:name="_Toc241696839"/>
+      <w:bookmarkStart w:id="25" w:name="_Toc241745711"/>
       <w:r>
         <w:t>Nueva programación</w:t>
       </w:r>
@@ -16602,7 +16602,7 @@
           <w:noProof/>
         </w:rPr>
         <w:drawing>
-          <wp:inline distT="0" distB="0" distL="0" distR="0" wp14:anchorId="782EF1CF" wp14:editId="3BFF7BA0">
+          <wp:inline distT="0" distB="0" distL="0" distR="0" wp14:anchorId="53D0A9B0" wp14:editId="070A97E3">
             <wp:extent cx="3743325" cy="4676775"/>
             <wp:effectExtent l="0" t="0" r="0" b="0"/>
             <wp:docPr id="330" name="37-schedule-filled.png" descr="El cuadro Nueva programación rellenado, con frecuencia mensual y Habilitada desmarcada." title="El cuadro Nueva programación rellenado, con frecuencia mensual y Habilitada desmarcada."/>
@@ -16665,7 +16665,7 @@
           <w:left w:w="10" w:type="dxa"/>
           <w:right w:w="10" w:type="dxa"/>
         </w:tblCellMar>
-        <w:tblLook w:val="04A0" w:firstRow="1" w:lastRow="0" w:firstColumn="1" w:lastColumn="0" w:noHBand="0" w:noVBand="1"/>
+        <w:tblLook w:val="0000" w:firstRow="0" w:lastRow="0" w:firstColumn="0" w:lastColumn="0" w:noHBand="0" w:noVBand="0"/>
       </w:tblPr>
       <w:tblGrid>
         <w:gridCol w:w="2256"/>
@@ -17440,7 +17440,7 @@
       <w:pPr>
         <w:pStyle w:val="Ttulo2"/>
       </w:pPr>
-      <w:bookmarkStart w:id="26" w:name="_Toc241696840"/>
+      <w:bookmarkStart w:id="26" w:name="_Toc241745712"/>
       <w:r>
         <w:t>Historial</w:t>
       </w:r>
@@ -17588,7 +17588,7 @@
         <w:pStyle w:val="Ttulo1"/>
         <w:pageBreakBefore/>
       </w:pPr>
-      <w:bookmarkStart w:id="27" w:name="_Toc241696841"/>
+      <w:bookmarkStart w:id="27" w:name="_Toc241745713"/>
       <w:r>
         <w:lastRenderedPageBreak/>
         <w:t>Configuración</w:t>
@@ -17618,7 +17618,7 @@
           <w:noProof/>
         </w:rPr>
         <w:drawing>
-          <wp:inline distT="0" distB="0" distL="0" distR="0" wp14:anchorId="5336727B" wp14:editId="6AD2ABDA">
+          <wp:inline distT="0" distB="0" distL="0" distR="0" wp14:anchorId="3C7195DD" wp14:editId="6C8F142D">
             <wp:extent cx="5715000" cy="3571875"/>
             <wp:effectExtent l="0" t="0" r="0" b="0"/>
             <wp:docPr id="331" name="04-settings.png" descr="La página Configuración con las tarjetas Idioma, Tema y Paleta de colores." title="La página Configuración con las tarjetas Idioma, Tema y Paleta de colores."/>
@@ -17681,7 +17681,7 @@
           <w:left w:w="10" w:type="dxa"/>
           <w:right w:w="10" w:type="dxa"/>
         </w:tblCellMar>
-        <w:tblLook w:val="04A0" w:firstRow="1" w:lastRow="0" w:firstColumn="1" w:lastColumn="0" w:noHBand="0" w:noVBand="1"/>
+        <w:tblLook w:val="0000" w:firstRow="0" w:lastRow="0" w:firstColumn="0" w:lastColumn="0" w:noHBand="0" w:noVBand="0"/>
       </w:tblPr>
       <w:tblGrid>
         <w:gridCol w:w="4513"/>
@@ -18173,7 +18173,7 @@
         <w:pStyle w:val="Ttulo1"/>
         <w:pageBreakBefore/>
       </w:pPr>
-      <w:bookmarkStart w:id="28" w:name="_Toc241696842"/>
+      <w:bookmarkStart w:id="28" w:name="_Toc241745714"/>
       <w:r>
         <w:lastRenderedPageBreak/>
         <w:t>Preguntas frecuentes</w:t>
@@ -18355,7 +18355,7 @@
         <w:pStyle w:val="Ttulo1"/>
         <w:pageBreakBefore/>
       </w:pPr>
-      <w:bookmarkStart w:id="29" w:name="_Toc241696843"/>
+      <w:bookmarkStart w:id="29" w:name="_Toc241745715"/>
       <w:r>
         <w:lastRenderedPageBreak/>
         <w:t>Glosario</w:t>
@@ -18377,7 +18377,7 @@
           <w:left w:w="10" w:type="dxa"/>
           <w:right w:w="10" w:type="dxa"/>
         </w:tblCellMar>
-        <w:tblLook w:val="04A0" w:firstRow="1" w:lastRow="0" w:firstColumn="1" w:lastColumn="0" w:noHBand="0" w:noVBand="1"/>
+        <w:tblLook w:val="0000" w:firstRow="0" w:lastRow="0" w:firstColumn="0" w:lastColumn="0" w:noHBand="0" w:noVBand="0"/>
       </w:tblPr>
       <w:tblGrid>
         <w:gridCol w:w="3800"/>
@@ -19377,10 +19377,300 @@
 <file path=word/numbering.xml><?xml version="1.0" encoding="utf-8"?>
 <w:numbering xmlns:wpc="http://schemas.microsoft.com/office/word/2010/wordprocessingCanvas" xmlns:cx="http://schemas.microsoft.com/office/drawing/2014/chartex" xmlns:cx1="http://schemas.microsoft.com/office/drawing/2015/9/8/chartex" xmlns:cx2="http://schemas.microsoft.com/office/drawing/2015/10/21/chartex" xmlns:cx3="http://schemas.microsoft.com/office/drawing/2016/5/9/chartex" xmlns:cx4="http://schemas.microsoft.com/office/drawing/2016/5/10/chartex" xmlns:cx5="http://schemas.microsoft.com/office/drawing/2016/5/11/chartex" xmlns:cx6="http://schemas.microsoft.com/office/drawing/2016/5/12/chartex" xmlns:cx7="http://schemas.microsoft.com/office/drawing/2016/5/13/chartex" xmlns:cx8="http://schemas.microsoft.com/office/drawing/2016/5/14/chartex" xmlns:mc="http://schemas.openxmlformats.org/markup-compatibility/2006" xmlns:aink="http://schemas.microsoft.com/office/drawing/2016/ink" xmlns:am3d="http://schemas.microsoft.com/office/drawing/2017/model3d" xmlns:o="urn:schemas-microsoft-com:office:office" xmlns:oel="http://schemas.microsoft.com/office/2019/extlst" xmlns:r="http://schemas.openxmlformats.org/officeDocument/2006/relationships" xmlns:m="http://schemas.openxmlformats.org/officeDocument/2006/math" xmlns:v="urn:schemas-microsoft-com:vml" xmlns:wp14="http://schemas.microsoft.com/office/word/2010/wordprocessingDrawing" xmlns:wp="http://schemas.openxmlformats.org/drawingml/2006/wordprocessingDrawing" xmlns:w10="urn:schemas-microsoft-com:office:word" xmlns:w="http://schemas.openxmlformats.org/wordprocessingml/2006/main" xmlns:w14="http://schemas.microsoft.com/office/word/2010/wordml" xmlns:w15="http://schemas.microsoft.com/office/word/2012/wordml" xmlns:w16cex="http://schemas.microsoft.com/office/word/2018/wordml/cex" xmlns:w16cid="http://schemas.microsoft.com/office/word/2016/wordml/cid" xmlns:w16="http://schemas.microsoft.com/office/word/2018/wordml" xmlns:w16sdtdh="http://schemas.microsoft.com/office/word/2020/wordml/sdtdatahash" xmlns:w16se="http://schemas.microsoft.com/office/word/2015/wordml/symex" xmlns:wpg="http://schemas.microsoft.com/office/word/2010/wordprocessingGroup" xmlns:wpi="http://schemas.microsoft.com/office/word/2010/wordprocessingInk" xmlns:wne="http://schemas.microsoft.com/office/word/2006/wordml" xmlns:wps="http://schemas.microsoft.com/office/word/2010/wordprocessingShape" mc:Ignorable="w14 w15 w16se w16cid w16 w16cex w16sdtdh wp14">
   <w:abstractNum w:abstractNumId="0" w15:restartNumberingAfterBreak="0">
-    <w:nsid w:val="09B521E1"/>
+    <w:nsid w:val="05DA1FB2"/>
     <w:multiLevelType w:val="hybridMultilevel"/>
-    <w:tmpl w:val="EA4C27B4"/>
-    <w:lvl w:ilvl="0" w:tplc="7AAA6400" w:tentative="1">
+    <w:tmpl w:val="6148A32E"/>
+    <w:lvl w:ilvl="0" w:tplc="9F062F24">
+      <w:start w:val="1"/>
+      <w:numFmt w:val="decimal"/>
+      <w:lvlText w:val="%1."/>
+      <w:lvlJc w:val="left"/>
+      <w:pPr>
+        <w:ind w:left="360" w:hanging="300"/>
+      </w:pPr>
+    </w:lvl>
+    <w:lvl w:ilvl="1" w:tplc="F57E6FE8" w:tentative="1">
+      <w:start w:val="1"/>
+      <w:numFmt w:val="lowerLetter"/>
+      <w:lvlText w:val="%2."/>
+      <w:lvlJc w:val="left"/>
+      <w:pPr>
+        <w:ind w:left="720" w:hanging="300"/>
+      </w:pPr>
+    </w:lvl>
+    <w:lvl w:ilvl="2" w:tplc="7ED8A094">
+      <w:numFmt w:val="decimal"/>
+      <w:lvlText w:val=""/>
+      <w:lvlJc w:val="left"/>
+    </w:lvl>
+    <w:lvl w:ilvl="3" w:tplc="E4A630BA">
+      <w:numFmt w:val="decimal"/>
+      <w:lvlText w:val=""/>
+      <w:lvlJc w:val="left"/>
+    </w:lvl>
+    <w:lvl w:ilvl="4" w:tplc="B79A45FC">
+      <w:numFmt w:val="decimal"/>
+      <w:lvlText w:val=""/>
+      <w:lvlJc w:val="left"/>
+    </w:lvl>
+    <w:lvl w:ilvl="5" w:tplc="4DDEB8B6">
+      <w:numFmt w:val="decimal"/>
+      <w:lvlText w:val=""/>
+      <w:lvlJc w:val="left"/>
+    </w:lvl>
+    <w:lvl w:ilvl="6" w:tplc="BB9CE99A">
+      <w:numFmt w:val="decimal"/>
+      <w:lvlText w:val=""/>
+      <w:lvlJc w:val="left"/>
+    </w:lvl>
+    <w:lvl w:ilvl="7" w:tplc="3F38D6E6">
+      <w:numFmt w:val="decimal"/>
+      <w:lvlText w:val=""/>
+      <w:lvlJc w:val="left"/>
+    </w:lvl>
+    <w:lvl w:ilvl="8" w:tplc="ED0EF2B2">
+      <w:numFmt w:val="decimal"/>
+      <w:lvlText w:val=""/>
+      <w:lvlJc w:val="left"/>
+    </w:lvl>
+  </w:abstractNum>
+  <w:abstractNum w:abstractNumId="1" w15:restartNumberingAfterBreak="0">
+    <w:nsid w:val="16E8774B"/>
+    <w:multiLevelType w:val="hybridMultilevel"/>
+    <w:tmpl w:val="86FC1928"/>
+    <w:lvl w:ilvl="0" w:tplc="64DA5CC6">
+      <w:start w:val="1"/>
+      <w:numFmt w:val="decimal"/>
+      <w:lvlText w:val="%1."/>
+      <w:lvlJc w:val="left"/>
+      <w:pPr>
+        <w:ind w:left="360" w:hanging="300"/>
+      </w:pPr>
+    </w:lvl>
+    <w:lvl w:ilvl="1" w:tplc="7304C2C6" w:tentative="1">
+      <w:start w:val="1"/>
+      <w:numFmt w:val="lowerLetter"/>
+      <w:lvlText w:val="%2."/>
+      <w:lvlJc w:val="left"/>
+      <w:pPr>
+        <w:ind w:left="720" w:hanging="300"/>
+      </w:pPr>
+    </w:lvl>
+    <w:lvl w:ilvl="2" w:tplc="D92AD60A">
+      <w:numFmt w:val="decimal"/>
+      <w:lvlText w:val=""/>
+      <w:lvlJc w:val="left"/>
+    </w:lvl>
+    <w:lvl w:ilvl="3" w:tplc="C8029FE2">
+      <w:numFmt w:val="decimal"/>
+      <w:lvlText w:val=""/>
+      <w:lvlJc w:val="left"/>
+    </w:lvl>
+    <w:lvl w:ilvl="4" w:tplc="1DAA476E">
+      <w:numFmt w:val="decimal"/>
+      <w:lvlText w:val=""/>
+      <w:lvlJc w:val="left"/>
+    </w:lvl>
+    <w:lvl w:ilvl="5" w:tplc="C2BC5466">
+      <w:numFmt w:val="decimal"/>
+      <w:lvlText w:val=""/>
+      <w:lvlJc w:val="left"/>
+    </w:lvl>
+    <w:lvl w:ilvl="6" w:tplc="321E06C4">
+      <w:numFmt w:val="decimal"/>
+      <w:lvlText w:val=""/>
+      <w:lvlJc w:val="left"/>
+    </w:lvl>
+    <w:lvl w:ilvl="7" w:tplc="F40C0288">
+      <w:numFmt w:val="decimal"/>
+      <w:lvlText w:val=""/>
+      <w:lvlJc w:val="left"/>
+    </w:lvl>
+    <w:lvl w:ilvl="8" w:tplc="85D018D2">
+      <w:numFmt w:val="decimal"/>
+      <w:lvlText w:val=""/>
+      <w:lvlJc w:val="left"/>
+    </w:lvl>
+  </w:abstractNum>
+  <w:abstractNum w:abstractNumId="2" w15:restartNumberingAfterBreak="0">
+    <w:nsid w:val="37E5071A"/>
+    <w:multiLevelType w:val="hybridMultilevel"/>
+    <w:tmpl w:val="65805908"/>
+    <w:lvl w:ilvl="0" w:tplc="E010848E">
+      <w:start w:val="1"/>
+      <w:numFmt w:val="decimal"/>
+      <w:lvlText w:val="%1."/>
+      <w:lvlJc w:val="left"/>
+      <w:pPr>
+        <w:ind w:left="360" w:hanging="300"/>
+      </w:pPr>
+    </w:lvl>
+    <w:lvl w:ilvl="1" w:tplc="9BEAD008" w:tentative="1">
+      <w:start w:val="1"/>
+      <w:numFmt w:val="lowerLetter"/>
+      <w:lvlText w:val="%2."/>
+      <w:lvlJc w:val="left"/>
+      <w:pPr>
+        <w:ind w:left="720" w:hanging="300"/>
+      </w:pPr>
+    </w:lvl>
+    <w:lvl w:ilvl="2" w:tplc="704EF83C">
+      <w:numFmt w:val="decimal"/>
+      <w:lvlText w:val=""/>
+      <w:lvlJc w:val="left"/>
+    </w:lvl>
+    <w:lvl w:ilvl="3" w:tplc="BC3AB5B4">
+      <w:numFmt w:val="decimal"/>
+      <w:lvlText w:val=""/>
+      <w:lvlJc w:val="left"/>
+    </w:lvl>
+    <w:lvl w:ilvl="4" w:tplc="42460168">
+      <w:numFmt w:val="decimal"/>
+      <w:lvlText w:val=""/>
+      <w:lvlJc w:val="left"/>
+    </w:lvl>
+    <w:lvl w:ilvl="5" w:tplc="6C8CAAB6">
+      <w:numFmt w:val="decimal"/>
+      <w:lvlText w:val=""/>
+      <w:lvlJc w:val="left"/>
+    </w:lvl>
+    <w:lvl w:ilvl="6" w:tplc="8B2E05EE">
+      <w:numFmt w:val="decimal"/>
+      <w:lvlText w:val=""/>
+      <w:lvlJc w:val="left"/>
+    </w:lvl>
+    <w:lvl w:ilvl="7" w:tplc="E37CA712">
+      <w:numFmt w:val="decimal"/>
+      <w:lvlText w:val=""/>
+      <w:lvlJc w:val="left"/>
+    </w:lvl>
+    <w:lvl w:ilvl="8" w:tplc="F22E8E6A">
+      <w:numFmt w:val="decimal"/>
+      <w:lvlText w:val=""/>
+      <w:lvlJc w:val="left"/>
+    </w:lvl>
+  </w:abstractNum>
+  <w:abstractNum w:abstractNumId="3" w15:restartNumberingAfterBreak="0">
+    <w:nsid w:val="4854794F"/>
+    <w:multiLevelType w:val="hybridMultilevel"/>
+    <w:tmpl w:val="5364791C"/>
+    <w:lvl w:ilvl="0" w:tplc="9078F89C">
+      <w:start w:val="1"/>
+      <w:numFmt w:val="decimal"/>
+      <w:lvlText w:val="%1."/>
+      <w:lvlJc w:val="left"/>
+      <w:pPr>
+        <w:ind w:left="360" w:hanging="300"/>
+      </w:pPr>
+    </w:lvl>
+    <w:lvl w:ilvl="1" w:tplc="045A2BA2" w:tentative="1">
+      <w:start w:val="1"/>
+      <w:numFmt w:val="lowerLetter"/>
+      <w:lvlText w:val="%2."/>
+      <w:lvlJc w:val="left"/>
+      <w:pPr>
+        <w:ind w:left="720" w:hanging="300"/>
+      </w:pPr>
+    </w:lvl>
+    <w:lvl w:ilvl="2" w:tplc="34FC3688">
+      <w:numFmt w:val="decimal"/>
+      <w:lvlText w:val=""/>
+      <w:lvlJc w:val="left"/>
+    </w:lvl>
+    <w:lvl w:ilvl="3" w:tplc="6E38BBA8">
+      <w:numFmt w:val="decimal"/>
+      <w:lvlText w:val=""/>
+      <w:lvlJc w:val="left"/>
+    </w:lvl>
+    <w:lvl w:ilvl="4" w:tplc="D0000D2A">
+      <w:numFmt w:val="decimal"/>
+      <w:lvlText w:val=""/>
+      <w:lvlJc w:val="left"/>
+    </w:lvl>
+    <w:lvl w:ilvl="5" w:tplc="4DD2EC2C">
+      <w:numFmt w:val="decimal"/>
+      <w:lvlText w:val=""/>
+      <w:lvlJc w:val="left"/>
+    </w:lvl>
+    <w:lvl w:ilvl="6" w:tplc="DF54286A">
+      <w:numFmt w:val="decimal"/>
+      <w:lvlText w:val=""/>
+      <w:lvlJc w:val="left"/>
+    </w:lvl>
+    <w:lvl w:ilvl="7" w:tplc="C950C112">
+      <w:numFmt w:val="decimal"/>
+      <w:lvlText w:val=""/>
+      <w:lvlJc w:val="left"/>
+    </w:lvl>
+    <w:lvl w:ilvl="8" w:tplc="6D025AC8">
+      <w:numFmt w:val="decimal"/>
+      <w:lvlText w:val=""/>
+      <w:lvlJc w:val="left"/>
+    </w:lvl>
+  </w:abstractNum>
+  <w:abstractNum w:abstractNumId="4" w15:restartNumberingAfterBreak="0">
+    <w:nsid w:val="67211772"/>
+    <w:multiLevelType w:val="hybridMultilevel"/>
+    <w:tmpl w:val="291C9644"/>
+    <w:lvl w:ilvl="0" w:tplc="2E0CDE1E">
+      <w:start w:val="1"/>
+      <w:numFmt w:val="decimal"/>
+      <w:lvlText w:val="%1."/>
+      <w:lvlJc w:val="left"/>
+      <w:pPr>
+        <w:ind w:left="360" w:hanging="300"/>
+      </w:pPr>
+    </w:lvl>
+    <w:lvl w:ilvl="1" w:tplc="DC3A5264" w:tentative="1">
+      <w:start w:val="1"/>
+      <w:numFmt w:val="lowerLetter"/>
+      <w:lvlText w:val="%2."/>
+      <w:lvlJc w:val="left"/>
+      <w:pPr>
+        <w:ind w:left="720" w:hanging="300"/>
+      </w:pPr>
+    </w:lvl>
+    <w:lvl w:ilvl="2" w:tplc="44585E2A">
+      <w:numFmt w:val="decimal"/>
+      <w:lvlText w:val=""/>
+      <w:lvlJc w:val="left"/>
+    </w:lvl>
+    <w:lvl w:ilvl="3" w:tplc="E44601B0">
+      <w:numFmt w:val="decimal"/>
+      <w:lvlText w:val=""/>
+      <w:lvlJc w:val="left"/>
+    </w:lvl>
+    <w:lvl w:ilvl="4" w:tplc="1BA62B56">
+      <w:numFmt w:val="decimal"/>
+      <w:lvlText w:val=""/>
+      <w:lvlJc w:val="left"/>
+    </w:lvl>
+    <w:lvl w:ilvl="5" w:tplc="D096A868">
+      <w:numFmt w:val="decimal"/>
+      <w:lvlText w:val=""/>
+      <w:lvlJc w:val="left"/>
+    </w:lvl>
+    <w:lvl w:ilvl="6" w:tplc="4CD4AE6A">
+      <w:numFmt w:val="decimal"/>
+      <w:lvlText w:val=""/>
+      <w:lvlJc w:val="left"/>
+    </w:lvl>
+    <w:lvl w:ilvl="7" w:tplc="8E4C9088">
+      <w:numFmt w:val="decimal"/>
+      <w:lvlText w:val=""/>
+      <w:lvlJc w:val="left"/>
+    </w:lvl>
+    <w:lvl w:ilvl="8" w:tplc="20BC40F6">
+      <w:numFmt w:val="decimal"/>
+      <w:lvlText w:val=""/>
+      <w:lvlJc w:val="left"/>
+    </w:lvl>
+  </w:abstractNum>
+  <w:abstractNum w:abstractNumId="5" w15:restartNumberingAfterBreak="0">
+    <w:nsid w:val="6E4E62E2"/>
+    <w:multiLevelType w:val="hybridMultilevel"/>
+    <w:tmpl w:val="8446E7EC"/>
+    <w:lvl w:ilvl="0" w:tplc="D67E180C" w:tentative="1">
       <w:start w:val="1"/>
       <w:numFmt w:val="bullet"/>
       <w:lvlText w:val="●"/>
@@ -19389,7 +19679,7 @@
         <w:ind w:left="720" w:hanging="360"/>
       </w:pPr>
     </w:lvl>
-    <w:lvl w:ilvl="1" w:tplc="C42080DC" w:tentative="1">
+    <w:lvl w:ilvl="1" w:tplc="DD86EB8A" w:tentative="1">
       <w:start w:val="1"/>
       <w:numFmt w:val="bullet"/>
       <w:lvlText w:val="○"/>
@@ -19398,7 +19688,7 @@
         <w:ind w:left="1440" w:hanging="360"/>
       </w:pPr>
     </w:lvl>
-    <w:lvl w:ilvl="2" w:tplc="E422B22E" w:tentative="1">
+    <w:lvl w:ilvl="2" w:tplc="AC769BB8" w:tentative="1">
       <w:start w:val="1"/>
       <w:numFmt w:val="bullet"/>
       <w:lvlText w:val="■"/>
@@ -19407,7 +19697,7 @@
         <w:ind w:left="2160" w:hanging="360"/>
       </w:pPr>
     </w:lvl>
-    <w:lvl w:ilvl="3" w:tplc="4252B5AA" w:tentative="1">
+    <w:lvl w:ilvl="3" w:tplc="80523BBC" w:tentative="1">
       <w:start w:val="1"/>
       <w:numFmt w:val="bullet"/>
       <w:lvlText w:val="●"/>
@@ -19416,7 +19706,7 @@
         <w:ind w:left="2880" w:hanging="360"/>
       </w:pPr>
     </w:lvl>
-    <w:lvl w:ilvl="4" w:tplc="C9569D7A" w:tentative="1">
+    <w:lvl w:ilvl="4" w:tplc="FEFA5002" w:tentative="1">
       <w:start w:val="1"/>
       <w:numFmt w:val="bullet"/>
       <w:lvlText w:val="○"/>
@@ -19425,7 +19715,7 @@
         <w:ind w:left="3600" w:hanging="360"/>
       </w:pPr>
     </w:lvl>
-    <w:lvl w:ilvl="5" w:tplc="02A0F17A" w:tentative="1">
+    <w:lvl w:ilvl="5" w:tplc="B45CB9CA" w:tentative="1">
       <w:start w:val="1"/>
       <w:numFmt w:val="bullet"/>
       <w:lvlText w:val="■"/>
@@ -19434,7 +19724,7 @@
         <w:ind w:left="4320" w:hanging="360"/>
       </w:pPr>
     </w:lvl>
-    <w:lvl w:ilvl="6" w:tplc="58682642" w:tentative="1">
+    <w:lvl w:ilvl="6" w:tplc="32EC0010" w:tentative="1">
       <w:start w:val="1"/>
       <w:numFmt w:val="bullet"/>
       <w:lvlText w:val="●"/>
@@ -19443,7 +19733,7 @@
         <w:ind w:left="5040" w:hanging="360"/>
       </w:pPr>
     </w:lvl>
-    <w:lvl w:ilvl="7" w:tplc="20A4BEA0" w:tentative="1">
+    <w:lvl w:ilvl="7" w:tplc="CE2C1E70" w:tentative="1">
       <w:start w:val="1"/>
       <w:numFmt w:val="bullet"/>
       <w:lvlText w:val="●"/>
@@ -19452,7 +19742,7 @@
         <w:ind w:left="5760" w:hanging="360"/>
       </w:pPr>
     </w:lvl>
-    <w:lvl w:ilvl="8" w:tplc="B290D994" w:tentative="1">
+    <w:lvl w:ilvl="8" w:tplc="340075E4" w:tentative="1">
       <w:start w:val="1"/>
       <w:numFmt w:val="bullet"/>
       <w:lvlText w:val="●"/>
@@ -19462,11 +19752,11 @@
       </w:pPr>
     </w:lvl>
   </w:abstractNum>
-  <w:abstractNum w:abstractNumId="1" w15:restartNumberingAfterBreak="0">
-    <w:nsid w:val="0B707D97"/>
+  <w:abstractNum w:abstractNumId="6" w15:restartNumberingAfterBreak="0">
+    <w:nsid w:val="7BB47BBF"/>
     <w:multiLevelType w:val="hybridMultilevel"/>
-    <w:tmpl w:val="DA7E95EC"/>
-    <w:lvl w:ilvl="0" w:tplc="23B2E8D8">
+    <w:tmpl w:val="586EC5DA"/>
+    <w:lvl w:ilvl="0" w:tplc="B35A0920">
       <w:start w:val="1"/>
       <w:numFmt w:val="decimal"/>
       <w:lvlText w:val="%1."/>
@@ -19475,7 +19765,7 @@
         <w:ind w:left="360" w:hanging="300"/>
       </w:pPr>
     </w:lvl>
-    <w:lvl w:ilvl="1" w:tplc="396C5D6C" w:tentative="1">
+    <w:lvl w:ilvl="1" w:tplc="60D43C7C" w:tentative="1">
       <w:start w:val="1"/>
       <w:numFmt w:val="lowerLetter"/>
       <w:lvlText w:val="%2."/>
@@ -19484,163 +19774,47 @@
         <w:ind w:left="720" w:hanging="300"/>
       </w:pPr>
     </w:lvl>
-    <w:lvl w:ilvl="2" w:tplc="602CF0D2">
+    <w:lvl w:ilvl="2" w:tplc="BD48169A">
       <w:numFmt w:val="decimal"/>
       <w:lvlText w:val=""/>
       <w:lvlJc w:val="left"/>
     </w:lvl>
-    <w:lvl w:ilvl="3" w:tplc="33BC0F10">
+    <w:lvl w:ilvl="3" w:tplc="908856E2">
       <w:numFmt w:val="decimal"/>
       <w:lvlText w:val=""/>
       <w:lvlJc w:val="left"/>
     </w:lvl>
-    <w:lvl w:ilvl="4" w:tplc="517A3F32">
+    <w:lvl w:ilvl="4" w:tplc="748E057C">
       <w:numFmt w:val="decimal"/>
       <w:lvlText w:val=""/>
       <w:lvlJc w:val="left"/>
     </w:lvl>
-    <w:lvl w:ilvl="5" w:tplc="DA404CB2">
+    <w:lvl w:ilvl="5" w:tplc="9F54C38E">
       <w:numFmt w:val="decimal"/>
       <w:lvlText w:val=""/>
       <w:lvlJc w:val="left"/>
     </w:lvl>
-    <w:lvl w:ilvl="6" w:tplc="AA0AB408">
+    <w:lvl w:ilvl="6" w:tplc="CE9CCFF8">
       <w:numFmt w:val="decimal"/>
       <w:lvlText w:val=""/>
       <w:lvlJc w:val="left"/>
     </w:lvl>
-    <w:lvl w:ilvl="7" w:tplc="174C0E66">
+    <w:lvl w:ilvl="7" w:tplc="06264ACA">
       <w:numFmt w:val="decimal"/>
       <w:lvlText w:val=""/>
       <w:lvlJc w:val="left"/>
     </w:lvl>
-    <w:lvl w:ilvl="8" w:tplc="ABD23934">
+    <w:lvl w:ilvl="8" w:tplc="A0D8116A">
       <w:numFmt w:val="decimal"/>
       <w:lvlText w:val=""/>
       <w:lvlJc w:val="left"/>
     </w:lvl>
   </w:abstractNum>
-  <w:abstractNum w:abstractNumId="2" w15:restartNumberingAfterBreak="0">
-    <w:nsid w:val="0D121157"/>
+  <w:abstractNum w:abstractNumId="7" w15:restartNumberingAfterBreak="0">
+    <w:nsid w:val="7FAD6B69"/>
     <w:multiLevelType w:val="hybridMultilevel"/>
-    <w:tmpl w:val="F7A4DD06"/>
-    <w:lvl w:ilvl="0" w:tplc="EA26458A">
-      <w:start w:val="1"/>
-      <w:numFmt w:val="decimal"/>
-      <w:lvlText w:val="%1."/>
-      <w:lvlJc w:val="left"/>
-      <w:pPr>
-        <w:ind w:left="360" w:hanging="300"/>
-      </w:pPr>
-    </w:lvl>
-    <w:lvl w:ilvl="1" w:tplc="1F6272CC" w:tentative="1">
-      <w:start w:val="1"/>
-      <w:numFmt w:val="lowerLetter"/>
-      <w:lvlText w:val="%2."/>
-      <w:lvlJc w:val="left"/>
-      <w:pPr>
-        <w:ind w:left="720" w:hanging="300"/>
-      </w:pPr>
-    </w:lvl>
-    <w:lvl w:ilvl="2" w:tplc="8E5E218C">
-      <w:numFmt w:val="decimal"/>
-      <w:lvlText w:val=""/>
-      <w:lvlJc w:val="left"/>
-    </w:lvl>
-    <w:lvl w:ilvl="3" w:tplc="82348DBE">
-      <w:numFmt w:val="decimal"/>
-      <w:lvlText w:val=""/>
-      <w:lvlJc w:val="left"/>
-    </w:lvl>
-    <w:lvl w:ilvl="4" w:tplc="28DCDF62">
-      <w:numFmt w:val="decimal"/>
-      <w:lvlText w:val=""/>
-      <w:lvlJc w:val="left"/>
-    </w:lvl>
-    <w:lvl w:ilvl="5" w:tplc="4F223C18">
-      <w:numFmt w:val="decimal"/>
-      <w:lvlText w:val=""/>
-      <w:lvlJc w:val="left"/>
-    </w:lvl>
-    <w:lvl w:ilvl="6" w:tplc="D5D6192E">
-      <w:numFmt w:val="decimal"/>
-      <w:lvlText w:val=""/>
-      <w:lvlJc w:val="left"/>
-    </w:lvl>
-    <w:lvl w:ilvl="7" w:tplc="7FC2B69A">
-      <w:numFmt w:val="decimal"/>
-      <w:lvlText w:val=""/>
-      <w:lvlJc w:val="left"/>
-    </w:lvl>
-    <w:lvl w:ilvl="8" w:tplc="E01AF2C4">
-      <w:numFmt w:val="decimal"/>
-      <w:lvlText w:val=""/>
-      <w:lvlJc w:val="left"/>
-    </w:lvl>
-  </w:abstractNum>
-  <w:abstractNum w:abstractNumId="3" w15:restartNumberingAfterBreak="0">
-    <w:nsid w:val="14B1030D"/>
-    <w:multiLevelType w:val="hybridMultilevel"/>
-    <w:tmpl w:val="966AE490"/>
-    <w:lvl w:ilvl="0" w:tplc="27D68668">
-      <w:start w:val="1"/>
-      <w:numFmt w:val="decimal"/>
-      <w:lvlText w:val="%1."/>
-      <w:lvlJc w:val="left"/>
-      <w:pPr>
-        <w:ind w:left="360" w:hanging="300"/>
-      </w:pPr>
-    </w:lvl>
-    <w:lvl w:ilvl="1" w:tplc="DCDA1992" w:tentative="1">
-      <w:start w:val="1"/>
-      <w:numFmt w:val="lowerLetter"/>
-      <w:lvlText w:val="%2."/>
-      <w:lvlJc w:val="left"/>
-      <w:pPr>
-        <w:ind w:left="720" w:hanging="300"/>
-      </w:pPr>
-    </w:lvl>
-    <w:lvl w:ilvl="2" w:tplc="34D66750">
-      <w:numFmt w:val="decimal"/>
-      <w:lvlText w:val=""/>
-      <w:lvlJc w:val="left"/>
-    </w:lvl>
-    <w:lvl w:ilvl="3" w:tplc="EA484EE8">
-      <w:numFmt w:val="decimal"/>
-      <w:lvlText w:val=""/>
-      <w:lvlJc w:val="left"/>
-    </w:lvl>
-    <w:lvl w:ilvl="4" w:tplc="9E56DED4">
-      <w:numFmt w:val="decimal"/>
-      <w:lvlText w:val=""/>
-      <w:lvlJc w:val="left"/>
-    </w:lvl>
-    <w:lvl w:ilvl="5" w:tplc="12EE95BC">
-      <w:numFmt w:val="decimal"/>
-      <w:lvlText w:val=""/>
-      <w:lvlJc w:val="left"/>
-    </w:lvl>
-    <w:lvl w:ilvl="6" w:tplc="D72E8C58">
-      <w:numFmt w:val="decimal"/>
-      <w:lvlText w:val=""/>
-      <w:lvlJc w:val="left"/>
-    </w:lvl>
-    <w:lvl w:ilvl="7" w:tplc="8C4A67D8">
-      <w:numFmt w:val="decimal"/>
-      <w:lvlText w:val=""/>
-      <w:lvlJc w:val="left"/>
-    </w:lvl>
-    <w:lvl w:ilvl="8" w:tplc="38965CBE">
-      <w:numFmt w:val="decimal"/>
-      <w:lvlText w:val=""/>
-      <w:lvlJc w:val="left"/>
-    </w:lvl>
-  </w:abstractNum>
-  <w:abstractNum w:abstractNumId="4" w15:restartNumberingAfterBreak="0">
-    <w:nsid w:val="159A7A9D"/>
-    <w:multiLevelType w:val="hybridMultilevel"/>
-    <w:tmpl w:val="5FE2C23C"/>
-    <w:lvl w:ilvl="0" w:tplc="01CA20DC">
+    <w:tmpl w:val="F7B443FC"/>
+    <w:lvl w:ilvl="0" w:tplc="82A0A0E2">
       <w:start w:val="1"/>
       <w:numFmt w:val="bullet"/>
       <w:lvlText w:val="•"/>
@@ -19649,7 +19823,7 @@
         <w:ind w:left="360" w:hanging="260"/>
       </w:pPr>
     </w:lvl>
-    <w:lvl w:ilvl="1" w:tplc="10EC760A" w:tentative="1">
+    <w:lvl w:ilvl="1" w:tplc="8F96F96C" w:tentative="1">
       <w:start w:val="1"/>
       <w:numFmt w:val="bullet"/>
       <w:lvlText w:val="–"/>
@@ -19658,260 +19832,86 @@
         <w:ind w:left="720" w:hanging="260"/>
       </w:pPr>
     </w:lvl>
-    <w:lvl w:ilvl="2" w:tplc="DAB85B8E">
+    <w:lvl w:ilvl="2" w:tplc="4AB69206">
       <w:numFmt w:val="decimal"/>
       <w:lvlText w:val=""/>
       <w:lvlJc w:val="left"/>
     </w:lvl>
-    <w:lvl w:ilvl="3" w:tplc="EB4EB4D0">
+    <w:lvl w:ilvl="3" w:tplc="84B82960">
       <w:numFmt w:val="decimal"/>
       <w:lvlText w:val=""/>
       <w:lvlJc w:val="left"/>
     </w:lvl>
-    <w:lvl w:ilvl="4" w:tplc="185E57C6">
+    <w:lvl w:ilvl="4" w:tplc="C82CF130">
       <w:numFmt w:val="decimal"/>
       <w:lvlText w:val=""/>
       <w:lvlJc w:val="left"/>
     </w:lvl>
-    <w:lvl w:ilvl="5" w:tplc="97B0BF74">
+    <w:lvl w:ilvl="5" w:tplc="6316CED8">
       <w:numFmt w:val="decimal"/>
       <w:lvlText w:val=""/>
       <w:lvlJc w:val="left"/>
     </w:lvl>
-    <w:lvl w:ilvl="6" w:tplc="6E88B9F2">
+    <w:lvl w:ilvl="6" w:tplc="B56A455C">
       <w:numFmt w:val="decimal"/>
       <w:lvlText w:val=""/>
       <w:lvlJc w:val="left"/>
     </w:lvl>
-    <w:lvl w:ilvl="7" w:tplc="29C83B40">
+    <w:lvl w:ilvl="7" w:tplc="4C44568A">
       <w:numFmt w:val="decimal"/>
       <w:lvlText w:val=""/>
       <w:lvlJc w:val="left"/>
     </w:lvl>
-    <w:lvl w:ilvl="8" w:tplc="70D2C9E0">
+    <w:lvl w:ilvl="8" w:tplc="424CEDC0">
       <w:numFmt w:val="decimal"/>
       <w:lvlText w:val=""/>
       <w:lvlJc w:val="left"/>
     </w:lvl>
   </w:abstractNum>
-  <w:abstractNum w:abstractNumId="5" w15:restartNumberingAfterBreak="0">
-    <w:nsid w:val="46C10F7C"/>
-    <w:multiLevelType w:val="hybridMultilevel"/>
-    <w:tmpl w:val="8612C068"/>
-    <w:lvl w:ilvl="0" w:tplc="E6D4EA9E">
-      <w:start w:val="1"/>
-      <w:numFmt w:val="decimal"/>
-      <w:lvlText w:val="%1."/>
-      <w:lvlJc w:val="left"/>
-      <w:pPr>
-        <w:ind w:left="360" w:hanging="300"/>
-      </w:pPr>
-    </w:lvl>
-    <w:lvl w:ilvl="1" w:tplc="3A80BC00" w:tentative="1">
-      <w:start w:val="1"/>
-      <w:numFmt w:val="lowerLetter"/>
-      <w:lvlText w:val="%2."/>
-      <w:lvlJc w:val="left"/>
-      <w:pPr>
-        <w:ind w:left="720" w:hanging="300"/>
-      </w:pPr>
-    </w:lvl>
-    <w:lvl w:ilvl="2" w:tplc="06461156">
-      <w:numFmt w:val="decimal"/>
-      <w:lvlText w:val=""/>
-      <w:lvlJc w:val="left"/>
-    </w:lvl>
-    <w:lvl w:ilvl="3" w:tplc="81B2F292">
-      <w:numFmt w:val="decimal"/>
-      <w:lvlText w:val=""/>
-      <w:lvlJc w:val="left"/>
-    </w:lvl>
-    <w:lvl w:ilvl="4" w:tplc="77ECF9B2">
-      <w:numFmt w:val="decimal"/>
-      <w:lvlText w:val=""/>
-      <w:lvlJc w:val="left"/>
-    </w:lvl>
-    <w:lvl w:ilvl="5" w:tplc="C0900C74">
-      <w:numFmt w:val="decimal"/>
-      <w:lvlText w:val=""/>
-      <w:lvlJc w:val="left"/>
-    </w:lvl>
-    <w:lvl w:ilvl="6" w:tplc="F8F2F6E2">
-      <w:numFmt w:val="decimal"/>
-      <w:lvlText w:val=""/>
-      <w:lvlJc w:val="left"/>
-    </w:lvl>
-    <w:lvl w:ilvl="7" w:tplc="0576ED94">
-      <w:numFmt w:val="decimal"/>
-      <w:lvlText w:val=""/>
-      <w:lvlJc w:val="left"/>
-    </w:lvl>
-    <w:lvl w:ilvl="8" w:tplc="E29E6BE8">
-      <w:numFmt w:val="decimal"/>
-      <w:lvlText w:val=""/>
-      <w:lvlJc w:val="left"/>
-    </w:lvl>
-  </w:abstractNum>
-  <w:abstractNum w:abstractNumId="6" w15:restartNumberingAfterBreak="0">
-    <w:nsid w:val="50021706"/>
-    <w:multiLevelType w:val="hybridMultilevel"/>
-    <w:tmpl w:val="FFEC84FC"/>
-    <w:lvl w:ilvl="0" w:tplc="3E4086A8">
-      <w:start w:val="1"/>
-      <w:numFmt w:val="decimal"/>
-      <w:lvlText w:val="%1."/>
-      <w:lvlJc w:val="left"/>
-      <w:pPr>
-        <w:ind w:left="360" w:hanging="300"/>
-      </w:pPr>
-    </w:lvl>
-    <w:lvl w:ilvl="1" w:tplc="537E6F7E" w:tentative="1">
-      <w:start w:val="1"/>
-      <w:numFmt w:val="lowerLetter"/>
-      <w:lvlText w:val="%2."/>
-      <w:lvlJc w:val="left"/>
-      <w:pPr>
-        <w:ind w:left="720" w:hanging="300"/>
-      </w:pPr>
-    </w:lvl>
-    <w:lvl w:ilvl="2" w:tplc="C43CE350">
-      <w:numFmt w:val="decimal"/>
-      <w:lvlText w:val=""/>
-      <w:lvlJc w:val="left"/>
-    </w:lvl>
-    <w:lvl w:ilvl="3" w:tplc="EF5E762C">
-      <w:numFmt w:val="decimal"/>
-      <w:lvlText w:val=""/>
-      <w:lvlJc w:val="left"/>
-    </w:lvl>
-    <w:lvl w:ilvl="4" w:tplc="D59A1E86">
-      <w:numFmt w:val="decimal"/>
-      <w:lvlText w:val=""/>
-      <w:lvlJc w:val="left"/>
-    </w:lvl>
-    <w:lvl w:ilvl="5" w:tplc="7026C7E4">
-      <w:numFmt w:val="decimal"/>
-      <w:lvlText w:val=""/>
-      <w:lvlJc w:val="left"/>
-    </w:lvl>
-    <w:lvl w:ilvl="6" w:tplc="1DE0A5BA">
-      <w:numFmt w:val="decimal"/>
-      <w:lvlText w:val=""/>
-      <w:lvlJc w:val="left"/>
-    </w:lvl>
-    <w:lvl w:ilvl="7" w:tplc="6AA83F7C">
-      <w:numFmt w:val="decimal"/>
-      <w:lvlText w:val=""/>
-      <w:lvlJc w:val="left"/>
-    </w:lvl>
-    <w:lvl w:ilvl="8" w:tplc="C49078FC">
-      <w:numFmt w:val="decimal"/>
-      <w:lvlText w:val=""/>
-      <w:lvlJc w:val="left"/>
-    </w:lvl>
-  </w:abstractNum>
-  <w:abstractNum w:abstractNumId="7" w15:restartNumberingAfterBreak="0">
-    <w:nsid w:val="585C1683"/>
-    <w:multiLevelType w:val="hybridMultilevel"/>
-    <w:tmpl w:val="872405E4"/>
-    <w:lvl w:ilvl="0" w:tplc="71F2B746">
-      <w:start w:val="1"/>
-      <w:numFmt w:val="decimal"/>
-      <w:lvlText w:val="%1."/>
-      <w:lvlJc w:val="left"/>
-      <w:pPr>
-        <w:ind w:left="360" w:hanging="300"/>
-      </w:pPr>
-    </w:lvl>
-    <w:lvl w:ilvl="1" w:tplc="9F6C7A0A" w:tentative="1">
-      <w:start w:val="1"/>
-      <w:numFmt w:val="lowerLetter"/>
-      <w:lvlText w:val="%2."/>
-      <w:lvlJc w:val="left"/>
-      <w:pPr>
-        <w:ind w:left="720" w:hanging="300"/>
-      </w:pPr>
-    </w:lvl>
-    <w:lvl w:ilvl="2" w:tplc="68F88584">
-      <w:numFmt w:val="decimal"/>
-      <w:lvlText w:val=""/>
-      <w:lvlJc w:val="left"/>
-    </w:lvl>
-    <w:lvl w:ilvl="3" w:tplc="80FA9E20">
-      <w:numFmt w:val="decimal"/>
-      <w:lvlText w:val=""/>
-      <w:lvlJc w:val="left"/>
-    </w:lvl>
-    <w:lvl w:ilvl="4" w:tplc="E1062316">
-      <w:numFmt w:val="decimal"/>
-      <w:lvlText w:val=""/>
-      <w:lvlJc w:val="left"/>
-    </w:lvl>
-    <w:lvl w:ilvl="5" w:tplc="6150A836">
-      <w:numFmt w:val="decimal"/>
-      <w:lvlText w:val=""/>
-      <w:lvlJc w:val="left"/>
-    </w:lvl>
-    <w:lvl w:ilvl="6" w:tplc="9CEA5A5A">
-      <w:numFmt w:val="decimal"/>
-      <w:lvlText w:val=""/>
-      <w:lvlJc w:val="left"/>
-    </w:lvl>
-    <w:lvl w:ilvl="7" w:tplc="B4F6D02C">
-      <w:numFmt w:val="decimal"/>
-      <w:lvlText w:val=""/>
-      <w:lvlJc w:val="left"/>
-    </w:lvl>
-    <w:lvl w:ilvl="8" w:tplc="DEEC7E04">
-      <w:numFmt w:val="decimal"/>
-      <w:lvlText w:val=""/>
-      <w:lvlJc w:val="left"/>
-    </w:lvl>
-  </w:abstractNum>
-  <w:num w:numId="1" w16cid:durableId="1309631405">
+  <w:num w:numId="1" w16cid:durableId="897983797">
+    <w:abstractNumId w:val="5"/>
+    <w:lvlOverride w:ilvl="0">
+      <w:startOverride w:val="1"/>
+    </w:lvlOverride>
+  </w:num>
+  <w:num w:numId="2" w16cid:durableId="541670650">
+    <w:abstractNumId w:val="7"/>
+    <w:lvlOverride w:ilvl="0">
+      <w:startOverride w:val="1"/>
+    </w:lvlOverride>
+  </w:num>
+  <w:num w:numId="3" w16cid:durableId="2095085276">
+    <w:abstractNumId w:val="4"/>
+    <w:lvlOverride w:ilvl="0">
+      <w:startOverride w:val="1"/>
+    </w:lvlOverride>
+  </w:num>
+  <w:num w:numId="4" w16cid:durableId="1150514747">
+    <w:abstractNumId w:val="1"/>
+    <w:lvlOverride w:ilvl="0">
+      <w:startOverride w:val="1"/>
+    </w:lvlOverride>
+  </w:num>
+  <w:num w:numId="5" w16cid:durableId="35354746">
     <w:abstractNumId w:val="0"/>
     <w:lvlOverride w:ilvl="0">
       <w:startOverride w:val="1"/>
     </w:lvlOverride>
   </w:num>
-  <w:num w:numId="2" w16cid:durableId="1893734888">
-    <w:abstractNumId w:val="4"/>
-    <w:lvlOverride w:ilvl="0">
-      <w:startOverride w:val="1"/>
-    </w:lvlOverride>
-  </w:num>
-  <w:num w:numId="3" w16cid:durableId="2010061879">
-    <w:abstractNumId w:val="5"/>
-    <w:lvlOverride w:ilvl="0">
-      <w:startOverride w:val="1"/>
-    </w:lvlOverride>
-  </w:num>
-  <w:num w:numId="4" w16cid:durableId="1335912977">
-    <w:abstractNumId w:val="3"/>
-    <w:lvlOverride w:ilvl="0">
-      <w:startOverride w:val="1"/>
-    </w:lvlOverride>
-  </w:num>
-  <w:num w:numId="5" w16cid:durableId="1998343567">
+  <w:num w:numId="6" w16cid:durableId="1041132680">
     <w:abstractNumId w:val="2"/>
     <w:lvlOverride w:ilvl="0">
       <w:startOverride w:val="1"/>
     </w:lvlOverride>
   </w:num>
-  <w:num w:numId="6" w16cid:durableId="113836458">
+  <w:num w:numId="7" w16cid:durableId="1034110907">
     <w:abstractNumId w:val="6"/>
     <w:lvlOverride w:ilvl="0">
       <w:startOverride w:val="1"/>
     </w:lvlOverride>
   </w:num>
-  <w:num w:numId="7" w16cid:durableId="671103686">
-    <w:abstractNumId w:val="7"/>
-    <w:lvlOverride w:ilvl="0">
-      <w:startOverride w:val="1"/>
-    </w:lvlOverride>
-  </w:num>
-  <w:num w:numId="8" w16cid:durableId="845553013">
-    <w:abstractNumId w:val="1"/>
+  <w:num w:numId="8" w16cid:durableId="1389918606">
+    <w:abstractNumId w:val="3"/>
     <w:lvlOverride w:ilvl="0">
       <w:startOverride w:val="1"/>
     </w:lvlOverride>
@@ -20591,7 +20591,7 @@
     <w:autoRedefine/>
     <w:uiPriority w:val="39"/>
     <w:unhideWhenUsed/>
-    <w:rsid w:val="00997E0A"/>
+    <w:rsid w:val="00E670A5"/>
     <w:pPr>
       <w:spacing w:after="100"/>
     </w:pPr>
@@ -20603,7 +20603,7 @@
     <w:autoRedefine/>
     <w:uiPriority w:val="39"/>
     <w:unhideWhenUsed/>
-    <w:rsid w:val="00997E0A"/>
+    <w:rsid w:val="00E670A5"/>
     <w:pPr>
       <w:spacing w:after="100"/>
       <w:ind w:left="210"/>

--- a/discoverer-neo/docs/user-guide/manual/Discoverer-Neo-USER-Guide-Full-es-ES.docx
+++ b/discoverer-neo/docs/user-guide/manual/Discoverer-Neo-USER-Guide-Full-es-ES.docx
@@ -54,7 +54,7 @@
           <w:sz w:val="22"/>
           <w:szCs w:val="22"/>
         </w:rPr>
-        <w:t>Versión 2.1.0</w:t>
+        <w:t>Versión 2.1.1</w:t>
       </w:r>
     </w:p>
     <w:p>
@@ -74,7 +74,7 @@
     <w:sdt>
       <w:sdtPr>
         <w:alias w:val="Índice"/>
-        <w:id w:val="575632316"/>
+        <w:id w:val="1396005802"/>
       </w:sdtPr>
       <w:sdtEndPr/>
       <w:sdtContent>
@@ -102,7 +102,7 @@
           <w:r>
             <w:fldChar w:fldCharType="separate"/>
           </w:r>
-          <w:hyperlink w:anchor="_Toc241745686" w:history="1">
+          <w:hyperlink w:anchor="_Toc241748526" w:history="1">
             <w:r>
               <w:rPr>
                 <w:rStyle w:val="Hiperligao"/>
@@ -126,7 +126,7 @@
               <w:rPr>
                 <w:noProof/>
               </w:rPr>
-              <w:instrText xml:space="preserve"> PAGEREF _Toc241745686 \h </w:instrText>
+              <w:instrText xml:space="preserve"> PAGEREF _Toc241748526 \h </w:instrText>
             </w:r>
             <w:r>
               <w:rPr>
@@ -168,7 +168,7 @@
               <w14:ligatures w14:val="standardContextual"/>
             </w:rPr>
           </w:pPr>
-          <w:hyperlink w:anchor="_Toc241745687" w:history="1">
+          <w:hyperlink w:anchor="_Toc241748527" w:history="1">
             <w:r>
               <w:rPr>
                 <w:rStyle w:val="Hiperligao"/>
@@ -192,7 +192,7 @@
               <w:rPr>
                 <w:noProof/>
               </w:rPr>
-              <w:instrText xml:space="preserve"> PAGEREF _Toc241745687 \h </w:instrText>
+              <w:instrText xml:space="preserve"> PAGEREF _Toc241748527 \h </w:instrText>
             </w:r>
             <w:r>
               <w:rPr>
@@ -234,7 +234,7 @@
               <w14:ligatures w14:val="standardContextual"/>
             </w:rPr>
           </w:pPr>
-          <w:hyperlink w:anchor="_Toc241745688" w:history="1">
+          <w:hyperlink w:anchor="_Toc241748528" w:history="1">
             <w:r>
               <w:rPr>
                 <w:rStyle w:val="Hiperligao"/>
@@ -258,7 +258,7 @@
               <w:rPr>
                 <w:noProof/>
               </w:rPr>
-              <w:instrText xml:space="preserve"> PAGEREF _Toc241745688 \h </w:instrText>
+              <w:instrText xml:space="preserve"> PAGEREF _Toc241748528 \h </w:instrText>
             </w:r>
             <w:r>
               <w:rPr>
@@ -300,7 +300,7 @@
               <w14:ligatures w14:val="standardContextual"/>
             </w:rPr>
           </w:pPr>
-          <w:hyperlink w:anchor="_Toc241745689" w:history="1">
+          <w:hyperlink w:anchor="_Toc241748529" w:history="1">
             <w:r>
               <w:rPr>
                 <w:rStyle w:val="Hiperligao"/>
@@ -324,7 +324,7 @@
               <w:rPr>
                 <w:noProof/>
               </w:rPr>
-              <w:instrText xml:space="preserve"> PAGEREF _Toc241745689 \h </w:instrText>
+              <w:instrText xml:space="preserve"> PAGEREF _Toc241748529 \h </w:instrText>
             </w:r>
             <w:r>
               <w:rPr>
@@ -366,7 +366,7 @@
               <w14:ligatures w14:val="standardContextual"/>
             </w:rPr>
           </w:pPr>
-          <w:hyperlink w:anchor="_Toc241745690" w:history="1">
+          <w:hyperlink w:anchor="_Toc241748530" w:history="1">
             <w:r>
               <w:rPr>
                 <w:rStyle w:val="Hiperligao"/>
@@ -390,7 +390,7 @@
               <w:rPr>
                 <w:noProof/>
               </w:rPr>
-              <w:instrText xml:space="preserve"> PAGEREF _Toc241745690 \h </w:instrText>
+              <w:instrText xml:space="preserve"> PAGEREF _Toc241748530 \h </w:instrText>
             </w:r>
             <w:r>
               <w:rPr>
@@ -432,7 +432,7 @@
               <w14:ligatures w14:val="standardContextual"/>
             </w:rPr>
           </w:pPr>
-          <w:hyperlink w:anchor="_Toc241745691" w:history="1">
+          <w:hyperlink w:anchor="_Toc241748531" w:history="1">
             <w:r>
               <w:rPr>
                 <w:rStyle w:val="Hiperligao"/>
@@ -456,7 +456,7 @@
               <w:rPr>
                 <w:noProof/>
               </w:rPr>
-              <w:instrText xml:space="preserve"> PAGEREF _Toc241745691 \h </w:instrText>
+              <w:instrText xml:space="preserve"> PAGEREF _Toc241748531 \h </w:instrText>
             </w:r>
             <w:r>
               <w:rPr>
@@ -498,7 +498,7 @@
               <w14:ligatures w14:val="standardContextual"/>
             </w:rPr>
           </w:pPr>
-          <w:hyperlink w:anchor="_Toc241745692" w:history="1">
+          <w:hyperlink w:anchor="_Toc241748532" w:history="1">
             <w:r>
               <w:rPr>
                 <w:rStyle w:val="Hiperligao"/>
@@ -522,7 +522,7 @@
               <w:rPr>
                 <w:noProof/>
               </w:rPr>
-              <w:instrText xml:space="preserve"> PAGEREF _Toc241745692 \h </w:instrText>
+              <w:instrText xml:space="preserve"> PAGEREF _Toc241748532 \h </w:instrText>
             </w:r>
             <w:r>
               <w:rPr>
@@ -564,7 +564,7 @@
               <w14:ligatures w14:val="standardContextual"/>
             </w:rPr>
           </w:pPr>
-          <w:hyperlink w:anchor="_Toc241745693" w:history="1">
+          <w:hyperlink w:anchor="_Toc241748533" w:history="1">
             <w:r>
               <w:rPr>
                 <w:rStyle w:val="Hiperligao"/>
@@ -588,7 +588,7 @@
               <w:rPr>
                 <w:noProof/>
               </w:rPr>
-              <w:instrText xml:space="preserve"> PAGEREF _Toc241745693 \h </w:instrText>
+              <w:instrText xml:space="preserve"> PAGEREF _Toc241748533 \h </w:instrText>
             </w:r>
             <w:r>
               <w:rPr>
@@ -630,7 +630,7 @@
               <w14:ligatures w14:val="standardContextual"/>
             </w:rPr>
           </w:pPr>
-          <w:hyperlink w:anchor="_Toc241745694" w:history="1">
+          <w:hyperlink w:anchor="_Toc241748534" w:history="1">
             <w:r>
               <w:rPr>
                 <w:rStyle w:val="Hiperligao"/>
@@ -654,7 +654,7 @@
               <w:rPr>
                 <w:noProof/>
               </w:rPr>
-              <w:instrText xml:space="preserve"> PAGEREF _Toc241745694 \h </w:instrText>
+              <w:instrText xml:space="preserve"> PAGEREF _Toc241748534 \h </w:instrText>
             </w:r>
             <w:r>
               <w:rPr>
@@ -696,7 +696,7 @@
               <w14:ligatures w14:val="standardContextual"/>
             </w:rPr>
           </w:pPr>
-          <w:hyperlink w:anchor="_Toc241745695" w:history="1">
+          <w:hyperlink w:anchor="_Toc241748535" w:history="1">
             <w:r>
               <w:rPr>
                 <w:rStyle w:val="Hiperligao"/>
@@ -720,7 +720,7 @@
               <w:rPr>
                 <w:noProof/>
               </w:rPr>
-              <w:instrText xml:space="preserve"> PAGEREF _Toc241745695 \h </w:instrText>
+              <w:instrText xml:space="preserve"> PAGEREF _Toc241748535 \h </w:instrText>
             </w:r>
             <w:r>
               <w:rPr>
@@ -762,7 +762,7 @@
               <w14:ligatures w14:val="standardContextual"/>
             </w:rPr>
           </w:pPr>
-          <w:hyperlink w:anchor="_Toc241745696" w:history="1">
+          <w:hyperlink w:anchor="_Toc241748536" w:history="1">
             <w:r>
               <w:rPr>
                 <w:rStyle w:val="Hiperligao"/>
@@ -786,7 +786,7 @@
               <w:rPr>
                 <w:noProof/>
               </w:rPr>
-              <w:instrText xml:space="preserve"> PAGEREF _Toc241745696 \h </w:instrText>
+              <w:instrText xml:space="preserve"> PAGEREF _Toc241748536 \h </w:instrText>
             </w:r>
             <w:r>
               <w:rPr>
@@ -828,7 +828,7 @@
               <w14:ligatures w14:val="standardContextual"/>
             </w:rPr>
           </w:pPr>
-          <w:hyperlink w:anchor="_Toc241745697" w:history="1">
+          <w:hyperlink w:anchor="_Toc241748537" w:history="1">
             <w:r>
               <w:rPr>
                 <w:rStyle w:val="Hiperligao"/>
@@ -852,7 +852,7 @@
               <w:rPr>
                 <w:noProof/>
               </w:rPr>
-              <w:instrText xml:space="preserve"> PAGEREF _Toc241745697 \h </w:instrText>
+              <w:instrText xml:space="preserve"> PAGEREF _Toc241748537 \h </w:instrText>
             </w:r>
             <w:r>
               <w:rPr>
@@ -894,7 +894,7 @@
               <w14:ligatures w14:val="standardContextual"/>
             </w:rPr>
           </w:pPr>
-          <w:hyperlink w:anchor="_Toc241745698" w:history="1">
+          <w:hyperlink w:anchor="_Toc241748538" w:history="1">
             <w:r>
               <w:rPr>
                 <w:rStyle w:val="Hiperligao"/>
@@ -918,7 +918,7 @@
               <w:rPr>
                 <w:noProof/>
               </w:rPr>
-              <w:instrText xml:space="preserve"> PAGEREF _Toc241745698 \h </w:instrText>
+              <w:instrText xml:space="preserve"> PAGEREF _Toc241748538 \h </w:instrText>
             </w:r>
             <w:r>
               <w:rPr>
@@ -960,7 +960,7 @@
               <w14:ligatures w14:val="standardContextual"/>
             </w:rPr>
           </w:pPr>
-          <w:hyperlink w:anchor="_Toc241745699" w:history="1">
+          <w:hyperlink w:anchor="_Toc241748539" w:history="1">
             <w:r>
               <w:rPr>
                 <w:rStyle w:val="Hiperligao"/>
@@ -984,7 +984,7 @@
               <w:rPr>
                 <w:noProof/>
               </w:rPr>
-              <w:instrText xml:space="preserve"> PAGEREF _Toc241745699 \h </w:instrText>
+              <w:instrText xml:space="preserve"> PAGEREF _Toc241748539 \h </w:instrText>
             </w:r>
             <w:r>
               <w:rPr>
@@ -1026,7 +1026,7 @@
               <w14:ligatures w14:val="standardContextual"/>
             </w:rPr>
           </w:pPr>
-          <w:hyperlink w:anchor="_Toc241745700" w:history="1">
+          <w:hyperlink w:anchor="_Toc241748540" w:history="1">
             <w:r>
               <w:rPr>
                 <w:rStyle w:val="Hiperligao"/>
@@ -1050,7 +1050,7 @@
               <w:rPr>
                 <w:noProof/>
               </w:rPr>
-              <w:instrText xml:space="preserve"> PAGEREF _Toc241745700 \h </w:instrText>
+              <w:instrText xml:space="preserve"> PAGEREF _Toc241748540 \h </w:instrText>
             </w:r>
             <w:r>
               <w:rPr>
@@ -1092,7 +1092,7 @@
               <w14:ligatures w14:val="standardContextual"/>
             </w:rPr>
           </w:pPr>
-          <w:hyperlink w:anchor="_Toc241745701" w:history="1">
+          <w:hyperlink w:anchor="_Toc241748541" w:history="1">
             <w:r>
               <w:rPr>
                 <w:rStyle w:val="Hiperligao"/>
@@ -1116,7 +1116,7 @@
               <w:rPr>
                 <w:noProof/>
               </w:rPr>
-              <w:instrText xml:space="preserve"> PAGEREF _Toc241745701 \h </w:instrText>
+              <w:instrText xml:space="preserve"> PAGEREF _Toc241748541 \h </w:instrText>
             </w:r>
             <w:r>
               <w:rPr>
@@ -1158,7 +1158,7 @@
               <w14:ligatures w14:val="standardContextual"/>
             </w:rPr>
           </w:pPr>
-          <w:hyperlink w:anchor="_Toc241745702" w:history="1">
+          <w:hyperlink w:anchor="_Toc241748542" w:history="1">
             <w:r>
               <w:rPr>
                 <w:rStyle w:val="Hiperligao"/>
@@ -1182,7 +1182,7 @@
               <w:rPr>
                 <w:noProof/>
               </w:rPr>
-              <w:instrText xml:space="preserve"> PAGEREF _Toc241745702 \h </w:instrText>
+              <w:instrText xml:space="preserve"> PAGEREF _Toc241748542 \h </w:instrText>
             </w:r>
             <w:r>
               <w:rPr>
@@ -1224,7 +1224,7 @@
               <w14:ligatures w14:val="standardContextual"/>
             </w:rPr>
           </w:pPr>
-          <w:hyperlink w:anchor="_Toc241745703" w:history="1">
+          <w:hyperlink w:anchor="_Toc241748543" w:history="1">
             <w:r>
               <w:rPr>
                 <w:rStyle w:val="Hiperligao"/>
@@ -1248,7 +1248,7 @@
               <w:rPr>
                 <w:noProof/>
               </w:rPr>
-              <w:instrText xml:space="preserve"> PAGEREF _Toc241745703 \h </w:instrText>
+              <w:instrText xml:space="preserve"> PAGEREF _Toc241748543 \h </w:instrText>
             </w:r>
             <w:r>
               <w:rPr>
@@ -1290,7 +1290,7 @@
               <w14:ligatures w14:val="standardContextual"/>
             </w:rPr>
           </w:pPr>
-          <w:hyperlink w:anchor="_Toc241745704" w:history="1">
+          <w:hyperlink w:anchor="_Toc241748544" w:history="1">
             <w:r>
               <w:rPr>
                 <w:rStyle w:val="Hiperligao"/>
@@ -1314,7 +1314,7 @@
               <w:rPr>
                 <w:noProof/>
               </w:rPr>
-              <w:instrText xml:space="preserve"> PAGEREF _Toc241745704 \h </w:instrText>
+              <w:instrText xml:space="preserve"> PAGEREF _Toc241748544 \h </w:instrText>
             </w:r>
             <w:r>
               <w:rPr>
@@ -1356,7 +1356,7 @@
               <w14:ligatures w14:val="standardContextual"/>
             </w:rPr>
           </w:pPr>
-          <w:hyperlink w:anchor="_Toc241745705" w:history="1">
+          <w:hyperlink w:anchor="_Toc241748545" w:history="1">
             <w:r>
               <w:rPr>
                 <w:rStyle w:val="Hiperligao"/>
@@ -1380,7 +1380,7 @@
               <w:rPr>
                 <w:noProof/>
               </w:rPr>
-              <w:instrText xml:space="preserve"> PAGEREF _Toc241745705 \h </w:instrText>
+              <w:instrText xml:space="preserve"> PAGEREF _Toc241748545 \h </w:instrText>
             </w:r>
             <w:r>
               <w:rPr>
@@ -1422,7 +1422,7 @@
               <w14:ligatures w14:val="standardContextual"/>
             </w:rPr>
           </w:pPr>
-          <w:hyperlink w:anchor="_Toc241745706" w:history="1">
+          <w:hyperlink w:anchor="_Toc241748546" w:history="1">
             <w:r>
               <w:rPr>
                 <w:rStyle w:val="Hiperligao"/>
@@ -1446,7 +1446,7 @@
               <w:rPr>
                 <w:noProof/>
               </w:rPr>
-              <w:instrText xml:space="preserve"> PAGEREF _Toc241745706 \h </w:instrText>
+              <w:instrText xml:space="preserve"> PAGEREF _Toc241748546 \h </w:instrText>
             </w:r>
             <w:r>
               <w:rPr>
@@ -1488,7 +1488,7 @@
               <w14:ligatures w14:val="standardContextual"/>
             </w:rPr>
           </w:pPr>
-          <w:hyperlink w:anchor="_Toc241745707" w:history="1">
+          <w:hyperlink w:anchor="_Toc241748547" w:history="1">
             <w:r>
               <w:rPr>
                 <w:rStyle w:val="Hiperligao"/>
@@ -1512,7 +1512,7 @@
               <w:rPr>
                 <w:noProof/>
               </w:rPr>
-              <w:instrText xml:space="preserve"> PAGEREF _Toc241745707 \h </w:instrText>
+              <w:instrText xml:space="preserve"> PAGEREF _Toc241748547 \h </w:instrText>
             </w:r>
             <w:r>
               <w:rPr>
@@ -1554,7 +1554,7 @@
               <w14:ligatures w14:val="standardContextual"/>
             </w:rPr>
           </w:pPr>
-          <w:hyperlink w:anchor="_Toc241745708" w:history="1">
+          <w:hyperlink w:anchor="_Toc241748548" w:history="1">
             <w:r>
               <w:rPr>
                 <w:rStyle w:val="Hiperligao"/>
@@ -1578,7 +1578,7 @@
               <w:rPr>
                 <w:noProof/>
               </w:rPr>
-              <w:instrText xml:space="preserve"> PAGEREF _Toc241745708 \h </w:instrText>
+              <w:instrText xml:space="preserve"> PAGEREF _Toc241748548 \h </w:instrText>
             </w:r>
             <w:r>
               <w:rPr>
@@ -1620,7 +1620,7 @@
               <w14:ligatures w14:val="standardContextual"/>
             </w:rPr>
           </w:pPr>
-          <w:hyperlink w:anchor="_Toc241745709" w:history="1">
+          <w:hyperlink w:anchor="_Toc241748549" w:history="1">
             <w:r>
               <w:rPr>
                 <w:rStyle w:val="Hiperligao"/>
@@ -1644,7 +1644,7 @@
               <w:rPr>
                 <w:noProof/>
               </w:rPr>
-              <w:instrText xml:space="preserve"> PAGEREF _Toc241745709 \h </w:instrText>
+              <w:instrText xml:space="preserve"> PAGEREF _Toc241748549 \h </w:instrText>
             </w:r>
             <w:r>
               <w:rPr>
@@ -1686,7 +1686,7 @@
               <w14:ligatures w14:val="standardContextual"/>
             </w:rPr>
           </w:pPr>
-          <w:hyperlink w:anchor="_Toc241745710" w:history="1">
+          <w:hyperlink w:anchor="_Toc241748550" w:history="1">
             <w:r>
               <w:rPr>
                 <w:rStyle w:val="Hiperligao"/>
@@ -1710,7 +1710,7 @@
               <w:rPr>
                 <w:noProof/>
               </w:rPr>
-              <w:instrText xml:space="preserve"> PAGEREF _Toc241745710 \h </w:instrText>
+              <w:instrText xml:space="preserve"> PAGEREF _Toc241748550 \h </w:instrText>
             </w:r>
             <w:r>
               <w:rPr>
@@ -1752,7 +1752,7 @@
               <w14:ligatures w14:val="standardContextual"/>
             </w:rPr>
           </w:pPr>
-          <w:hyperlink w:anchor="_Toc241745711" w:history="1">
+          <w:hyperlink w:anchor="_Toc241748551" w:history="1">
             <w:r>
               <w:rPr>
                 <w:rStyle w:val="Hiperligao"/>
@@ -1776,7 +1776,7 @@
               <w:rPr>
                 <w:noProof/>
               </w:rPr>
-              <w:instrText xml:space="preserve"> PAGEREF _Toc241745711 \h </w:instrText>
+              <w:instrText xml:space="preserve"> PAGEREF _Toc241748551 \h </w:instrText>
             </w:r>
             <w:r>
               <w:rPr>
@@ -1818,7 +1818,7 @@
               <w14:ligatures w14:val="standardContextual"/>
             </w:rPr>
           </w:pPr>
-          <w:hyperlink w:anchor="_Toc241745712" w:history="1">
+          <w:hyperlink w:anchor="_Toc241748552" w:history="1">
             <w:r>
               <w:rPr>
                 <w:rStyle w:val="Hiperligao"/>
@@ -1842,7 +1842,7 @@
               <w:rPr>
                 <w:noProof/>
               </w:rPr>
-              <w:instrText xml:space="preserve"> PAGEREF _Toc241745712 \h </w:instrText>
+              <w:instrText xml:space="preserve"> PAGEREF _Toc241748552 \h </w:instrText>
             </w:r>
             <w:r>
               <w:rPr>
@@ -1884,7 +1884,7 @@
               <w14:ligatures w14:val="standardContextual"/>
             </w:rPr>
           </w:pPr>
-          <w:hyperlink w:anchor="_Toc241745713" w:history="1">
+          <w:hyperlink w:anchor="_Toc241748553" w:history="1">
             <w:r>
               <w:rPr>
                 <w:rStyle w:val="Hiperligao"/>
@@ -1908,7 +1908,7 @@
               <w:rPr>
                 <w:noProof/>
               </w:rPr>
-              <w:instrText xml:space="preserve"> PAGEREF _Toc241745713 \h </w:instrText>
+              <w:instrText xml:space="preserve"> PAGEREF _Toc241748553 \h </w:instrText>
             </w:r>
             <w:r>
               <w:rPr>
@@ -1950,7 +1950,7 @@
               <w14:ligatures w14:val="standardContextual"/>
             </w:rPr>
           </w:pPr>
-          <w:hyperlink w:anchor="_Toc241745714" w:history="1">
+          <w:hyperlink w:anchor="_Toc241748554" w:history="1">
             <w:r>
               <w:rPr>
                 <w:rStyle w:val="Hiperligao"/>
@@ -1974,7 +1974,7 @@
               <w:rPr>
                 <w:noProof/>
               </w:rPr>
-              <w:instrText xml:space="preserve"> PAGEREF _Toc241745714 \h </w:instrText>
+              <w:instrText xml:space="preserve"> PAGEREF _Toc241748554 \h </w:instrText>
             </w:r>
             <w:r>
               <w:rPr>
@@ -2016,7 +2016,7 @@
               <w14:ligatures w14:val="standardContextual"/>
             </w:rPr>
           </w:pPr>
-          <w:hyperlink w:anchor="_Toc241745715" w:history="1">
+          <w:hyperlink w:anchor="_Toc241748555" w:history="1">
             <w:r>
               <w:rPr>
                 <w:rStyle w:val="Hiperligao"/>
@@ -2040,7 +2040,7 @@
               <w:rPr>
                 <w:noProof/>
               </w:rPr>
-              <w:instrText xml:space="preserve"> PAGEREF _Toc241745715 \h </w:instrText>
+              <w:instrText xml:space="preserve"> PAGEREF _Toc241748555 \h </w:instrText>
             </w:r>
             <w:r>
               <w:rPr>
@@ -2088,7 +2088,7 @@
       <w:pPr>
         <w:pStyle w:val="Ttulo1"/>
       </w:pPr>
-      <w:bookmarkStart w:id="0" w:name="_Toc241745686"/>
+      <w:bookmarkStart w:id="0" w:name="_Toc241748526"/>
       <w:r>
         <w:lastRenderedPageBreak/>
         <w:t>Su rol de un vistazo</w:t>
@@ -2833,7 +2833,7 @@
       <w:pPr>
         <w:pStyle w:val="Ttulo2"/>
       </w:pPr>
-      <w:bookmarkStart w:id="1" w:name="_Toc241745687"/>
+      <w:bookmarkStart w:id="1" w:name="_Toc241748527"/>
       <w:r>
         <w:t>De dónde procede su acceso</w:t>
       </w:r>
@@ -3887,7 +3887,7 @@
       <w:pPr>
         <w:pStyle w:val="Ttulo2"/>
       </w:pPr>
-      <w:bookmarkStart w:id="2" w:name="_Toc241745688"/>
+      <w:bookmarkStart w:id="2" w:name="_Toc241748528"/>
       <w:r>
         <w:t>Iniciar sesión, cambiar la contraseña y cerrar sesión</w:t>
       </w:r>
@@ -4002,7 +4002,7 @@
         </w:rPr>
         <w:lastRenderedPageBreak/>
         <w:drawing>
-          <wp:inline distT="0" distB="0" distL="0" distR="0" wp14:anchorId="09AE683A" wp14:editId="02E13431">
+          <wp:inline distT="0" distB="0" distL="0" distR="0" wp14:anchorId="1ECC31F3" wp14:editId="1AA4FBEA">
             <wp:extent cx="5715000" cy="3571875"/>
             <wp:effectExtent l="0" t="0" r="0" b="0"/>
             <wp:docPr id="315" name="01-login.png" descr="La página de inicio de sesión con Correo electrónico, Contraseña, Recordarme y el botón Iniciar sesión." title="La página de inicio de sesión con Correo electrónico, Contraseña, Recordarme y el botón Iniciar sesión."/>
@@ -4436,7 +4436,7 @@
         <w:pStyle w:val="Ttulo1"/>
         <w:pageBreakBefore/>
       </w:pPr>
-      <w:bookmarkStart w:id="3" w:name="_Toc241745689"/>
+      <w:bookmarkStart w:id="3" w:name="_Toc241748529"/>
       <w:r>
         <w:lastRenderedPageBreak/>
         <w:t>Panel</w:t>
@@ -4469,7 +4469,7 @@
           <w:noProof/>
         </w:rPr>
         <w:drawing>
-          <wp:inline distT="0" distB="0" distL="0" distR="0" wp14:anchorId="149BFB58" wp14:editId="3F0613A5">
+          <wp:inline distT="0" distB="0" distL="0" distR="0" wp14:anchorId="4661022B" wp14:editId="129D1460">
             <wp:extent cx="5715000" cy="3571875"/>
             <wp:effectExtent l="0" t="0" r="0" b="0"/>
             <wp:docPr id="316" name="45-dashboard.png" descr="El panel con las tarjetas de resumen y la lista Mapas recientes." title="El panel con las tarjetas de resumen y la lista Mapas recientes."/>
@@ -5044,7 +5044,7 @@
         <w:pStyle w:val="Ttulo1"/>
         <w:pageBreakBefore/>
       </w:pPr>
-      <w:bookmarkStart w:id="4" w:name="_Toc241745690"/>
+      <w:bookmarkStart w:id="4" w:name="_Toc241748530"/>
       <w:r>
         <w:lastRenderedPageBreak/>
         <w:t>Mapas</w:t>
@@ -5077,7 +5077,7 @@
           <w:noProof/>
         </w:rPr>
         <w:drawing>
-          <wp:inline distT="0" distB="0" distL="0" distR="0" wp14:anchorId="672C8605" wp14:editId="321E48EE">
+          <wp:inline distT="0" distB="0" distL="0" distR="0" wp14:anchorId="2F2357CE" wp14:editId="79EC44C3">
             <wp:extent cx="5715000" cy="3429000"/>
             <wp:effectExtent l="0" t="0" r="0" b="0"/>
             <wp:docPr id="317" name="03-maps-mine.png" descr="La lista de Mapas, pestaña Míos, con los iconos de acción en la fila del mapa." title="La lista de Mapas, pestaña Míos, con los iconos de acción en la fila del mapa."/>
@@ -5129,7 +5129,7 @@
       <w:pPr>
         <w:pStyle w:val="Ttulo2"/>
       </w:pPr>
-      <w:bookmarkStart w:id="5" w:name="_Toc241745691"/>
+      <w:bookmarkStart w:id="5" w:name="_Toc241748531"/>
       <w:r>
         <w:t>Pestañas, búsqueda y filtros</w:t>
       </w:r>
@@ -5880,7 +5880,7 @@
       <w:pPr>
         <w:pStyle w:val="Ttulo2"/>
       </w:pPr>
-      <w:bookmarkStart w:id="6" w:name="_Toc241745692"/>
+      <w:bookmarkStart w:id="6" w:name="_Toc241748532"/>
       <w:r>
         <w:lastRenderedPageBreak/>
         <w:t>Acciones de fila</w:t>
@@ -6617,7 +6617,7 @@
       <w:pPr>
         <w:pStyle w:val="Ttulo2"/>
       </w:pPr>
-      <w:bookmarkStart w:id="7" w:name="_Toc241745693"/>
+      <w:bookmarkStart w:id="7" w:name="_Toc241748533"/>
       <w:r>
         <w:t>Libros de trabajo</w:t>
       </w:r>
@@ -7103,7 +7103,7 @@
           <w:noProof/>
         </w:rPr>
         <w:drawing>
-          <wp:inline distT="0" distB="0" distL="0" distR="0" wp14:anchorId="4EE0A781" wp14:editId="1B86DFED">
+          <wp:inline distT="0" distB="0" distL="0" distR="0" wp14:anchorId="7816DF41" wp14:editId="207FA88B">
             <wp:extent cx="2905125" cy="1543050"/>
             <wp:effectExtent l="0" t="0" r="0" b="0"/>
             <wp:docPr id="318" name="02-workbook-copy-dialog.png" descr="El cuadro Copiar libro con el campo de nombre del libro nuevo." title="El cuadro Copiar libro con el campo de nombre del libro nuevo."/>
@@ -7170,7 +7170,7 @@
       <w:pPr>
         <w:pStyle w:val="Ttulo2"/>
       </w:pPr>
-      <w:bookmarkStart w:id="8" w:name="_Toc241745694"/>
+      <w:bookmarkStart w:id="8" w:name="_Toc241748534"/>
       <w:r>
         <w:t>Copiar un mapa</w:t>
       </w:r>
@@ -7252,7 +7252,7 @@
       <w:pPr>
         <w:pStyle w:val="Ttulo2"/>
       </w:pPr>
-      <w:bookmarkStart w:id="9" w:name="_Toc241745695"/>
+      <w:bookmarkStart w:id="9" w:name="_Toc241748535"/>
       <w:r>
         <w:t>Compartir un mapa que es suyo</w:t>
       </w:r>
@@ -7336,7 +7336,7 @@
           <w:noProof/>
         </w:rPr>
         <w:drawing>
-          <wp:inline distT="0" distB="0" distL="0" distR="0" wp14:anchorId="20493555" wp14:editId="338FB421">
+          <wp:inline distT="0" distB="0" distL="0" distR="0" wp14:anchorId="5C718D93" wp14:editId="0B511945">
             <wp:extent cx="3743325" cy="1581150"/>
             <wp:effectExtent l="0" t="0" r="0" b="0"/>
             <wp:docPr id="319" name="29-share-dialog-search.png" descr="El cuadro Compartir mapa con una persona coincidente y los botones Puede ver, Puede exportar y Puede editar." title="El cuadro Compartir mapa con una persona coincidente y los botones Puede ver, Puede exportar y Puede editar."/>
@@ -7770,7 +7770,7 @@
         <w:pStyle w:val="Ttulo1"/>
         <w:pageBreakBefore/>
       </w:pPr>
-      <w:bookmarkStart w:id="10" w:name="_Toc241745696"/>
+      <w:bookmarkStart w:id="10" w:name="_Toc241748536"/>
       <w:r>
         <w:lastRenderedPageBreak/>
         <w:t>El visor de mapas</w:t>
@@ -7793,7 +7793,7 @@
           <w:noProof/>
         </w:rPr>
         <w:drawing>
-          <wp:inline distT="0" distB="0" distL="0" distR="0" wp14:anchorId="2AFE1CF2" wp14:editId="71A94A46">
+          <wp:inline distT="0" distB="0" distL="0" distR="0" wp14:anchorId="41432FE0" wp14:editId="49908CFA">
             <wp:extent cx="5715000" cy="3571875"/>
             <wp:effectExtent l="0" t="0" r="0" b="0"/>
             <wp:docPr id="320" name="25-viewer-results.png" descr="El visor de mapas tras una ejecución completada, con la cuadrícula de resultados y los botones de exportación." title="El visor de mapas tras una ejecución completada, con la cuadrícula de resultados y los botones de exportación."/>
@@ -8322,7 +8322,7 @@
       <w:pPr>
         <w:pStyle w:val="Ttulo2"/>
       </w:pPr>
-      <w:bookmarkStart w:id="11" w:name="_Toc241745697"/>
+      <w:bookmarkStart w:id="11" w:name="_Toc241748537"/>
       <w:r>
         <w:lastRenderedPageBreak/>
         <w:t>Parámetros de ejecución</w:t>
@@ -8365,7 +8365,7 @@
           <w:noProof/>
         </w:rPr>
         <w:drawing>
-          <wp:inline distT="0" distB="0" distL="0" distR="0" wp14:anchorId="069361E2" wp14:editId="5F1ED7B8">
+          <wp:inline distT="0" distB="0" distL="0" distR="0" wp14:anchorId="497D1C2D" wp14:editId="5FAEBD84">
             <wp:extent cx="2905125" cy="2457450"/>
             <wp:effectExtent l="0" t="0" r="0" b="0"/>
             <wp:docPr id="321" name="24-viewer-params-filled.png" descr="El cuadro Parámetros de ejecución con los dos valores obligatorios rellenados." title="El cuadro Parámetros de ejecución con los dos valores obligatorios rellenados."/>
@@ -8417,7 +8417,7 @@
       <w:pPr>
         <w:pStyle w:val="Ttulo2"/>
       </w:pPr>
-      <w:bookmarkStart w:id="12" w:name="_Toc241745698"/>
+      <w:bookmarkStart w:id="12" w:name="_Toc241748538"/>
       <w:r>
         <w:t>Leer los resultados</w:t>
       </w:r>
@@ -9101,7 +9101,7 @@
       <w:pPr>
         <w:pStyle w:val="Ttulo2"/>
       </w:pPr>
-      <w:bookmarkStart w:id="13" w:name="_Toc241745699"/>
+      <w:bookmarkStart w:id="13" w:name="_Toc241748539"/>
       <w:r>
         <w:t>Exportar los resultados</w:t>
       </w:r>
@@ -9432,7 +9432,7 @@
           <w:noProof/>
         </w:rPr>
         <w:drawing>
-          <wp:inline distT="0" distB="0" distL="0" distR="0" wp14:anchorId="3D4685A9" wp14:editId="558279BD">
+          <wp:inline distT="0" distB="0" distL="0" distR="0" wp14:anchorId="4DA9629E" wp14:editId="7639364A">
             <wp:extent cx="3324225" cy="3990975"/>
             <wp:effectExtent l="0" t="0" r="0" b="0"/>
             <wp:docPr id="322" name="17-builder-pdf-dialog.png" descr="El cuadro Exportar a PDF con las opciones de orientación, tamaño del papel, título y fuente." title="El cuadro Exportar a PDF con las opciones de orientación, tamaño del papel, título y fuente."/>
@@ -9909,7 +9909,7 @@
         <w:pStyle w:val="Ttulo1"/>
         <w:pageBreakBefore/>
       </w:pPr>
-      <w:bookmarkStart w:id="14" w:name="_Toc241745700"/>
+      <w:bookmarkStart w:id="14" w:name="_Toc241748540"/>
       <w:r>
         <w:lastRenderedPageBreak/>
         <w:t>Crear y editar mapas</w:t>
@@ -9972,7 +9972,7 @@
           <w:noProof/>
         </w:rPr>
         <w:drawing>
-          <wp:inline distT="0" distB="0" distL="0" distR="0" wp14:anchorId="09851D3B" wp14:editId="52BF248B">
+          <wp:inline distT="0" distB="0" distL="0" distR="0" wp14:anchorId="0BE4AE7F" wp14:editId="5F06EA1E">
             <wp:extent cx="5715000" cy="3571875"/>
             <wp:effectExtent l="0" t="0" r="0" b="0"/>
             <wp:docPr id="323" name="05-builder-overview.png" descr="El generador de mapas con el árbol Áreas de negocio, el lienzo de columnas y el panel Propiedades." title="El generador de mapas con el árbol Áreas de negocio, el lienzo de columnas y el panel Propiedades."/>
@@ -10079,7 +10079,7 @@
       <w:pPr>
         <w:pStyle w:val="Ttulo2"/>
       </w:pPr>
-      <w:bookmarkStart w:id="15" w:name="_Toc241745701"/>
+      <w:bookmarkStart w:id="15" w:name="_Toc241748541"/>
       <w:r>
         <w:t>Barra de herramientas</w:t>
       </w:r>
@@ -11005,7 +11005,7 @@
       <w:pPr>
         <w:pStyle w:val="Ttulo2"/>
       </w:pPr>
-      <w:bookmarkStart w:id="16" w:name="_Toc241745702"/>
+      <w:bookmarkStart w:id="16" w:name="_Toc241748542"/>
       <w:r>
         <w:t>Agregar columnas</w:t>
       </w:r>
@@ -11170,7 +11170,7 @@
       <w:pPr>
         <w:pStyle w:val="Ttulo2"/>
       </w:pPr>
-      <w:bookmarkStart w:id="17" w:name="_Toc241745703"/>
+      <w:bookmarkStart w:id="17" w:name="_Toc241748543"/>
       <w:r>
         <w:t>Configurar una columna</w:t>
       </w:r>
@@ -12170,7 +12170,7 @@
           <w:noProof/>
         </w:rPr>
         <w:drawing>
-          <wp:inline distT="0" distB="0" distL="0" distR="0" wp14:anchorId="09E9C69C" wp14:editId="6875078A">
+          <wp:inline distT="0" distB="0" distL="0" distR="0" wp14:anchorId="275072A4" wp14:editId="544ACD13">
             <wp:extent cx="5715000" cy="3571875"/>
             <wp:effectExtent l="0" t="0" r="0" b="0"/>
             <wp:docPr id="324" name="08-builder-column-aggregation.png" descr="El cuadro Configurar columna con la lista Agregación abierta." title="El cuadro Configurar columna con la lista Agregación abierta."/>
@@ -12222,7 +12222,7 @@
       <w:pPr>
         <w:pStyle w:val="Ttulo2"/>
       </w:pPr>
-      <w:bookmarkStart w:id="18" w:name="_Toc241745704"/>
+      <w:bookmarkStart w:id="18" w:name="_Toc241748544"/>
       <w:r>
         <w:lastRenderedPageBreak/>
         <w:t>Pestañas del panel derecho</w:t>
@@ -12968,7 +12968,7 @@
           <w:noProof/>
         </w:rPr>
         <w:drawing>
-          <wp:inline distT="0" distB="0" distL="0" distR="0" wp14:anchorId="6CAF342A" wp14:editId="187112D7">
+          <wp:inline distT="0" distB="0" distL="0" distR="0" wp14:anchorId="54AA4764" wp14:editId="238199FA">
             <wp:extent cx="5715000" cy="3571875"/>
             <wp:effectExtent l="0" t="0" r="0" b="0"/>
             <wp:docPr id="325" name="09-builder-conditions.png" descr="La pestaña Condiciones con las condiciones del mapa y los controles de operador y valor o solicitud." title="La pestaña Condiciones con las condiciones del mapa y los controles de operador y valor o solicitud."/>
@@ -13126,7 +13126,7 @@
       <w:pPr>
         <w:pStyle w:val="Ttulo2"/>
       </w:pPr>
-      <w:bookmarkStart w:id="19" w:name="_Toc241745705"/>
+      <w:bookmarkStart w:id="19" w:name="_Toc241748545"/>
       <w:r>
         <w:t>Formato condicional</w:t>
       </w:r>
@@ -13831,7 +13831,7 @@
           <w:noProof/>
         </w:rPr>
         <w:drawing>
-          <wp:inline distT="0" distB="0" distL="0" distR="0" wp14:anchorId="44EC8504" wp14:editId="40B7CC29">
+          <wp:inline distT="0" distB="0" distL="0" distR="0" wp14:anchorId="3DFCCCB5" wp14:editId="26462122">
             <wp:extent cx="3324225" cy="1457325"/>
             <wp:effectExtent l="0" t="0" r="0" b="0"/>
             <wp:docPr id="326" name="19-builder-formatting-dialog.png" descr="El cuadro Formato con la lista de reglas y los controles Añadir regla." title="El cuadro Formato con la lista de reglas y los controles Añadir regla."/>
@@ -13883,7 +13883,7 @@
       <w:pPr>
         <w:pStyle w:val="Ttulo2"/>
       </w:pPr>
-      <w:bookmarkStart w:id="20" w:name="_Toc241745706"/>
+      <w:bookmarkStart w:id="20" w:name="_Toc241748546"/>
       <w:r>
         <w:t>Ejecutar desde el generador y ejecuciones rechazadas</w:t>
       </w:r>
@@ -13930,7 +13930,7 @@
       <w:pPr>
         <w:pStyle w:val="Ttulo2"/>
       </w:pPr>
-      <w:bookmarkStart w:id="21" w:name="_Toc241745707"/>
+      <w:bookmarkStart w:id="21" w:name="_Toc241748547"/>
       <w:r>
         <w:t>Ejemplo: crear un mapa pequeño</w:t>
       </w:r>
@@ -14080,7 +14080,7 @@
         <w:pStyle w:val="Ttulo1"/>
         <w:pageBreakBefore/>
       </w:pPr>
-      <w:bookmarkStart w:id="22" w:name="_Toc241745708"/>
+      <w:bookmarkStart w:id="22" w:name="_Toc241748548"/>
       <w:r>
         <w:lastRenderedPageBreak/>
         <w:t>Ejecuciones</w:t>
@@ -14113,7 +14113,7 @@
           <w:noProof/>
         </w:rPr>
         <w:drawing>
-          <wp:inline distT="0" distB="0" distL="0" distR="0" wp14:anchorId="66201556" wp14:editId="77DF7947">
+          <wp:inline distT="0" distB="0" distL="0" distR="0" wp14:anchorId="6B71E5F9" wp14:editId="0B906C62">
             <wp:extent cx="5715000" cy="3571875"/>
             <wp:effectExtent l="0" t="0" r="0" b="0"/>
             <wp:docPr id="327" name="41-runs.png" descr="La página Ejecuciones con los filtros y la tabla de ejecuciones con sus botones de exportación." title="La página Ejecuciones con los filtros y la tabla de ejecuciones con sus botones de exportación."/>
@@ -15116,7 +15116,7 @@
         <w:pStyle w:val="Ttulo1"/>
         <w:pageBreakBefore/>
       </w:pPr>
-      <w:bookmarkStart w:id="23" w:name="_Toc241745709"/>
+      <w:bookmarkStart w:id="23" w:name="_Toc241748549"/>
       <w:r>
         <w:lastRenderedPageBreak/>
         <w:t>Exportaciones</w:t>
@@ -15149,7 +15149,7 @@
           <w:noProof/>
         </w:rPr>
         <w:drawing>
-          <wp:inline distT="0" distB="0" distL="0" distR="0" wp14:anchorId="533C8E5B" wp14:editId="552E12BF">
+          <wp:inline distT="0" distB="0" distL="0" distR="0" wp14:anchorId="3E9AA6DF" wp14:editId="4E00867D">
             <wp:extent cx="5715000" cy="3571875"/>
             <wp:effectExtent l="0" t="0" r="0" b="0"/>
             <wp:docPr id="328" name="44-exports.png" descr="La página Exportaciones con la lista de trabajos de exportación y un botón Descargar en los terminados." title="La página Exportaciones con la lista de trabajos de exportación y un botón Descargar en los terminados."/>
@@ -15566,7 +15566,7 @@
         <w:pStyle w:val="Ttulo1"/>
         <w:pageBreakBefore/>
       </w:pPr>
-      <w:bookmarkStart w:id="24" w:name="_Toc241745710"/>
+      <w:bookmarkStart w:id="24" w:name="_Toc241748550"/>
       <w:r>
         <w:lastRenderedPageBreak/>
         <w:t>Programaciones</w:t>
@@ -15634,7 +15634,7 @@
           <w:noProof/>
         </w:rPr>
         <w:drawing>
-          <wp:inline distT="0" distB="0" distL="0" distR="0" wp14:anchorId="6392137C" wp14:editId="76025DAD">
+          <wp:inline distT="0" distB="0" distL="0" distR="0" wp14:anchorId="05343C36" wp14:editId="3FF68C14">
             <wp:extent cx="5715000" cy="3571875"/>
             <wp:effectExtent l="0" t="0" r="0" b="0"/>
             <wp:docPr id="329" name="38-schedules-list.png" descr="La página Programaciones con una programación en pausa y sus iconos de acción." title="La página Programaciones con una programación en pausa y sus iconos de acción."/>
@@ -16392,7 +16392,7 @@
       <w:pPr>
         <w:pStyle w:val="Ttulo2"/>
       </w:pPr>
-      <w:bookmarkStart w:id="25" w:name="_Toc241745711"/>
+      <w:bookmarkStart w:id="25" w:name="_Toc241748551"/>
       <w:r>
         <w:t>Nueva programación</w:t>
       </w:r>
@@ -16602,7 +16602,7 @@
           <w:noProof/>
         </w:rPr>
         <w:drawing>
-          <wp:inline distT="0" distB="0" distL="0" distR="0" wp14:anchorId="53D0A9B0" wp14:editId="070A97E3">
+          <wp:inline distT="0" distB="0" distL="0" distR="0" wp14:anchorId="7068B866" wp14:editId="7C7718C9">
             <wp:extent cx="3743325" cy="4676775"/>
             <wp:effectExtent l="0" t="0" r="0" b="0"/>
             <wp:docPr id="330" name="37-schedule-filled.png" descr="El cuadro Nueva programación rellenado, con frecuencia mensual y Habilitada desmarcada." title="El cuadro Nueva programación rellenado, con frecuencia mensual y Habilitada desmarcada."/>
@@ -17440,7 +17440,7 @@
       <w:pPr>
         <w:pStyle w:val="Ttulo2"/>
       </w:pPr>
-      <w:bookmarkStart w:id="26" w:name="_Toc241745712"/>
+      <w:bookmarkStart w:id="26" w:name="_Toc241748552"/>
       <w:r>
         <w:t>Historial</w:t>
       </w:r>
@@ -17588,7 +17588,7 @@
         <w:pStyle w:val="Ttulo1"/>
         <w:pageBreakBefore/>
       </w:pPr>
-      <w:bookmarkStart w:id="27" w:name="_Toc241745713"/>
+      <w:bookmarkStart w:id="27" w:name="_Toc241748553"/>
       <w:r>
         <w:lastRenderedPageBreak/>
         <w:t>Configuración</w:t>
@@ -17618,7 +17618,7 @@
           <w:noProof/>
         </w:rPr>
         <w:drawing>
-          <wp:inline distT="0" distB="0" distL="0" distR="0" wp14:anchorId="3C7195DD" wp14:editId="6C8F142D">
+          <wp:inline distT="0" distB="0" distL="0" distR="0" wp14:anchorId="7FFEE169" wp14:editId="701A65DD">
             <wp:extent cx="5715000" cy="3571875"/>
             <wp:effectExtent l="0" t="0" r="0" b="0"/>
             <wp:docPr id="331" name="04-settings.png" descr="La página Configuración con las tarjetas Idioma, Tema y Paleta de colores." title="La página Configuración con las tarjetas Idioma, Tema y Paleta de colores."/>
@@ -18173,7 +18173,7 @@
         <w:pStyle w:val="Ttulo1"/>
         <w:pageBreakBefore/>
       </w:pPr>
-      <w:bookmarkStart w:id="28" w:name="_Toc241745714"/>
+      <w:bookmarkStart w:id="28" w:name="_Toc241748554"/>
       <w:r>
         <w:lastRenderedPageBreak/>
         <w:t>Preguntas frecuentes</w:t>
@@ -18355,7 +18355,7 @@
         <w:pStyle w:val="Ttulo1"/>
         <w:pageBreakBefore/>
       </w:pPr>
-      <w:bookmarkStart w:id="29" w:name="_Toc241745715"/>
+      <w:bookmarkStart w:id="29" w:name="_Toc241748555"/>
       <w:r>
         <w:lastRenderedPageBreak/>
         <w:t>Glosario</w:t>
@@ -19368,7 +19368,7 @@
         <w:sz w:val="16"/>
         <w:szCs w:val="16"/>
       </w:rPr>
-      <w:t>Discoverer Neo 2.1.0 · Guía completa · USER</w:t>
+      <w:t>Discoverer Neo 2.1.1 · Guía completa · USER</w:t>
     </w:r>
   </w:p>
 </w:hdr>
@@ -19377,10 +19377,10 @@
 <file path=word/numbering.xml><?xml version="1.0" encoding="utf-8"?>
 <w:numbering xmlns:wpc="http://schemas.microsoft.com/office/word/2010/wordprocessingCanvas" xmlns:cx="http://schemas.microsoft.com/office/drawing/2014/chartex" xmlns:cx1="http://schemas.microsoft.com/office/drawing/2015/9/8/chartex" xmlns:cx2="http://schemas.microsoft.com/office/drawing/2015/10/21/chartex" xmlns:cx3="http://schemas.microsoft.com/office/drawing/2016/5/9/chartex" xmlns:cx4="http://schemas.microsoft.com/office/drawing/2016/5/10/chartex" xmlns:cx5="http://schemas.microsoft.com/office/drawing/2016/5/11/chartex" xmlns:cx6="http://schemas.microsoft.com/office/drawing/2016/5/12/chartex" xmlns:cx7="http://schemas.microsoft.com/office/drawing/2016/5/13/chartex" xmlns:cx8="http://schemas.microsoft.com/office/drawing/2016/5/14/chartex" xmlns:mc="http://schemas.openxmlformats.org/markup-compatibility/2006" xmlns:aink="http://schemas.microsoft.com/office/drawing/2016/ink" xmlns:am3d="http://schemas.microsoft.com/office/drawing/2017/model3d" xmlns:o="urn:schemas-microsoft-com:office:office" xmlns:oel="http://schemas.microsoft.com/office/2019/extlst" xmlns:r="http://schemas.openxmlformats.org/officeDocument/2006/relationships" xmlns:m="http://schemas.openxmlformats.org/officeDocument/2006/math" xmlns:v="urn:schemas-microsoft-com:vml" xmlns:wp14="http://schemas.microsoft.com/office/word/2010/wordprocessingDrawing" xmlns:wp="http://schemas.openxmlformats.org/drawingml/2006/wordprocessingDrawing" xmlns:w10="urn:schemas-microsoft-com:office:word" xmlns:w="http://schemas.openxmlformats.org/wordprocessingml/2006/main" xmlns:w14="http://schemas.microsoft.com/office/word/2010/wordml" xmlns:w15="http://schemas.microsoft.com/office/word/2012/wordml" xmlns:w16cex="http://schemas.microsoft.com/office/word/2018/wordml/cex" xmlns:w16cid="http://schemas.microsoft.com/office/word/2016/wordml/cid" xmlns:w16="http://schemas.microsoft.com/office/word/2018/wordml" xmlns:w16sdtdh="http://schemas.microsoft.com/office/word/2020/wordml/sdtdatahash" xmlns:w16se="http://schemas.microsoft.com/office/word/2015/wordml/symex" xmlns:wpg="http://schemas.microsoft.com/office/word/2010/wordprocessingGroup" xmlns:wpi="http://schemas.microsoft.com/office/word/2010/wordprocessingInk" xmlns:wne="http://schemas.microsoft.com/office/word/2006/wordml" xmlns:wps="http://schemas.microsoft.com/office/word/2010/wordprocessingShape" mc:Ignorable="w14 w15 w16se w16cid w16 w16cex w16sdtdh wp14">
   <w:abstractNum w:abstractNumId="0" w15:restartNumberingAfterBreak="0">
-    <w:nsid w:val="05DA1FB2"/>
+    <w:nsid w:val="19A21DA5"/>
     <w:multiLevelType w:val="hybridMultilevel"/>
-    <w:tmpl w:val="6148A32E"/>
-    <w:lvl w:ilvl="0" w:tplc="9F062F24">
+    <w:tmpl w:val="0D5A9112"/>
+    <w:lvl w:ilvl="0" w:tplc="D1B6D59A">
       <w:start w:val="1"/>
       <w:numFmt w:val="decimal"/>
       <w:lvlText w:val="%1."/>
@@ -19389,7 +19389,7 @@
         <w:ind w:left="360" w:hanging="300"/>
       </w:pPr>
     </w:lvl>
-    <w:lvl w:ilvl="1" w:tplc="F57E6FE8" w:tentative="1">
+    <w:lvl w:ilvl="1" w:tplc="F780A888" w:tentative="1">
       <w:start w:val="1"/>
       <w:numFmt w:val="lowerLetter"/>
       <w:lvlText w:val="%2."/>
@@ -19398,47 +19398,105 @@
         <w:ind w:left="720" w:hanging="300"/>
       </w:pPr>
     </w:lvl>
-    <w:lvl w:ilvl="2" w:tplc="7ED8A094">
+    <w:lvl w:ilvl="2" w:tplc="D4A425BE">
       <w:numFmt w:val="decimal"/>
       <w:lvlText w:val=""/>
       <w:lvlJc w:val="left"/>
     </w:lvl>
-    <w:lvl w:ilvl="3" w:tplc="E4A630BA">
+    <w:lvl w:ilvl="3" w:tplc="64383DFC">
       <w:numFmt w:val="decimal"/>
       <w:lvlText w:val=""/>
       <w:lvlJc w:val="left"/>
     </w:lvl>
-    <w:lvl w:ilvl="4" w:tplc="B79A45FC">
+    <w:lvl w:ilvl="4" w:tplc="4CB8862C">
       <w:numFmt w:val="decimal"/>
       <w:lvlText w:val=""/>
       <w:lvlJc w:val="left"/>
     </w:lvl>
-    <w:lvl w:ilvl="5" w:tplc="4DDEB8B6">
+    <w:lvl w:ilvl="5" w:tplc="AC7699DA">
       <w:numFmt w:val="decimal"/>
       <w:lvlText w:val=""/>
       <w:lvlJc w:val="left"/>
     </w:lvl>
-    <w:lvl w:ilvl="6" w:tplc="BB9CE99A">
+    <w:lvl w:ilvl="6" w:tplc="C0B8030E">
       <w:numFmt w:val="decimal"/>
       <w:lvlText w:val=""/>
       <w:lvlJc w:val="left"/>
     </w:lvl>
-    <w:lvl w:ilvl="7" w:tplc="3F38D6E6">
+    <w:lvl w:ilvl="7" w:tplc="A25E8C10">
       <w:numFmt w:val="decimal"/>
       <w:lvlText w:val=""/>
       <w:lvlJc w:val="left"/>
     </w:lvl>
-    <w:lvl w:ilvl="8" w:tplc="ED0EF2B2">
+    <w:lvl w:ilvl="8" w:tplc="E97E0DF0">
       <w:numFmt w:val="decimal"/>
       <w:lvlText w:val=""/>
       <w:lvlJc w:val="left"/>
     </w:lvl>
   </w:abstractNum>
   <w:abstractNum w:abstractNumId="1" w15:restartNumberingAfterBreak="0">
-    <w:nsid w:val="16E8774B"/>
+    <w:nsid w:val="21700A68"/>
     <w:multiLevelType w:val="hybridMultilevel"/>
-    <w:tmpl w:val="86FC1928"/>
-    <w:lvl w:ilvl="0" w:tplc="64DA5CC6">
+    <w:tmpl w:val="DBC4B096"/>
+    <w:lvl w:ilvl="0" w:tplc="2234AF66">
+      <w:start w:val="1"/>
+      <w:numFmt w:val="bullet"/>
+      <w:lvlText w:val="•"/>
+      <w:lvlJc w:val="left"/>
+      <w:pPr>
+        <w:ind w:left="360" w:hanging="260"/>
+      </w:pPr>
+    </w:lvl>
+    <w:lvl w:ilvl="1" w:tplc="5B2CFEFA" w:tentative="1">
+      <w:start w:val="1"/>
+      <w:numFmt w:val="bullet"/>
+      <w:lvlText w:val="–"/>
+      <w:lvlJc w:val="left"/>
+      <w:pPr>
+        <w:ind w:left="720" w:hanging="260"/>
+      </w:pPr>
+    </w:lvl>
+    <w:lvl w:ilvl="2" w:tplc="88603B22">
+      <w:numFmt w:val="decimal"/>
+      <w:lvlText w:val=""/>
+      <w:lvlJc w:val="left"/>
+    </w:lvl>
+    <w:lvl w:ilvl="3" w:tplc="0B480352">
+      <w:numFmt w:val="decimal"/>
+      <w:lvlText w:val=""/>
+      <w:lvlJc w:val="left"/>
+    </w:lvl>
+    <w:lvl w:ilvl="4" w:tplc="AC74563A">
+      <w:numFmt w:val="decimal"/>
+      <w:lvlText w:val=""/>
+      <w:lvlJc w:val="left"/>
+    </w:lvl>
+    <w:lvl w:ilvl="5" w:tplc="858E06EC">
+      <w:numFmt w:val="decimal"/>
+      <w:lvlText w:val=""/>
+      <w:lvlJc w:val="left"/>
+    </w:lvl>
+    <w:lvl w:ilvl="6" w:tplc="D4847D0C">
+      <w:numFmt w:val="decimal"/>
+      <w:lvlText w:val=""/>
+      <w:lvlJc w:val="left"/>
+    </w:lvl>
+    <w:lvl w:ilvl="7" w:tplc="CAAEF824">
+      <w:numFmt w:val="decimal"/>
+      <w:lvlText w:val=""/>
+      <w:lvlJc w:val="left"/>
+    </w:lvl>
+    <w:lvl w:ilvl="8" w:tplc="22B2531C">
+      <w:numFmt w:val="decimal"/>
+      <w:lvlText w:val=""/>
+      <w:lvlJc w:val="left"/>
+    </w:lvl>
+  </w:abstractNum>
+  <w:abstractNum w:abstractNumId="2" w15:restartNumberingAfterBreak="0">
+    <w:nsid w:val="21CB1EBA"/>
+    <w:multiLevelType w:val="hybridMultilevel"/>
+    <w:tmpl w:val="DE04F842"/>
+    <w:lvl w:ilvl="0" w:tplc="8EA84FBC">
       <w:start w:val="1"/>
       <w:numFmt w:val="decimal"/>
       <w:lvlText w:val="%1."/>
@@ -19447,7 +19505,7 @@
         <w:ind w:left="360" w:hanging="300"/>
       </w:pPr>
     </w:lvl>
-    <w:lvl w:ilvl="1" w:tplc="7304C2C6" w:tentative="1">
+    <w:lvl w:ilvl="1" w:tplc="4500648E" w:tentative="1">
       <w:start w:val="1"/>
       <w:numFmt w:val="lowerLetter"/>
       <w:lvlText w:val="%2."/>
@@ -19456,47 +19514,47 @@
         <w:ind w:left="720" w:hanging="300"/>
       </w:pPr>
     </w:lvl>
-    <w:lvl w:ilvl="2" w:tplc="D92AD60A">
+    <w:lvl w:ilvl="2" w:tplc="FE9EB766">
       <w:numFmt w:val="decimal"/>
       <w:lvlText w:val=""/>
       <w:lvlJc w:val="left"/>
     </w:lvl>
-    <w:lvl w:ilvl="3" w:tplc="C8029FE2">
+    <w:lvl w:ilvl="3" w:tplc="4E4AC6DA">
       <w:numFmt w:val="decimal"/>
       <w:lvlText w:val=""/>
       <w:lvlJc w:val="left"/>
     </w:lvl>
-    <w:lvl w:ilvl="4" w:tplc="1DAA476E">
+    <w:lvl w:ilvl="4" w:tplc="20CCAA2E">
       <w:numFmt w:val="decimal"/>
       <w:lvlText w:val=""/>
       <w:lvlJc w:val="left"/>
     </w:lvl>
-    <w:lvl w:ilvl="5" w:tplc="C2BC5466">
+    <w:lvl w:ilvl="5" w:tplc="19DA3474">
       <w:numFmt w:val="decimal"/>
       <w:lvlText w:val=""/>
       <w:lvlJc w:val="left"/>
     </w:lvl>
-    <w:lvl w:ilvl="6" w:tplc="321E06C4">
+    <w:lvl w:ilvl="6" w:tplc="C9F6894C">
       <w:numFmt w:val="decimal"/>
       <w:lvlText w:val=""/>
       <w:lvlJc w:val="left"/>
     </w:lvl>
-    <w:lvl w:ilvl="7" w:tplc="F40C0288">
+    <w:lvl w:ilvl="7" w:tplc="8E86343C">
       <w:numFmt w:val="decimal"/>
       <w:lvlText w:val=""/>
       <w:lvlJc w:val="left"/>
     </w:lvl>
-    <w:lvl w:ilvl="8" w:tplc="85D018D2">
+    <w:lvl w:ilvl="8" w:tplc="6FAC83DA">
       <w:numFmt w:val="decimal"/>
       <w:lvlText w:val=""/>
       <w:lvlJc w:val="left"/>
     </w:lvl>
   </w:abstractNum>
-  <w:abstractNum w:abstractNumId="2" w15:restartNumberingAfterBreak="0">
-    <w:nsid w:val="37E5071A"/>
+  <w:abstractNum w:abstractNumId="3" w15:restartNumberingAfterBreak="0">
+    <w:nsid w:val="3D3A2035"/>
     <w:multiLevelType w:val="hybridMultilevel"/>
-    <w:tmpl w:val="65805908"/>
-    <w:lvl w:ilvl="0" w:tplc="E010848E">
+    <w:tmpl w:val="B06CD49C"/>
+    <w:lvl w:ilvl="0" w:tplc="E2AEC776">
       <w:start w:val="1"/>
       <w:numFmt w:val="decimal"/>
       <w:lvlText w:val="%1."/>
@@ -19505,7 +19563,7 @@
         <w:ind w:left="360" w:hanging="300"/>
       </w:pPr>
     </w:lvl>
-    <w:lvl w:ilvl="1" w:tplc="9BEAD008" w:tentative="1">
+    <w:lvl w:ilvl="1" w:tplc="9D369996" w:tentative="1">
       <w:start w:val="1"/>
       <w:numFmt w:val="lowerLetter"/>
       <w:lvlText w:val="%2."/>
@@ -19514,47 +19572,47 @@
         <w:ind w:left="720" w:hanging="300"/>
       </w:pPr>
     </w:lvl>
-    <w:lvl w:ilvl="2" w:tplc="704EF83C">
+    <w:lvl w:ilvl="2" w:tplc="A6B8645A">
       <w:numFmt w:val="decimal"/>
       <w:lvlText w:val=""/>
       <w:lvlJc w:val="left"/>
     </w:lvl>
-    <w:lvl w:ilvl="3" w:tplc="BC3AB5B4">
+    <w:lvl w:ilvl="3" w:tplc="43FEF966">
       <w:numFmt w:val="decimal"/>
       <w:lvlText w:val=""/>
       <w:lvlJc w:val="left"/>
     </w:lvl>
-    <w:lvl w:ilvl="4" w:tplc="42460168">
+    <w:lvl w:ilvl="4" w:tplc="46582B8A">
       <w:numFmt w:val="decimal"/>
       <w:lvlText w:val=""/>
       <w:lvlJc w:val="left"/>
     </w:lvl>
-    <w:lvl w:ilvl="5" w:tplc="6C8CAAB6">
+    <w:lvl w:ilvl="5" w:tplc="90A4453A">
       <w:numFmt w:val="decimal"/>
       <w:lvlText w:val=""/>
       <w:lvlJc w:val="left"/>
     </w:lvl>
-    <w:lvl w:ilvl="6" w:tplc="8B2E05EE">
+    <w:lvl w:ilvl="6" w:tplc="4112ADEA">
       <w:numFmt w:val="decimal"/>
       <w:lvlText w:val=""/>
       <w:lvlJc w:val="left"/>
     </w:lvl>
-    <w:lvl w:ilvl="7" w:tplc="E37CA712">
+    <w:lvl w:ilvl="7" w:tplc="8556AA00">
       <w:numFmt w:val="decimal"/>
       <w:lvlText w:val=""/>
       <w:lvlJc w:val="left"/>
     </w:lvl>
-    <w:lvl w:ilvl="8" w:tplc="F22E8E6A">
+    <w:lvl w:ilvl="8" w:tplc="4B4C2BAC">
       <w:numFmt w:val="decimal"/>
       <w:lvlText w:val=""/>
       <w:lvlJc w:val="left"/>
     </w:lvl>
   </w:abstractNum>
-  <w:abstractNum w:abstractNumId="3" w15:restartNumberingAfterBreak="0">
-    <w:nsid w:val="4854794F"/>
+  <w:abstractNum w:abstractNumId="4" w15:restartNumberingAfterBreak="0">
+    <w:nsid w:val="486211AC"/>
     <w:multiLevelType w:val="hybridMultilevel"/>
-    <w:tmpl w:val="5364791C"/>
-    <w:lvl w:ilvl="0" w:tplc="9078F89C">
+    <w:tmpl w:val="2BA0F800"/>
+    <w:lvl w:ilvl="0" w:tplc="CDEE9E0A">
       <w:start w:val="1"/>
       <w:numFmt w:val="decimal"/>
       <w:lvlText w:val="%1."/>
@@ -19563,7 +19621,7 @@
         <w:ind w:left="360" w:hanging="300"/>
       </w:pPr>
     </w:lvl>
-    <w:lvl w:ilvl="1" w:tplc="045A2BA2" w:tentative="1">
+    <w:lvl w:ilvl="1" w:tplc="9580E762" w:tentative="1">
       <w:start w:val="1"/>
       <w:numFmt w:val="lowerLetter"/>
       <w:lvlText w:val="%2."/>
@@ -19572,105 +19630,47 @@
         <w:ind w:left="720" w:hanging="300"/>
       </w:pPr>
     </w:lvl>
-    <w:lvl w:ilvl="2" w:tplc="34FC3688">
+    <w:lvl w:ilvl="2" w:tplc="3E084318">
       <w:numFmt w:val="decimal"/>
       <w:lvlText w:val=""/>
       <w:lvlJc w:val="left"/>
     </w:lvl>
-    <w:lvl w:ilvl="3" w:tplc="6E38BBA8">
+    <w:lvl w:ilvl="3" w:tplc="3A6A3EB4">
       <w:numFmt w:val="decimal"/>
       <w:lvlText w:val=""/>
       <w:lvlJc w:val="left"/>
     </w:lvl>
-    <w:lvl w:ilvl="4" w:tplc="D0000D2A">
+    <w:lvl w:ilvl="4" w:tplc="06FAEF9E">
       <w:numFmt w:val="decimal"/>
       <w:lvlText w:val=""/>
       <w:lvlJc w:val="left"/>
     </w:lvl>
-    <w:lvl w:ilvl="5" w:tplc="4DD2EC2C">
+    <w:lvl w:ilvl="5" w:tplc="2138C1AC">
       <w:numFmt w:val="decimal"/>
       <w:lvlText w:val=""/>
       <w:lvlJc w:val="left"/>
     </w:lvl>
-    <w:lvl w:ilvl="6" w:tplc="DF54286A">
+    <w:lvl w:ilvl="6" w:tplc="9B6CE910">
       <w:numFmt w:val="decimal"/>
       <w:lvlText w:val=""/>
       <w:lvlJc w:val="left"/>
     </w:lvl>
-    <w:lvl w:ilvl="7" w:tplc="C950C112">
+    <w:lvl w:ilvl="7" w:tplc="C60C6D2A">
       <w:numFmt w:val="decimal"/>
       <w:lvlText w:val=""/>
       <w:lvlJc w:val="left"/>
     </w:lvl>
-    <w:lvl w:ilvl="8" w:tplc="6D025AC8">
-      <w:numFmt w:val="decimal"/>
-      <w:lvlText w:val=""/>
-      <w:lvlJc w:val="left"/>
-    </w:lvl>
-  </w:abstractNum>
-  <w:abstractNum w:abstractNumId="4" w15:restartNumberingAfterBreak="0">
-    <w:nsid w:val="67211772"/>
-    <w:multiLevelType w:val="hybridMultilevel"/>
-    <w:tmpl w:val="291C9644"/>
-    <w:lvl w:ilvl="0" w:tplc="2E0CDE1E">
-      <w:start w:val="1"/>
-      <w:numFmt w:val="decimal"/>
-      <w:lvlText w:val="%1."/>
-      <w:lvlJc w:val="left"/>
-      <w:pPr>
-        <w:ind w:left="360" w:hanging="300"/>
-      </w:pPr>
-    </w:lvl>
-    <w:lvl w:ilvl="1" w:tplc="DC3A5264" w:tentative="1">
-      <w:start w:val="1"/>
-      <w:numFmt w:val="lowerLetter"/>
-      <w:lvlText w:val="%2."/>
-      <w:lvlJc w:val="left"/>
-      <w:pPr>
-        <w:ind w:left="720" w:hanging="300"/>
-      </w:pPr>
-    </w:lvl>
-    <w:lvl w:ilvl="2" w:tplc="44585E2A">
-      <w:numFmt w:val="decimal"/>
-      <w:lvlText w:val=""/>
-      <w:lvlJc w:val="left"/>
-    </w:lvl>
-    <w:lvl w:ilvl="3" w:tplc="E44601B0">
-      <w:numFmt w:val="decimal"/>
-      <w:lvlText w:val=""/>
-      <w:lvlJc w:val="left"/>
-    </w:lvl>
-    <w:lvl w:ilvl="4" w:tplc="1BA62B56">
-      <w:numFmt w:val="decimal"/>
-      <w:lvlText w:val=""/>
-      <w:lvlJc w:val="left"/>
-    </w:lvl>
-    <w:lvl w:ilvl="5" w:tplc="D096A868">
-      <w:numFmt w:val="decimal"/>
-      <w:lvlText w:val=""/>
-      <w:lvlJc w:val="left"/>
-    </w:lvl>
-    <w:lvl w:ilvl="6" w:tplc="4CD4AE6A">
-      <w:numFmt w:val="decimal"/>
-      <w:lvlText w:val=""/>
-      <w:lvlJc w:val="left"/>
-    </w:lvl>
-    <w:lvl w:ilvl="7" w:tplc="8E4C9088">
-      <w:numFmt w:val="decimal"/>
-      <w:lvlText w:val=""/>
-      <w:lvlJc w:val="left"/>
-    </w:lvl>
-    <w:lvl w:ilvl="8" w:tplc="20BC40F6">
+    <w:lvl w:ilvl="8" w:tplc="4070854A">
       <w:numFmt w:val="decimal"/>
       <w:lvlText w:val=""/>
       <w:lvlJc w:val="left"/>
     </w:lvl>
   </w:abstractNum>
   <w:abstractNum w:abstractNumId="5" w15:restartNumberingAfterBreak="0">
-    <w:nsid w:val="6E4E62E2"/>
+    <w:nsid w:val="602E0EFA"/>
     <w:multiLevelType w:val="hybridMultilevel"/>
-    <w:tmpl w:val="8446E7EC"/>
-    <w:lvl w:ilvl="0" w:tplc="D67E180C" w:tentative="1">
+    <w:tmpl w:val="5DEA3B58"/>
+    <w:lvl w:ilvl="0" w:tplc="2FF4292A" w:tentative="1">
       <w:start w:val="1"/>
       <w:numFmt w:val="bullet"/>
       <w:lvlText w:val="●"/>
@@ -19679,7 +19679,7 @@
         <w:ind w:left="720" w:hanging="360"/>
       </w:pPr>
     </w:lvl>
-    <w:lvl w:ilvl="1" w:tplc="DD86EB8A" w:tentative="1">
+    <w:lvl w:ilvl="1" w:tplc="924AA616" w:tentative="1">
       <w:start w:val="1"/>
       <w:numFmt w:val="bullet"/>
       <w:lvlText w:val="○"/>
@@ -19688,7 +19688,7 @@
         <w:ind w:left="1440" w:hanging="360"/>
       </w:pPr>
     </w:lvl>
-    <w:lvl w:ilvl="2" w:tplc="AC769BB8" w:tentative="1">
+    <w:lvl w:ilvl="2" w:tplc="47E6B91C" w:tentative="1">
       <w:start w:val="1"/>
       <w:numFmt w:val="bullet"/>
       <w:lvlText w:val="■"/>
@@ -19697,7 +19697,7 @@
         <w:ind w:left="2160" w:hanging="360"/>
       </w:pPr>
     </w:lvl>
-    <w:lvl w:ilvl="3" w:tplc="80523BBC" w:tentative="1">
+    <w:lvl w:ilvl="3" w:tplc="D8B402C0" w:tentative="1">
       <w:start w:val="1"/>
       <w:numFmt w:val="bullet"/>
       <w:lvlText w:val="●"/>
@@ -19706,7 +19706,7 @@
         <w:ind w:left="2880" w:hanging="360"/>
       </w:pPr>
     </w:lvl>
-    <w:lvl w:ilvl="4" w:tplc="FEFA5002" w:tentative="1">
+    <w:lvl w:ilvl="4" w:tplc="D592F886" w:tentative="1">
       <w:start w:val="1"/>
       <w:numFmt w:val="bullet"/>
       <w:lvlText w:val="○"/>
@@ -19715,7 +19715,7 @@
         <w:ind w:left="3600" w:hanging="360"/>
       </w:pPr>
     </w:lvl>
-    <w:lvl w:ilvl="5" w:tplc="B45CB9CA" w:tentative="1">
+    <w:lvl w:ilvl="5" w:tplc="BD98EFE2" w:tentative="1">
       <w:start w:val="1"/>
       <w:numFmt w:val="bullet"/>
       <w:lvlText w:val="■"/>
@@ -19724,7 +19724,7 @@
         <w:ind w:left="4320" w:hanging="360"/>
       </w:pPr>
     </w:lvl>
-    <w:lvl w:ilvl="6" w:tplc="32EC0010" w:tentative="1">
+    <w:lvl w:ilvl="6" w:tplc="5968731C" w:tentative="1">
       <w:start w:val="1"/>
       <w:numFmt w:val="bullet"/>
       <w:lvlText w:val="●"/>
@@ -19733,7 +19733,7 @@
         <w:ind w:left="5040" w:hanging="360"/>
       </w:pPr>
     </w:lvl>
-    <w:lvl w:ilvl="7" w:tplc="CE2C1E70" w:tentative="1">
+    <w:lvl w:ilvl="7" w:tplc="6BD0728C" w:tentative="1">
       <w:start w:val="1"/>
       <w:numFmt w:val="bullet"/>
       <w:lvlText w:val="●"/>
@@ -19742,7 +19742,7 @@
         <w:ind w:left="5760" w:hanging="360"/>
       </w:pPr>
     </w:lvl>
-    <w:lvl w:ilvl="8" w:tplc="340075E4" w:tentative="1">
+    <w:lvl w:ilvl="8" w:tplc="DE4E1BBA" w:tentative="1">
       <w:start w:val="1"/>
       <w:numFmt w:val="bullet"/>
       <w:lvlText w:val="●"/>
@@ -19753,10 +19753,10 @@
     </w:lvl>
   </w:abstractNum>
   <w:abstractNum w:abstractNumId="6" w15:restartNumberingAfterBreak="0">
-    <w:nsid w:val="7BB47BBF"/>
+    <w:nsid w:val="75905988"/>
     <w:multiLevelType w:val="hybridMultilevel"/>
-    <w:tmpl w:val="586EC5DA"/>
-    <w:lvl w:ilvl="0" w:tplc="B35A0920">
+    <w:tmpl w:val="03DAFB8E"/>
+    <w:lvl w:ilvl="0" w:tplc="174CFC58">
       <w:start w:val="1"/>
       <w:numFmt w:val="decimal"/>
       <w:lvlText w:val="%1."/>
@@ -19765,7 +19765,7 @@
         <w:ind w:left="360" w:hanging="300"/>
       </w:pPr>
     </w:lvl>
-    <w:lvl w:ilvl="1" w:tplc="60D43C7C" w:tentative="1">
+    <w:lvl w:ilvl="1" w:tplc="598CD1B8" w:tentative="1">
       <w:start w:val="1"/>
       <w:numFmt w:val="lowerLetter"/>
       <w:lvlText w:val="%2."/>
@@ -19774,144 +19774,144 @@
         <w:ind w:left="720" w:hanging="300"/>
       </w:pPr>
     </w:lvl>
-    <w:lvl w:ilvl="2" w:tplc="BD48169A">
+    <w:lvl w:ilvl="2" w:tplc="3A5EB708">
       <w:numFmt w:val="decimal"/>
       <w:lvlText w:val=""/>
       <w:lvlJc w:val="left"/>
     </w:lvl>
-    <w:lvl w:ilvl="3" w:tplc="908856E2">
+    <w:lvl w:ilvl="3" w:tplc="39EECCBA">
       <w:numFmt w:val="decimal"/>
       <w:lvlText w:val=""/>
       <w:lvlJc w:val="left"/>
     </w:lvl>
-    <w:lvl w:ilvl="4" w:tplc="748E057C">
+    <w:lvl w:ilvl="4" w:tplc="B7F25BC2">
       <w:numFmt w:val="decimal"/>
       <w:lvlText w:val=""/>
       <w:lvlJc w:val="left"/>
     </w:lvl>
-    <w:lvl w:ilvl="5" w:tplc="9F54C38E">
+    <w:lvl w:ilvl="5" w:tplc="B7167BAA">
       <w:numFmt w:val="decimal"/>
       <w:lvlText w:val=""/>
       <w:lvlJc w:val="left"/>
     </w:lvl>
-    <w:lvl w:ilvl="6" w:tplc="CE9CCFF8">
+    <w:lvl w:ilvl="6" w:tplc="9FE6ADFE">
       <w:numFmt w:val="decimal"/>
       <w:lvlText w:val=""/>
       <w:lvlJc w:val="left"/>
     </w:lvl>
-    <w:lvl w:ilvl="7" w:tplc="06264ACA">
+    <w:lvl w:ilvl="7" w:tplc="8E62A7EC">
       <w:numFmt w:val="decimal"/>
       <w:lvlText w:val=""/>
       <w:lvlJc w:val="left"/>
     </w:lvl>
-    <w:lvl w:ilvl="8" w:tplc="A0D8116A">
+    <w:lvl w:ilvl="8" w:tplc="7E2CE4FA">
       <w:numFmt w:val="decimal"/>
       <w:lvlText w:val=""/>
       <w:lvlJc w:val="left"/>
     </w:lvl>
   </w:abstractNum>
   <w:abstractNum w:abstractNumId="7" w15:restartNumberingAfterBreak="0">
-    <w:nsid w:val="7FAD6B69"/>
+    <w:nsid w:val="7DD22E66"/>
     <w:multiLevelType w:val="hybridMultilevel"/>
-    <w:tmpl w:val="F7B443FC"/>
-    <w:lvl w:ilvl="0" w:tplc="82A0A0E2">
+    <w:tmpl w:val="6F8A85BA"/>
+    <w:lvl w:ilvl="0" w:tplc="BE0457D0">
       <w:start w:val="1"/>
-      <w:numFmt w:val="bullet"/>
-      <w:lvlText w:val="•"/>
+      <w:numFmt w:val="decimal"/>
+      <w:lvlText w:val="%1."/>
       <w:lvlJc w:val="left"/>
       <w:pPr>
-        <w:ind w:left="360" w:hanging="260"/>
+        <w:ind w:left="360" w:hanging="300"/>
       </w:pPr>
     </w:lvl>
-    <w:lvl w:ilvl="1" w:tplc="8F96F96C" w:tentative="1">
+    <w:lvl w:ilvl="1" w:tplc="60C6F8F2" w:tentative="1">
       <w:start w:val="1"/>
-      <w:numFmt w:val="bullet"/>
-      <w:lvlText w:val="–"/>
+      <w:numFmt w:val="lowerLetter"/>
+      <w:lvlText w:val="%2."/>
       <w:lvlJc w:val="left"/>
       <w:pPr>
-        <w:ind w:left="720" w:hanging="260"/>
+        <w:ind w:left="720" w:hanging="300"/>
       </w:pPr>
     </w:lvl>
-    <w:lvl w:ilvl="2" w:tplc="4AB69206">
+    <w:lvl w:ilvl="2" w:tplc="030E99E2">
       <w:numFmt w:val="decimal"/>
       <w:lvlText w:val=""/>
       <w:lvlJc w:val="left"/>
     </w:lvl>
-    <w:lvl w:ilvl="3" w:tplc="84B82960">
+    <w:lvl w:ilvl="3" w:tplc="E4926722">
       <w:numFmt w:val="decimal"/>
       <w:lvlText w:val=""/>
       <w:lvlJc w:val="left"/>
     </w:lvl>
-    <w:lvl w:ilvl="4" w:tplc="C82CF130">
+    <w:lvl w:ilvl="4" w:tplc="FEDE3FB0">
       <w:numFmt w:val="decimal"/>
       <w:lvlText w:val=""/>
       <w:lvlJc w:val="left"/>
     </w:lvl>
-    <w:lvl w:ilvl="5" w:tplc="6316CED8">
+    <w:lvl w:ilvl="5" w:tplc="8F342EE6">
       <w:numFmt w:val="decimal"/>
       <w:lvlText w:val=""/>
       <w:lvlJc w:val="left"/>
     </w:lvl>
-    <w:lvl w:ilvl="6" w:tplc="B56A455C">
+    <w:lvl w:ilvl="6" w:tplc="BB0892E4">
       <w:numFmt w:val="decimal"/>
       <w:lvlText w:val=""/>
       <w:lvlJc w:val="left"/>
     </w:lvl>
-    <w:lvl w:ilvl="7" w:tplc="4C44568A">
+    <w:lvl w:ilvl="7" w:tplc="B82606CC">
       <w:numFmt w:val="decimal"/>
       <w:lvlText w:val=""/>
       <w:lvlJc w:val="left"/>
     </w:lvl>
-    <w:lvl w:ilvl="8" w:tplc="424CEDC0">
+    <w:lvl w:ilvl="8" w:tplc="0BBA1A38">
       <w:numFmt w:val="decimal"/>
       <w:lvlText w:val=""/>
       <w:lvlJc w:val="left"/>
     </w:lvl>
   </w:abstractNum>
-  <w:num w:numId="1" w16cid:durableId="897983797">
+  <w:num w:numId="1" w16cid:durableId="1532113774">
     <w:abstractNumId w:val="5"/>
     <w:lvlOverride w:ilvl="0">
       <w:startOverride w:val="1"/>
     </w:lvlOverride>
   </w:num>
-  <w:num w:numId="2" w16cid:durableId="541670650">
+  <w:num w:numId="2" w16cid:durableId="344284299">
+    <w:abstractNumId w:val="1"/>
+    <w:lvlOverride w:ilvl="0">
+      <w:startOverride w:val="1"/>
+    </w:lvlOverride>
+  </w:num>
+  <w:num w:numId="3" w16cid:durableId="945891025">
+    <w:abstractNumId w:val="0"/>
+    <w:lvlOverride w:ilvl="0">
+      <w:startOverride w:val="1"/>
+    </w:lvlOverride>
+  </w:num>
+  <w:num w:numId="4" w16cid:durableId="1931424471">
+    <w:abstractNumId w:val="3"/>
+    <w:lvlOverride w:ilvl="0">
+      <w:startOverride w:val="1"/>
+    </w:lvlOverride>
+  </w:num>
+  <w:num w:numId="5" w16cid:durableId="2105302516">
+    <w:abstractNumId w:val="4"/>
+    <w:lvlOverride w:ilvl="0">
+      <w:startOverride w:val="1"/>
+    </w:lvlOverride>
+  </w:num>
+  <w:num w:numId="6" w16cid:durableId="1205866074">
+    <w:abstractNumId w:val="2"/>
+    <w:lvlOverride w:ilvl="0">
+      <w:startOverride w:val="1"/>
+    </w:lvlOverride>
+  </w:num>
+  <w:num w:numId="7" w16cid:durableId="1910847674">
     <w:abstractNumId w:val="7"/>
     <w:lvlOverride w:ilvl="0">
       <w:startOverride w:val="1"/>
     </w:lvlOverride>
   </w:num>
-  <w:num w:numId="3" w16cid:durableId="2095085276">
-    <w:abstractNumId w:val="4"/>
-    <w:lvlOverride w:ilvl="0">
-      <w:startOverride w:val="1"/>
-    </w:lvlOverride>
-  </w:num>
-  <w:num w:numId="4" w16cid:durableId="1150514747">
-    <w:abstractNumId w:val="1"/>
-    <w:lvlOverride w:ilvl="0">
-      <w:startOverride w:val="1"/>
-    </w:lvlOverride>
-  </w:num>
-  <w:num w:numId="5" w16cid:durableId="35354746">
-    <w:abstractNumId w:val="0"/>
-    <w:lvlOverride w:ilvl="0">
-      <w:startOverride w:val="1"/>
-    </w:lvlOverride>
-  </w:num>
-  <w:num w:numId="6" w16cid:durableId="1041132680">
-    <w:abstractNumId w:val="2"/>
-    <w:lvlOverride w:ilvl="0">
-      <w:startOverride w:val="1"/>
-    </w:lvlOverride>
-  </w:num>
-  <w:num w:numId="7" w16cid:durableId="1034110907">
+  <w:num w:numId="8" w16cid:durableId="31196748">
     <w:abstractNumId w:val="6"/>
-    <w:lvlOverride w:ilvl="0">
-      <w:startOverride w:val="1"/>
-    </w:lvlOverride>
-  </w:num>
-  <w:num w:numId="8" w16cid:durableId="1389918606">
-    <w:abstractNumId w:val="3"/>
     <w:lvlOverride w:ilvl="0">
       <w:startOverride w:val="1"/>
     </w:lvlOverride>
@@ -20591,7 +20591,7 @@
     <w:autoRedefine/>
     <w:uiPriority w:val="39"/>
     <w:unhideWhenUsed/>
-    <w:rsid w:val="00E670A5"/>
+    <w:rsid w:val="00EC2DA2"/>
     <w:pPr>
       <w:spacing w:after="100"/>
     </w:pPr>
@@ -20603,7 +20603,7 @@
     <w:autoRedefine/>
     <w:uiPriority w:val="39"/>
     <w:unhideWhenUsed/>
-    <w:rsid w:val="00E670A5"/>
+    <w:rsid w:val="00EC2DA2"/>
     <w:pPr>
       <w:spacing w:after="100"/>
       <w:ind w:left="210"/>

--- a/discoverer-neo/docs/user-guide/manual/Discoverer-Neo-USER-Guide-Full-es-ES.docx
+++ b/discoverer-neo/docs/user-guide/manual/Discoverer-Neo-USER-Guide-Full-es-ES.docx
@@ -54,7 +54,7 @@
           <w:sz w:val="22"/>
           <w:szCs w:val="22"/>
         </w:rPr>
-        <w:t>Versión 2.1.1</w:t>
+        <w:t>Versión 2.2.0</w:t>
       </w:r>
     </w:p>
     <w:p>
@@ -74,7 +74,7 @@
     <w:sdt>
       <w:sdtPr>
         <w:alias w:val="Índice"/>
-        <w:id w:val="1396005802"/>
+        <w:id w:val="-1051921548"/>
       </w:sdtPr>
       <w:sdtEndPr/>
       <w:sdtContent>
@@ -102,7 +102,7 @@
           <w:r>
             <w:fldChar w:fldCharType="separate"/>
           </w:r>
-          <w:hyperlink w:anchor="_Toc241748526" w:history="1">
+          <w:hyperlink w:anchor="_Toc241848769" w:history="1">
             <w:r>
               <w:rPr>
                 <w:rStyle w:val="Hiperligao"/>
@@ -126,7 +126,7 @@
               <w:rPr>
                 <w:noProof/>
               </w:rPr>
-              <w:instrText xml:space="preserve"> PAGEREF _Toc241748526 \h </w:instrText>
+              <w:instrText xml:space="preserve"> PAGEREF _Toc241848769 \h </w:instrText>
             </w:r>
             <w:r>
               <w:rPr>
@@ -168,7 +168,7 @@
               <w14:ligatures w14:val="standardContextual"/>
             </w:rPr>
           </w:pPr>
-          <w:hyperlink w:anchor="_Toc241748527" w:history="1">
+          <w:hyperlink w:anchor="_Toc241848770" w:history="1">
             <w:r>
               <w:rPr>
                 <w:rStyle w:val="Hiperligao"/>
@@ -192,7 +192,7 @@
               <w:rPr>
                 <w:noProof/>
               </w:rPr>
-              <w:instrText xml:space="preserve"> PAGEREF _Toc241748527 \h </w:instrText>
+              <w:instrText xml:space="preserve"> PAGEREF _Toc241848770 \h </w:instrText>
             </w:r>
             <w:r>
               <w:rPr>
@@ -234,7 +234,7 @@
               <w14:ligatures w14:val="standardContextual"/>
             </w:rPr>
           </w:pPr>
-          <w:hyperlink w:anchor="_Toc241748528" w:history="1">
+          <w:hyperlink w:anchor="_Toc241848771" w:history="1">
             <w:r>
               <w:rPr>
                 <w:rStyle w:val="Hiperligao"/>
@@ -258,7 +258,7 @@
               <w:rPr>
                 <w:noProof/>
               </w:rPr>
-              <w:instrText xml:space="preserve"> PAGEREF _Toc241748528 \h </w:instrText>
+              <w:instrText xml:space="preserve"> PAGEREF _Toc241848771 \h </w:instrText>
             </w:r>
             <w:r>
               <w:rPr>
@@ -300,7 +300,7 @@
               <w14:ligatures w14:val="standardContextual"/>
             </w:rPr>
           </w:pPr>
-          <w:hyperlink w:anchor="_Toc241748529" w:history="1">
+          <w:hyperlink w:anchor="_Toc241848772" w:history="1">
             <w:r>
               <w:rPr>
                 <w:rStyle w:val="Hiperligao"/>
@@ -324,7 +324,7 @@
               <w:rPr>
                 <w:noProof/>
               </w:rPr>
-              <w:instrText xml:space="preserve"> PAGEREF _Toc241748529 \h </w:instrText>
+              <w:instrText xml:space="preserve"> PAGEREF _Toc241848772 \h </w:instrText>
             </w:r>
             <w:r>
               <w:rPr>
@@ -366,7 +366,7 @@
               <w14:ligatures w14:val="standardContextual"/>
             </w:rPr>
           </w:pPr>
-          <w:hyperlink w:anchor="_Toc241748530" w:history="1">
+          <w:hyperlink w:anchor="_Toc241848773" w:history="1">
             <w:r>
               <w:rPr>
                 <w:rStyle w:val="Hiperligao"/>
@@ -390,7 +390,7 @@
               <w:rPr>
                 <w:noProof/>
               </w:rPr>
-              <w:instrText xml:space="preserve"> PAGEREF _Toc241748530 \h </w:instrText>
+              <w:instrText xml:space="preserve"> PAGEREF _Toc241848773 \h </w:instrText>
             </w:r>
             <w:r>
               <w:rPr>
@@ -432,7 +432,7 @@
               <w14:ligatures w14:val="standardContextual"/>
             </w:rPr>
           </w:pPr>
-          <w:hyperlink w:anchor="_Toc241748531" w:history="1">
+          <w:hyperlink w:anchor="_Toc241848774" w:history="1">
             <w:r>
               <w:rPr>
                 <w:rStyle w:val="Hiperligao"/>
@@ -456,7 +456,7 @@
               <w:rPr>
                 <w:noProof/>
               </w:rPr>
-              <w:instrText xml:space="preserve"> PAGEREF _Toc241748531 \h </w:instrText>
+              <w:instrText xml:space="preserve"> PAGEREF _Toc241848774 \h </w:instrText>
             </w:r>
             <w:r>
               <w:rPr>
@@ -498,7 +498,7 @@
               <w14:ligatures w14:val="standardContextual"/>
             </w:rPr>
           </w:pPr>
-          <w:hyperlink w:anchor="_Toc241748532" w:history="1">
+          <w:hyperlink w:anchor="_Toc241848775" w:history="1">
             <w:r>
               <w:rPr>
                 <w:rStyle w:val="Hiperligao"/>
@@ -522,7 +522,7 @@
               <w:rPr>
                 <w:noProof/>
               </w:rPr>
-              <w:instrText xml:space="preserve"> PAGEREF _Toc241748532 \h </w:instrText>
+              <w:instrText xml:space="preserve"> PAGEREF _Toc241848775 \h </w:instrText>
             </w:r>
             <w:r>
               <w:rPr>
@@ -564,7 +564,7 @@
               <w14:ligatures w14:val="standardContextual"/>
             </w:rPr>
           </w:pPr>
-          <w:hyperlink w:anchor="_Toc241748533" w:history="1">
+          <w:hyperlink w:anchor="_Toc241848776" w:history="1">
             <w:r>
               <w:rPr>
                 <w:rStyle w:val="Hiperligao"/>
@@ -588,7 +588,7 @@
               <w:rPr>
                 <w:noProof/>
               </w:rPr>
-              <w:instrText xml:space="preserve"> PAGEREF _Toc241748533 \h </w:instrText>
+              <w:instrText xml:space="preserve"> PAGEREF _Toc241848776 \h </w:instrText>
             </w:r>
             <w:r>
               <w:rPr>
@@ -630,7 +630,7 @@
               <w14:ligatures w14:val="standardContextual"/>
             </w:rPr>
           </w:pPr>
-          <w:hyperlink w:anchor="_Toc241748534" w:history="1">
+          <w:hyperlink w:anchor="_Toc241848777" w:history="1">
             <w:r>
               <w:rPr>
                 <w:rStyle w:val="Hiperligao"/>
@@ -654,7 +654,7 @@
               <w:rPr>
                 <w:noProof/>
               </w:rPr>
-              <w:instrText xml:space="preserve"> PAGEREF _Toc241748534 \h </w:instrText>
+              <w:instrText xml:space="preserve"> PAGEREF _Toc241848777 \h </w:instrText>
             </w:r>
             <w:r>
               <w:rPr>
@@ -696,7 +696,7 @@
               <w14:ligatures w14:val="standardContextual"/>
             </w:rPr>
           </w:pPr>
-          <w:hyperlink w:anchor="_Toc241748535" w:history="1">
+          <w:hyperlink w:anchor="_Toc241848778" w:history="1">
             <w:r>
               <w:rPr>
                 <w:rStyle w:val="Hiperligao"/>
@@ -720,7 +720,7 @@
               <w:rPr>
                 <w:noProof/>
               </w:rPr>
-              <w:instrText xml:space="preserve"> PAGEREF _Toc241748535 \h </w:instrText>
+              <w:instrText xml:space="preserve"> PAGEREF _Toc241848778 \h </w:instrText>
             </w:r>
             <w:r>
               <w:rPr>
@@ -762,7 +762,7 @@
               <w14:ligatures w14:val="standardContextual"/>
             </w:rPr>
           </w:pPr>
-          <w:hyperlink w:anchor="_Toc241748536" w:history="1">
+          <w:hyperlink w:anchor="_Toc241848779" w:history="1">
             <w:r>
               <w:rPr>
                 <w:rStyle w:val="Hiperligao"/>
@@ -786,7 +786,7 @@
               <w:rPr>
                 <w:noProof/>
               </w:rPr>
-              <w:instrText xml:space="preserve"> PAGEREF _Toc241748536 \h </w:instrText>
+              <w:instrText xml:space="preserve"> PAGEREF _Toc241848779 \h </w:instrText>
             </w:r>
             <w:r>
               <w:rPr>
@@ -828,7 +828,7 @@
               <w14:ligatures w14:val="standardContextual"/>
             </w:rPr>
           </w:pPr>
-          <w:hyperlink w:anchor="_Toc241748537" w:history="1">
+          <w:hyperlink w:anchor="_Toc241848780" w:history="1">
             <w:r>
               <w:rPr>
                 <w:rStyle w:val="Hiperligao"/>
@@ -852,7 +852,7 @@
               <w:rPr>
                 <w:noProof/>
               </w:rPr>
-              <w:instrText xml:space="preserve"> PAGEREF _Toc241748537 \h </w:instrText>
+              <w:instrText xml:space="preserve"> PAGEREF _Toc241848780 \h </w:instrText>
             </w:r>
             <w:r>
               <w:rPr>
@@ -894,7 +894,7 @@
               <w14:ligatures w14:val="standardContextual"/>
             </w:rPr>
           </w:pPr>
-          <w:hyperlink w:anchor="_Toc241748538" w:history="1">
+          <w:hyperlink w:anchor="_Toc241848781" w:history="1">
             <w:r>
               <w:rPr>
                 <w:rStyle w:val="Hiperligao"/>
@@ -918,7 +918,7 @@
               <w:rPr>
                 <w:noProof/>
               </w:rPr>
-              <w:instrText xml:space="preserve"> PAGEREF _Toc241748538 \h </w:instrText>
+              <w:instrText xml:space="preserve"> PAGEREF _Toc241848781 \h </w:instrText>
             </w:r>
             <w:r>
               <w:rPr>
@@ -960,7 +960,7 @@
               <w14:ligatures w14:val="standardContextual"/>
             </w:rPr>
           </w:pPr>
-          <w:hyperlink w:anchor="_Toc241748539" w:history="1">
+          <w:hyperlink w:anchor="_Toc241848782" w:history="1">
             <w:r>
               <w:rPr>
                 <w:rStyle w:val="Hiperligao"/>
@@ -984,7 +984,7 @@
               <w:rPr>
                 <w:noProof/>
               </w:rPr>
-              <w:instrText xml:space="preserve"> PAGEREF _Toc241748539 \h </w:instrText>
+              <w:instrText xml:space="preserve"> PAGEREF _Toc241848782 \h </w:instrText>
             </w:r>
             <w:r>
               <w:rPr>
@@ -1026,7 +1026,7 @@
               <w14:ligatures w14:val="standardContextual"/>
             </w:rPr>
           </w:pPr>
-          <w:hyperlink w:anchor="_Toc241748540" w:history="1">
+          <w:hyperlink w:anchor="_Toc241848783" w:history="1">
             <w:r>
               <w:rPr>
                 <w:rStyle w:val="Hiperligao"/>
@@ -1050,7 +1050,7 @@
               <w:rPr>
                 <w:noProof/>
               </w:rPr>
-              <w:instrText xml:space="preserve"> PAGEREF _Toc241748540 \h </w:instrText>
+              <w:instrText xml:space="preserve"> PAGEREF _Toc241848783 \h </w:instrText>
             </w:r>
             <w:r>
               <w:rPr>
@@ -1092,7 +1092,7 @@
               <w14:ligatures w14:val="standardContextual"/>
             </w:rPr>
           </w:pPr>
-          <w:hyperlink w:anchor="_Toc241748541" w:history="1">
+          <w:hyperlink w:anchor="_Toc241848784" w:history="1">
             <w:r>
               <w:rPr>
                 <w:rStyle w:val="Hiperligao"/>
@@ -1116,7 +1116,7 @@
               <w:rPr>
                 <w:noProof/>
               </w:rPr>
-              <w:instrText xml:space="preserve"> PAGEREF _Toc241748541 \h </w:instrText>
+              <w:instrText xml:space="preserve"> PAGEREF _Toc241848784 \h </w:instrText>
             </w:r>
             <w:r>
               <w:rPr>
@@ -1158,7 +1158,7 @@
               <w14:ligatures w14:val="standardContextual"/>
             </w:rPr>
           </w:pPr>
-          <w:hyperlink w:anchor="_Toc241748542" w:history="1">
+          <w:hyperlink w:anchor="_Toc241848785" w:history="1">
             <w:r>
               <w:rPr>
                 <w:rStyle w:val="Hiperligao"/>
@@ -1182,7 +1182,7 @@
               <w:rPr>
                 <w:noProof/>
               </w:rPr>
-              <w:instrText xml:space="preserve"> PAGEREF _Toc241748542 \h </w:instrText>
+              <w:instrText xml:space="preserve"> PAGEREF _Toc241848785 \h </w:instrText>
             </w:r>
             <w:r>
               <w:rPr>
@@ -1224,7 +1224,7 @@
               <w14:ligatures w14:val="standardContextual"/>
             </w:rPr>
           </w:pPr>
-          <w:hyperlink w:anchor="_Toc241748543" w:history="1">
+          <w:hyperlink w:anchor="_Toc241848786" w:history="1">
             <w:r>
               <w:rPr>
                 <w:rStyle w:val="Hiperligao"/>
@@ -1248,7 +1248,7 @@
               <w:rPr>
                 <w:noProof/>
               </w:rPr>
-              <w:instrText xml:space="preserve"> PAGEREF _Toc241748543 \h </w:instrText>
+              <w:instrText xml:space="preserve"> PAGEREF _Toc241848786 \h </w:instrText>
             </w:r>
             <w:r>
               <w:rPr>
@@ -1290,7 +1290,7 @@
               <w14:ligatures w14:val="standardContextual"/>
             </w:rPr>
           </w:pPr>
-          <w:hyperlink w:anchor="_Toc241748544" w:history="1">
+          <w:hyperlink w:anchor="_Toc241848787" w:history="1">
             <w:r>
               <w:rPr>
                 <w:rStyle w:val="Hiperligao"/>
@@ -1314,7 +1314,7 @@
               <w:rPr>
                 <w:noProof/>
               </w:rPr>
-              <w:instrText xml:space="preserve"> PAGEREF _Toc241748544 \h </w:instrText>
+              <w:instrText xml:space="preserve"> PAGEREF _Toc241848787 \h </w:instrText>
             </w:r>
             <w:r>
               <w:rPr>
@@ -1356,7 +1356,7 @@
               <w14:ligatures w14:val="standardContextual"/>
             </w:rPr>
           </w:pPr>
-          <w:hyperlink w:anchor="_Toc241748545" w:history="1">
+          <w:hyperlink w:anchor="_Toc241848788" w:history="1">
             <w:r>
               <w:rPr>
                 <w:rStyle w:val="Hiperligao"/>
@@ -1380,7 +1380,7 @@
               <w:rPr>
                 <w:noProof/>
               </w:rPr>
-              <w:instrText xml:space="preserve"> PAGEREF _Toc241748545 \h </w:instrText>
+              <w:instrText xml:space="preserve"> PAGEREF _Toc241848788 \h </w:instrText>
             </w:r>
             <w:r>
               <w:rPr>
@@ -1422,7 +1422,7 @@
               <w14:ligatures w14:val="standardContextual"/>
             </w:rPr>
           </w:pPr>
-          <w:hyperlink w:anchor="_Toc241748546" w:history="1">
+          <w:hyperlink w:anchor="_Toc241848789" w:history="1">
             <w:r>
               <w:rPr>
                 <w:rStyle w:val="Hiperligao"/>
@@ -1446,7 +1446,7 @@
               <w:rPr>
                 <w:noProof/>
               </w:rPr>
-              <w:instrText xml:space="preserve"> PAGEREF _Toc241748546 \h </w:instrText>
+              <w:instrText xml:space="preserve"> PAGEREF _Toc241848789 \h </w:instrText>
             </w:r>
             <w:r>
               <w:rPr>
@@ -1488,7 +1488,7 @@
               <w14:ligatures w14:val="standardContextual"/>
             </w:rPr>
           </w:pPr>
-          <w:hyperlink w:anchor="_Toc241748547" w:history="1">
+          <w:hyperlink w:anchor="_Toc241848790" w:history="1">
             <w:r>
               <w:rPr>
                 <w:rStyle w:val="Hiperligao"/>
@@ -1512,7 +1512,7 @@
               <w:rPr>
                 <w:noProof/>
               </w:rPr>
-              <w:instrText xml:space="preserve"> PAGEREF _Toc241748547 \h </w:instrText>
+              <w:instrText xml:space="preserve"> PAGEREF _Toc241848790 \h </w:instrText>
             </w:r>
             <w:r>
               <w:rPr>
@@ -1554,7 +1554,7 @@
               <w14:ligatures w14:val="standardContextual"/>
             </w:rPr>
           </w:pPr>
-          <w:hyperlink w:anchor="_Toc241748548" w:history="1">
+          <w:hyperlink w:anchor="_Toc241848791" w:history="1">
             <w:r>
               <w:rPr>
                 <w:rStyle w:val="Hiperligao"/>
@@ -1578,7 +1578,7 @@
               <w:rPr>
                 <w:noProof/>
               </w:rPr>
-              <w:instrText xml:space="preserve"> PAGEREF _Toc241748548 \h </w:instrText>
+              <w:instrText xml:space="preserve"> PAGEREF _Toc241848791 \h </w:instrText>
             </w:r>
             <w:r>
               <w:rPr>
@@ -1620,7 +1620,7 @@
               <w14:ligatures w14:val="standardContextual"/>
             </w:rPr>
           </w:pPr>
-          <w:hyperlink w:anchor="_Toc241748549" w:history="1">
+          <w:hyperlink w:anchor="_Toc241848792" w:history="1">
             <w:r>
               <w:rPr>
                 <w:rStyle w:val="Hiperligao"/>
@@ -1644,7 +1644,7 @@
               <w:rPr>
                 <w:noProof/>
               </w:rPr>
-              <w:instrText xml:space="preserve"> PAGEREF _Toc241748549 \h </w:instrText>
+              <w:instrText xml:space="preserve"> PAGEREF _Toc241848792 \h </w:instrText>
             </w:r>
             <w:r>
               <w:rPr>
@@ -1686,7 +1686,7 @@
               <w14:ligatures w14:val="standardContextual"/>
             </w:rPr>
           </w:pPr>
-          <w:hyperlink w:anchor="_Toc241748550" w:history="1">
+          <w:hyperlink w:anchor="_Toc241848793" w:history="1">
             <w:r>
               <w:rPr>
                 <w:rStyle w:val="Hiperligao"/>
@@ -1710,7 +1710,7 @@
               <w:rPr>
                 <w:noProof/>
               </w:rPr>
-              <w:instrText xml:space="preserve"> PAGEREF _Toc241748550 \h </w:instrText>
+              <w:instrText xml:space="preserve"> PAGEREF _Toc241848793 \h </w:instrText>
             </w:r>
             <w:r>
               <w:rPr>
@@ -1752,7 +1752,7 @@
               <w14:ligatures w14:val="standardContextual"/>
             </w:rPr>
           </w:pPr>
-          <w:hyperlink w:anchor="_Toc241748551" w:history="1">
+          <w:hyperlink w:anchor="_Toc241848794" w:history="1">
             <w:r>
               <w:rPr>
                 <w:rStyle w:val="Hiperligao"/>
@@ -1776,7 +1776,7 @@
               <w:rPr>
                 <w:noProof/>
               </w:rPr>
-              <w:instrText xml:space="preserve"> PAGEREF _Toc241748551 \h </w:instrText>
+              <w:instrText xml:space="preserve"> PAGEREF _Toc241848794 \h </w:instrText>
             </w:r>
             <w:r>
               <w:rPr>
@@ -1818,12 +1818,78 @@
               <w14:ligatures w14:val="standardContextual"/>
             </w:rPr>
           </w:pPr>
-          <w:hyperlink w:anchor="_Toc241748552" w:history="1">
+          <w:hyperlink w:anchor="_Toc241848795" w:history="1">
             <w:r>
               <w:rPr>
                 <w:rStyle w:val="Hiperligao"/>
                 <w:noProof/>
               </w:rPr>
+              <w:t>Parámetros que siguen la fecha de ejecución</w:t>
+            </w:r>
+            <w:r>
+              <w:rPr>
+                <w:noProof/>
+              </w:rPr>
+              <w:tab/>
+            </w:r>
+            <w:r>
+              <w:rPr>
+                <w:noProof/>
+              </w:rPr>
+              <w:fldChar w:fldCharType="begin"/>
+            </w:r>
+            <w:r>
+              <w:rPr>
+                <w:noProof/>
+              </w:rPr>
+              <w:instrText xml:space="preserve"> PAGEREF _Toc241848795 \h </w:instrText>
+            </w:r>
+            <w:r>
+              <w:rPr>
+                <w:noProof/>
+              </w:rPr>
+            </w:r>
+            <w:r>
+              <w:rPr>
+                <w:noProof/>
+              </w:rPr>
+              <w:fldChar w:fldCharType="separate"/>
+            </w:r>
+            <w:r>
+              <w:rPr>
+                <w:noProof/>
+              </w:rPr>
+              <w:t>24</w:t>
+            </w:r>
+            <w:r>
+              <w:rPr>
+                <w:noProof/>
+              </w:rPr>
+              <w:fldChar w:fldCharType="end"/>
+            </w:r>
+          </w:hyperlink>
+        </w:p>
+        <w:p>
+          <w:pPr>
+            <w:pStyle w:val="ndice2"/>
+            <w:tabs>
+              <w:tab w:val="right" w:leader="dot" w:pos="9016"/>
+            </w:tabs>
+            <w:rPr>
+              <w:rFonts w:asciiTheme="minorHAnsi" w:eastAsiaTheme="minorEastAsia" w:hAnsiTheme="minorHAnsi" w:cstheme="minorBidi"/>
+              <w:noProof/>
+              <w:kern w:val="2"/>
+              <w:sz w:val="24"/>
+              <w:szCs w:val="24"/>
+              <w14:ligatures w14:val="standardContextual"/>
+            </w:rPr>
+          </w:pPr>
+          <w:hyperlink w:anchor="_Toc241848796" w:history="1">
+            <w:r>
+              <w:rPr>
+                <w:rStyle w:val="Hiperligao"/>
+                <w:noProof/>
+              </w:rPr>
               <w:t>Historial</w:t>
             </w:r>
             <w:r>
@@ -1842,7 +1908,7 @@
               <w:rPr>
                 <w:noProof/>
               </w:rPr>
-              <w:instrText xml:space="preserve"> PAGEREF _Toc241748552 \h </w:instrText>
+              <w:instrText xml:space="preserve"> PAGEREF _Toc241848796 \h </w:instrText>
             </w:r>
             <w:r>
               <w:rPr>
@@ -1859,7 +1925,7 @@
               <w:rPr>
                 <w:noProof/>
               </w:rPr>
-              <w:t>23</w:t>
+              <w:t>25</w:t>
             </w:r>
             <w:r>
               <w:rPr>
@@ -1884,7 +1950,7 @@
               <w14:ligatures w14:val="standardContextual"/>
             </w:rPr>
           </w:pPr>
-          <w:hyperlink w:anchor="_Toc241748553" w:history="1">
+          <w:hyperlink w:anchor="_Toc241848797" w:history="1">
             <w:r>
               <w:rPr>
                 <w:rStyle w:val="Hiperligao"/>
@@ -1908,7 +1974,7 @@
               <w:rPr>
                 <w:noProof/>
               </w:rPr>
-              <w:instrText xml:space="preserve"> PAGEREF _Toc241748553 \h </w:instrText>
+              <w:instrText xml:space="preserve"> PAGEREF _Toc241848797 \h </w:instrText>
             </w:r>
             <w:r>
               <w:rPr>
@@ -1925,7 +1991,7 @@
               <w:rPr>
                 <w:noProof/>
               </w:rPr>
-              <w:t>24</w:t>
+              <w:t>26</w:t>
             </w:r>
             <w:r>
               <w:rPr>
@@ -1950,7 +2016,7 @@
               <w14:ligatures w14:val="standardContextual"/>
             </w:rPr>
           </w:pPr>
-          <w:hyperlink w:anchor="_Toc241748554" w:history="1">
+          <w:hyperlink w:anchor="_Toc241848798" w:history="1">
             <w:r>
               <w:rPr>
                 <w:rStyle w:val="Hiperligao"/>
@@ -1974,7 +2040,7 @@
               <w:rPr>
                 <w:noProof/>
               </w:rPr>
-              <w:instrText xml:space="preserve"> PAGEREF _Toc241748554 \h </w:instrText>
+              <w:instrText xml:space="preserve"> PAGEREF _Toc241848798 \h </w:instrText>
             </w:r>
             <w:r>
               <w:rPr>
@@ -1991,7 +2057,7 @@
               <w:rPr>
                 <w:noProof/>
               </w:rPr>
-              <w:t>25</w:t>
+              <w:t>27</w:t>
             </w:r>
             <w:r>
               <w:rPr>
@@ -2016,7 +2082,7 @@
               <w14:ligatures w14:val="standardContextual"/>
             </w:rPr>
           </w:pPr>
-          <w:hyperlink w:anchor="_Toc241748555" w:history="1">
+          <w:hyperlink w:anchor="_Toc241848799" w:history="1">
             <w:r>
               <w:rPr>
                 <w:rStyle w:val="Hiperligao"/>
@@ -2040,7 +2106,7 @@
               <w:rPr>
                 <w:noProof/>
               </w:rPr>
-              <w:instrText xml:space="preserve"> PAGEREF _Toc241748555 \h </w:instrText>
+              <w:instrText xml:space="preserve"> PAGEREF _Toc241848799 \h </w:instrText>
             </w:r>
             <w:r>
               <w:rPr>
@@ -2057,7 +2123,7 @@
               <w:rPr>
                 <w:noProof/>
               </w:rPr>
-              <w:t>26</w:t>
+              <w:t>28</w:t>
             </w:r>
             <w:r>
               <w:rPr>
@@ -2088,7 +2154,7 @@
       <w:pPr>
         <w:pStyle w:val="Ttulo1"/>
       </w:pPr>
-      <w:bookmarkStart w:id="0" w:name="_Toc241748526"/>
+      <w:bookmarkStart w:id="0" w:name="_Toc241848769"/>
       <w:r>
         <w:lastRenderedPageBreak/>
         <w:t>Su rol de un vistazo</w:t>
@@ -2155,7 +2221,7 @@
           <w:left w:w="10" w:type="dxa"/>
           <w:right w:w="10" w:type="dxa"/>
         </w:tblCellMar>
-        <w:tblLook w:val="0000" w:firstRow="0" w:lastRow="0" w:firstColumn="0" w:lastColumn="0" w:noHBand="0" w:noVBand="0"/>
+        <w:tblLook w:val="04A0" w:firstRow="1" w:lastRow="0" w:firstColumn="1" w:lastColumn="0" w:noHBand="0" w:noVBand="1"/>
       </w:tblPr>
       <w:tblGrid>
         <w:gridCol w:w="4513"/>
@@ -2833,7 +2899,7 @@
       <w:pPr>
         <w:pStyle w:val="Ttulo2"/>
       </w:pPr>
-      <w:bookmarkStart w:id="1" w:name="_Toc241748527"/>
+      <w:bookmarkStart w:id="1" w:name="_Toc241848770"/>
       <w:r>
         <w:t>De dónde procede su acceso</w:t>
       </w:r>
@@ -2954,7 +3020,7 @@
           <w:left w:w="10" w:type="dxa"/>
           <w:right w:w="10" w:type="dxa"/>
         </w:tblCellMar>
-        <w:tblLook w:val="0000" w:firstRow="0" w:lastRow="0" w:firstColumn="0" w:lastColumn="0" w:noHBand="0" w:noVBand="0"/>
+        <w:tblLook w:val="04A0" w:firstRow="1" w:lastRow="0" w:firstColumn="1" w:lastColumn="0" w:noHBand="0" w:noVBand="1"/>
       </w:tblPr>
       <w:tblGrid>
         <w:gridCol w:w="1981"/>
@@ -3887,7 +3953,7 @@
       <w:pPr>
         <w:pStyle w:val="Ttulo2"/>
       </w:pPr>
-      <w:bookmarkStart w:id="2" w:name="_Toc241748528"/>
+      <w:bookmarkStart w:id="2" w:name="_Toc241848771"/>
       <w:r>
         <w:t>Iniciar sesión, cambiar la contraseña y cerrar sesión</w:t>
       </w:r>
@@ -4002,10 +4068,10 @@
         </w:rPr>
         <w:lastRenderedPageBreak/>
         <w:drawing>
-          <wp:inline distT="0" distB="0" distL="0" distR="0" wp14:anchorId="1ECC31F3" wp14:editId="1AA4FBEA">
+          <wp:inline distT="0" distB="0" distL="0" distR="0" wp14:anchorId="46067DF9" wp14:editId="021B8F67">
             <wp:extent cx="5715000" cy="3571875"/>
             <wp:effectExtent l="0" t="0" r="0" b="0"/>
-            <wp:docPr id="315" name="01-login.png" descr="La página de inicio de sesión con Correo electrónico, Contraseña, Recordarme y el botón Iniciar sesión." title="La página de inicio de sesión con Correo electrónico, Contraseña, Recordarme y el botón Iniciar sesión."/>
+            <wp:docPr id="325" name="01-login.png" descr="La página de inicio de sesión con Correo electrónico, Contraseña, Recordarme y el botón Iniciar sesión." title="La página de inicio de sesión con Correo electrónico, Contraseña, Recordarme y el botón Iniciar sesión."/>
             <wp:cNvGraphicFramePr>
               <a:graphicFrameLocks xmlns:a="http://schemas.openxmlformats.org/drawingml/2006/main" noChangeAspect="1"/>
             </wp:cNvGraphicFramePr>
@@ -4080,7 +4146,7 @@
           <w:left w:w="10" w:type="dxa"/>
           <w:right w:w="10" w:type="dxa"/>
         </w:tblCellMar>
-        <w:tblLook w:val="0000" w:firstRow="0" w:lastRow="0" w:firstColumn="0" w:lastColumn="0" w:noHBand="0" w:noVBand="0"/>
+        <w:tblLook w:val="04A0" w:firstRow="1" w:lastRow="0" w:firstColumn="1" w:lastColumn="0" w:noHBand="0" w:noVBand="1"/>
       </w:tblPr>
       <w:tblGrid>
         <w:gridCol w:w="3610"/>
@@ -4436,7 +4502,7 @@
         <w:pStyle w:val="Ttulo1"/>
         <w:pageBreakBefore/>
       </w:pPr>
-      <w:bookmarkStart w:id="3" w:name="_Toc241748529"/>
+      <w:bookmarkStart w:id="3" w:name="_Toc241848772"/>
       <w:r>
         <w:lastRenderedPageBreak/>
         <w:t>Panel</w:t>
@@ -4469,10 +4535,10 @@
           <w:noProof/>
         </w:rPr>
         <w:drawing>
-          <wp:inline distT="0" distB="0" distL="0" distR="0" wp14:anchorId="4661022B" wp14:editId="129D1460">
+          <wp:inline distT="0" distB="0" distL="0" distR="0" wp14:anchorId="76592301" wp14:editId="54A0CD3C">
             <wp:extent cx="5715000" cy="3571875"/>
             <wp:effectExtent l="0" t="0" r="0" b="0"/>
-            <wp:docPr id="316" name="45-dashboard.png" descr="El panel con las tarjetas de resumen y la lista Mapas recientes." title="El panel con las tarjetas de resumen y la lista Mapas recientes."/>
+            <wp:docPr id="326" name="45-dashboard.png" descr="El panel con las tarjetas de resumen y la lista Mapas recientes." title="El panel con las tarjetas de resumen y la lista Mapas recientes."/>
             <wp:cNvGraphicFramePr>
               <a:graphicFrameLocks xmlns:a="http://schemas.openxmlformats.org/drawingml/2006/main" noChangeAspect="1"/>
             </wp:cNvGraphicFramePr>
@@ -4532,7 +4598,7 @@
           <w:left w:w="10" w:type="dxa"/>
           <w:right w:w="10" w:type="dxa"/>
         </w:tblCellMar>
-        <w:tblLook w:val="0000" w:firstRow="0" w:lastRow="0" w:firstColumn="0" w:lastColumn="0" w:noHBand="0" w:noVBand="0"/>
+        <w:tblLook w:val="04A0" w:firstRow="1" w:lastRow="0" w:firstColumn="1" w:lastColumn="0" w:noHBand="0" w:noVBand="1"/>
       </w:tblPr>
       <w:tblGrid>
         <w:gridCol w:w="3800"/>
@@ -5044,7 +5110,7 @@
         <w:pStyle w:val="Ttulo1"/>
         <w:pageBreakBefore/>
       </w:pPr>
-      <w:bookmarkStart w:id="4" w:name="_Toc241748530"/>
+      <w:bookmarkStart w:id="4" w:name="_Toc241848773"/>
       <w:r>
         <w:lastRenderedPageBreak/>
         <w:t>Mapas</w:t>
@@ -5077,10 +5143,10 @@
           <w:noProof/>
         </w:rPr>
         <w:drawing>
-          <wp:inline distT="0" distB="0" distL="0" distR="0" wp14:anchorId="2F2357CE" wp14:editId="79EC44C3">
+          <wp:inline distT="0" distB="0" distL="0" distR="0" wp14:anchorId="37EE488B" wp14:editId="4B61DCDA">
             <wp:extent cx="5715000" cy="3429000"/>
             <wp:effectExtent l="0" t="0" r="0" b="0"/>
-            <wp:docPr id="317" name="03-maps-mine.png" descr="La lista de Mapas, pestaña Míos, con los iconos de acción en la fila del mapa." title="La lista de Mapas, pestaña Míos, con los iconos de acción en la fila del mapa."/>
+            <wp:docPr id="327" name="03-maps-mine.png" descr="La lista de Mapas, pestaña Míos, con los iconos de acción en la fila del mapa." title="La lista de Mapas, pestaña Míos, con los iconos de acción en la fila del mapa."/>
             <wp:cNvGraphicFramePr>
               <a:graphicFrameLocks xmlns:a="http://schemas.openxmlformats.org/drawingml/2006/main" noChangeAspect="1"/>
             </wp:cNvGraphicFramePr>
@@ -5129,7 +5195,7 @@
       <w:pPr>
         <w:pStyle w:val="Ttulo2"/>
       </w:pPr>
-      <w:bookmarkStart w:id="5" w:name="_Toc241748531"/>
+      <w:bookmarkStart w:id="5" w:name="_Toc241848774"/>
       <w:r>
         <w:t>Pestañas, búsqueda y filtros</w:t>
       </w:r>
@@ -5150,7 +5216,7 @@
           <w:left w:w="10" w:type="dxa"/>
           <w:right w:w="10" w:type="dxa"/>
         </w:tblCellMar>
-        <w:tblLook w:val="0000" w:firstRow="0" w:lastRow="0" w:firstColumn="0" w:lastColumn="0" w:noHBand="0" w:noVBand="0"/>
+        <w:tblLook w:val="04A0" w:firstRow="1" w:lastRow="0" w:firstColumn="1" w:lastColumn="0" w:noHBand="0" w:noVBand="1"/>
       </w:tblPr>
       <w:tblGrid>
         <w:gridCol w:w="4513"/>
@@ -5880,7 +5946,7 @@
       <w:pPr>
         <w:pStyle w:val="Ttulo2"/>
       </w:pPr>
-      <w:bookmarkStart w:id="6" w:name="_Toc241748532"/>
+      <w:bookmarkStart w:id="6" w:name="_Toc241848775"/>
       <w:r>
         <w:lastRenderedPageBreak/>
         <w:t>Acciones de fila</w:t>
@@ -5907,7 +5973,7 @@
           <w:left w:w="10" w:type="dxa"/>
           <w:right w:w="10" w:type="dxa"/>
         </w:tblCellMar>
-        <w:tblLook w:val="0000" w:firstRow="0" w:lastRow="0" w:firstColumn="0" w:lastColumn="0" w:noHBand="0" w:noVBand="0"/>
+        <w:tblLook w:val="04A0" w:firstRow="1" w:lastRow="0" w:firstColumn="1" w:lastColumn="0" w:noHBand="0" w:noVBand="1"/>
       </w:tblPr>
       <w:tblGrid>
         <w:gridCol w:w="4513"/>
@@ -6617,7 +6683,7 @@
       <w:pPr>
         <w:pStyle w:val="Ttulo2"/>
       </w:pPr>
-      <w:bookmarkStart w:id="7" w:name="_Toc241748533"/>
+      <w:bookmarkStart w:id="7" w:name="_Toc241848776"/>
       <w:r>
         <w:t>Libros de trabajo</w:t>
       </w:r>
@@ -6653,7 +6719,7 @@
           <w:left w:w="10" w:type="dxa"/>
           <w:right w:w="10" w:type="dxa"/>
         </w:tblCellMar>
-        <w:tblLook w:val="0000" w:firstRow="0" w:lastRow="0" w:firstColumn="0" w:lastColumn="0" w:noHBand="0" w:noVBand="0"/>
+        <w:tblLook w:val="04A0" w:firstRow="1" w:lastRow="0" w:firstColumn="1" w:lastColumn="0" w:noHBand="0" w:noVBand="1"/>
       </w:tblPr>
       <w:tblGrid>
         <w:gridCol w:w="4513"/>
@@ -7103,10 +7169,10 @@
           <w:noProof/>
         </w:rPr>
         <w:drawing>
-          <wp:inline distT="0" distB="0" distL="0" distR="0" wp14:anchorId="7816DF41" wp14:editId="207FA88B">
+          <wp:inline distT="0" distB="0" distL="0" distR="0" wp14:anchorId="046287AB" wp14:editId="52FB50E2">
             <wp:extent cx="2905125" cy="1543050"/>
             <wp:effectExtent l="0" t="0" r="0" b="0"/>
-            <wp:docPr id="318" name="02-workbook-copy-dialog.png" descr="El cuadro Copiar libro con el campo de nombre del libro nuevo." title="El cuadro Copiar libro con el campo de nombre del libro nuevo."/>
+            <wp:docPr id="328" name="02-workbook-copy-dialog.png" descr="El cuadro Copiar libro con el campo de nombre del libro nuevo." title="El cuadro Copiar libro con el campo de nombre del libro nuevo."/>
             <wp:cNvGraphicFramePr>
               <a:graphicFrameLocks xmlns:a="http://schemas.openxmlformats.org/drawingml/2006/main" noChangeAspect="1"/>
             </wp:cNvGraphicFramePr>
@@ -7170,7 +7236,7 @@
       <w:pPr>
         <w:pStyle w:val="Ttulo2"/>
       </w:pPr>
-      <w:bookmarkStart w:id="8" w:name="_Toc241748534"/>
+      <w:bookmarkStart w:id="8" w:name="_Toc241848777"/>
       <w:r>
         <w:t>Copiar un mapa</w:t>
       </w:r>
@@ -7252,7 +7318,7 @@
       <w:pPr>
         <w:pStyle w:val="Ttulo2"/>
       </w:pPr>
-      <w:bookmarkStart w:id="9" w:name="_Toc241748535"/>
+      <w:bookmarkStart w:id="9" w:name="_Toc241848778"/>
       <w:r>
         <w:t>Compartir un mapa que es suyo</w:t>
       </w:r>
@@ -7336,10 +7402,10 @@
           <w:noProof/>
         </w:rPr>
         <w:drawing>
-          <wp:inline distT="0" distB="0" distL="0" distR="0" wp14:anchorId="5C718D93" wp14:editId="0B511945">
+          <wp:inline distT="0" distB="0" distL="0" distR="0" wp14:anchorId="0E5ADCED" wp14:editId="4EDA1603">
             <wp:extent cx="3743325" cy="1581150"/>
             <wp:effectExtent l="0" t="0" r="0" b="0"/>
-            <wp:docPr id="319" name="29-share-dialog-search.png" descr="El cuadro Compartir mapa con una persona coincidente y los botones Puede ver, Puede exportar y Puede editar." title="El cuadro Compartir mapa con una persona coincidente y los botones Puede ver, Puede exportar y Puede editar."/>
+            <wp:docPr id="329" name="29-share-dialog-search.png" descr="El cuadro Compartir mapa con una persona coincidente y los botones Puede ver, Puede exportar y Puede editar." title="El cuadro Compartir mapa con una persona coincidente y los botones Puede ver, Puede exportar y Puede editar."/>
             <wp:cNvGraphicFramePr>
               <a:graphicFrameLocks xmlns:a="http://schemas.openxmlformats.org/drawingml/2006/main" noChangeAspect="1"/>
             </wp:cNvGraphicFramePr>
@@ -7399,7 +7465,7 @@
           <w:left w:w="10" w:type="dxa"/>
           <w:right w:w="10" w:type="dxa"/>
         </w:tblCellMar>
-        <w:tblLook w:val="0000" w:firstRow="0" w:lastRow="0" w:firstColumn="0" w:lastColumn="0" w:noHBand="0" w:noVBand="0"/>
+        <w:tblLook w:val="04A0" w:firstRow="1" w:lastRow="0" w:firstColumn="1" w:lastColumn="0" w:noHBand="0" w:noVBand="1"/>
       </w:tblPr>
       <w:tblGrid>
         <w:gridCol w:w="3139"/>
@@ -7770,7 +7836,7 @@
         <w:pStyle w:val="Ttulo1"/>
         <w:pageBreakBefore/>
       </w:pPr>
-      <w:bookmarkStart w:id="10" w:name="_Toc241748536"/>
+      <w:bookmarkStart w:id="10" w:name="_Toc241848779"/>
       <w:r>
         <w:lastRenderedPageBreak/>
         <w:t>El visor de mapas</w:t>
@@ -7793,10 +7859,10 @@
           <w:noProof/>
         </w:rPr>
         <w:drawing>
-          <wp:inline distT="0" distB="0" distL="0" distR="0" wp14:anchorId="41432FE0" wp14:editId="49908CFA">
+          <wp:inline distT="0" distB="0" distL="0" distR="0" wp14:anchorId="1F8B477C" wp14:editId="3D422415">
             <wp:extent cx="5715000" cy="3571875"/>
             <wp:effectExtent l="0" t="0" r="0" b="0"/>
-            <wp:docPr id="320" name="25-viewer-results.png" descr="El visor de mapas tras una ejecución completada, con la cuadrícula de resultados y los botones de exportación." title="El visor de mapas tras una ejecución completada, con la cuadrícula de resultados y los botones de exportación."/>
+            <wp:docPr id="330" name="25-viewer-results.png" descr="El visor de mapas tras una ejecución completada, con la cuadrícula de resultados y los botones de exportación." title="El visor de mapas tras una ejecución completada, con la cuadrícula de resultados y los botones de exportación."/>
             <wp:cNvGraphicFramePr>
               <a:graphicFrameLocks xmlns:a="http://schemas.openxmlformats.org/drawingml/2006/main" noChangeAspect="1"/>
             </wp:cNvGraphicFramePr>
@@ -7856,7 +7922,7 @@
           <w:left w:w="10" w:type="dxa"/>
           <w:right w:w="10" w:type="dxa"/>
         </w:tblCellMar>
-        <w:tblLook w:val="0000" w:firstRow="0" w:lastRow="0" w:firstColumn="0" w:lastColumn="0" w:noHBand="0" w:noVBand="0"/>
+        <w:tblLook w:val="04A0" w:firstRow="1" w:lastRow="0" w:firstColumn="1" w:lastColumn="0" w:noHBand="0" w:noVBand="1"/>
       </w:tblPr>
       <w:tblGrid>
         <w:gridCol w:w="4778"/>
@@ -8322,7 +8388,7 @@
       <w:pPr>
         <w:pStyle w:val="Ttulo2"/>
       </w:pPr>
-      <w:bookmarkStart w:id="11" w:name="_Toc241748537"/>
+      <w:bookmarkStart w:id="11" w:name="_Toc241848780"/>
       <w:r>
         <w:lastRenderedPageBreak/>
         <w:t>Parámetros de ejecución</w:t>
@@ -8365,10 +8431,10 @@
           <w:noProof/>
         </w:rPr>
         <w:drawing>
-          <wp:inline distT="0" distB="0" distL="0" distR="0" wp14:anchorId="497D1C2D" wp14:editId="5FAEBD84">
+          <wp:inline distT="0" distB="0" distL="0" distR="0" wp14:anchorId="2D6F10C6" wp14:editId="18E338ED">
             <wp:extent cx="2905125" cy="2457450"/>
             <wp:effectExtent l="0" t="0" r="0" b="0"/>
-            <wp:docPr id="321" name="24-viewer-params-filled.png" descr="El cuadro Parámetros de ejecución con los dos valores obligatorios rellenados." title="El cuadro Parámetros de ejecución con los dos valores obligatorios rellenados."/>
+            <wp:docPr id="331" name="24-viewer-params-filled.png" descr="El cuadro Parámetros de ejecución con los dos valores obligatorios rellenados." title="El cuadro Parámetros de ejecución con los dos valores obligatorios rellenados."/>
             <wp:cNvGraphicFramePr>
               <a:graphicFrameLocks xmlns:a="http://schemas.openxmlformats.org/drawingml/2006/main" noChangeAspect="1"/>
             </wp:cNvGraphicFramePr>
@@ -8417,7 +8483,7 @@
       <w:pPr>
         <w:pStyle w:val="Ttulo2"/>
       </w:pPr>
-      <w:bookmarkStart w:id="12" w:name="_Toc241748538"/>
+      <w:bookmarkStart w:id="12" w:name="_Toc241848781"/>
       <w:r>
         <w:t>Leer los resultados</w:t>
       </w:r>
@@ -8438,7 +8504,7 @@
           <w:left w:w="10" w:type="dxa"/>
           <w:right w:w="10" w:type="dxa"/>
         </w:tblCellMar>
-        <w:tblLook w:val="0000" w:firstRow="0" w:lastRow="0" w:firstColumn="0" w:lastColumn="0" w:noHBand="0" w:noVBand="0"/>
+        <w:tblLook w:val="04A0" w:firstRow="1" w:lastRow="0" w:firstColumn="1" w:lastColumn="0" w:noHBand="0" w:noVBand="1"/>
       </w:tblPr>
       <w:tblGrid>
         <w:gridCol w:w="3438"/>
@@ -9101,7 +9167,7 @@
       <w:pPr>
         <w:pStyle w:val="Ttulo2"/>
       </w:pPr>
-      <w:bookmarkStart w:id="13" w:name="_Toc241748539"/>
+      <w:bookmarkStart w:id="13" w:name="_Toc241848782"/>
       <w:r>
         <w:t>Exportar los resultados</w:t>
       </w:r>
@@ -9127,7 +9193,7 @@
           <w:left w:w="10" w:type="dxa"/>
           <w:right w:w="10" w:type="dxa"/>
         </w:tblCellMar>
-        <w:tblLook w:val="0000" w:firstRow="0" w:lastRow="0" w:firstColumn="0" w:lastColumn="0" w:noHBand="0" w:noVBand="0"/>
+        <w:tblLook w:val="04A0" w:firstRow="1" w:lastRow="0" w:firstColumn="1" w:lastColumn="0" w:noHBand="0" w:noVBand="1"/>
       </w:tblPr>
       <w:tblGrid>
         <w:gridCol w:w="4513"/>
@@ -9432,10 +9498,10 @@
           <w:noProof/>
         </w:rPr>
         <w:drawing>
-          <wp:inline distT="0" distB="0" distL="0" distR="0" wp14:anchorId="4DA9629E" wp14:editId="7639364A">
+          <wp:inline distT="0" distB="0" distL="0" distR="0" wp14:anchorId="600B8A07" wp14:editId="35BB15A5">
             <wp:extent cx="3324225" cy="3990975"/>
             <wp:effectExtent l="0" t="0" r="0" b="0"/>
-            <wp:docPr id="322" name="17-builder-pdf-dialog.png" descr="El cuadro Exportar a PDF con las opciones de orientación, tamaño del papel, título y fuente." title="El cuadro Exportar a PDF con las opciones de orientación, tamaño del papel, título y fuente."/>
+            <wp:docPr id="332" name="17-builder-pdf-dialog.png" descr="El cuadro Exportar a PDF con las opciones de orientación, tamaño del papel, título y fuente." title="El cuadro Exportar a PDF con las opciones de orientación, tamaño del papel, título y fuente."/>
             <wp:cNvGraphicFramePr>
               <a:graphicFrameLocks xmlns:a="http://schemas.openxmlformats.org/drawingml/2006/main" noChangeAspect="1"/>
             </wp:cNvGraphicFramePr>
@@ -9495,7 +9561,7 @@
           <w:left w:w="10" w:type="dxa"/>
           <w:right w:w="10" w:type="dxa"/>
         </w:tblCellMar>
-        <w:tblLook w:val="0000" w:firstRow="0" w:lastRow="0" w:firstColumn="0" w:lastColumn="0" w:noHBand="0" w:noVBand="0"/>
+        <w:tblLook w:val="04A0" w:firstRow="1" w:lastRow="0" w:firstColumn="1" w:lastColumn="0" w:noHBand="0" w:noVBand="1"/>
       </w:tblPr>
       <w:tblGrid>
         <w:gridCol w:w="2578"/>
@@ -9909,7 +9975,7 @@
         <w:pStyle w:val="Ttulo1"/>
         <w:pageBreakBefore/>
       </w:pPr>
-      <w:bookmarkStart w:id="14" w:name="_Toc241748540"/>
+      <w:bookmarkStart w:id="14" w:name="_Toc241848783"/>
       <w:r>
         <w:lastRenderedPageBreak/>
         <w:t>Crear y editar mapas</w:t>
@@ -9972,10 +10038,10 @@
           <w:noProof/>
         </w:rPr>
         <w:drawing>
-          <wp:inline distT="0" distB="0" distL="0" distR="0" wp14:anchorId="0BE4AE7F" wp14:editId="5F06EA1E">
+          <wp:inline distT="0" distB="0" distL="0" distR="0" wp14:anchorId="653A3261" wp14:editId="04ABB278">
             <wp:extent cx="5715000" cy="3571875"/>
             <wp:effectExtent l="0" t="0" r="0" b="0"/>
-            <wp:docPr id="323" name="05-builder-overview.png" descr="El generador de mapas con el árbol Áreas de negocio, el lienzo de columnas y el panel Propiedades." title="El generador de mapas con el árbol Áreas de negocio, el lienzo de columnas y el panel Propiedades."/>
+            <wp:docPr id="333" name="05-builder-overview.png" descr="El generador de mapas con el árbol Áreas de negocio, el lienzo de columnas y el panel Propiedades." title="El generador de mapas con el árbol Áreas de negocio, el lienzo de columnas y el panel Propiedades."/>
             <wp:cNvGraphicFramePr>
               <a:graphicFrameLocks xmlns:a="http://schemas.openxmlformats.org/drawingml/2006/main" noChangeAspect="1"/>
             </wp:cNvGraphicFramePr>
@@ -10079,7 +10145,7 @@
       <w:pPr>
         <w:pStyle w:val="Ttulo2"/>
       </w:pPr>
-      <w:bookmarkStart w:id="15" w:name="_Toc241748541"/>
+      <w:bookmarkStart w:id="15" w:name="_Toc241848784"/>
       <w:r>
         <w:t>Barra de herramientas</w:t>
       </w:r>
@@ -10100,7 +10166,7 @@
           <w:left w:w="10" w:type="dxa"/>
           <w:right w:w="10" w:type="dxa"/>
         </w:tblCellMar>
-        <w:tblLook w:val="0000" w:firstRow="0" w:lastRow="0" w:firstColumn="0" w:lastColumn="0" w:noHBand="0" w:noVBand="0"/>
+        <w:tblLook w:val="04A0" w:firstRow="1" w:lastRow="0" w:firstColumn="1" w:lastColumn="0" w:noHBand="0" w:noVBand="1"/>
       </w:tblPr>
       <w:tblGrid>
         <w:gridCol w:w="4778"/>
@@ -10611,7 +10677,14 @@
               <w:spacing w:after="0"/>
             </w:pPr>
             <w:r>
-              <w:t>Guarda el mapa. Necesita al menos una columna</w:t>
+              <w:t xml:space="preserve">Guarda el mapa. Necesita al menos una columna. Si nada ha cambiado, muestra </w:t>
+            </w:r>
+            <w:r>
+              <w:rPr>
+                <w:b/>
+                <w:bCs/>
+              </w:rPr>
+              <w:t>No hay cambios que guardar</w:t>
             </w:r>
           </w:p>
         </w:tc>
@@ -11005,7 +11078,7 @@
       <w:pPr>
         <w:pStyle w:val="Ttulo2"/>
       </w:pPr>
-      <w:bookmarkStart w:id="16" w:name="_Toc241748542"/>
+      <w:bookmarkStart w:id="16" w:name="_Toc241848785"/>
       <w:r>
         <w:t>Agregar columnas</w:t>
       </w:r>
@@ -11170,7 +11243,7 @@
       <w:pPr>
         <w:pStyle w:val="Ttulo2"/>
       </w:pPr>
-      <w:bookmarkStart w:id="17" w:name="_Toc241748543"/>
+      <w:bookmarkStart w:id="17" w:name="_Toc241848786"/>
       <w:r>
         <w:t>Configurar una columna</w:t>
       </w:r>
@@ -11216,7 +11289,7 @@
           <w:left w:w="10" w:type="dxa"/>
           <w:right w:w="10" w:type="dxa"/>
         </w:tblCellMar>
-        <w:tblLook w:val="0000" w:firstRow="0" w:lastRow="0" w:firstColumn="0" w:lastColumn="0" w:noHBand="0" w:noVBand="0"/>
+        <w:tblLook w:val="04A0" w:firstRow="1" w:lastRow="0" w:firstColumn="1" w:lastColumn="0" w:noHBand="0" w:noVBand="1"/>
       </w:tblPr>
       <w:tblGrid>
         <w:gridCol w:w="4513"/>
@@ -12170,10 +12243,10 @@
           <w:noProof/>
         </w:rPr>
         <w:drawing>
-          <wp:inline distT="0" distB="0" distL="0" distR="0" wp14:anchorId="275072A4" wp14:editId="544ACD13">
+          <wp:inline distT="0" distB="0" distL="0" distR="0" wp14:anchorId="49EA6967" wp14:editId="40DA7D05">
             <wp:extent cx="5715000" cy="3571875"/>
             <wp:effectExtent l="0" t="0" r="0" b="0"/>
-            <wp:docPr id="324" name="08-builder-column-aggregation.png" descr="El cuadro Configurar columna con la lista Agregación abierta." title="El cuadro Configurar columna con la lista Agregación abierta."/>
+            <wp:docPr id="334" name="08-builder-column-aggregation.png" descr="El cuadro Configurar columna con la lista Agregación abierta." title="El cuadro Configurar columna con la lista Agregación abierta."/>
             <wp:cNvGraphicFramePr>
               <a:graphicFrameLocks xmlns:a="http://schemas.openxmlformats.org/drawingml/2006/main" noChangeAspect="1"/>
             </wp:cNvGraphicFramePr>
@@ -12222,7 +12295,7 @@
       <w:pPr>
         <w:pStyle w:val="Ttulo2"/>
       </w:pPr>
-      <w:bookmarkStart w:id="18" w:name="_Toc241748544"/>
+      <w:bookmarkStart w:id="18" w:name="_Toc241848787"/>
       <w:r>
         <w:lastRenderedPageBreak/>
         <w:t>Pestañas del panel derecho</w:t>
@@ -12244,7 +12317,7 @@
           <w:left w:w="10" w:type="dxa"/>
           <w:right w:w="10" w:type="dxa"/>
         </w:tblCellMar>
-        <w:tblLook w:val="0000" w:firstRow="0" w:lastRow="0" w:firstColumn="0" w:lastColumn="0" w:noHBand="0" w:noVBand="0"/>
+        <w:tblLook w:val="04A0" w:firstRow="1" w:lastRow="0" w:firstColumn="1" w:lastColumn="0" w:noHBand="0" w:noVBand="1"/>
       </w:tblPr>
       <w:tblGrid>
         <w:gridCol w:w="3282"/>
@@ -12968,10 +13041,10 @@
           <w:noProof/>
         </w:rPr>
         <w:drawing>
-          <wp:inline distT="0" distB="0" distL="0" distR="0" wp14:anchorId="54AA4764" wp14:editId="238199FA">
+          <wp:inline distT="0" distB="0" distL="0" distR="0" wp14:anchorId="18FAF22D" wp14:editId="6E295527">
             <wp:extent cx="5715000" cy="3571875"/>
             <wp:effectExtent l="0" t="0" r="0" b="0"/>
-            <wp:docPr id="325" name="09-builder-conditions.png" descr="La pestaña Condiciones con las condiciones del mapa y los controles de operador y valor o solicitud." title="La pestaña Condiciones con las condiciones del mapa y los controles de operador y valor o solicitud."/>
+            <wp:docPr id="335" name="09-builder-conditions.png" descr="La pestaña Condiciones con las condiciones del mapa y los controles de operador y valor o solicitud." title="La pestaña Condiciones con las condiciones del mapa y los controles de operador y valor o solicitud."/>
             <wp:cNvGraphicFramePr>
               <a:graphicFrameLocks xmlns:a="http://schemas.openxmlformats.org/drawingml/2006/main" noChangeAspect="1"/>
             </wp:cNvGraphicFramePr>
@@ -13126,7 +13199,7 @@
       <w:pPr>
         <w:pStyle w:val="Ttulo2"/>
       </w:pPr>
-      <w:bookmarkStart w:id="19" w:name="_Toc241748545"/>
+      <w:bookmarkStart w:id="19" w:name="_Toc241848788"/>
       <w:r>
         <w:t>Formato condicional</w:t>
       </w:r>
@@ -13172,7 +13245,7 @@
           <w:left w:w="10" w:type="dxa"/>
           <w:right w:w="10" w:type="dxa"/>
         </w:tblCellMar>
-        <w:tblLook w:val="0000" w:firstRow="0" w:lastRow="0" w:firstColumn="0" w:lastColumn="0" w:noHBand="0" w:noVBand="0"/>
+        <w:tblLook w:val="04A0" w:firstRow="1" w:lastRow="0" w:firstColumn="1" w:lastColumn="0" w:noHBand="0" w:noVBand="1"/>
       </w:tblPr>
       <w:tblGrid>
         <w:gridCol w:w="3438"/>
@@ -13831,10 +13904,10 @@
           <w:noProof/>
         </w:rPr>
         <w:drawing>
-          <wp:inline distT="0" distB="0" distL="0" distR="0" wp14:anchorId="3DFCCCB5" wp14:editId="26462122">
+          <wp:inline distT="0" distB="0" distL="0" distR="0" wp14:anchorId="42B4AAD6" wp14:editId="280A9C59">
             <wp:extent cx="3324225" cy="1457325"/>
             <wp:effectExtent l="0" t="0" r="0" b="0"/>
-            <wp:docPr id="326" name="19-builder-formatting-dialog.png" descr="El cuadro Formato con la lista de reglas y los controles Añadir regla." title="El cuadro Formato con la lista de reglas y los controles Añadir regla."/>
+            <wp:docPr id="336" name="19-builder-formatting-dialog.png" descr="El cuadro Formato con la lista de reglas y los controles Añadir regla." title="El cuadro Formato con la lista de reglas y los controles Añadir regla."/>
             <wp:cNvGraphicFramePr>
               <a:graphicFrameLocks xmlns:a="http://schemas.openxmlformats.org/drawingml/2006/main" noChangeAspect="1"/>
             </wp:cNvGraphicFramePr>
@@ -13883,7 +13956,7 @@
       <w:pPr>
         <w:pStyle w:val="Ttulo2"/>
       </w:pPr>
-      <w:bookmarkStart w:id="20" w:name="_Toc241748546"/>
+      <w:bookmarkStart w:id="20" w:name="_Toc241848789"/>
       <w:r>
         <w:t>Ejecutar desde el generador y ejecuciones rechazadas</w:t>
       </w:r>
@@ -13930,7 +14003,7 @@
       <w:pPr>
         <w:pStyle w:val="Ttulo2"/>
       </w:pPr>
-      <w:bookmarkStart w:id="21" w:name="_Toc241748547"/>
+      <w:bookmarkStart w:id="21" w:name="_Toc241848790"/>
       <w:r>
         <w:t>Ejemplo: crear un mapa pequeño</w:t>
       </w:r>
@@ -14080,7 +14153,7 @@
         <w:pStyle w:val="Ttulo1"/>
         <w:pageBreakBefore/>
       </w:pPr>
-      <w:bookmarkStart w:id="22" w:name="_Toc241748548"/>
+      <w:bookmarkStart w:id="22" w:name="_Toc241848791"/>
       <w:r>
         <w:lastRenderedPageBreak/>
         <w:t>Ejecuciones</w:t>
@@ -14113,10 +14186,10 @@
           <w:noProof/>
         </w:rPr>
         <w:drawing>
-          <wp:inline distT="0" distB="0" distL="0" distR="0" wp14:anchorId="6B71E5F9" wp14:editId="0B906C62">
+          <wp:inline distT="0" distB="0" distL="0" distR="0" wp14:anchorId="3A1CDC8C" wp14:editId="0045B504">
             <wp:extent cx="5715000" cy="3571875"/>
             <wp:effectExtent l="0" t="0" r="0" b="0"/>
-            <wp:docPr id="327" name="41-runs.png" descr="La página Ejecuciones con los filtros y la tabla de ejecuciones con sus botones de exportación." title="La página Ejecuciones con los filtros y la tabla de ejecuciones con sus botones de exportación."/>
+            <wp:docPr id="337" name="41-runs.png" descr="La página Ejecuciones con los filtros y la tabla de ejecuciones con sus botones de exportación." title="La página Ejecuciones con los filtros y la tabla de ejecuciones con sus botones de exportación."/>
             <wp:cNvGraphicFramePr>
               <a:graphicFrameLocks xmlns:a="http://schemas.openxmlformats.org/drawingml/2006/main" noChangeAspect="1"/>
             </wp:cNvGraphicFramePr>
@@ -14176,7 +14249,7 @@
           <w:left w:w="10" w:type="dxa"/>
           <w:right w:w="10" w:type="dxa"/>
         </w:tblCellMar>
-        <w:tblLook w:val="0000" w:firstRow="0" w:lastRow="0" w:firstColumn="0" w:lastColumn="0" w:noHBand="0" w:noVBand="0"/>
+        <w:tblLook w:val="04A0" w:firstRow="1" w:lastRow="0" w:firstColumn="1" w:lastColumn="0" w:noHBand="0" w:noVBand="1"/>
       </w:tblPr>
       <w:tblGrid>
         <w:gridCol w:w="4513"/>
@@ -15116,7 +15189,7 @@
         <w:pStyle w:val="Ttulo1"/>
         <w:pageBreakBefore/>
       </w:pPr>
-      <w:bookmarkStart w:id="23" w:name="_Toc241748549"/>
+      <w:bookmarkStart w:id="23" w:name="_Toc241848792"/>
       <w:r>
         <w:lastRenderedPageBreak/>
         <w:t>Exportaciones</w:t>
@@ -15149,10 +15222,10 @@
           <w:noProof/>
         </w:rPr>
         <w:drawing>
-          <wp:inline distT="0" distB="0" distL="0" distR="0" wp14:anchorId="3E9AA6DF" wp14:editId="4E00867D">
+          <wp:inline distT="0" distB="0" distL="0" distR="0" wp14:anchorId="0D3DF8E1" wp14:editId="1D81797A">
             <wp:extent cx="5715000" cy="3571875"/>
             <wp:effectExtent l="0" t="0" r="0" b="0"/>
-            <wp:docPr id="328" name="44-exports.png" descr="La página Exportaciones con la lista de trabajos de exportación y un botón Descargar en los terminados." title="La página Exportaciones con la lista de trabajos de exportación y un botón Descargar en los terminados."/>
+            <wp:docPr id="338" name="44-exports.png" descr="La página Exportaciones con la lista de trabajos de exportación y un botón Descargar en los terminados." title="La página Exportaciones con la lista de trabajos de exportación y un botón Descargar en los terminados."/>
             <wp:cNvGraphicFramePr>
               <a:graphicFrameLocks xmlns:a="http://schemas.openxmlformats.org/drawingml/2006/main" noChangeAspect="1"/>
             </wp:cNvGraphicFramePr>
@@ -15212,7 +15285,7 @@
           <w:left w:w="10" w:type="dxa"/>
           <w:right w:w="10" w:type="dxa"/>
         </w:tblCellMar>
-        <w:tblLook w:val="0000" w:firstRow="0" w:lastRow="0" w:firstColumn="0" w:lastColumn="0" w:noHBand="0" w:noVBand="0"/>
+        <w:tblLook w:val="04A0" w:firstRow="1" w:lastRow="0" w:firstColumn="1" w:lastColumn="0" w:noHBand="0" w:noVBand="1"/>
       </w:tblPr>
       <w:tblGrid>
         <w:gridCol w:w="4513"/>
@@ -15566,7 +15639,7 @@
         <w:pStyle w:val="Ttulo1"/>
         <w:pageBreakBefore/>
       </w:pPr>
-      <w:bookmarkStart w:id="24" w:name="_Toc241748550"/>
+      <w:bookmarkStart w:id="24" w:name="_Toc241848793"/>
       <w:r>
         <w:lastRenderedPageBreak/>
         <w:t>Programaciones</w:t>
@@ -15634,10 +15707,10 @@
           <w:noProof/>
         </w:rPr>
         <w:drawing>
-          <wp:inline distT="0" distB="0" distL="0" distR="0" wp14:anchorId="05343C36" wp14:editId="3FF68C14">
+          <wp:inline distT="0" distB="0" distL="0" distR="0" wp14:anchorId="0B1E05D8" wp14:editId="19D2F378">
             <wp:extent cx="5715000" cy="3571875"/>
             <wp:effectExtent l="0" t="0" r="0" b="0"/>
-            <wp:docPr id="329" name="38-schedules-list.png" descr="La página Programaciones con una programación en pausa y sus iconos de acción." title="La página Programaciones con una programación en pausa y sus iconos de acción."/>
+            <wp:docPr id="339" name="38-schedules-list.png" descr="La página Programaciones con una programación en pausa y sus iconos de acción." title="La página Programaciones con una programación en pausa y sus iconos de acción."/>
             <wp:cNvGraphicFramePr>
               <a:graphicFrameLocks xmlns:a="http://schemas.openxmlformats.org/drawingml/2006/main" noChangeAspect="1"/>
             </wp:cNvGraphicFramePr>
@@ -15697,7 +15770,7 @@
           <w:left w:w="10" w:type="dxa"/>
           <w:right w:w="10" w:type="dxa"/>
         </w:tblCellMar>
-        <w:tblLook w:val="0000" w:firstRow="0" w:lastRow="0" w:firstColumn="0" w:lastColumn="0" w:noHBand="0" w:noVBand="0"/>
+        <w:tblLook w:val="04A0" w:firstRow="1" w:lastRow="0" w:firstColumn="1" w:lastColumn="0" w:noHBand="0" w:noVBand="1"/>
       </w:tblPr>
       <w:tblGrid>
         <w:gridCol w:w="4513"/>
@@ -16392,7 +16465,7 @@
       <w:pPr>
         <w:pStyle w:val="Ttulo2"/>
       </w:pPr>
-      <w:bookmarkStart w:id="25" w:name="_Toc241748551"/>
+      <w:bookmarkStart w:id="25" w:name="_Toc241848794"/>
       <w:r>
         <w:t>Nueva programación</w:t>
       </w:r>
@@ -16507,7 +16580,17 @@
         <w:t>Frecuencia</w:t>
       </w:r>
       <w:r>
-        <w:t xml:space="preserve">, una </w:t>
+        <w:t xml:space="preserve">, su </w:t>
+      </w:r>
+      <w:r>
+        <w:rPr>
+          <w:b/>
+          <w:bCs/>
+        </w:rPr>
+        <w:t>Hora</w:t>
+      </w:r>
+      <w:r>
+        <w:t xml:space="preserve"> y su día, una </w:t>
       </w:r>
       <w:r>
         <w:rPr>
@@ -16550,7 +16633,27 @@
         <w:t>Valores predefinidos de parámetros</w:t>
       </w:r>
       <w:r>
-        <w:t xml:space="preserve"> si el mapa tiene parámetros.</w:t>
+        <w:t xml:space="preserve"> si el mapa tiene parámetros: un </w:t>
+      </w:r>
+      <w:r>
+        <w:rPr>
+          <w:b/>
+          <w:bCs/>
+        </w:rPr>
+        <w:t>Valor fijo</w:t>
+      </w:r>
+      <w:r>
+        <w:t xml:space="preserve">, o </w:t>
+      </w:r>
+      <w:r>
+        <w:rPr>
+          <w:b/>
+          <w:bCs/>
+        </w:rPr>
+        <w:t>Relativo a la fecha de ejecución</w:t>
+      </w:r>
+      <w:r>
+        <w:t>.</w:t>
       </w:r>
     </w:p>
     <w:p>
@@ -16602,10 +16705,10 @@
           <w:noProof/>
         </w:rPr>
         <w:drawing>
-          <wp:inline distT="0" distB="0" distL="0" distR="0" wp14:anchorId="7068B866" wp14:editId="7C7718C9">
+          <wp:inline distT="0" distB="0" distL="0" distR="0" wp14:anchorId="4CD30312" wp14:editId="56299BC6">
             <wp:extent cx="3743325" cy="4676775"/>
             <wp:effectExtent l="0" t="0" r="0" b="0"/>
-            <wp:docPr id="330" name="37-schedule-filled.png" descr="El cuadro Nueva programación rellenado, con frecuencia mensual y Habilitada desmarcada." title="El cuadro Nueva programación rellenado, con frecuencia mensual y Habilitada desmarcada."/>
+            <wp:docPr id="340" name="37-schedule-filled.png" descr="El cuadro Nueva programación rellenado, con frecuencia mensual y Habilitada desmarcada." title="El cuadro Nueva programación rellenado, con frecuencia mensual y Habilitada desmarcada."/>
             <wp:cNvGraphicFramePr>
               <a:graphicFrameLocks xmlns:a="http://schemas.openxmlformats.org/drawingml/2006/main" noChangeAspect="1"/>
             </wp:cNvGraphicFramePr>
@@ -16665,11 +16768,11 @@
           <w:left w:w="10" w:type="dxa"/>
           <w:right w:w="10" w:type="dxa"/>
         </w:tblCellMar>
-        <w:tblLook w:val="0000" w:firstRow="0" w:lastRow="0" w:firstColumn="0" w:lastColumn="0" w:noHBand="0" w:noVBand="0"/>
+        <w:tblLook w:val="04A0" w:firstRow="1" w:lastRow="0" w:firstColumn="1" w:lastColumn="0" w:noHBand="0" w:noVBand="1"/>
       </w:tblPr>
       <w:tblGrid>
-        <w:gridCol w:w="2256"/>
-        <w:gridCol w:w="6770"/>
+        <w:gridCol w:w="2123"/>
+        <w:gridCol w:w="6903"/>
       </w:tblGrid>
       <w:tr>
         <w:tblPrEx>
@@ -16684,7 +16787,7 @@
         </w:trPr>
         <w:tc>
           <w:tcPr>
-            <w:tcW w:w="2256" w:type="dxa"/>
+            <w:tcW w:w="2123" w:type="dxa"/>
             <w:tcBorders>
               <w:top w:val="single" w:sz="4" w:space="0" w:color="BFC7D1"/>
               <w:left w:val="single" w:sz="4" w:space="0" w:color="BFC7D1"/>
@@ -16716,7 +16819,7 @@
         </w:tc>
         <w:tc>
           <w:tcPr>
-            <w:tcW w:w="6770" w:type="dxa"/>
+            <w:tcW w:w="6903" w:type="dxa"/>
             <w:tcBorders>
               <w:top w:val="single" w:sz="4" w:space="0" w:color="BFC7D1"/>
               <w:left w:val="single" w:sz="4" w:space="0" w:color="BFC7D1"/>
@@ -16758,7 +16861,7 @@
         </w:trPr>
         <w:tc>
           <w:tcPr>
-            <w:tcW w:w="2256" w:type="dxa"/>
+            <w:tcW w:w="2123" w:type="dxa"/>
             <w:tcBorders>
               <w:top w:val="single" w:sz="4" w:space="0" w:color="BFC7D1"/>
               <w:left w:val="single" w:sz="4" w:space="0" w:color="BFC7D1"/>
@@ -16783,40 +16886,30 @@
               </w:rPr>
               <w:t>Frecuencia</w:t>
             </w:r>
-            <w:r>
-              <w:t xml:space="preserve">: </w:t>
-            </w:r>
-            <w:r>
-              <w:rPr>
-                <w:b/>
-                <w:bCs/>
-              </w:rPr>
-              <w:t>Diaria (medianoche)</w:t>
-            </w:r>
-          </w:p>
-        </w:tc>
-        <w:tc>
-          <w:tcPr>
-            <w:tcW w:w="6770" w:type="dxa"/>
-            <w:tcBorders>
-              <w:top w:val="single" w:sz="4" w:space="0" w:color="BFC7D1"/>
-              <w:left w:val="single" w:sz="4" w:space="0" w:color="BFC7D1"/>
-              <w:bottom w:val="single" w:sz="4" w:space="0" w:color="BFC7D1"/>
-              <w:right w:val="single" w:sz="4" w:space="0" w:color="BFC7D1"/>
-            </w:tcBorders>
-            <w:tcMar>
-              <w:top w:w="60" w:type="dxa"/>
-              <w:left w:w="100" w:type="dxa"/>
-              <w:bottom w:w="60" w:type="dxa"/>
-              <w:right w:w="100" w:type="dxa"/>
-            </w:tcMar>
-          </w:tcPr>
-          <w:p>
-            <w:pPr>
-              <w:spacing w:after="0"/>
-            </w:pPr>
-            <w:r>
-              <w:t>Cada día a las 00:00 en la zona horaria elegida</w:t>
+          </w:p>
+        </w:tc>
+        <w:tc>
+          <w:tcPr>
+            <w:tcW w:w="6903" w:type="dxa"/>
+            <w:tcBorders>
+              <w:top w:val="single" w:sz="4" w:space="0" w:color="BFC7D1"/>
+              <w:left w:val="single" w:sz="4" w:space="0" w:color="BFC7D1"/>
+              <w:bottom w:val="single" w:sz="4" w:space="0" w:color="BFC7D1"/>
+              <w:right w:val="single" w:sz="4" w:space="0" w:color="BFC7D1"/>
+            </w:tcBorders>
+            <w:tcMar>
+              <w:top w:w="60" w:type="dxa"/>
+              <w:left w:w="100" w:type="dxa"/>
+              <w:bottom w:w="60" w:type="dxa"/>
+              <w:right w:w="100" w:type="dxa"/>
+            </w:tcMar>
+          </w:tcPr>
+          <w:p>
+            <w:pPr>
+              <w:spacing w:after="0"/>
+            </w:pPr>
+            <w:r>
+              <w:t>Con qué frecuencia se ejecuta. Vea la tabla siguiente</w:t>
             </w:r>
           </w:p>
         </w:tc>
@@ -16833,7 +16926,7 @@
         </w:trPr>
         <w:tc>
           <w:tcPr>
-            <w:tcW w:w="2256" w:type="dxa"/>
+            <w:tcW w:w="2123" w:type="dxa"/>
             <w:tcBorders>
               <w:top w:val="single" w:sz="4" w:space="0" w:color="BFC7D1"/>
               <w:left w:val="single" w:sz="4" w:space="0" w:color="BFC7D1"/>
@@ -16857,23 +16950,13 @@
                 <w:b/>
                 <w:bCs/>
               </w:rPr>
-              <w:t>Frecuencia</w:t>
-            </w:r>
-            <w:r>
-              <w:t xml:space="preserve">: </w:t>
-            </w:r>
-            <w:r>
-              <w:rPr>
-                <w:b/>
-                <w:bCs/>
-              </w:rPr>
-              <w:t>Semanal (domingo, medianoche)</w:t>
-            </w:r>
-          </w:p>
-        </w:tc>
-        <w:tc>
-          <w:tcPr>
-            <w:tcW w:w="6770" w:type="dxa"/>
+              <w:t>Hora</w:t>
+            </w:r>
+          </w:p>
+        </w:tc>
+        <w:tc>
+          <w:tcPr>
+            <w:tcW w:w="6903" w:type="dxa"/>
             <w:tcBorders>
               <w:top w:val="single" w:sz="4" w:space="0" w:color="BFC7D1"/>
               <w:left w:val="single" w:sz="4" w:space="0" w:color="BFC7D1"/>
@@ -16893,7 +16976,17 @@
               <w:spacing w:after="0"/>
             </w:pPr>
             <w:r>
-              <w:t>Cada domingo a las 00:00</w:t>
+              <w:t xml:space="preserve">La hora y el minuto de la ejecución. Se muestra para todas las frecuencias excepto </w:t>
+            </w:r>
+            <w:r>
+              <w:rPr>
+                <w:b/>
+                <w:bCs/>
+              </w:rPr>
+              <w:t>Personalizado (cron)</w:t>
+            </w:r>
+            <w:r>
+              <w:t>.</w:t>
             </w:r>
           </w:p>
         </w:tc>
@@ -16910,65 +17003,65 @@
         </w:trPr>
         <w:tc>
           <w:tcPr>
-            <w:tcW w:w="2256" w:type="dxa"/>
-            <w:tcBorders>
-              <w:top w:val="single" w:sz="4" w:space="0" w:color="BFC7D1"/>
-              <w:left w:val="single" w:sz="4" w:space="0" w:color="BFC7D1"/>
-              <w:bottom w:val="single" w:sz="4" w:space="0" w:color="BFC7D1"/>
-              <w:right w:val="single" w:sz="4" w:space="0" w:color="BFC7D1"/>
-            </w:tcBorders>
-            <w:tcMar>
-              <w:top w:w="60" w:type="dxa"/>
-              <w:left w:w="100" w:type="dxa"/>
-              <w:bottom w:w="60" w:type="dxa"/>
-              <w:right w:w="100" w:type="dxa"/>
-            </w:tcMar>
-          </w:tcPr>
-          <w:p>
-            <w:pPr>
-              <w:spacing w:after="0"/>
-            </w:pPr>
-            <w:r>
-              <w:rPr>
-                <w:b/>
-                <w:bCs/>
-              </w:rPr>
-              <w:t>Frecuencia</w:t>
-            </w:r>
-            <w:r>
-              <w:t xml:space="preserve">: </w:t>
-            </w:r>
-            <w:r>
-              <w:rPr>
-                <w:b/>
-                <w:bCs/>
-              </w:rPr>
-              <w:t>Mensual (día 1, medianoche)</w:t>
-            </w:r>
-          </w:p>
-        </w:tc>
-        <w:tc>
-          <w:tcPr>
-            <w:tcW w:w="6770" w:type="dxa"/>
-            <w:tcBorders>
-              <w:top w:val="single" w:sz="4" w:space="0" w:color="BFC7D1"/>
-              <w:left w:val="single" w:sz="4" w:space="0" w:color="BFC7D1"/>
-              <w:bottom w:val="single" w:sz="4" w:space="0" w:color="BFC7D1"/>
-              <w:right w:val="single" w:sz="4" w:space="0" w:color="BFC7D1"/>
-            </w:tcBorders>
-            <w:tcMar>
-              <w:top w:w="60" w:type="dxa"/>
-              <w:left w:w="100" w:type="dxa"/>
-              <w:bottom w:w="60" w:type="dxa"/>
-              <w:right w:w="100" w:type="dxa"/>
-            </w:tcMar>
-          </w:tcPr>
-          <w:p>
-            <w:pPr>
-              <w:spacing w:after="0"/>
-            </w:pPr>
-            <w:r>
-              <w:t>El día 1 de cada mes a las 00:00</w:t>
+            <w:tcW w:w="2123" w:type="dxa"/>
+            <w:tcBorders>
+              <w:top w:val="single" w:sz="4" w:space="0" w:color="BFC7D1"/>
+              <w:left w:val="single" w:sz="4" w:space="0" w:color="BFC7D1"/>
+              <w:bottom w:val="single" w:sz="4" w:space="0" w:color="BFC7D1"/>
+              <w:right w:val="single" w:sz="4" w:space="0" w:color="BFC7D1"/>
+            </w:tcBorders>
+            <w:tcMar>
+              <w:top w:w="60" w:type="dxa"/>
+              <w:left w:w="100" w:type="dxa"/>
+              <w:bottom w:w="60" w:type="dxa"/>
+              <w:right w:w="100" w:type="dxa"/>
+            </w:tcMar>
+          </w:tcPr>
+          <w:p>
+            <w:pPr>
+              <w:spacing w:after="0"/>
+            </w:pPr>
+            <w:r>
+              <w:rPr>
+                <w:b/>
+                <w:bCs/>
+              </w:rPr>
+              <w:t>Día de la semana</w:t>
+            </w:r>
+          </w:p>
+        </w:tc>
+        <w:tc>
+          <w:tcPr>
+            <w:tcW w:w="6903" w:type="dxa"/>
+            <w:tcBorders>
+              <w:top w:val="single" w:sz="4" w:space="0" w:color="BFC7D1"/>
+              <w:left w:val="single" w:sz="4" w:space="0" w:color="BFC7D1"/>
+              <w:bottom w:val="single" w:sz="4" w:space="0" w:color="BFC7D1"/>
+              <w:right w:val="single" w:sz="4" w:space="0" w:color="BFC7D1"/>
+            </w:tcBorders>
+            <w:tcMar>
+              <w:top w:w="60" w:type="dxa"/>
+              <w:left w:w="100" w:type="dxa"/>
+              <w:bottom w:w="60" w:type="dxa"/>
+              <w:right w:w="100" w:type="dxa"/>
+            </w:tcMar>
+          </w:tcPr>
+          <w:p>
+            <w:pPr>
+              <w:spacing w:after="0"/>
+            </w:pPr>
+            <w:r>
+              <w:t xml:space="preserve">Se muestra para </w:t>
+            </w:r>
+            <w:r>
+              <w:rPr>
+                <w:b/>
+                <w:bCs/>
+              </w:rPr>
+              <w:t>Semanal</w:t>
+            </w:r>
+            <w:r>
+              <w:t>.</w:t>
             </w:r>
           </w:p>
         </w:tc>
@@ -16985,7 +17078,7 @@
         </w:trPr>
         <w:tc>
           <w:tcPr>
-            <w:tcW w:w="2256" w:type="dxa"/>
+            <w:tcW w:w="2123" w:type="dxa"/>
             <w:tcBorders>
               <w:top w:val="single" w:sz="4" w:space="0" w:color="BFC7D1"/>
               <w:left w:val="single" w:sz="4" w:space="0" w:color="BFC7D1"/>
@@ -17009,23 +17102,13 @@
                 <w:b/>
                 <w:bCs/>
               </w:rPr>
-              <w:t>Frecuencia</w:t>
-            </w:r>
-            <w:r>
-              <w:t xml:space="preserve">: </w:t>
-            </w:r>
-            <w:r>
-              <w:rPr>
-                <w:b/>
-                <w:bCs/>
-              </w:rPr>
-              <w:t>Personalizada</w:t>
-            </w:r>
-          </w:p>
-        </w:tc>
-        <w:tc>
-          <w:tcPr>
-            <w:tcW w:w="6770" w:type="dxa"/>
+              <w:t>Día del mes</w:t>
+            </w:r>
+          </w:p>
+        </w:tc>
+        <w:tc>
+          <w:tcPr>
+            <w:tcW w:w="6903" w:type="dxa"/>
             <w:tcBorders>
               <w:top w:val="single" w:sz="4" w:space="0" w:color="BFC7D1"/>
               <w:left w:val="single" w:sz="4" w:space="0" w:color="BFC7D1"/>
@@ -17045,28 +17128,37 @@
               <w:spacing w:after="0"/>
             </w:pPr>
             <w:r>
-              <w:t xml:space="preserve">Usted escribe una </w:t>
-            </w:r>
-            <w:r>
-              <w:rPr>
-                <w:b/>
-                <w:bCs/>
-              </w:rPr>
-              <w:t>Expresión cron</w:t>
-            </w:r>
-            <w:r>
-              <w:t xml:space="preserve">, de cinco campos: minuto, hora, día del mes, mes, día de la semana. Por ejemplo, </w:t>
-            </w:r>
-            <w:r>
-              <w:rPr>
-                <w:rFonts w:ascii="Consolas" w:eastAsia="Consolas" w:hAnsi="Consolas" w:cs="Consolas"/>
-                <w:sz w:val="19"/>
-                <w:szCs w:val="19"/>
-              </w:rPr>
-              <w:t>0 9 * * 1-5</w:t>
-            </w:r>
-            <w:r>
-              <w:t xml:space="preserve"> es las 09:00 los días laborables</w:t>
+              <w:t xml:space="preserve">Del 1 al 28, o </w:t>
+            </w:r>
+            <w:r>
+              <w:rPr>
+                <w:b/>
+                <w:bCs/>
+              </w:rPr>
+              <w:t>Último día</w:t>
+            </w:r>
+            <w:r>
+              <w:t xml:space="preserve">. Los días 29 a 31 no se ofrecen, así que no se salta ningún mes corto. Se muestra para </w:t>
+            </w:r>
+            <w:r>
+              <w:rPr>
+                <w:b/>
+                <w:bCs/>
+              </w:rPr>
+              <w:t>Mensual</w:t>
+            </w:r>
+            <w:r>
+              <w:t xml:space="preserve">, las frecuencias más largas y </w:t>
+            </w:r>
+            <w:r>
+              <w:rPr>
+                <w:b/>
+                <w:bCs/>
+              </w:rPr>
+              <w:t>Anual</w:t>
+            </w:r>
+            <w:r>
+              <w:t>.</w:t>
             </w:r>
           </w:p>
         </w:tc>
@@ -17083,55 +17175,65 @@
         </w:trPr>
         <w:tc>
           <w:tcPr>
-            <w:tcW w:w="2256" w:type="dxa"/>
-            <w:tcBorders>
-              <w:top w:val="single" w:sz="4" w:space="0" w:color="BFC7D1"/>
-              <w:left w:val="single" w:sz="4" w:space="0" w:color="BFC7D1"/>
-              <w:bottom w:val="single" w:sz="4" w:space="0" w:color="BFC7D1"/>
-              <w:right w:val="single" w:sz="4" w:space="0" w:color="BFC7D1"/>
-            </w:tcBorders>
-            <w:tcMar>
-              <w:top w:w="60" w:type="dxa"/>
-              <w:left w:w="100" w:type="dxa"/>
-              <w:bottom w:w="60" w:type="dxa"/>
-              <w:right w:w="100" w:type="dxa"/>
-            </w:tcMar>
-          </w:tcPr>
-          <w:p>
-            <w:pPr>
-              <w:spacing w:after="0"/>
-            </w:pPr>
-            <w:r>
-              <w:rPr>
-                <w:b/>
-                <w:bCs/>
-              </w:rPr>
-              <w:t>Zona horaria</w:t>
-            </w:r>
-          </w:p>
-        </w:tc>
-        <w:tc>
-          <w:tcPr>
-            <w:tcW w:w="6770" w:type="dxa"/>
-            <w:tcBorders>
-              <w:top w:val="single" w:sz="4" w:space="0" w:color="BFC7D1"/>
-              <w:left w:val="single" w:sz="4" w:space="0" w:color="BFC7D1"/>
-              <w:bottom w:val="single" w:sz="4" w:space="0" w:color="BFC7D1"/>
-              <w:right w:val="single" w:sz="4" w:space="0" w:color="BFC7D1"/>
-            </w:tcBorders>
-            <w:tcMar>
-              <w:top w:w="60" w:type="dxa"/>
-              <w:left w:w="100" w:type="dxa"/>
-              <w:bottom w:w="60" w:type="dxa"/>
-              <w:right w:w="100" w:type="dxa"/>
-            </w:tcMar>
-          </w:tcPr>
-          <w:p>
-            <w:pPr>
-              <w:spacing w:after="0"/>
-            </w:pPr>
-            <w:r>
-              <w:t>El reloj que usa la programación. UTC es el valor predeterminado</w:t>
+            <w:tcW w:w="2123" w:type="dxa"/>
+            <w:tcBorders>
+              <w:top w:val="single" w:sz="4" w:space="0" w:color="BFC7D1"/>
+              <w:left w:val="single" w:sz="4" w:space="0" w:color="BFC7D1"/>
+              <w:bottom w:val="single" w:sz="4" w:space="0" w:color="BFC7D1"/>
+              <w:right w:val="single" w:sz="4" w:space="0" w:color="BFC7D1"/>
+            </w:tcBorders>
+            <w:tcMar>
+              <w:top w:w="60" w:type="dxa"/>
+              <w:left w:w="100" w:type="dxa"/>
+              <w:bottom w:w="60" w:type="dxa"/>
+              <w:right w:w="100" w:type="dxa"/>
+            </w:tcMar>
+          </w:tcPr>
+          <w:p>
+            <w:pPr>
+              <w:spacing w:after="0"/>
+            </w:pPr>
+            <w:r>
+              <w:rPr>
+                <w:b/>
+                <w:bCs/>
+              </w:rPr>
+              <w:t>Mes</w:t>
+            </w:r>
+          </w:p>
+        </w:tc>
+        <w:tc>
+          <w:tcPr>
+            <w:tcW w:w="6903" w:type="dxa"/>
+            <w:tcBorders>
+              <w:top w:val="single" w:sz="4" w:space="0" w:color="BFC7D1"/>
+              <w:left w:val="single" w:sz="4" w:space="0" w:color="BFC7D1"/>
+              <w:bottom w:val="single" w:sz="4" w:space="0" w:color="BFC7D1"/>
+              <w:right w:val="single" w:sz="4" w:space="0" w:color="BFC7D1"/>
+            </w:tcBorders>
+            <w:tcMar>
+              <w:top w:w="60" w:type="dxa"/>
+              <w:left w:w="100" w:type="dxa"/>
+              <w:bottom w:w="60" w:type="dxa"/>
+              <w:right w:w="100" w:type="dxa"/>
+            </w:tcMar>
+          </w:tcPr>
+          <w:p>
+            <w:pPr>
+              <w:spacing w:after="0"/>
+            </w:pPr>
+            <w:r>
+              <w:t xml:space="preserve">Se muestra para </w:t>
+            </w:r>
+            <w:r>
+              <w:rPr>
+                <w:b/>
+                <w:bCs/>
+              </w:rPr>
+              <w:t>Anual</w:t>
+            </w:r>
+            <w:r>
+              <w:t>.</w:t>
             </w:r>
           </w:p>
         </w:tc>
@@ -17148,7 +17250,7 @@
         </w:trPr>
         <w:tc>
           <w:tcPr>
-            <w:tcW w:w="2256" w:type="dxa"/>
+            <w:tcW w:w="2123" w:type="dxa"/>
             <w:tcBorders>
               <w:top w:val="single" w:sz="4" w:space="0" w:color="BFC7D1"/>
               <w:left w:val="single" w:sz="4" w:space="0" w:color="BFC7D1"/>
@@ -17172,23 +17274,13 @@
                 <w:b/>
                 <w:bCs/>
               </w:rPr>
-              <w:t>Válida desde (opcional)</w:t>
-            </w:r>
-            <w:r>
-              <w:t xml:space="preserve">, </w:t>
-            </w:r>
-            <w:r>
-              <w:rPr>
-                <w:b/>
-                <w:bCs/>
-              </w:rPr>
-              <w:t>Válida hasta (opcional)</w:t>
-            </w:r>
-          </w:p>
-        </w:tc>
-        <w:tc>
-          <w:tcPr>
-            <w:tcW w:w="6770" w:type="dxa"/>
+              <w:t>Zona horaria</w:t>
+            </w:r>
+          </w:p>
+        </w:tc>
+        <w:tc>
+          <w:tcPr>
+            <w:tcW w:w="6903" w:type="dxa"/>
             <w:tcBorders>
               <w:top w:val="single" w:sz="4" w:space="0" w:color="BFC7D1"/>
               <w:left w:val="single" w:sz="4" w:space="0" w:color="BFC7D1"/>
@@ -17208,7 +17300,7 @@
               <w:spacing w:after="0"/>
             </w:pPr>
             <w:r>
-              <w:t>La programación no se ejecuta antes ni después de estas horas</w:t>
+              <w:t>El reloj que usa la programación. La zona horaria de su ordenador es el valor predeterminado</w:t>
             </w:r>
           </w:p>
         </w:tc>
@@ -17225,75 +17317,65 @@
         </w:trPr>
         <w:tc>
           <w:tcPr>
-            <w:tcW w:w="2256" w:type="dxa"/>
-            <w:tcBorders>
-              <w:top w:val="single" w:sz="4" w:space="0" w:color="BFC7D1"/>
-              <w:left w:val="single" w:sz="4" w:space="0" w:color="BFC7D1"/>
-              <w:bottom w:val="single" w:sz="4" w:space="0" w:color="BFC7D1"/>
-              <w:right w:val="single" w:sz="4" w:space="0" w:color="BFC7D1"/>
-            </w:tcBorders>
-            <w:tcMar>
-              <w:top w:w="60" w:type="dxa"/>
-              <w:left w:w="100" w:type="dxa"/>
-              <w:bottom w:w="60" w:type="dxa"/>
-              <w:right w:w="100" w:type="dxa"/>
-            </w:tcMar>
-          </w:tcPr>
-          <w:p>
-            <w:pPr>
-              <w:spacing w:after="0"/>
-            </w:pPr>
-            <w:r>
-              <w:rPr>
-                <w:b/>
-                <w:bCs/>
-              </w:rPr>
-              <w:t>Formato de salida</w:t>
-            </w:r>
-            <w:r>
-              <w:t xml:space="preserve">: </w:t>
-            </w:r>
-            <w:r>
-              <w:rPr>
-                <w:b/>
-                <w:bCs/>
-              </w:rPr>
-              <w:t>Excel (.xlsx)</w:t>
-            </w:r>
-            <w:r>
-              <w:t xml:space="preserve"> o </w:t>
-            </w:r>
-            <w:r>
-              <w:rPr>
-                <w:b/>
-                <w:bCs/>
-              </w:rPr>
-              <w:t>CSV</w:t>
-            </w:r>
-          </w:p>
-        </w:tc>
-        <w:tc>
-          <w:tcPr>
-            <w:tcW w:w="6770" w:type="dxa"/>
-            <w:tcBorders>
-              <w:top w:val="single" w:sz="4" w:space="0" w:color="BFC7D1"/>
-              <w:left w:val="single" w:sz="4" w:space="0" w:color="BFC7D1"/>
-              <w:bottom w:val="single" w:sz="4" w:space="0" w:color="BFC7D1"/>
-              <w:right w:val="single" w:sz="4" w:space="0" w:color="BFC7D1"/>
-            </w:tcBorders>
-            <w:tcMar>
-              <w:top w:w="60" w:type="dxa"/>
-              <w:left w:w="100" w:type="dxa"/>
-              <w:bottom w:w="60" w:type="dxa"/>
-              <w:right w:w="100" w:type="dxa"/>
-            </w:tcMar>
-          </w:tcPr>
-          <w:p>
-            <w:pPr>
-              <w:spacing w:after="0"/>
-            </w:pPr>
-            <w:r>
-              <w:t>El tipo de archivo del resultado guardado. CSV es el valor predeterminado</w:t>
+            <w:tcW w:w="2123" w:type="dxa"/>
+            <w:tcBorders>
+              <w:top w:val="single" w:sz="4" w:space="0" w:color="BFC7D1"/>
+              <w:left w:val="single" w:sz="4" w:space="0" w:color="BFC7D1"/>
+              <w:bottom w:val="single" w:sz="4" w:space="0" w:color="BFC7D1"/>
+              <w:right w:val="single" w:sz="4" w:space="0" w:color="BFC7D1"/>
+            </w:tcBorders>
+            <w:tcMar>
+              <w:top w:w="60" w:type="dxa"/>
+              <w:left w:w="100" w:type="dxa"/>
+              <w:bottom w:w="60" w:type="dxa"/>
+              <w:right w:w="100" w:type="dxa"/>
+            </w:tcMar>
+          </w:tcPr>
+          <w:p>
+            <w:pPr>
+              <w:spacing w:after="0"/>
+            </w:pPr>
+            <w:r>
+              <w:rPr>
+                <w:b/>
+                <w:bCs/>
+              </w:rPr>
+              <w:t>Válida desde (opcional)</w:t>
+            </w:r>
+            <w:r>
+              <w:t xml:space="preserve">, </w:t>
+            </w:r>
+            <w:r>
+              <w:rPr>
+                <w:b/>
+                <w:bCs/>
+              </w:rPr>
+              <w:t>Válida hasta (opcional)</w:t>
+            </w:r>
+          </w:p>
+        </w:tc>
+        <w:tc>
+          <w:tcPr>
+            <w:tcW w:w="6903" w:type="dxa"/>
+            <w:tcBorders>
+              <w:top w:val="single" w:sz="4" w:space="0" w:color="BFC7D1"/>
+              <w:left w:val="single" w:sz="4" w:space="0" w:color="BFC7D1"/>
+              <w:bottom w:val="single" w:sz="4" w:space="0" w:color="BFC7D1"/>
+              <w:right w:val="single" w:sz="4" w:space="0" w:color="BFC7D1"/>
+            </w:tcBorders>
+            <w:tcMar>
+              <w:top w:w="60" w:type="dxa"/>
+              <w:left w:w="100" w:type="dxa"/>
+              <w:bottom w:w="60" w:type="dxa"/>
+              <w:right w:w="100" w:type="dxa"/>
+            </w:tcMar>
+          </w:tcPr>
+          <w:p>
+            <w:pPr>
+              <w:spacing w:after="0"/>
+            </w:pPr>
+            <w:r>
+              <w:t>La programación no se ejecuta antes ni después de estas horas</w:t>
             </w:r>
           </w:p>
         </w:tc>
@@ -17310,7 +17392,7 @@
         </w:trPr>
         <w:tc>
           <w:tcPr>
-            <w:tcW w:w="2256" w:type="dxa"/>
+            <w:tcW w:w="2123" w:type="dxa"/>
             <w:tcBorders>
               <w:top w:val="single" w:sz="4" w:space="0" w:color="BFC7D1"/>
               <w:left w:val="single" w:sz="4" w:space="0" w:color="BFC7D1"/>
@@ -17334,13 +17416,33 @@
                 <w:b/>
                 <w:bCs/>
               </w:rPr>
-              <w:t>Valores predefinidos de parámetros</w:t>
-            </w:r>
-          </w:p>
-        </w:tc>
-        <w:tc>
-          <w:tcPr>
-            <w:tcW w:w="6770" w:type="dxa"/>
+              <w:t>Formato de salida</w:t>
+            </w:r>
+            <w:r>
+              <w:t xml:space="preserve">: </w:t>
+            </w:r>
+            <w:r>
+              <w:rPr>
+                <w:b/>
+                <w:bCs/>
+              </w:rPr>
+              <w:t>Excel (.xlsx)</w:t>
+            </w:r>
+            <w:r>
+              <w:t xml:space="preserve"> o </w:t>
+            </w:r>
+            <w:r>
+              <w:rPr>
+                <w:b/>
+                <w:bCs/>
+              </w:rPr>
+              <w:t>CSV</w:t>
+            </w:r>
+          </w:p>
+        </w:tc>
+        <w:tc>
+          <w:tcPr>
+            <w:tcW w:w="6903" w:type="dxa"/>
             <w:tcBorders>
               <w:top w:val="single" w:sz="4" w:space="0" w:color="BFC7D1"/>
               <w:left w:val="single" w:sz="4" w:space="0" w:color="BFC7D1"/>
@@ -17360,7 +17462,7 @@
               <w:spacing w:after="0"/>
             </w:pPr>
             <w:r>
-              <w:t>Los valores que se usan en cada ejecución. Los obligatorios están marcados con *</w:t>
+              <w:t>El tipo de archivo del resultado guardado. CSV es el valor predeterminado</w:t>
             </w:r>
           </w:p>
         </w:tc>
@@ -17377,13 +17479,79 @@
         </w:trPr>
         <w:tc>
           <w:tcPr>
-            <w:tcW w:w="2256" w:type="dxa"/>
-            <w:tcBorders>
-              <w:top w:val="single" w:sz="4" w:space="0" w:color="BFC7D1"/>
-              <w:left w:val="single" w:sz="4" w:space="0" w:color="BFC7D1"/>
-              <w:bottom w:val="single" w:sz="4" w:space="0" w:color="BFC7D1"/>
-              <w:right w:val="single" w:sz="4" w:space="0" w:color="BFC7D1"/>
-            </w:tcBorders>
+            <w:tcW w:w="2123" w:type="dxa"/>
+            <w:tcBorders>
+              <w:top w:val="single" w:sz="4" w:space="0" w:color="BFC7D1"/>
+              <w:left w:val="single" w:sz="4" w:space="0" w:color="BFC7D1"/>
+              <w:bottom w:val="single" w:sz="4" w:space="0" w:color="BFC7D1"/>
+              <w:right w:val="single" w:sz="4" w:space="0" w:color="BFC7D1"/>
+            </w:tcBorders>
+            <w:tcMar>
+              <w:top w:w="60" w:type="dxa"/>
+              <w:left w:w="100" w:type="dxa"/>
+              <w:bottom w:w="60" w:type="dxa"/>
+              <w:right w:w="100" w:type="dxa"/>
+            </w:tcMar>
+          </w:tcPr>
+          <w:p>
+            <w:pPr>
+              <w:spacing w:after="0"/>
+            </w:pPr>
+            <w:r>
+              <w:rPr>
+                <w:b/>
+                <w:bCs/>
+              </w:rPr>
+              <w:t>Valores predefinidos de parámetros</w:t>
+            </w:r>
+          </w:p>
+        </w:tc>
+        <w:tc>
+          <w:tcPr>
+            <w:tcW w:w="6903" w:type="dxa"/>
+            <w:tcBorders>
+              <w:top w:val="single" w:sz="4" w:space="0" w:color="BFC7D1"/>
+              <w:left w:val="single" w:sz="4" w:space="0" w:color="BFC7D1"/>
+              <w:bottom w:val="single" w:sz="4" w:space="0" w:color="BFC7D1"/>
+              <w:right w:val="single" w:sz="4" w:space="0" w:color="BFC7D1"/>
+            </w:tcBorders>
+            <w:tcMar>
+              <w:top w:w="60" w:type="dxa"/>
+              <w:left w:w="100" w:type="dxa"/>
+              <w:bottom w:w="60" w:type="dxa"/>
+              <w:right w:w="100" w:type="dxa"/>
+            </w:tcMar>
+          </w:tcPr>
+          <w:p>
+            <w:pPr>
+              <w:spacing w:after="0"/>
+            </w:pPr>
+            <w:r>
+              <w:t>Los valores que se usan en cada ejecución, fijos o relativos a la fecha de ejecución. Los obligatorios están marcados con *</w:t>
+            </w:r>
+          </w:p>
+        </w:tc>
+      </w:tr>
+      <w:tr>
+        <w:tblPrEx>
+          <w:tblCellMar>
+            <w:top w:w="0" w:type="dxa"/>
+            <w:bottom w:w="0" w:type="dxa"/>
+          </w:tblCellMar>
+        </w:tblPrEx>
+        <w:trPr>
+          <w:cantSplit/>
+        </w:trPr>
+        <w:tc>
+          <w:tcPr>
+            <w:tcW w:w="2123" w:type="dxa"/>
+            <w:tcBorders>
+              <w:top w:val="single" w:sz="4" w:space="0" w:color="BFC7D1"/>
+              <w:left w:val="single" w:sz="4" w:space="0" w:color="BFC7D1"/>
+              <w:bottom w:val="single" w:sz="4" w:space="0" w:color="BFC7D1"/>
+              <w:right w:val="single" w:sz="4" w:space="0" w:color="BFC7D1"/>
+            </w:tcBorders>
+            <w:shd w:val="clear" w:color="auto" w:fill="F3F6F9"/>
             <w:tcMar>
               <w:top w:w="60" w:type="dxa"/>
               <w:left w:w="100" w:type="dxa"/>
@@ -17406,13 +17574,14 @@
         </w:tc>
         <w:tc>
           <w:tcPr>
-            <w:tcW w:w="6770" w:type="dxa"/>
-            <w:tcBorders>
-              <w:top w:val="single" w:sz="4" w:space="0" w:color="BFC7D1"/>
-              <w:left w:val="single" w:sz="4" w:space="0" w:color="BFC7D1"/>
-              <w:bottom w:val="single" w:sz="4" w:space="0" w:color="BFC7D1"/>
-              <w:right w:val="single" w:sz="4" w:space="0" w:color="BFC7D1"/>
-            </w:tcBorders>
+            <w:tcW w:w="6903" w:type="dxa"/>
+            <w:tcBorders>
+              <w:top w:val="single" w:sz="4" w:space="0" w:color="BFC7D1"/>
+              <w:left w:val="single" w:sz="4" w:space="0" w:color="BFC7D1"/>
+              <w:bottom w:val="single" w:sz="4" w:space="0" w:color="BFC7D1"/>
+              <w:right w:val="single" w:sz="4" w:space="0" w:color="BFC7D1"/>
+            </w:tcBorders>
+            <w:shd w:val="clear" w:color="auto" w:fill="F3F6F9"/>
             <w:tcMar>
               <w:top w:w="60" w:type="dxa"/>
               <w:left w:w="100" w:type="dxa"/>
@@ -17426,6 +17595,838 @@
             </w:pPr>
             <w:r>
               <w:t>Si se desmarca, la programación espera hasta que la habilite</w:t>
+            </w:r>
+          </w:p>
+        </w:tc>
+      </w:tr>
+    </w:tbl>
+    <w:p>
+      <w:pPr>
+        <w:spacing w:after="60"/>
+      </w:pPr>
+    </w:p>
+    <w:tbl>
+      <w:tblPr>
+        <w:tblW w:w="9026" w:type="dxa"/>
+        <w:tblBorders>
+          <w:top w:val="single" w:sz="4" w:space="0" w:color="auto"/>
+          <w:left w:val="single" w:sz="4" w:space="0" w:color="auto"/>
+          <w:bottom w:val="single" w:sz="4" w:space="0" w:color="auto"/>
+          <w:right w:val="single" w:sz="4" w:space="0" w:color="auto"/>
+          <w:insideH w:val="single" w:sz="4" w:space="0" w:color="auto"/>
+          <w:insideV w:val="single" w:sz="4" w:space="0" w:color="auto"/>
+        </w:tblBorders>
+        <w:tblCellMar>
+          <w:left w:w="10" w:type="dxa"/>
+          <w:right w:w="10" w:type="dxa"/>
+        </w:tblCellMar>
+        <w:tblLook w:val="04A0" w:firstRow="1" w:lastRow="0" w:firstColumn="1" w:lastColumn="0" w:noHBand="0" w:noVBand="1"/>
+      </w:tblPr>
+      <w:tblGrid>
+        <w:gridCol w:w="3692"/>
+        <w:gridCol w:w="5334"/>
+      </w:tblGrid>
+      <w:tr>
+        <w:tblPrEx>
+          <w:tblCellMar>
+            <w:top w:w="0" w:type="dxa"/>
+            <w:bottom w:w="0" w:type="dxa"/>
+          </w:tblCellMar>
+        </w:tblPrEx>
+        <w:trPr>
+          <w:cantSplit/>
+          <w:tblHeader/>
+        </w:trPr>
+        <w:tc>
+          <w:tcPr>
+            <w:tcW w:w="3692" w:type="dxa"/>
+            <w:tcBorders>
+              <w:top w:val="single" w:sz="4" w:space="0" w:color="BFC7D1"/>
+              <w:left w:val="single" w:sz="4" w:space="0" w:color="BFC7D1"/>
+              <w:bottom w:val="single" w:sz="4" w:space="0" w:color="BFC7D1"/>
+              <w:right w:val="single" w:sz="4" w:space="0" w:color="BFC7D1"/>
+            </w:tcBorders>
+            <w:shd w:val="clear" w:color="auto" w:fill="1F3A5F"/>
+            <w:tcMar>
+              <w:top w:w="60" w:type="dxa"/>
+              <w:left w:w="100" w:type="dxa"/>
+              <w:bottom w:w="60" w:type="dxa"/>
+              <w:right w:w="100" w:type="dxa"/>
+            </w:tcMar>
+          </w:tcPr>
+          <w:p>
+            <w:pPr>
+              <w:spacing w:after="0"/>
+            </w:pPr>
+            <w:r>
+              <w:rPr>
+                <w:b/>
+                <w:bCs/>
+                <w:color w:val="FFFFFF"/>
+              </w:rPr>
+              <w:t>Opción (Frecuencia)</w:t>
+            </w:r>
+          </w:p>
+        </w:tc>
+        <w:tc>
+          <w:tcPr>
+            <w:tcW w:w="5334" w:type="dxa"/>
+            <w:tcBorders>
+              <w:top w:val="single" w:sz="4" w:space="0" w:color="BFC7D1"/>
+              <w:left w:val="single" w:sz="4" w:space="0" w:color="BFC7D1"/>
+              <w:bottom w:val="single" w:sz="4" w:space="0" w:color="BFC7D1"/>
+              <w:right w:val="single" w:sz="4" w:space="0" w:color="BFC7D1"/>
+            </w:tcBorders>
+            <w:shd w:val="clear" w:color="auto" w:fill="1F3A5F"/>
+            <w:tcMar>
+              <w:top w:w="60" w:type="dxa"/>
+              <w:left w:w="100" w:type="dxa"/>
+              <w:bottom w:w="60" w:type="dxa"/>
+              <w:right w:w="100" w:type="dxa"/>
+            </w:tcMar>
+          </w:tcPr>
+          <w:p>
+            <w:pPr>
+              <w:spacing w:after="0"/>
+            </w:pPr>
+            <w:r>
+              <w:rPr>
+                <w:b/>
+                <w:bCs/>
+                <w:color w:val="FFFFFF"/>
+              </w:rPr>
+              <w:t>Qué significa</w:t>
+            </w:r>
+          </w:p>
+        </w:tc>
+      </w:tr>
+      <w:tr>
+        <w:tblPrEx>
+          <w:tblCellMar>
+            <w:top w:w="0" w:type="dxa"/>
+            <w:bottom w:w="0" w:type="dxa"/>
+          </w:tblCellMar>
+        </w:tblPrEx>
+        <w:trPr>
+          <w:cantSplit/>
+        </w:trPr>
+        <w:tc>
+          <w:tcPr>
+            <w:tcW w:w="3692" w:type="dxa"/>
+            <w:tcBorders>
+              <w:top w:val="single" w:sz="4" w:space="0" w:color="BFC7D1"/>
+              <w:left w:val="single" w:sz="4" w:space="0" w:color="BFC7D1"/>
+              <w:bottom w:val="single" w:sz="4" w:space="0" w:color="BFC7D1"/>
+              <w:right w:val="single" w:sz="4" w:space="0" w:color="BFC7D1"/>
+            </w:tcBorders>
+            <w:tcMar>
+              <w:top w:w="60" w:type="dxa"/>
+              <w:left w:w="100" w:type="dxa"/>
+              <w:bottom w:w="60" w:type="dxa"/>
+              <w:right w:w="100" w:type="dxa"/>
+            </w:tcMar>
+          </w:tcPr>
+          <w:p>
+            <w:pPr>
+              <w:spacing w:after="0"/>
+            </w:pPr>
+            <w:r>
+              <w:rPr>
+                <w:b/>
+                <w:bCs/>
+              </w:rPr>
+              <w:t>Diario</w:t>
+            </w:r>
+          </w:p>
+        </w:tc>
+        <w:tc>
+          <w:tcPr>
+            <w:tcW w:w="5334" w:type="dxa"/>
+            <w:tcBorders>
+              <w:top w:val="single" w:sz="4" w:space="0" w:color="BFC7D1"/>
+              <w:left w:val="single" w:sz="4" w:space="0" w:color="BFC7D1"/>
+              <w:bottom w:val="single" w:sz="4" w:space="0" w:color="BFC7D1"/>
+              <w:right w:val="single" w:sz="4" w:space="0" w:color="BFC7D1"/>
+            </w:tcBorders>
+            <w:tcMar>
+              <w:top w:w="60" w:type="dxa"/>
+              <w:left w:w="100" w:type="dxa"/>
+              <w:bottom w:w="60" w:type="dxa"/>
+              <w:right w:w="100" w:type="dxa"/>
+            </w:tcMar>
+          </w:tcPr>
+          <w:p>
+            <w:pPr>
+              <w:spacing w:after="0"/>
+            </w:pPr>
+            <w:r>
+              <w:t xml:space="preserve">Cada día a la </w:t>
+            </w:r>
+            <w:r>
+              <w:rPr>
+                <w:b/>
+                <w:bCs/>
+              </w:rPr>
+              <w:t>Hora</w:t>
+            </w:r>
+            <w:r>
+              <w:t xml:space="preserve"> que elija.</w:t>
+            </w:r>
+          </w:p>
+        </w:tc>
+      </w:tr>
+      <w:tr>
+        <w:tblPrEx>
+          <w:tblCellMar>
+            <w:top w:w="0" w:type="dxa"/>
+            <w:bottom w:w="0" w:type="dxa"/>
+          </w:tblCellMar>
+        </w:tblPrEx>
+        <w:trPr>
+          <w:cantSplit/>
+        </w:trPr>
+        <w:tc>
+          <w:tcPr>
+            <w:tcW w:w="3692" w:type="dxa"/>
+            <w:tcBorders>
+              <w:top w:val="single" w:sz="4" w:space="0" w:color="BFC7D1"/>
+              <w:left w:val="single" w:sz="4" w:space="0" w:color="BFC7D1"/>
+              <w:bottom w:val="single" w:sz="4" w:space="0" w:color="BFC7D1"/>
+              <w:right w:val="single" w:sz="4" w:space="0" w:color="BFC7D1"/>
+            </w:tcBorders>
+            <w:shd w:val="clear" w:color="auto" w:fill="F3F6F9"/>
+            <w:tcMar>
+              <w:top w:w="60" w:type="dxa"/>
+              <w:left w:w="100" w:type="dxa"/>
+              <w:bottom w:w="60" w:type="dxa"/>
+              <w:right w:w="100" w:type="dxa"/>
+            </w:tcMar>
+          </w:tcPr>
+          <w:p>
+            <w:pPr>
+              <w:spacing w:after="0"/>
+            </w:pPr>
+            <w:r>
+              <w:rPr>
+                <w:b/>
+                <w:bCs/>
+              </w:rPr>
+              <w:t>Semanal</w:t>
+            </w:r>
+          </w:p>
+        </w:tc>
+        <w:tc>
+          <w:tcPr>
+            <w:tcW w:w="5334" w:type="dxa"/>
+            <w:tcBorders>
+              <w:top w:val="single" w:sz="4" w:space="0" w:color="BFC7D1"/>
+              <w:left w:val="single" w:sz="4" w:space="0" w:color="BFC7D1"/>
+              <w:bottom w:val="single" w:sz="4" w:space="0" w:color="BFC7D1"/>
+              <w:right w:val="single" w:sz="4" w:space="0" w:color="BFC7D1"/>
+            </w:tcBorders>
+            <w:shd w:val="clear" w:color="auto" w:fill="F3F6F9"/>
+            <w:tcMar>
+              <w:top w:w="60" w:type="dxa"/>
+              <w:left w:w="100" w:type="dxa"/>
+              <w:bottom w:w="60" w:type="dxa"/>
+              <w:right w:w="100" w:type="dxa"/>
+            </w:tcMar>
+          </w:tcPr>
+          <w:p>
+            <w:pPr>
+              <w:spacing w:after="0"/>
+            </w:pPr>
+            <w:r>
+              <w:t xml:space="preserve">Una vez a la semana, el </w:t>
+            </w:r>
+            <w:r>
+              <w:rPr>
+                <w:b/>
+                <w:bCs/>
+              </w:rPr>
+              <w:t>Día de la semana</w:t>
+            </w:r>
+            <w:r>
+              <w:t xml:space="preserve"> que elija.</w:t>
+            </w:r>
+          </w:p>
+        </w:tc>
+      </w:tr>
+      <w:tr>
+        <w:tblPrEx>
+          <w:tblCellMar>
+            <w:top w:w="0" w:type="dxa"/>
+            <w:bottom w:w="0" w:type="dxa"/>
+          </w:tblCellMar>
+        </w:tblPrEx>
+        <w:trPr>
+          <w:cantSplit/>
+        </w:trPr>
+        <w:tc>
+          <w:tcPr>
+            <w:tcW w:w="3692" w:type="dxa"/>
+            <w:tcBorders>
+              <w:top w:val="single" w:sz="4" w:space="0" w:color="BFC7D1"/>
+              <w:left w:val="single" w:sz="4" w:space="0" w:color="BFC7D1"/>
+              <w:bottom w:val="single" w:sz="4" w:space="0" w:color="BFC7D1"/>
+              <w:right w:val="single" w:sz="4" w:space="0" w:color="BFC7D1"/>
+            </w:tcBorders>
+            <w:tcMar>
+              <w:top w:w="60" w:type="dxa"/>
+              <w:left w:w="100" w:type="dxa"/>
+              <w:bottom w:w="60" w:type="dxa"/>
+              <w:right w:w="100" w:type="dxa"/>
+            </w:tcMar>
+          </w:tcPr>
+          <w:p>
+            <w:pPr>
+              <w:spacing w:after="0"/>
+            </w:pPr>
+            <w:r>
+              <w:rPr>
+                <w:b/>
+                <w:bCs/>
+              </w:rPr>
+              <w:t>Quincenal (día 1 y día 16)</w:t>
+            </w:r>
+          </w:p>
+        </w:tc>
+        <w:tc>
+          <w:tcPr>
+            <w:tcW w:w="5334" w:type="dxa"/>
+            <w:tcBorders>
+              <w:top w:val="single" w:sz="4" w:space="0" w:color="BFC7D1"/>
+              <w:left w:val="single" w:sz="4" w:space="0" w:color="BFC7D1"/>
+              <w:bottom w:val="single" w:sz="4" w:space="0" w:color="BFC7D1"/>
+              <w:right w:val="single" w:sz="4" w:space="0" w:color="BFC7D1"/>
+            </w:tcBorders>
+            <w:tcMar>
+              <w:top w:w="60" w:type="dxa"/>
+              <w:left w:w="100" w:type="dxa"/>
+              <w:bottom w:w="60" w:type="dxa"/>
+              <w:right w:w="100" w:type="dxa"/>
+            </w:tcMar>
+          </w:tcPr>
+          <w:p>
+            <w:pPr>
+              <w:spacing w:after="0"/>
+            </w:pPr>
+            <w:r>
+              <w:t>Los días 1 y 16 de cada mes.</w:t>
+            </w:r>
+          </w:p>
+        </w:tc>
+      </w:tr>
+      <w:tr>
+        <w:tblPrEx>
+          <w:tblCellMar>
+            <w:top w:w="0" w:type="dxa"/>
+            <w:bottom w:w="0" w:type="dxa"/>
+          </w:tblCellMar>
+        </w:tblPrEx>
+        <w:trPr>
+          <w:cantSplit/>
+        </w:trPr>
+        <w:tc>
+          <w:tcPr>
+            <w:tcW w:w="3692" w:type="dxa"/>
+            <w:tcBorders>
+              <w:top w:val="single" w:sz="4" w:space="0" w:color="BFC7D1"/>
+              <w:left w:val="single" w:sz="4" w:space="0" w:color="BFC7D1"/>
+              <w:bottom w:val="single" w:sz="4" w:space="0" w:color="BFC7D1"/>
+              <w:right w:val="single" w:sz="4" w:space="0" w:color="BFC7D1"/>
+            </w:tcBorders>
+            <w:shd w:val="clear" w:color="auto" w:fill="F3F6F9"/>
+            <w:tcMar>
+              <w:top w:w="60" w:type="dxa"/>
+              <w:left w:w="100" w:type="dxa"/>
+              <w:bottom w:w="60" w:type="dxa"/>
+              <w:right w:w="100" w:type="dxa"/>
+            </w:tcMar>
+          </w:tcPr>
+          <w:p>
+            <w:pPr>
+              <w:spacing w:after="0"/>
+            </w:pPr>
+            <w:r>
+              <w:rPr>
+                <w:b/>
+                <w:bCs/>
+              </w:rPr>
+              <w:t>Mensual</w:t>
+            </w:r>
+          </w:p>
+        </w:tc>
+        <w:tc>
+          <w:tcPr>
+            <w:tcW w:w="5334" w:type="dxa"/>
+            <w:tcBorders>
+              <w:top w:val="single" w:sz="4" w:space="0" w:color="BFC7D1"/>
+              <w:left w:val="single" w:sz="4" w:space="0" w:color="BFC7D1"/>
+              <w:bottom w:val="single" w:sz="4" w:space="0" w:color="BFC7D1"/>
+              <w:right w:val="single" w:sz="4" w:space="0" w:color="BFC7D1"/>
+            </w:tcBorders>
+            <w:shd w:val="clear" w:color="auto" w:fill="F3F6F9"/>
+            <w:tcMar>
+              <w:top w:w="60" w:type="dxa"/>
+              <w:left w:w="100" w:type="dxa"/>
+              <w:bottom w:w="60" w:type="dxa"/>
+              <w:right w:w="100" w:type="dxa"/>
+            </w:tcMar>
+          </w:tcPr>
+          <w:p>
+            <w:pPr>
+              <w:spacing w:after="0"/>
+            </w:pPr>
+            <w:r>
+              <w:t xml:space="preserve">Una vez al mes, el </w:t>
+            </w:r>
+            <w:r>
+              <w:rPr>
+                <w:b/>
+                <w:bCs/>
+              </w:rPr>
+              <w:t>Día del mes</w:t>
+            </w:r>
+            <w:r>
+              <w:t xml:space="preserve"> que elija.</w:t>
+            </w:r>
+          </w:p>
+        </w:tc>
+      </w:tr>
+      <w:tr>
+        <w:tblPrEx>
+          <w:tblCellMar>
+            <w:top w:w="0" w:type="dxa"/>
+            <w:bottom w:w="0" w:type="dxa"/>
+          </w:tblCellMar>
+        </w:tblPrEx>
+        <w:trPr>
+          <w:cantSplit/>
+        </w:trPr>
+        <w:tc>
+          <w:tcPr>
+            <w:tcW w:w="3692" w:type="dxa"/>
+            <w:tcBorders>
+              <w:top w:val="single" w:sz="4" w:space="0" w:color="BFC7D1"/>
+              <w:left w:val="single" w:sz="4" w:space="0" w:color="BFC7D1"/>
+              <w:bottom w:val="single" w:sz="4" w:space="0" w:color="BFC7D1"/>
+              <w:right w:val="single" w:sz="4" w:space="0" w:color="BFC7D1"/>
+            </w:tcBorders>
+            <w:tcMar>
+              <w:top w:w="60" w:type="dxa"/>
+              <w:left w:w="100" w:type="dxa"/>
+              <w:bottom w:w="60" w:type="dxa"/>
+              <w:right w:w="100" w:type="dxa"/>
+            </w:tcMar>
+          </w:tcPr>
+          <w:p>
+            <w:pPr>
+              <w:spacing w:after="0"/>
+            </w:pPr>
+            <w:r>
+              <w:rPr>
+                <w:b/>
+                <w:bCs/>
+              </w:rPr>
+              <w:t>Bimestral</w:t>
+            </w:r>
+          </w:p>
+        </w:tc>
+        <w:tc>
+          <w:tcPr>
+            <w:tcW w:w="5334" w:type="dxa"/>
+            <w:tcBorders>
+              <w:top w:val="single" w:sz="4" w:space="0" w:color="BFC7D1"/>
+              <w:left w:val="single" w:sz="4" w:space="0" w:color="BFC7D1"/>
+              <w:bottom w:val="single" w:sz="4" w:space="0" w:color="BFC7D1"/>
+              <w:right w:val="single" w:sz="4" w:space="0" w:color="BFC7D1"/>
+            </w:tcBorders>
+            <w:tcMar>
+              <w:top w:w="60" w:type="dxa"/>
+              <w:left w:w="100" w:type="dxa"/>
+              <w:bottom w:w="60" w:type="dxa"/>
+              <w:right w:w="100" w:type="dxa"/>
+            </w:tcMar>
+          </w:tcPr>
+          <w:p>
+            <w:pPr>
+              <w:spacing w:after="0"/>
+            </w:pPr>
+            <w:r>
+              <w:t>En enero, marzo, mayo, julio, septiembre y noviembre.</w:t>
+            </w:r>
+          </w:p>
+        </w:tc>
+      </w:tr>
+      <w:tr>
+        <w:tblPrEx>
+          <w:tblCellMar>
+            <w:top w:w="0" w:type="dxa"/>
+            <w:bottom w:w="0" w:type="dxa"/>
+          </w:tblCellMar>
+        </w:tblPrEx>
+        <w:trPr>
+          <w:cantSplit/>
+        </w:trPr>
+        <w:tc>
+          <w:tcPr>
+            <w:tcW w:w="3692" w:type="dxa"/>
+            <w:tcBorders>
+              <w:top w:val="single" w:sz="4" w:space="0" w:color="BFC7D1"/>
+              <w:left w:val="single" w:sz="4" w:space="0" w:color="BFC7D1"/>
+              <w:bottom w:val="single" w:sz="4" w:space="0" w:color="BFC7D1"/>
+              <w:right w:val="single" w:sz="4" w:space="0" w:color="BFC7D1"/>
+            </w:tcBorders>
+            <w:shd w:val="clear" w:color="auto" w:fill="F3F6F9"/>
+            <w:tcMar>
+              <w:top w:w="60" w:type="dxa"/>
+              <w:left w:w="100" w:type="dxa"/>
+              <w:bottom w:w="60" w:type="dxa"/>
+              <w:right w:w="100" w:type="dxa"/>
+            </w:tcMar>
+          </w:tcPr>
+          <w:p>
+            <w:pPr>
+              <w:spacing w:after="0"/>
+            </w:pPr>
+            <w:r>
+              <w:rPr>
+                <w:b/>
+                <w:bCs/>
+              </w:rPr>
+              <w:t>Trimestral</w:t>
+            </w:r>
+          </w:p>
+        </w:tc>
+        <w:tc>
+          <w:tcPr>
+            <w:tcW w:w="5334" w:type="dxa"/>
+            <w:tcBorders>
+              <w:top w:val="single" w:sz="4" w:space="0" w:color="BFC7D1"/>
+              <w:left w:val="single" w:sz="4" w:space="0" w:color="BFC7D1"/>
+              <w:bottom w:val="single" w:sz="4" w:space="0" w:color="BFC7D1"/>
+              <w:right w:val="single" w:sz="4" w:space="0" w:color="BFC7D1"/>
+            </w:tcBorders>
+            <w:shd w:val="clear" w:color="auto" w:fill="F3F6F9"/>
+            <w:tcMar>
+              <w:top w:w="60" w:type="dxa"/>
+              <w:left w:w="100" w:type="dxa"/>
+              <w:bottom w:w="60" w:type="dxa"/>
+              <w:right w:w="100" w:type="dxa"/>
+            </w:tcMar>
+          </w:tcPr>
+          <w:p>
+            <w:pPr>
+              <w:spacing w:after="0"/>
+            </w:pPr>
+            <w:r>
+              <w:t>En enero, abril, julio y octubre.</w:t>
+            </w:r>
+          </w:p>
+        </w:tc>
+      </w:tr>
+      <w:tr>
+        <w:tblPrEx>
+          <w:tblCellMar>
+            <w:top w:w="0" w:type="dxa"/>
+            <w:bottom w:w="0" w:type="dxa"/>
+          </w:tblCellMar>
+        </w:tblPrEx>
+        <w:trPr>
+          <w:cantSplit/>
+        </w:trPr>
+        <w:tc>
+          <w:tcPr>
+            <w:tcW w:w="3692" w:type="dxa"/>
+            <w:tcBorders>
+              <w:top w:val="single" w:sz="4" w:space="0" w:color="BFC7D1"/>
+              <w:left w:val="single" w:sz="4" w:space="0" w:color="BFC7D1"/>
+              <w:bottom w:val="single" w:sz="4" w:space="0" w:color="BFC7D1"/>
+              <w:right w:val="single" w:sz="4" w:space="0" w:color="BFC7D1"/>
+            </w:tcBorders>
+            <w:tcMar>
+              <w:top w:w="60" w:type="dxa"/>
+              <w:left w:w="100" w:type="dxa"/>
+              <w:bottom w:w="60" w:type="dxa"/>
+              <w:right w:w="100" w:type="dxa"/>
+            </w:tcMar>
+          </w:tcPr>
+          <w:p>
+            <w:pPr>
+              <w:spacing w:after="0"/>
+            </w:pPr>
+            <w:r>
+              <w:rPr>
+                <w:b/>
+                <w:bCs/>
+              </w:rPr>
+              <w:t>Cuatrimestral</w:t>
+            </w:r>
+          </w:p>
+        </w:tc>
+        <w:tc>
+          <w:tcPr>
+            <w:tcW w:w="5334" w:type="dxa"/>
+            <w:tcBorders>
+              <w:top w:val="single" w:sz="4" w:space="0" w:color="BFC7D1"/>
+              <w:left w:val="single" w:sz="4" w:space="0" w:color="BFC7D1"/>
+              <w:bottom w:val="single" w:sz="4" w:space="0" w:color="BFC7D1"/>
+              <w:right w:val="single" w:sz="4" w:space="0" w:color="BFC7D1"/>
+            </w:tcBorders>
+            <w:tcMar>
+              <w:top w:w="60" w:type="dxa"/>
+              <w:left w:w="100" w:type="dxa"/>
+              <w:bottom w:w="60" w:type="dxa"/>
+              <w:right w:w="100" w:type="dxa"/>
+            </w:tcMar>
+          </w:tcPr>
+          <w:p>
+            <w:pPr>
+              <w:spacing w:after="0"/>
+            </w:pPr>
+            <w:r>
+              <w:t>En enero, mayo y septiembre.</w:t>
+            </w:r>
+          </w:p>
+        </w:tc>
+      </w:tr>
+      <w:tr>
+        <w:tblPrEx>
+          <w:tblCellMar>
+            <w:top w:w="0" w:type="dxa"/>
+            <w:bottom w:w="0" w:type="dxa"/>
+          </w:tblCellMar>
+        </w:tblPrEx>
+        <w:trPr>
+          <w:cantSplit/>
+        </w:trPr>
+        <w:tc>
+          <w:tcPr>
+            <w:tcW w:w="3692" w:type="dxa"/>
+            <w:tcBorders>
+              <w:top w:val="single" w:sz="4" w:space="0" w:color="BFC7D1"/>
+              <w:left w:val="single" w:sz="4" w:space="0" w:color="BFC7D1"/>
+              <w:bottom w:val="single" w:sz="4" w:space="0" w:color="BFC7D1"/>
+              <w:right w:val="single" w:sz="4" w:space="0" w:color="BFC7D1"/>
+            </w:tcBorders>
+            <w:shd w:val="clear" w:color="auto" w:fill="F3F6F9"/>
+            <w:tcMar>
+              <w:top w:w="60" w:type="dxa"/>
+              <w:left w:w="100" w:type="dxa"/>
+              <w:bottom w:w="60" w:type="dxa"/>
+              <w:right w:w="100" w:type="dxa"/>
+            </w:tcMar>
+          </w:tcPr>
+          <w:p>
+            <w:pPr>
+              <w:spacing w:after="0"/>
+            </w:pPr>
+            <w:r>
+              <w:rPr>
+                <w:b/>
+                <w:bCs/>
+              </w:rPr>
+              <w:t>Semestral</w:t>
+            </w:r>
+          </w:p>
+        </w:tc>
+        <w:tc>
+          <w:tcPr>
+            <w:tcW w:w="5334" w:type="dxa"/>
+            <w:tcBorders>
+              <w:top w:val="single" w:sz="4" w:space="0" w:color="BFC7D1"/>
+              <w:left w:val="single" w:sz="4" w:space="0" w:color="BFC7D1"/>
+              <w:bottom w:val="single" w:sz="4" w:space="0" w:color="BFC7D1"/>
+              <w:right w:val="single" w:sz="4" w:space="0" w:color="BFC7D1"/>
+            </w:tcBorders>
+            <w:shd w:val="clear" w:color="auto" w:fill="F3F6F9"/>
+            <w:tcMar>
+              <w:top w:w="60" w:type="dxa"/>
+              <w:left w:w="100" w:type="dxa"/>
+              <w:bottom w:w="60" w:type="dxa"/>
+              <w:right w:w="100" w:type="dxa"/>
+            </w:tcMar>
+          </w:tcPr>
+          <w:p>
+            <w:pPr>
+              <w:spacing w:after="0"/>
+            </w:pPr>
+            <w:r>
+              <w:t>En enero y julio.</w:t>
+            </w:r>
+          </w:p>
+        </w:tc>
+      </w:tr>
+      <w:tr>
+        <w:tblPrEx>
+          <w:tblCellMar>
+            <w:top w:w="0" w:type="dxa"/>
+            <w:bottom w:w="0" w:type="dxa"/>
+          </w:tblCellMar>
+        </w:tblPrEx>
+        <w:trPr>
+          <w:cantSplit/>
+        </w:trPr>
+        <w:tc>
+          <w:tcPr>
+            <w:tcW w:w="3692" w:type="dxa"/>
+            <w:tcBorders>
+              <w:top w:val="single" w:sz="4" w:space="0" w:color="BFC7D1"/>
+              <w:left w:val="single" w:sz="4" w:space="0" w:color="BFC7D1"/>
+              <w:bottom w:val="single" w:sz="4" w:space="0" w:color="BFC7D1"/>
+              <w:right w:val="single" w:sz="4" w:space="0" w:color="BFC7D1"/>
+            </w:tcBorders>
+            <w:tcMar>
+              <w:top w:w="60" w:type="dxa"/>
+              <w:left w:w="100" w:type="dxa"/>
+              <w:bottom w:w="60" w:type="dxa"/>
+              <w:right w:w="100" w:type="dxa"/>
+            </w:tcMar>
+          </w:tcPr>
+          <w:p>
+            <w:pPr>
+              <w:spacing w:after="0"/>
+            </w:pPr>
+            <w:r>
+              <w:rPr>
+                <w:b/>
+                <w:bCs/>
+              </w:rPr>
+              <w:t>Anual</w:t>
+            </w:r>
+          </w:p>
+        </w:tc>
+        <w:tc>
+          <w:tcPr>
+            <w:tcW w:w="5334" w:type="dxa"/>
+            <w:tcBorders>
+              <w:top w:val="single" w:sz="4" w:space="0" w:color="BFC7D1"/>
+              <w:left w:val="single" w:sz="4" w:space="0" w:color="BFC7D1"/>
+              <w:bottom w:val="single" w:sz="4" w:space="0" w:color="BFC7D1"/>
+              <w:right w:val="single" w:sz="4" w:space="0" w:color="BFC7D1"/>
+            </w:tcBorders>
+            <w:tcMar>
+              <w:top w:w="60" w:type="dxa"/>
+              <w:left w:w="100" w:type="dxa"/>
+              <w:bottom w:w="60" w:type="dxa"/>
+              <w:right w:w="100" w:type="dxa"/>
+            </w:tcMar>
+          </w:tcPr>
+          <w:p>
+            <w:pPr>
+              <w:spacing w:after="0"/>
+            </w:pPr>
+            <w:r>
+              <w:t xml:space="preserve">Una vez al año, en el </w:t>
+            </w:r>
+            <w:r>
+              <w:rPr>
+                <w:b/>
+                <w:bCs/>
+              </w:rPr>
+              <w:t>Mes</w:t>
+            </w:r>
+            <w:r>
+              <w:t xml:space="preserve"> y el </w:t>
+            </w:r>
+            <w:r>
+              <w:rPr>
+                <w:b/>
+                <w:bCs/>
+              </w:rPr>
+              <w:t>Día del mes</w:t>
+            </w:r>
+            <w:r>
+              <w:t xml:space="preserve"> que elija.</w:t>
+            </w:r>
+          </w:p>
+        </w:tc>
+      </w:tr>
+      <w:tr>
+        <w:tblPrEx>
+          <w:tblCellMar>
+            <w:top w:w="0" w:type="dxa"/>
+            <w:bottom w:w="0" w:type="dxa"/>
+          </w:tblCellMar>
+        </w:tblPrEx>
+        <w:trPr>
+          <w:cantSplit/>
+        </w:trPr>
+        <w:tc>
+          <w:tcPr>
+            <w:tcW w:w="3692" w:type="dxa"/>
+            <w:tcBorders>
+              <w:top w:val="single" w:sz="4" w:space="0" w:color="BFC7D1"/>
+              <w:left w:val="single" w:sz="4" w:space="0" w:color="BFC7D1"/>
+              <w:bottom w:val="single" w:sz="4" w:space="0" w:color="BFC7D1"/>
+              <w:right w:val="single" w:sz="4" w:space="0" w:color="BFC7D1"/>
+            </w:tcBorders>
+            <w:shd w:val="clear" w:color="auto" w:fill="F3F6F9"/>
+            <w:tcMar>
+              <w:top w:w="60" w:type="dxa"/>
+              <w:left w:w="100" w:type="dxa"/>
+              <w:bottom w:w="60" w:type="dxa"/>
+              <w:right w:w="100" w:type="dxa"/>
+            </w:tcMar>
+          </w:tcPr>
+          <w:p>
+            <w:pPr>
+              <w:spacing w:after="0"/>
+            </w:pPr>
+            <w:r>
+              <w:rPr>
+                <w:b/>
+                <w:bCs/>
+              </w:rPr>
+              <w:t>Personalizado (cron)</w:t>
+            </w:r>
+          </w:p>
+        </w:tc>
+        <w:tc>
+          <w:tcPr>
+            <w:tcW w:w="5334" w:type="dxa"/>
+            <w:tcBorders>
+              <w:top w:val="single" w:sz="4" w:space="0" w:color="BFC7D1"/>
+              <w:left w:val="single" w:sz="4" w:space="0" w:color="BFC7D1"/>
+              <w:bottom w:val="single" w:sz="4" w:space="0" w:color="BFC7D1"/>
+              <w:right w:val="single" w:sz="4" w:space="0" w:color="BFC7D1"/>
+            </w:tcBorders>
+            <w:shd w:val="clear" w:color="auto" w:fill="F3F6F9"/>
+            <w:tcMar>
+              <w:top w:w="60" w:type="dxa"/>
+              <w:left w:w="100" w:type="dxa"/>
+              <w:bottom w:w="60" w:type="dxa"/>
+              <w:right w:w="100" w:type="dxa"/>
+            </w:tcMar>
+          </w:tcPr>
+          <w:p>
+            <w:pPr>
+              <w:spacing w:after="0"/>
+            </w:pPr>
+            <w:r>
+              <w:t xml:space="preserve">Usted escribe una </w:t>
+            </w:r>
+            <w:r>
+              <w:rPr>
+                <w:b/>
+                <w:bCs/>
+              </w:rPr>
+              <w:t>Expresión cron</w:t>
+            </w:r>
+            <w:r>
+              <w:t xml:space="preserve">: cinco campos, minuto, hora, día del mes, mes, día de la semana. Ejemplo: </w:t>
+            </w:r>
+            <w:r>
+              <w:rPr>
+                <w:rFonts w:ascii="Consolas" w:eastAsia="Consolas" w:hAnsi="Consolas" w:cs="Consolas"/>
+                <w:sz w:val="19"/>
+                <w:szCs w:val="19"/>
+              </w:rPr>
+              <w:t>0 9 * * 1-5</w:t>
+            </w:r>
+            <w:r>
+              <w:t xml:space="preserve"> es a las 09:00 en días laborables.</w:t>
             </w:r>
           </w:p>
         </w:tc>
@@ -17440,59 +18441,91 @@
       <w:pPr>
         <w:pStyle w:val="Ttulo2"/>
       </w:pPr>
-      <w:bookmarkStart w:id="26" w:name="_Toc241748552"/>
-      <w:r>
-        <w:t>Historial</w:t>
+      <w:bookmarkStart w:id="26" w:name="_Toc241848795"/>
+      <w:r>
+        <w:lastRenderedPageBreak/>
+        <w:t>Parámetros que siguen la fecha de ejecución</w:t>
       </w:r>
       <w:bookmarkEnd w:id="26"/>
     </w:p>
     <w:p>
+      <w:r>
+        <w:t xml:space="preserve">Cada parámetro de </w:t>
+      </w:r>
       <w:r>
         <w:rPr>
           <w:b/>
           <w:bCs/>
         </w:rPr>
-        <w:t>Historial</w:t>
-      </w:r>
-      <w:r>
-        <w:t xml:space="preserve"> muestra </w:t>
+        <w:t>Valores predefinidos de parámetros</w:t>
+      </w:r>
+      <w:r>
+        <w:t xml:space="preserve"> tiene una opción: </w:t>
       </w:r>
       <w:r>
         <w:rPr>
           <w:b/>
           <w:bCs/>
         </w:rPr>
-        <w:t>Ejecutado</w:t>
-      </w:r>
-      <w:r>
-        <w:t xml:space="preserve">, </w:t>
+        <w:t>Valor fijo</w:t>
+      </w:r>
+      <w:r>
+        <w:t xml:space="preserve"> o </w:t>
       </w:r>
       <w:r>
         <w:rPr>
           <w:b/>
           <w:bCs/>
         </w:rPr>
-        <w:t>Estado</w:t>
-      </w:r>
-      <w:r>
-        <w:t xml:space="preserve"> (</w:t>
-      </w:r>
+        <w:t>Relativo a la fecha de ejecución</w:t>
+      </w:r>
+      <w:r>
+        <w:t>. Un valor fijo es el mismo en cada ejecución. Un valor relativo cambia con la fecha en que se ejecuta la programación, así que un informe mensual siempre cubre el mes correcto.</w:t>
+      </w:r>
+    </w:p>
+    <w:p>
+      <w:r>
+        <w:t>Un valor relativo tiene tres partes:</w:t>
+      </w:r>
+    </w:p>
+    <w:p>
+      <w:pPr>
+        <w:pStyle w:val="PargrafodaLista"/>
+        <w:numPr>
+          <w:ilvl w:val="0"/>
+          <w:numId w:val="9"/>
+        </w:numPr>
+        <w:spacing w:after="60"/>
+      </w:pPr>
       <w:r>
         <w:rPr>
           <w:b/>
           <w:bCs/>
         </w:rPr>
-        <w:t>SUCCESS</w:t>
-      </w:r>
-      <w:r>
-        <w:t xml:space="preserve">, </w:t>
+        <w:t>Mover la fecha de ejecución</w:t>
+      </w:r>
+      <w:r>
+        <w:t xml:space="preserve"> un número. Use -1 para el periodo anterior y 0 para el actual.</w:t>
+      </w:r>
+    </w:p>
+    <w:p>
+      <w:pPr>
+        <w:pStyle w:val="PargrafodaLista"/>
+        <w:numPr>
+          <w:ilvl w:val="0"/>
+          <w:numId w:val="9"/>
+        </w:numPr>
+        <w:spacing w:after="60"/>
+      </w:pPr>
+      <w:r>
+        <w:t xml:space="preserve">El periodo: </w:t>
       </w:r>
       <w:r>
         <w:rPr>
           <w:b/>
           <w:bCs/>
         </w:rPr>
-        <w:t>FAILED</w:t>
+        <w:t>días</w:t>
       </w:r>
       <w:r>
         <w:t xml:space="preserve">, </w:t>
@@ -17502,110 +18535,116 @@
           <w:b/>
           <w:bCs/>
         </w:rPr>
-        <w:t>TIMEOUT</w:t>
-      </w:r>
-      <w:r>
-        <w:t xml:space="preserve">), </w:t>
+        <w:t>semanas</w:t>
+      </w:r>
+      <w:r>
+        <w:t xml:space="preserve">, </w:t>
       </w:r>
       <w:r>
         <w:rPr>
           <w:b/>
           <w:bCs/>
         </w:rPr>
-        <w:t>Filas</w:t>
-      </w:r>
-      <w:r>
-        <w:t xml:space="preserve"> y </w:t>
+        <w:t>quincenas</w:t>
+      </w:r>
+      <w:r>
+        <w:t xml:space="preserve">, </w:t>
       </w:r>
       <w:r>
         <w:rPr>
           <w:b/>
           <w:bCs/>
         </w:rPr>
-        <w:t>Duración</w:t>
-      </w:r>
-      <w:r>
-        <w:t xml:space="preserve">. Para cada resultado, </w:t>
+        <w:t>meses</w:t>
+      </w:r>
+      <w:r>
+        <w:t xml:space="preserve">, </w:t>
       </w:r>
       <w:r>
         <w:rPr>
           <w:b/>
           <w:bCs/>
         </w:rPr>
-        <w:t>Abrir</w:t>
-      </w:r>
-      <w:r>
-        <w:t xml:space="preserve"> lo muestra, y </w:t>
+        <w:t>trimestres</w:t>
+      </w:r>
+      <w:r>
+        <w:t xml:space="preserve">, </w:t>
       </w:r>
       <w:r>
         <w:rPr>
           <w:b/>
           <w:bCs/>
         </w:rPr>
-        <w:t>XLSX</w:t>
-      </w:r>
-      <w:r>
-        <w:t xml:space="preserve">, </w:t>
+        <w:t>semestres</w:t>
+      </w:r>
+      <w:r>
+        <w:t xml:space="preserve"> o </w:t>
       </w:r>
       <w:r>
         <w:rPr>
           <w:b/>
           <w:bCs/>
         </w:rPr>
-        <w:t>CSV</w:t>
-      </w:r>
-      <w:r>
-        <w:t xml:space="preserve"> y </w:t>
-      </w:r>
+        <w:t>años</w:t>
+      </w:r>
+      <w:r>
+        <w:t>.</w:t>
+      </w:r>
+    </w:p>
+    <w:p>
+      <w:pPr>
+        <w:pStyle w:val="PargrafodaLista"/>
+        <w:numPr>
+          <w:ilvl w:val="0"/>
+          <w:numId w:val="9"/>
+        </w:numPr>
+        <w:spacing w:after="60"/>
+      </w:pPr>
       <w:r>
         <w:rPr>
           <w:b/>
           <w:bCs/>
         </w:rPr>
-        <w:t>PDF</w:t>
-      </w:r>
-      <w:r>
-        <w:t xml:space="preserve"> crean un archivo (si su acceso permite exportar). </w:t>
+        <w:t>y usar</w:t>
+      </w:r>
+      <w:r>
+        <w:t xml:space="preserve">: </w:t>
       </w:r>
       <w:r>
         <w:rPr>
           <w:b/>
           <w:bCs/>
         </w:rPr>
-        <w:t>Expira</w:t>
-      </w:r>
-      <w:r>
-        <w:t xml:space="preserve"> indica cuánto tiempo se conserva el resultado, 30 días por defecto.</w:t>
-      </w:r>
-    </w:p>
-    <w:p>
-      <w:r>
-        <w:t>Los resultados se quedan en el servidor. No se envía nada por correo electrónico.</w:t>
-      </w:r>
-    </w:p>
-    <w:p>
-      <w:pPr>
-        <w:pStyle w:val="Ttulo1"/>
-        <w:pageBreakBefore/>
-      </w:pPr>
-      <w:bookmarkStart w:id="27" w:name="_Toc241748553"/>
-      <w:r>
-        <w:lastRenderedPageBreak/>
-        <w:t>Configuración</w:t>
-      </w:r>
-      <w:bookmarkEnd w:id="27"/>
-    </w:p>
-    <w:p>
+        <w:t>esa fecha</w:t>
+      </w:r>
+      <w:r>
+        <w:t xml:space="preserve">, el primer o el último día de esa semana, quincena, mes, trimestre, semestre o año, </w:t>
+      </w:r>
       <w:r>
         <w:rPr>
           <w:b/>
           <w:bCs/>
         </w:rPr>
-        <w:t>Configuración</w:t>
-      </w:r>
-      <w:r>
-        <w:t xml:space="preserve"> cambia el aspecto de la aplicación para usted. Ábrala desde la barra lateral o desde su nombre en la esquina superior derecha. Los ajustes pertenecen a su cuenta y le siguen a otros ordenadores.</w:t>
-      </w:r>
+        <w:t>el año (número)</w:t>
+      </w:r>
+      <w:r>
+        <w:t xml:space="preserve"> o </w:t>
+      </w:r>
+      <w:r>
+        <w:rPr>
+          <w:b/>
+          <w:bCs/>
+        </w:rPr>
+        <w:t>el mes (número 1-12)</w:t>
+      </w:r>
+      <w:r>
+        <w:t>.</w:t>
+      </w:r>
+    </w:p>
+    <w:p>
+      <w:pPr>
+        <w:spacing w:after="60"/>
+      </w:pPr>
     </w:p>
     <w:p>
       <w:pPr>
@@ -17618,10 +18657,10 @@
           <w:noProof/>
         </w:rPr>
         <w:drawing>
-          <wp:inline distT="0" distB="0" distL="0" distR="0" wp14:anchorId="7FFEE169" wp14:editId="701A65DD">
-            <wp:extent cx="5715000" cy="3571875"/>
+          <wp:inline distT="0" distB="0" distL="0" distR="0" wp14:anchorId="1549CF01" wp14:editId="4B970532">
+            <wp:extent cx="3419475" cy="1914525"/>
             <wp:effectExtent l="0" t="0" r="0" b="0"/>
-            <wp:docPr id="331" name="04-settings.png" descr="La página Configuración con las tarjetas Idioma, Tema y Paleta de colores." title="La página Configuración con las tarjetas Idioma, Tema y Paleta de colores."/>
+            <wp:docPr id="341" name="35-schedule-relative-date.png" descr="Valores predefinidos de parámetros con un valor fijo y un valor relativo a la fecha de ejecución." title="Valores predefinidos de parámetros con un valor fijo y un valor relativo a la fecha de ejecución."/>
             <wp:cNvGraphicFramePr>
               <a:graphicFrameLocks xmlns:a="http://schemas.openxmlformats.org/drawingml/2006/main" noChangeAspect="1"/>
             </wp:cNvGraphicFramePr>
@@ -17644,7 +18683,7 @@
                   <pic:spPr bwMode="auto">
                     <a:xfrm>
                       <a:off x="0" y="0"/>
-                      <a:ext cx="5715000" cy="3571875"/>
+                      <a:ext cx="3419475" cy="1914525"/>
                     </a:xfrm>
                     <a:prstGeom prst="rect">
                       <a:avLst/>
@@ -17663,7 +18702,7 @@
         <w:jc w:val="center"/>
       </w:pPr>
       <w:r>
-        <w:t>La página Configuración con las tarjetas Idioma, Tema y Paleta de colores.</w:t>
+        <w:t>Valores predefinidos de parámetros con un valor fijo y un valor relativo a la fecha de ejecución.</w:t>
       </w:r>
     </w:p>
     <w:tbl>
@@ -17681,7 +18720,1062 @@
           <w:left w:w="10" w:type="dxa"/>
           <w:right w:w="10" w:type="dxa"/>
         </w:tblCellMar>
-        <w:tblLook w:val="0000" w:firstRow="0" w:lastRow="0" w:firstColumn="0" w:lastColumn="0" w:noHBand="0" w:noVBand="0"/>
+        <w:tblLook w:val="04A0" w:firstRow="1" w:lastRow="0" w:firstColumn="1" w:lastColumn="0" w:noHBand="0" w:noVBand="1"/>
+      </w:tblPr>
+      <w:tblGrid>
+        <w:gridCol w:w="2063"/>
+        <w:gridCol w:w="3868"/>
+        <w:gridCol w:w="3095"/>
+      </w:tblGrid>
+      <w:tr>
+        <w:tblPrEx>
+          <w:tblCellMar>
+            <w:top w:w="0" w:type="dxa"/>
+            <w:bottom w:w="0" w:type="dxa"/>
+          </w:tblCellMar>
+        </w:tblPrEx>
+        <w:trPr>
+          <w:cantSplit/>
+          <w:tblHeader/>
+        </w:trPr>
+        <w:tc>
+          <w:tcPr>
+            <w:tcW w:w="2063" w:type="dxa"/>
+            <w:tcBorders>
+              <w:top w:val="single" w:sz="4" w:space="0" w:color="BFC7D1"/>
+              <w:left w:val="single" w:sz="4" w:space="0" w:color="BFC7D1"/>
+              <w:bottom w:val="single" w:sz="4" w:space="0" w:color="BFC7D1"/>
+              <w:right w:val="single" w:sz="4" w:space="0" w:color="BFC7D1"/>
+            </w:tcBorders>
+            <w:shd w:val="clear" w:color="auto" w:fill="1F3A5F"/>
+            <w:tcMar>
+              <w:top w:w="60" w:type="dxa"/>
+              <w:left w:w="100" w:type="dxa"/>
+              <w:bottom w:w="60" w:type="dxa"/>
+              <w:right w:w="100" w:type="dxa"/>
+            </w:tcMar>
+          </w:tcPr>
+          <w:p>
+            <w:pPr>
+              <w:spacing w:after="0"/>
+            </w:pPr>
+            <w:r>
+              <w:rPr>
+                <w:b/>
+                <w:bCs/>
+                <w:color w:val="FFFFFF"/>
+              </w:rPr>
+              <w:t>Lo que quiere</w:t>
+            </w:r>
+          </w:p>
+        </w:tc>
+        <w:tc>
+          <w:tcPr>
+            <w:tcW w:w="3868" w:type="dxa"/>
+            <w:tcBorders>
+              <w:top w:val="single" w:sz="4" w:space="0" w:color="BFC7D1"/>
+              <w:left w:val="single" w:sz="4" w:space="0" w:color="BFC7D1"/>
+              <w:bottom w:val="single" w:sz="4" w:space="0" w:color="BFC7D1"/>
+              <w:right w:val="single" w:sz="4" w:space="0" w:color="BFC7D1"/>
+            </w:tcBorders>
+            <w:shd w:val="clear" w:color="auto" w:fill="1F3A5F"/>
+            <w:tcMar>
+              <w:top w:w="60" w:type="dxa"/>
+              <w:left w:w="100" w:type="dxa"/>
+              <w:bottom w:w="60" w:type="dxa"/>
+              <w:right w:w="100" w:type="dxa"/>
+            </w:tcMar>
+          </w:tcPr>
+          <w:p>
+            <w:pPr>
+              <w:spacing w:after="0"/>
+            </w:pPr>
+            <w:r>
+              <w:rPr>
+                <w:b/>
+                <w:bCs/>
+                <w:color w:val="FFFFFF"/>
+              </w:rPr>
+              <w:t>Fecha de inicio</w:t>
+            </w:r>
+          </w:p>
+        </w:tc>
+        <w:tc>
+          <w:tcPr>
+            <w:tcW w:w="3095" w:type="dxa"/>
+            <w:tcBorders>
+              <w:top w:val="single" w:sz="4" w:space="0" w:color="BFC7D1"/>
+              <w:left w:val="single" w:sz="4" w:space="0" w:color="BFC7D1"/>
+              <w:bottom w:val="single" w:sz="4" w:space="0" w:color="BFC7D1"/>
+              <w:right w:val="single" w:sz="4" w:space="0" w:color="BFC7D1"/>
+            </w:tcBorders>
+            <w:shd w:val="clear" w:color="auto" w:fill="1F3A5F"/>
+            <w:tcMar>
+              <w:top w:w="60" w:type="dxa"/>
+              <w:left w:w="100" w:type="dxa"/>
+              <w:bottom w:w="60" w:type="dxa"/>
+              <w:right w:w="100" w:type="dxa"/>
+            </w:tcMar>
+          </w:tcPr>
+          <w:p>
+            <w:pPr>
+              <w:spacing w:after="0"/>
+            </w:pPr>
+            <w:r>
+              <w:rPr>
+                <w:b/>
+                <w:bCs/>
+                <w:color w:val="FFFFFF"/>
+              </w:rPr>
+              <w:t>Fecha de fin</w:t>
+            </w:r>
+          </w:p>
+        </w:tc>
+      </w:tr>
+      <w:tr>
+        <w:tblPrEx>
+          <w:tblCellMar>
+            <w:top w:w="0" w:type="dxa"/>
+            <w:bottom w:w="0" w:type="dxa"/>
+          </w:tblCellMar>
+        </w:tblPrEx>
+        <w:trPr>
+          <w:cantSplit/>
+        </w:trPr>
+        <w:tc>
+          <w:tcPr>
+            <w:tcW w:w="2063" w:type="dxa"/>
+            <w:tcBorders>
+              <w:top w:val="single" w:sz="4" w:space="0" w:color="BFC7D1"/>
+              <w:left w:val="single" w:sz="4" w:space="0" w:color="BFC7D1"/>
+              <w:bottom w:val="single" w:sz="4" w:space="0" w:color="BFC7D1"/>
+              <w:right w:val="single" w:sz="4" w:space="0" w:color="BFC7D1"/>
+            </w:tcBorders>
+            <w:tcMar>
+              <w:top w:w="60" w:type="dxa"/>
+              <w:left w:w="100" w:type="dxa"/>
+              <w:bottom w:w="60" w:type="dxa"/>
+              <w:right w:w="100" w:type="dxa"/>
+            </w:tcMar>
+          </w:tcPr>
+          <w:p>
+            <w:pPr>
+              <w:spacing w:after="0"/>
+            </w:pPr>
+            <w:r>
+              <w:t>El mes pasado</w:t>
+            </w:r>
+          </w:p>
+        </w:tc>
+        <w:tc>
+          <w:tcPr>
+            <w:tcW w:w="3868" w:type="dxa"/>
+            <w:tcBorders>
+              <w:top w:val="single" w:sz="4" w:space="0" w:color="BFC7D1"/>
+              <w:left w:val="single" w:sz="4" w:space="0" w:color="BFC7D1"/>
+              <w:bottom w:val="single" w:sz="4" w:space="0" w:color="BFC7D1"/>
+              <w:right w:val="single" w:sz="4" w:space="0" w:color="BFC7D1"/>
+            </w:tcBorders>
+            <w:tcMar>
+              <w:top w:w="60" w:type="dxa"/>
+              <w:left w:w="100" w:type="dxa"/>
+              <w:bottom w:w="60" w:type="dxa"/>
+              <w:right w:w="100" w:type="dxa"/>
+            </w:tcMar>
+          </w:tcPr>
+          <w:p>
+            <w:pPr>
+              <w:spacing w:after="0"/>
+            </w:pPr>
+            <w:r>
+              <w:t xml:space="preserve">-1 </w:t>
+            </w:r>
+            <w:r>
+              <w:rPr>
+                <w:b/>
+                <w:bCs/>
+              </w:rPr>
+              <w:t>meses</w:t>
+            </w:r>
+            <w:r>
+              <w:t xml:space="preserve">, </w:t>
+            </w:r>
+            <w:r>
+              <w:rPr>
+                <w:b/>
+                <w:bCs/>
+              </w:rPr>
+              <w:t>primer día de ese mes</w:t>
+            </w:r>
+          </w:p>
+        </w:tc>
+        <w:tc>
+          <w:tcPr>
+            <w:tcW w:w="3095" w:type="dxa"/>
+            <w:tcBorders>
+              <w:top w:val="single" w:sz="4" w:space="0" w:color="BFC7D1"/>
+              <w:left w:val="single" w:sz="4" w:space="0" w:color="BFC7D1"/>
+              <w:bottom w:val="single" w:sz="4" w:space="0" w:color="BFC7D1"/>
+              <w:right w:val="single" w:sz="4" w:space="0" w:color="BFC7D1"/>
+            </w:tcBorders>
+            <w:tcMar>
+              <w:top w:w="60" w:type="dxa"/>
+              <w:left w:w="100" w:type="dxa"/>
+              <w:bottom w:w="60" w:type="dxa"/>
+              <w:right w:w="100" w:type="dxa"/>
+            </w:tcMar>
+          </w:tcPr>
+          <w:p>
+            <w:pPr>
+              <w:spacing w:after="0"/>
+            </w:pPr>
+            <w:r>
+              <w:t xml:space="preserve">-1 </w:t>
+            </w:r>
+            <w:r>
+              <w:rPr>
+                <w:b/>
+                <w:bCs/>
+              </w:rPr>
+              <w:t>meses</w:t>
+            </w:r>
+            <w:r>
+              <w:t xml:space="preserve">, </w:t>
+            </w:r>
+            <w:r>
+              <w:rPr>
+                <w:b/>
+                <w:bCs/>
+              </w:rPr>
+              <w:t>último día de ese mes</w:t>
+            </w:r>
+          </w:p>
+        </w:tc>
+      </w:tr>
+      <w:tr>
+        <w:tblPrEx>
+          <w:tblCellMar>
+            <w:top w:w="0" w:type="dxa"/>
+            <w:bottom w:w="0" w:type="dxa"/>
+          </w:tblCellMar>
+        </w:tblPrEx>
+        <w:trPr>
+          <w:cantSplit/>
+        </w:trPr>
+        <w:tc>
+          <w:tcPr>
+            <w:tcW w:w="2063" w:type="dxa"/>
+            <w:tcBorders>
+              <w:top w:val="single" w:sz="4" w:space="0" w:color="BFC7D1"/>
+              <w:left w:val="single" w:sz="4" w:space="0" w:color="BFC7D1"/>
+              <w:bottom w:val="single" w:sz="4" w:space="0" w:color="BFC7D1"/>
+              <w:right w:val="single" w:sz="4" w:space="0" w:color="BFC7D1"/>
+            </w:tcBorders>
+            <w:shd w:val="clear" w:color="auto" w:fill="F3F6F9"/>
+            <w:tcMar>
+              <w:top w:w="60" w:type="dxa"/>
+              <w:left w:w="100" w:type="dxa"/>
+              <w:bottom w:w="60" w:type="dxa"/>
+              <w:right w:w="100" w:type="dxa"/>
+            </w:tcMar>
+          </w:tcPr>
+          <w:p>
+            <w:pPr>
+              <w:spacing w:after="0"/>
+            </w:pPr>
+            <w:r>
+              <w:t>El año hasta el mes pasado</w:t>
+            </w:r>
+          </w:p>
+        </w:tc>
+        <w:tc>
+          <w:tcPr>
+            <w:tcW w:w="3868" w:type="dxa"/>
+            <w:tcBorders>
+              <w:top w:val="single" w:sz="4" w:space="0" w:color="BFC7D1"/>
+              <w:left w:val="single" w:sz="4" w:space="0" w:color="BFC7D1"/>
+              <w:bottom w:val="single" w:sz="4" w:space="0" w:color="BFC7D1"/>
+              <w:right w:val="single" w:sz="4" w:space="0" w:color="BFC7D1"/>
+            </w:tcBorders>
+            <w:shd w:val="clear" w:color="auto" w:fill="F3F6F9"/>
+            <w:tcMar>
+              <w:top w:w="60" w:type="dxa"/>
+              <w:left w:w="100" w:type="dxa"/>
+              <w:bottom w:w="60" w:type="dxa"/>
+              <w:right w:w="100" w:type="dxa"/>
+            </w:tcMar>
+          </w:tcPr>
+          <w:p>
+            <w:pPr>
+              <w:spacing w:after="0"/>
+            </w:pPr>
+            <w:r>
+              <w:t xml:space="preserve">-1 </w:t>
+            </w:r>
+            <w:r>
+              <w:rPr>
+                <w:b/>
+                <w:bCs/>
+              </w:rPr>
+              <w:t>meses</w:t>
+            </w:r>
+            <w:r>
+              <w:t xml:space="preserve">, </w:t>
+            </w:r>
+            <w:r>
+              <w:rPr>
+                <w:b/>
+                <w:bCs/>
+              </w:rPr>
+              <w:t>primer día de ese año</w:t>
+            </w:r>
+          </w:p>
+        </w:tc>
+        <w:tc>
+          <w:tcPr>
+            <w:tcW w:w="3095" w:type="dxa"/>
+            <w:tcBorders>
+              <w:top w:val="single" w:sz="4" w:space="0" w:color="BFC7D1"/>
+              <w:left w:val="single" w:sz="4" w:space="0" w:color="BFC7D1"/>
+              <w:bottom w:val="single" w:sz="4" w:space="0" w:color="BFC7D1"/>
+              <w:right w:val="single" w:sz="4" w:space="0" w:color="BFC7D1"/>
+            </w:tcBorders>
+            <w:shd w:val="clear" w:color="auto" w:fill="F3F6F9"/>
+            <w:tcMar>
+              <w:top w:w="60" w:type="dxa"/>
+              <w:left w:w="100" w:type="dxa"/>
+              <w:bottom w:w="60" w:type="dxa"/>
+              <w:right w:w="100" w:type="dxa"/>
+            </w:tcMar>
+          </w:tcPr>
+          <w:p>
+            <w:pPr>
+              <w:spacing w:after="0"/>
+            </w:pPr>
+            <w:r>
+              <w:t xml:space="preserve">-1 </w:t>
+            </w:r>
+            <w:r>
+              <w:rPr>
+                <w:b/>
+                <w:bCs/>
+              </w:rPr>
+              <w:t>meses</w:t>
+            </w:r>
+            <w:r>
+              <w:t xml:space="preserve">, </w:t>
+            </w:r>
+            <w:r>
+              <w:rPr>
+                <w:b/>
+                <w:bCs/>
+              </w:rPr>
+              <w:t>último día de ese mes</w:t>
+            </w:r>
+          </w:p>
+        </w:tc>
+      </w:tr>
+      <w:tr>
+        <w:tblPrEx>
+          <w:tblCellMar>
+            <w:top w:w="0" w:type="dxa"/>
+            <w:bottom w:w="0" w:type="dxa"/>
+          </w:tblCellMar>
+        </w:tblPrEx>
+        <w:trPr>
+          <w:cantSplit/>
+        </w:trPr>
+        <w:tc>
+          <w:tcPr>
+            <w:tcW w:w="2063" w:type="dxa"/>
+            <w:tcBorders>
+              <w:top w:val="single" w:sz="4" w:space="0" w:color="BFC7D1"/>
+              <w:left w:val="single" w:sz="4" w:space="0" w:color="BFC7D1"/>
+              <w:bottom w:val="single" w:sz="4" w:space="0" w:color="BFC7D1"/>
+              <w:right w:val="single" w:sz="4" w:space="0" w:color="BFC7D1"/>
+            </w:tcBorders>
+            <w:tcMar>
+              <w:top w:w="60" w:type="dxa"/>
+              <w:left w:w="100" w:type="dxa"/>
+              <w:bottom w:w="60" w:type="dxa"/>
+              <w:right w:w="100" w:type="dxa"/>
+            </w:tcMar>
+          </w:tcPr>
+          <w:p>
+            <w:pPr>
+              <w:spacing w:after="0"/>
+            </w:pPr>
+            <w:r>
+              <w:t>Un inicio fijo y un fin que avanza</w:t>
+            </w:r>
+          </w:p>
+        </w:tc>
+        <w:tc>
+          <w:tcPr>
+            <w:tcW w:w="3868" w:type="dxa"/>
+            <w:tcBorders>
+              <w:top w:val="single" w:sz="4" w:space="0" w:color="BFC7D1"/>
+              <w:left w:val="single" w:sz="4" w:space="0" w:color="BFC7D1"/>
+              <w:bottom w:val="single" w:sz="4" w:space="0" w:color="BFC7D1"/>
+              <w:right w:val="single" w:sz="4" w:space="0" w:color="BFC7D1"/>
+            </w:tcBorders>
+            <w:tcMar>
+              <w:top w:w="60" w:type="dxa"/>
+              <w:left w:w="100" w:type="dxa"/>
+              <w:bottom w:w="60" w:type="dxa"/>
+              <w:right w:w="100" w:type="dxa"/>
+            </w:tcMar>
+          </w:tcPr>
+          <w:p>
+            <w:pPr>
+              <w:spacing w:after="0"/>
+            </w:pPr>
+            <w:r>
+              <w:rPr>
+                <w:b/>
+                <w:bCs/>
+              </w:rPr>
+              <w:t>Valor fijo</w:t>
+            </w:r>
+            <w:r>
+              <w:t>, por ejemplo 2026-01-01</w:t>
+            </w:r>
+          </w:p>
+        </w:tc>
+        <w:tc>
+          <w:tcPr>
+            <w:tcW w:w="3095" w:type="dxa"/>
+            <w:tcBorders>
+              <w:top w:val="single" w:sz="4" w:space="0" w:color="BFC7D1"/>
+              <w:left w:val="single" w:sz="4" w:space="0" w:color="BFC7D1"/>
+              <w:bottom w:val="single" w:sz="4" w:space="0" w:color="BFC7D1"/>
+              <w:right w:val="single" w:sz="4" w:space="0" w:color="BFC7D1"/>
+            </w:tcBorders>
+            <w:tcMar>
+              <w:top w:w="60" w:type="dxa"/>
+              <w:left w:w="100" w:type="dxa"/>
+              <w:bottom w:w="60" w:type="dxa"/>
+              <w:right w:w="100" w:type="dxa"/>
+            </w:tcMar>
+          </w:tcPr>
+          <w:p>
+            <w:pPr>
+              <w:spacing w:after="0"/>
+            </w:pPr>
+            <w:r>
+              <w:t xml:space="preserve">-1 </w:t>
+            </w:r>
+            <w:r>
+              <w:rPr>
+                <w:b/>
+                <w:bCs/>
+              </w:rPr>
+              <w:t>meses</w:t>
+            </w:r>
+            <w:r>
+              <w:t xml:space="preserve">, </w:t>
+            </w:r>
+            <w:r>
+              <w:rPr>
+                <w:b/>
+                <w:bCs/>
+              </w:rPr>
+              <w:t>último día de ese mes</w:t>
+            </w:r>
+          </w:p>
+        </w:tc>
+      </w:tr>
+      <w:tr>
+        <w:tblPrEx>
+          <w:tblCellMar>
+            <w:top w:w="0" w:type="dxa"/>
+            <w:bottom w:w="0" w:type="dxa"/>
+          </w:tblCellMar>
+        </w:tblPrEx>
+        <w:trPr>
+          <w:cantSplit/>
+        </w:trPr>
+        <w:tc>
+          <w:tcPr>
+            <w:tcW w:w="2063" w:type="dxa"/>
+            <w:tcBorders>
+              <w:top w:val="single" w:sz="4" w:space="0" w:color="BFC7D1"/>
+              <w:left w:val="single" w:sz="4" w:space="0" w:color="BFC7D1"/>
+              <w:bottom w:val="single" w:sz="4" w:space="0" w:color="BFC7D1"/>
+              <w:right w:val="single" w:sz="4" w:space="0" w:color="BFC7D1"/>
+            </w:tcBorders>
+            <w:shd w:val="clear" w:color="auto" w:fill="F3F6F9"/>
+            <w:tcMar>
+              <w:top w:w="60" w:type="dxa"/>
+              <w:left w:w="100" w:type="dxa"/>
+              <w:bottom w:w="60" w:type="dxa"/>
+              <w:right w:w="100" w:type="dxa"/>
+            </w:tcMar>
+          </w:tcPr>
+          <w:p>
+            <w:pPr>
+              <w:spacing w:after="0"/>
+            </w:pPr>
+            <w:r>
+              <w:t>El trimestre pasado</w:t>
+            </w:r>
+          </w:p>
+        </w:tc>
+        <w:tc>
+          <w:tcPr>
+            <w:tcW w:w="3868" w:type="dxa"/>
+            <w:tcBorders>
+              <w:top w:val="single" w:sz="4" w:space="0" w:color="BFC7D1"/>
+              <w:left w:val="single" w:sz="4" w:space="0" w:color="BFC7D1"/>
+              <w:bottom w:val="single" w:sz="4" w:space="0" w:color="BFC7D1"/>
+              <w:right w:val="single" w:sz="4" w:space="0" w:color="BFC7D1"/>
+            </w:tcBorders>
+            <w:shd w:val="clear" w:color="auto" w:fill="F3F6F9"/>
+            <w:tcMar>
+              <w:top w:w="60" w:type="dxa"/>
+              <w:left w:w="100" w:type="dxa"/>
+              <w:bottom w:w="60" w:type="dxa"/>
+              <w:right w:w="100" w:type="dxa"/>
+            </w:tcMar>
+          </w:tcPr>
+          <w:p>
+            <w:pPr>
+              <w:spacing w:after="0"/>
+            </w:pPr>
+            <w:r>
+              <w:t xml:space="preserve">-1 </w:t>
+            </w:r>
+            <w:r>
+              <w:rPr>
+                <w:b/>
+                <w:bCs/>
+              </w:rPr>
+              <w:t>trimestres</w:t>
+            </w:r>
+            <w:r>
+              <w:t xml:space="preserve">, </w:t>
+            </w:r>
+            <w:r>
+              <w:rPr>
+                <w:b/>
+                <w:bCs/>
+              </w:rPr>
+              <w:t>primer día de ese trimestre</w:t>
+            </w:r>
+          </w:p>
+        </w:tc>
+        <w:tc>
+          <w:tcPr>
+            <w:tcW w:w="3095" w:type="dxa"/>
+            <w:tcBorders>
+              <w:top w:val="single" w:sz="4" w:space="0" w:color="BFC7D1"/>
+              <w:left w:val="single" w:sz="4" w:space="0" w:color="BFC7D1"/>
+              <w:bottom w:val="single" w:sz="4" w:space="0" w:color="BFC7D1"/>
+              <w:right w:val="single" w:sz="4" w:space="0" w:color="BFC7D1"/>
+            </w:tcBorders>
+            <w:shd w:val="clear" w:color="auto" w:fill="F3F6F9"/>
+            <w:tcMar>
+              <w:top w:w="60" w:type="dxa"/>
+              <w:left w:w="100" w:type="dxa"/>
+              <w:bottom w:w="60" w:type="dxa"/>
+              <w:right w:w="100" w:type="dxa"/>
+            </w:tcMar>
+          </w:tcPr>
+          <w:p>
+            <w:pPr>
+              <w:spacing w:after="0"/>
+            </w:pPr>
+            <w:r>
+              <w:t xml:space="preserve">-1 </w:t>
+            </w:r>
+            <w:r>
+              <w:rPr>
+                <w:b/>
+                <w:bCs/>
+              </w:rPr>
+              <w:t>trimestres</w:t>
+            </w:r>
+            <w:r>
+              <w:t xml:space="preserve">, </w:t>
+            </w:r>
+            <w:r>
+              <w:rPr>
+                <w:b/>
+                <w:bCs/>
+              </w:rPr>
+              <w:t>último día de ese trimestre</w:t>
+            </w:r>
+          </w:p>
+        </w:tc>
+      </w:tr>
+      <w:tr>
+        <w:tblPrEx>
+          <w:tblCellMar>
+            <w:top w:w="0" w:type="dxa"/>
+            <w:bottom w:w="0" w:type="dxa"/>
+          </w:tblCellMar>
+        </w:tblPrEx>
+        <w:trPr>
+          <w:cantSplit/>
+        </w:trPr>
+        <w:tc>
+          <w:tcPr>
+            <w:tcW w:w="2063" w:type="dxa"/>
+            <w:tcBorders>
+              <w:top w:val="single" w:sz="4" w:space="0" w:color="BFC7D1"/>
+              <w:left w:val="single" w:sz="4" w:space="0" w:color="BFC7D1"/>
+              <w:bottom w:val="single" w:sz="4" w:space="0" w:color="BFC7D1"/>
+              <w:right w:val="single" w:sz="4" w:space="0" w:color="BFC7D1"/>
+            </w:tcBorders>
+            <w:tcMar>
+              <w:top w:w="60" w:type="dxa"/>
+              <w:left w:w="100" w:type="dxa"/>
+              <w:bottom w:w="60" w:type="dxa"/>
+              <w:right w:w="100" w:type="dxa"/>
+            </w:tcMar>
+          </w:tcPr>
+          <w:p>
+            <w:pPr>
+              <w:spacing w:after="0"/>
+            </w:pPr>
+            <w:r>
+              <w:t>Ayer</w:t>
+            </w:r>
+          </w:p>
+        </w:tc>
+        <w:tc>
+          <w:tcPr>
+            <w:tcW w:w="3868" w:type="dxa"/>
+            <w:tcBorders>
+              <w:top w:val="single" w:sz="4" w:space="0" w:color="BFC7D1"/>
+              <w:left w:val="single" w:sz="4" w:space="0" w:color="BFC7D1"/>
+              <w:bottom w:val="single" w:sz="4" w:space="0" w:color="BFC7D1"/>
+              <w:right w:val="single" w:sz="4" w:space="0" w:color="BFC7D1"/>
+            </w:tcBorders>
+            <w:tcMar>
+              <w:top w:w="60" w:type="dxa"/>
+              <w:left w:w="100" w:type="dxa"/>
+              <w:bottom w:w="60" w:type="dxa"/>
+              <w:right w:w="100" w:type="dxa"/>
+            </w:tcMar>
+          </w:tcPr>
+          <w:p>
+            <w:pPr>
+              <w:spacing w:after="0"/>
+            </w:pPr>
+            <w:r>
+              <w:t xml:space="preserve">-1 </w:t>
+            </w:r>
+            <w:r>
+              <w:rPr>
+                <w:b/>
+                <w:bCs/>
+              </w:rPr>
+              <w:t>días</w:t>
+            </w:r>
+            <w:r>
+              <w:t xml:space="preserve">, </w:t>
+            </w:r>
+            <w:r>
+              <w:rPr>
+                <w:b/>
+                <w:bCs/>
+              </w:rPr>
+              <w:t>esa fecha</w:t>
+            </w:r>
+          </w:p>
+        </w:tc>
+        <w:tc>
+          <w:tcPr>
+            <w:tcW w:w="3095" w:type="dxa"/>
+            <w:tcBorders>
+              <w:top w:val="single" w:sz="4" w:space="0" w:color="BFC7D1"/>
+              <w:left w:val="single" w:sz="4" w:space="0" w:color="BFC7D1"/>
+              <w:bottom w:val="single" w:sz="4" w:space="0" w:color="BFC7D1"/>
+              <w:right w:val="single" w:sz="4" w:space="0" w:color="BFC7D1"/>
+            </w:tcBorders>
+            <w:tcMar>
+              <w:top w:w="60" w:type="dxa"/>
+              <w:left w:w="100" w:type="dxa"/>
+              <w:bottom w:w="60" w:type="dxa"/>
+              <w:right w:w="100" w:type="dxa"/>
+            </w:tcMar>
+          </w:tcPr>
+          <w:p>
+            <w:pPr>
+              <w:spacing w:after="0"/>
+            </w:pPr>
+            <w:r>
+              <w:t xml:space="preserve">-1 </w:t>
+            </w:r>
+            <w:r>
+              <w:rPr>
+                <w:b/>
+                <w:bCs/>
+              </w:rPr>
+              <w:t>días</w:t>
+            </w:r>
+            <w:r>
+              <w:t xml:space="preserve">, </w:t>
+            </w:r>
+            <w:r>
+              <w:rPr>
+                <w:b/>
+                <w:bCs/>
+              </w:rPr>
+              <w:t>esa fecha</w:t>
+            </w:r>
+          </w:p>
+        </w:tc>
+      </w:tr>
+    </w:tbl>
+    <w:p>
+      <w:pPr>
+        <w:spacing w:after="60"/>
+      </w:pPr>
+    </w:p>
+    <w:p>
+      <w:r>
+        <w:t xml:space="preserve">Para un parámetro que pide un año o un mes como número, use </w:t>
+      </w:r>
+      <w:r>
+        <w:rPr>
+          <w:b/>
+          <w:bCs/>
+        </w:rPr>
+        <w:t>el año (número)</w:t>
+      </w:r>
+      <w:r>
+        <w:t xml:space="preserve"> o </w:t>
+      </w:r>
+      <w:r>
+        <w:rPr>
+          <w:b/>
+          <w:bCs/>
+        </w:rPr>
+        <w:t>el mes (número 1-12)</w:t>
+      </w:r>
+      <w:r>
+        <w:t>. Una semana empieza el lunes. Una quincena va del día 1 al 15, o del 16 al final del mes.</w:t>
+      </w:r>
+    </w:p>
+    <w:p>
+      <w:pPr>
+        <w:pBdr>
+          <w:left w:val="single" w:sz="24" w:space="8" w:color="4E9A5B"/>
+        </w:pBdr>
+        <w:shd w:val="clear" w:color="auto" w:fill="E8F4EA"/>
+        <w:spacing w:before="120" w:after="160"/>
+        <w:ind w:left="200" w:right="200"/>
+      </w:pPr>
+      <w:r>
+        <w:rPr>
+          <w:b/>
+          <w:bCs/>
+        </w:rPr>
+        <w:t>Consejo:</w:t>
+      </w:r>
+      <w:r>
+        <w:t xml:space="preserve"> -1 </w:t>
+      </w:r>
+      <w:r>
+        <w:rPr>
+          <w:b/>
+          <w:bCs/>
+        </w:rPr>
+        <w:t>meses</w:t>
+      </w:r>
+      <w:r>
+        <w:t xml:space="preserve">, </w:t>
+      </w:r>
+      <w:r>
+        <w:rPr>
+          <w:b/>
+          <w:bCs/>
+        </w:rPr>
+        <w:t>primer día de ese año</w:t>
+      </w:r>
+      <w:r>
+        <w:t xml:space="preserve"> sigue dando todo el año pasado cuando la programación se ejecuta en enero. Un </w:t>
+      </w:r>
+      <w:r>
+        <w:rPr>
+          <w:b/>
+          <w:bCs/>
+        </w:rPr>
+        <w:t>Valor fijo</w:t>
+      </w:r>
+      <w:r>
+        <w:t xml:space="preserve"> no cambia: un valor fijo 2026-01-01 sigue empezando en 2026 cuando la programación se ejecuta en 2027.</w:t>
+      </w:r>
+    </w:p>
+    <w:p>
+      <w:r>
+        <w:t xml:space="preserve">La columna </w:t>
+      </w:r>
+      <w:r>
+        <w:rPr>
+          <w:b/>
+          <w:bCs/>
+        </w:rPr>
+        <w:t>Próxima ejecución</w:t>
+      </w:r>
+      <w:r>
+        <w:t xml:space="preserve"> muestra la fecha de la próxima ejecución y, debajo, los valores que usará esa ejecución. Compruébela después de guardar.</w:t>
+      </w:r>
+    </w:p>
+    <w:p>
+      <w:r>
+        <w:lastRenderedPageBreak/>
+        <w:t>Puede dar a un mapa más de una programación, cada una con su propia frecuencia y sus propios valores. Ejemplo: una programación mensual para el mes pasado y otra anual para el año pasado.</w:t>
+      </w:r>
+    </w:p>
+    <w:p>
+      <w:pPr>
+        <w:pStyle w:val="Ttulo2"/>
+      </w:pPr>
+      <w:bookmarkStart w:id="27" w:name="_Toc241848796"/>
+      <w:r>
+        <w:t>Historial</w:t>
+      </w:r>
+      <w:bookmarkEnd w:id="27"/>
+    </w:p>
+    <w:p>
+      <w:r>
+        <w:rPr>
+          <w:b/>
+          <w:bCs/>
+        </w:rPr>
+        <w:t>Historial</w:t>
+      </w:r>
+      <w:r>
+        <w:t xml:space="preserve"> muestra </w:t>
+      </w:r>
+      <w:r>
+        <w:rPr>
+          <w:b/>
+          <w:bCs/>
+        </w:rPr>
+        <w:t>Ejecutado</w:t>
+      </w:r>
+      <w:r>
+        <w:t xml:space="preserve">, </w:t>
+      </w:r>
+      <w:r>
+        <w:rPr>
+          <w:b/>
+          <w:bCs/>
+        </w:rPr>
+        <w:t>Estado</w:t>
+      </w:r>
+      <w:r>
+        <w:t xml:space="preserve"> (</w:t>
+      </w:r>
+      <w:r>
+        <w:rPr>
+          <w:b/>
+          <w:bCs/>
+        </w:rPr>
+        <w:t>SUCCESS</w:t>
+      </w:r>
+      <w:r>
+        <w:t xml:space="preserve">, </w:t>
+      </w:r>
+      <w:r>
+        <w:rPr>
+          <w:b/>
+          <w:bCs/>
+        </w:rPr>
+        <w:t>FAILED</w:t>
+      </w:r>
+      <w:r>
+        <w:t xml:space="preserve">, </w:t>
+      </w:r>
+      <w:r>
+        <w:rPr>
+          <w:b/>
+          <w:bCs/>
+        </w:rPr>
+        <w:t>TIMEOUT</w:t>
+      </w:r>
+      <w:r>
+        <w:t xml:space="preserve">), </w:t>
+      </w:r>
+      <w:r>
+        <w:rPr>
+          <w:b/>
+          <w:bCs/>
+        </w:rPr>
+        <w:t>Filas</w:t>
+      </w:r>
+      <w:r>
+        <w:t xml:space="preserve"> y </w:t>
+      </w:r>
+      <w:r>
+        <w:rPr>
+          <w:b/>
+          <w:bCs/>
+        </w:rPr>
+        <w:t>Duración</w:t>
+      </w:r>
+      <w:r>
+        <w:t xml:space="preserve">. Para cada resultado, </w:t>
+      </w:r>
+      <w:r>
+        <w:rPr>
+          <w:b/>
+          <w:bCs/>
+        </w:rPr>
+        <w:t>Abrir</w:t>
+      </w:r>
+      <w:r>
+        <w:t xml:space="preserve"> lo muestra, y </w:t>
+      </w:r>
+      <w:r>
+        <w:rPr>
+          <w:b/>
+          <w:bCs/>
+        </w:rPr>
+        <w:t>XLSX</w:t>
+      </w:r>
+      <w:r>
+        <w:t xml:space="preserve">, </w:t>
+      </w:r>
+      <w:r>
+        <w:rPr>
+          <w:b/>
+          <w:bCs/>
+        </w:rPr>
+        <w:t>CSV</w:t>
+      </w:r>
+      <w:r>
+        <w:t xml:space="preserve"> y </w:t>
+      </w:r>
+      <w:r>
+        <w:rPr>
+          <w:b/>
+          <w:bCs/>
+        </w:rPr>
+        <w:t>PDF</w:t>
+      </w:r>
+      <w:r>
+        <w:t xml:space="preserve"> crean un archivo (si su acceso permite exportar). </w:t>
+      </w:r>
+      <w:r>
+        <w:rPr>
+          <w:b/>
+          <w:bCs/>
+        </w:rPr>
+        <w:t>Expira</w:t>
+      </w:r>
+      <w:r>
+        <w:t xml:space="preserve"> indica cuánto tiempo se conserva el resultado, 30 días por defecto.</w:t>
+      </w:r>
+    </w:p>
+    <w:p>
+      <w:r>
+        <w:t>Los resultados se quedan en el servidor. No se envía nada por correo electrónico.</w:t>
+      </w:r>
+    </w:p>
+    <w:p>
+      <w:pPr>
+        <w:pStyle w:val="Ttulo1"/>
+        <w:pageBreakBefore/>
+      </w:pPr>
+      <w:bookmarkStart w:id="28" w:name="_Toc241848797"/>
+      <w:r>
+        <w:lastRenderedPageBreak/>
+        <w:t>Configuración</w:t>
+      </w:r>
+      <w:bookmarkEnd w:id="28"/>
+    </w:p>
+    <w:p>
+      <w:r>
+        <w:rPr>
+          <w:b/>
+          <w:bCs/>
+        </w:rPr>
+        <w:t>Configuración</w:t>
+      </w:r>
+      <w:r>
+        <w:t xml:space="preserve"> cambia el aspecto de la aplicación para usted. Ábrala desde la barra lateral o desde su nombre en la esquina superior derecha. Los ajustes pertenecen a su cuenta y le siguen a otros ordenadores.</w:t>
+      </w:r>
+    </w:p>
+    <w:p>
+      <w:pPr>
+        <w:keepNext/>
+        <w:spacing w:before="120" w:after="60"/>
+        <w:jc w:val="center"/>
+      </w:pPr>
+      <w:r>
+        <w:rPr>
+          <w:noProof/>
+        </w:rPr>
+        <w:drawing>
+          <wp:inline distT="0" distB="0" distL="0" distR="0" wp14:anchorId="7BAF32F7" wp14:editId="0B432BD7">
+            <wp:extent cx="5715000" cy="3571875"/>
+            <wp:effectExtent l="0" t="0" r="0" b="0"/>
+            <wp:docPr id="342" name="04-settings.png" descr="La página Configuración con las tarjetas Idioma, Tema y Paleta de colores." title="La página Configuración con las tarjetas Idioma, Tema y Paleta de colores."/>
+            <wp:cNvGraphicFramePr>
+              <a:graphicFrameLocks xmlns:a="http://schemas.openxmlformats.org/drawingml/2006/main" noChangeAspect="1"/>
+            </wp:cNvGraphicFramePr>
+            <a:graphic xmlns:a="http://schemas.openxmlformats.org/drawingml/2006/main">
+              <a:graphicData uri="http://schemas.openxmlformats.org/drawingml/2006/picture">
+                <pic:pic xmlns:pic="http://schemas.openxmlformats.org/drawingml/2006/picture">
+                  <pic:nvPicPr>
+                    <pic:cNvPr id="0" name=""/>
+                    <pic:cNvPicPr>
+                      <a:picLocks noChangeAspect="1" noChangeArrowheads="1"/>
+                    </pic:cNvPicPr>
+                  </pic:nvPicPr>
+                  <pic:blipFill>
+                    <a:blip r:embed="rId24"/>
+                    <a:srcRect/>
+                    <a:stretch>
+                      <a:fillRect/>
+                    </a:stretch>
+                  </pic:blipFill>
+                  <pic:spPr bwMode="auto">
+                    <a:xfrm>
+                      <a:off x="0" y="0"/>
+                      <a:ext cx="5715000" cy="3571875"/>
+                    </a:xfrm>
+                    <a:prstGeom prst="rect">
+                      <a:avLst/>
+                    </a:prstGeom>
+                  </pic:spPr>
+                </pic:pic>
+              </a:graphicData>
+            </a:graphic>
+          </wp:inline>
+        </w:drawing>
+      </w:r>
+    </w:p>
+    <w:p>
+      <w:pPr>
+        <w:pStyle w:val="Legenda"/>
+        <w:jc w:val="center"/>
+      </w:pPr>
+      <w:r>
+        <w:t>La página Configuración con las tarjetas Idioma, Tema y Paleta de colores.</w:t>
+      </w:r>
+    </w:p>
+    <w:tbl>
+      <w:tblPr>
+        <w:tblW w:w="9026" w:type="dxa"/>
+        <w:tblBorders>
+          <w:top w:val="single" w:sz="4" w:space="0" w:color="auto"/>
+          <w:left w:val="single" w:sz="4" w:space="0" w:color="auto"/>
+          <w:bottom w:val="single" w:sz="4" w:space="0" w:color="auto"/>
+          <w:right w:val="single" w:sz="4" w:space="0" w:color="auto"/>
+          <w:insideH w:val="single" w:sz="4" w:space="0" w:color="auto"/>
+          <w:insideV w:val="single" w:sz="4" w:space="0" w:color="auto"/>
+        </w:tblBorders>
+        <w:tblCellMar>
+          <w:left w:w="10" w:type="dxa"/>
+          <w:right w:w="10" w:type="dxa"/>
+        </w:tblCellMar>
+        <w:tblLook w:val="04A0" w:firstRow="1" w:lastRow="0" w:firstColumn="1" w:lastColumn="0" w:noHBand="0" w:noVBand="1"/>
       </w:tblPr>
       <w:tblGrid>
         <w:gridCol w:w="4513"/>
@@ -18173,12 +20267,12 @@
         <w:pStyle w:val="Ttulo1"/>
         <w:pageBreakBefore/>
       </w:pPr>
-      <w:bookmarkStart w:id="28" w:name="_Toc241748554"/>
+      <w:bookmarkStart w:id="29" w:name="_Toc241848798"/>
       <w:r>
         <w:lastRenderedPageBreak/>
         <w:t>Preguntas frecuentes</w:t>
       </w:r>
-      <w:bookmarkEnd w:id="28"/>
+      <w:bookmarkEnd w:id="29"/>
     </w:p>
     <w:p>
       <w:r>
@@ -18268,6 +20362,38 @@
       </w:r>
       <w:r>
         <w:t>. Copie el mapa y edite su copia.</w:t>
+      </w:r>
+    </w:p>
+    <w:p>
+      <w:r>
+        <w:rPr>
+          <w:b/>
+          <w:bCs/>
+        </w:rPr>
+        <w:t>Mi programación mensual siempre muestra las mismas fechas.</w:t>
+      </w:r>
+      <w:r>
+        <w:t xml:space="preserve"> Sus parámetros de fecha tienen un </w:t>
+      </w:r>
+      <w:r>
+        <w:rPr>
+          <w:b/>
+          <w:bCs/>
+        </w:rPr>
+        <w:t>Valor fijo</w:t>
+      </w:r>
+      <w:r>
+        <w:t xml:space="preserve">. Edite la programación y páselos a </w:t>
+      </w:r>
+      <w:r>
+        <w:rPr>
+          <w:b/>
+          <w:bCs/>
+        </w:rPr>
+        <w:t>Relativo a la fecha de ejecución</w:t>
+      </w:r>
+      <w:r>
+        <w:t>.</w:t>
       </w:r>
     </w:p>
     <w:p>
@@ -18355,12 +20481,12 @@
         <w:pStyle w:val="Ttulo1"/>
         <w:pageBreakBefore/>
       </w:pPr>
-      <w:bookmarkStart w:id="29" w:name="_Toc241748555"/>
+      <w:bookmarkStart w:id="30" w:name="_Toc241848799"/>
       <w:r>
         <w:lastRenderedPageBreak/>
         <w:t>Glosario</w:t>
       </w:r>
-      <w:bookmarkEnd w:id="29"/>
+      <w:bookmarkEnd w:id="30"/>
     </w:p>
     <w:tbl>
       <w:tblPr>
@@ -18377,7 +20503,7 @@
           <w:left w:w="10" w:type="dxa"/>
           <w:right w:w="10" w:type="dxa"/>
         </w:tblCellMar>
-        <w:tblLook w:val="0000" w:firstRow="0" w:lastRow="0" w:firstColumn="0" w:lastColumn="0" w:noHBand="0" w:noVBand="0"/>
+        <w:tblLook w:val="04A0" w:firstRow="1" w:lastRow="0" w:firstColumn="1" w:lastColumn="0" w:noHBand="0" w:noVBand="1"/>
       </w:tblPr>
       <w:tblGrid>
         <w:gridCol w:w="3800"/>
@@ -19235,8 +21361,8 @@
       </w:pPr>
     </w:p>
     <w:sectPr>
-      <w:headerReference w:type="default" r:id="rId24"/>
-      <w:footerReference w:type="default" r:id="rId25"/>
+      <w:headerReference w:type="default" r:id="rId25"/>
+      <w:footerReference w:type="default" r:id="rId26"/>
       <w:pgSz w:w="11906" w:h="16838"/>
       <w:pgMar w:top="1440" w:right="1440" w:bottom="1440" w:left="1440" w:header="708" w:footer="708" w:gutter="0"/>
       <w:pgNumType w:start="1"/>
@@ -19368,7 +21494,7 @@
         <w:sz w:val="16"/>
         <w:szCs w:val="16"/>
       </w:rPr>
-      <w:t>Discoverer Neo 2.1.1 · Guía completa · USER</w:t>
+      <w:t>Discoverer Neo 2.2.0 · Guía completa · USER</w:t>
     </w:r>
   </w:p>
 </w:hdr>
@@ -19377,10 +21503,10 @@
 <file path=word/numbering.xml><?xml version="1.0" encoding="utf-8"?>
 <w:numbering xmlns:wpc="http://schemas.microsoft.com/office/word/2010/wordprocessingCanvas" xmlns:cx="http://schemas.microsoft.com/office/drawing/2014/chartex" xmlns:cx1="http://schemas.microsoft.com/office/drawing/2015/9/8/chartex" xmlns:cx2="http://schemas.microsoft.com/office/drawing/2015/10/21/chartex" xmlns:cx3="http://schemas.microsoft.com/office/drawing/2016/5/9/chartex" xmlns:cx4="http://schemas.microsoft.com/office/drawing/2016/5/10/chartex" xmlns:cx5="http://schemas.microsoft.com/office/drawing/2016/5/11/chartex" xmlns:cx6="http://schemas.microsoft.com/office/drawing/2016/5/12/chartex" xmlns:cx7="http://schemas.microsoft.com/office/drawing/2016/5/13/chartex" xmlns:cx8="http://schemas.microsoft.com/office/drawing/2016/5/14/chartex" xmlns:mc="http://schemas.openxmlformats.org/markup-compatibility/2006" xmlns:aink="http://schemas.microsoft.com/office/drawing/2016/ink" xmlns:am3d="http://schemas.microsoft.com/office/drawing/2017/model3d" xmlns:o="urn:schemas-microsoft-com:office:office" xmlns:oel="http://schemas.microsoft.com/office/2019/extlst" xmlns:r="http://schemas.openxmlformats.org/officeDocument/2006/relationships" xmlns:m="http://schemas.openxmlformats.org/officeDocument/2006/math" xmlns:v="urn:schemas-microsoft-com:vml" xmlns:wp14="http://schemas.microsoft.com/office/word/2010/wordprocessingDrawing" xmlns:wp="http://schemas.openxmlformats.org/drawingml/2006/wordprocessingDrawing" xmlns:w10="urn:schemas-microsoft-com:office:word" xmlns:w="http://schemas.openxmlformats.org/wordprocessingml/2006/main" xmlns:w14="http://schemas.microsoft.com/office/word/2010/wordml" xmlns:w15="http://schemas.microsoft.com/office/word/2012/wordml" xmlns:w16cex="http://schemas.microsoft.com/office/word/2018/wordml/cex" xmlns:w16cid="http://schemas.microsoft.com/office/word/2016/wordml/cid" xmlns:w16="http://schemas.microsoft.com/office/word/2018/wordml" xmlns:w16sdtdh="http://schemas.microsoft.com/office/word/2020/wordml/sdtdatahash" xmlns:w16se="http://schemas.microsoft.com/office/word/2015/wordml/symex" xmlns:wpg="http://schemas.microsoft.com/office/word/2010/wordprocessingGroup" xmlns:wpi="http://schemas.microsoft.com/office/word/2010/wordprocessingInk" xmlns:wne="http://schemas.microsoft.com/office/word/2006/wordml" xmlns:wps="http://schemas.microsoft.com/office/word/2010/wordprocessingShape" mc:Ignorable="w14 w15 w16se w16cid w16 w16cex w16sdtdh wp14">
   <w:abstractNum w:abstractNumId="0" w15:restartNumberingAfterBreak="0">
-    <w:nsid w:val="19A21DA5"/>
+    <w:nsid w:val="1F2F0B39"/>
     <w:multiLevelType w:val="hybridMultilevel"/>
-    <w:tmpl w:val="0D5A9112"/>
-    <w:lvl w:ilvl="0" w:tplc="D1B6D59A">
+    <w:tmpl w:val="952651A8"/>
+    <w:lvl w:ilvl="0" w:tplc="F5C4F9DC">
       <w:start w:val="1"/>
       <w:numFmt w:val="decimal"/>
       <w:lvlText w:val="%1."/>
@@ -19389,7 +21515,7 @@
         <w:ind w:left="360" w:hanging="300"/>
       </w:pPr>
     </w:lvl>
-    <w:lvl w:ilvl="1" w:tplc="F780A888" w:tentative="1">
+    <w:lvl w:ilvl="1" w:tplc="3328F61E" w:tentative="1">
       <w:start w:val="1"/>
       <w:numFmt w:val="lowerLetter"/>
       <w:lvlText w:val="%2."/>
@@ -19398,105 +21524,47 @@
         <w:ind w:left="720" w:hanging="300"/>
       </w:pPr>
     </w:lvl>
-    <w:lvl w:ilvl="2" w:tplc="D4A425BE">
+    <w:lvl w:ilvl="2" w:tplc="925658D8">
       <w:numFmt w:val="decimal"/>
       <w:lvlText w:val=""/>
       <w:lvlJc w:val="left"/>
     </w:lvl>
-    <w:lvl w:ilvl="3" w:tplc="64383DFC">
+    <w:lvl w:ilvl="3" w:tplc="C8EA4684">
       <w:numFmt w:val="decimal"/>
       <w:lvlText w:val=""/>
       <w:lvlJc w:val="left"/>
     </w:lvl>
-    <w:lvl w:ilvl="4" w:tplc="4CB8862C">
+    <w:lvl w:ilvl="4" w:tplc="C6DC863C">
       <w:numFmt w:val="decimal"/>
       <w:lvlText w:val=""/>
       <w:lvlJc w:val="left"/>
     </w:lvl>
-    <w:lvl w:ilvl="5" w:tplc="AC7699DA">
+    <w:lvl w:ilvl="5" w:tplc="237EE096">
       <w:numFmt w:val="decimal"/>
       <w:lvlText w:val=""/>
       <w:lvlJc w:val="left"/>
     </w:lvl>
-    <w:lvl w:ilvl="6" w:tplc="C0B8030E">
+    <w:lvl w:ilvl="6" w:tplc="7AAA59B8">
       <w:numFmt w:val="decimal"/>
       <w:lvlText w:val=""/>
       <w:lvlJc w:val="left"/>
     </w:lvl>
-    <w:lvl w:ilvl="7" w:tplc="A25E8C10">
+    <w:lvl w:ilvl="7" w:tplc="77EE4564">
       <w:numFmt w:val="decimal"/>
       <w:lvlText w:val=""/>
       <w:lvlJc w:val="left"/>
     </w:lvl>
-    <w:lvl w:ilvl="8" w:tplc="E97E0DF0">
+    <w:lvl w:ilvl="8" w:tplc="7F7C1708">
       <w:numFmt w:val="decimal"/>
       <w:lvlText w:val=""/>
       <w:lvlJc w:val="left"/>
     </w:lvl>
   </w:abstractNum>
   <w:abstractNum w:abstractNumId="1" w15:restartNumberingAfterBreak="0">
-    <w:nsid w:val="21700A68"/>
+    <w:nsid w:val="26DE4188"/>
     <w:multiLevelType w:val="hybridMultilevel"/>
-    <w:tmpl w:val="DBC4B096"/>
-    <w:lvl w:ilvl="0" w:tplc="2234AF66">
-      <w:start w:val="1"/>
-      <w:numFmt w:val="bullet"/>
-      <w:lvlText w:val="•"/>
-      <w:lvlJc w:val="left"/>
-      <w:pPr>
-        <w:ind w:left="360" w:hanging="260"/>
-      </w:pPr>
-    </w:lvl>
-    <w:lvl w:ilvl="1" w:tplc="5B2CFEFA" w:tentative="1">
-      <w:start w:val="1"/>
-      <w:numFmt w:val="bullet"/>
-      <w:lvlText w:val="–"/>
-      <w:lvlJc w:val="left"/>
-      <w:pPr>
-        <w:ind w:left="720" w:hanging="260"/>
-      </w:pPr>
-    </w:lvl>
-    <w:lvl w:ilvl="2" w:tplc="88603B22">
-      <w:numFmt w:val="decimal"/>
-      <w:lvlText w:val=""/>
-      <w:lvlJc w:val="left"/>
-    </w:lvl>
-    <w:lvl w:ilvl="3" w:tplc="0B480352">
-      <w:numFmt w:val="decimal"/>
-      <w:lvlText w:val=""/>
-      <w:lvlJc w:val="left"/>
-    </w:lvl>
-    <w:lvl w:ilvl="4" w:tplc="AC74563A">
-      <w:numFmt w:val="decimal"/>
-      <w:lvlText w:val=""/>
-      <w:lvlJc w:val="left"/>
-    </w:lvl>
-    <w:lvl w:ilvl="5" w:tplc="858E06EC">
-      <w:numFmt w:val="decimal"/>
-      <w:lvlText w:val=""/>
-      <w:lvlJc w:val="left"/>
-    </w:lvl>
-    <w:lvl w:ilvl="6" w:tplc="D4847D0C">
-      <w:numFmt w:val="decimal"/>
-      <w:lvlText w:val=""/>
-      <w:lvlJc w:val="left"/>
-    </w:lvl>
-    <w:lvl w:ilvl="7" w:tplc="CAAEF824">
-      <w:numFmt w:val="decimal"/>
-      <w:lvlText w:val=""/>
-      <w:lvlJc w:val="left"/>
-    </w:lvl>
-    <w:lvl w:ilvl="8" w:tplc="22B2531C">
-      <w:numFmt w:val="decimal"/>
-      <w:lvlText w:val=""/>
-      <w:lvlJc w:val="left"/>
-    </w:lvl>
-  </w:abstractNum>
-  <w:abstractNum w:abstractNumId="2" w15:restartNumberingAfterBreak="0">
-    <w:nsid w:val="21CB1EBA"/>
-    <w:multiLevelType w:val="hybridMultilevel"/>
-    <w:tmpl w:val="DE04F842"/>
-    <w:lvl w:ilvl="0" w:tplc="8EA84FBC">
+    <w:tmpl w:val="91F024DC"/>
+    <w:lvl w:ilvl="0" w:tplc="4DDC67F2">
       <w:start w:val="1"/>
       <w:numFmt w:val="decimal"/>
       <w:lvlText w:val="%1."/>
@@ -19505,7 +21573,7 @@
         <w:ind w:left="360" w:hanging="300"/>
       </w:pPr>
     </w:lvl>
-    <w:lvl w:ilvl="1" w:tplc="4500648E" w:tentative="1">
+    <w:lvl w:ilvl="1" w:tplc="0CDE0280" w:tentative="1">
       <w:start w:val="1"/>
       <w:numFmt w:val="lowerLetter"/>
       <w:lvlText w:val="%2."/>
@@ -19514,163 +21582,47 @@
         <w:ind w:left="720" w:hanging="300"/>
       </w:pPr>
     </w:lvl>
-    <w:lvl w:ilvl="2" w:tplc="FE9EB766">
+    <w:lvl w:ilvl="2" w:tplc="37A665D6">
       <w:numFmt w:val="decimal"/>
       <w:lvlText w:val=""/>
       <w:lvlJc w:val="left"/>
     </w:lvl>
-    <w:lvl w:ilvl="3" w:tplc="4E4AC6DA">
+    <w:lvl w:ilvl="3" w:tplc="3F9EF53C">
       <w:numFmt w:val="decimal"/>
       <w:lvlText w:val=""/>
       <w:lvlJc w:val="left"/>
     </w:lvl>
-    <w:lvl w:ilvl="4" w:tplc="20CCAA2E">
+    <w:lvl w:ilvl="4" w:tplc="AE4ADC66">
       <w:numFmt w:val="decimal"/>
       <w:lvlText w:val=""/>
       <w:lvlJc w:val="left"/>
     </w:lvl>
-    <w:lvl w:ilvl="5" w:tplc="19DA3474">
+    <w:lvl w:ilvl="5" w:tplc="C34E260A">
       <w:numFmt w:val="decimal"/>
       <w:lvlText w:val=""/>
       <w:lvlJc w:val="left"/>
     </w:lvl>
-    <w:lvl w:ilvl="6" w:tplc="C9F6894C">
+    <w:lvl w:ilvl="6" w:tplc="9558EFD0">
       <w:numFmt w:val="decimal"/>
       <w:lvlText w:val=""/>
       <w:lvlJc w:val="left"/>
     </w:lvl>
-    <w:lvl w:ilvl="7" w:tplc="8E86343C">
+    <w:lvl w:ilvl="7" w:tplc="8078EA54">
       <w:numFmt w:val="decimal"/>
       <w:lvlText w:val=""/>
       <w:lvlJc w:val="left"/>
     </w:lvl>
-    <w:lvl w:ilvl="8" w:tplc="6FAC83DA">
+    <w:lvl w:ilvl="8" w:tplc="5EF08354">
       <w:numFmt w:val="decimal"/>
       <w:lvlText w:val=""/>
       <w:lvlJc w:val="left"/>
     </w:lvl>
   </w:abstractNum>
-  <w:abstractNum w:abstractNumId="3" w15:restartNumberingAfterBreak="0">
-    <w:nsid w:val="3D3A2035"/>
+  <w:abstractNum w:abstractNumId="2" w15:restartNumberingAfterBreak="0">
+    <w:nsid w:val="396805FD"/>
     <w:multiLevelType w:val="hybridMultilevel"/>
-    <w:tmpl w:val="B06CD49C"/>
-    <w:lvl w:ilvl="0" w:tplc="E2AEC776">
-      <w:start w:val="1"/>
-      <w:numFmt w:val="decimal"/>
-      <w:lvlText w:val="%1."/>
-      <w:lvlJc w:val="left"/>
-      <w:pPr>
-        <w:ind w:left="360" w:hanging="300"/>
-      </w:pPr>
-    </w:lvl>
-    <w:lvl w:ilvl="1" w:tplc="9D369996" w:tentative="1">
-      <w:start w:val="1"/>
-      <w:numFmt w:val="lowerLetter"/>
-      <w:lvlText w:val="%2."/>
-      <w:lvlJc w:val="left"/>
-      <w:pPr>
-        <w:ind w:left="720" w:hanging="300"/>
-      </w:pPr>
-    </w:lvl>
-    <w:lvl w:ilvl="2" w:tplc="A6B8645A">
-      <w:numFmt w:val="decimal"/>
-      <w:lvlText w:val=""/>
-      <w:lvlJc w:val="left"/>
-    </w:lvl>
-    <w:lvl w:ilvl="3" w:tplc="43FEF966">
-      <w:numFmt w:val="decimal"/>
-      <w:lvlText w:val=""/>
-      <w:lvlJc w:val="left"/>
-    </w:lvl>
-    <w:lvl w:ilvl="4" w:tplc="46582B8A">
-      <w:numFmt w:val="decimal"/>
-      <w:lvlText w:val=""/>
-      <w:lvlJc w:val="left"/>
-    </w:lvl>
-    <w:lvl w:ilvl="5" w:tplc="90A4453A">
-      <w:numFmt w:val="decimal"/>
-      <w:lvlText w:val=""/>
-      <w:lvlJc w:val="left"/>
-    </w:lvl>
-    <w:lvl w:ilvl="6" w:tplc="4112ADEA">
-      <w:numFmt w:val="decimal"/>
-      <w:lvlText w:val=""/>
-      <w:lvlJc w:val="left"/>
-    </w:lvl>
-    <w:lvl w:ilvl="7" w:tplc="8556AA00">
-      <w:numFmt w:val="decimal"/>
-      <w:lvlText w:val=""/>
-      <w:lvlJc w:val="left"/>
-    </w:lvl>
-    <w:lvl w:ilvl="8" w:tplc="4B4C2BAC">
-      <w:numFmt w:val="decimal"/>
-      <w:lvlText w:val=""/>
-      <w:lvlJc w:val="left"/>
-    </w:lvl>
-  </w:abstractNum>
-  <w:abstractNum w:abstractNumId="4" w15:restartNumberingAfterBreak="0">
-    <w:nsid w:val="486211AC"/>
-    <w:multiLevelType w:val="hybridMultilevel"/>
-    <w:tmpl w:val="2BA0F800"/>
-    <w:lvl w:ilvl="0" w:tplc="CDEE9E0A">
-      <w:start w:val="1"/>
-      <w:numFmt w:val="decimal"/>
-      <w:lvlText w:val="%1."/>
-      <w:lvlJc w:val="left"/>
-      <w:pPr>
-        <w:ind w:left="360" w:hanging="300"/>
-      </w:pPr>
-    </w:lvl>
-    <w:lvl w:ilvl="1" w:tplc="9580E762" w:tentative="1">
-      <w:start w:val="1"/>
-      <w:numFmt w:val="lowerLetter"/>
-      <w:lvlText w:val="%2."/>
-      <w:lvlJc w:val="left"/>
-      <w:pPr>
-        <w:ind w:left="720" w:hanging="300"/>
-      </w:pPr>
-    </w:lvl>
-    <w:lvl w:ilvl="2" w:tplc="3E084318">
-      <w:numFmt w:val="decimal"/>
-      <w:lvlText w:val=""/>
-      <w:lvlJc w:val="left"/>
-    </w:lvl>
-    <w:lvl w:ilvl="3" w:tplc="3A6A3EB4">
-      <w:numFmt w:val="decimal"/>
-      <w:lvlText w:val=""/>
-      <w:lvlJc w:val="left"/>
-    </w:lvl>
-    <w:lvl w:ilvl="4" w:tplc="06FAEF9E">
-      <w:numFmt w:val="decimal"/>
-      <w:lvlText w:val=""/>
-      <w:lvlJc w:val="left"/>
-    </w:lvl>
-    <w:lvl w:ilvl="5" w:tplc="2138C1AC">
-      <w:numFmt w:val="decimal"/>
-      <w:lvlText w:val=""/>
-      <w:lvlJc w:val="left"/>
-    </w:lvl>
-    <w:lvl w:ilvl="6" w:tplc="9B6CE910">
-      <w:numFmt w:val="decimal"/>
-      <w:lvlText w:val=""/>
-      <w:lvlJc w:val="left"/>
-    </w:lvl>
-    <w:lvl w:ilvl="7" w:tplc="C60C6D2A">
-      <w:numFmt w:val="decimal"/>
-      <w:lvlText w:val=""/>
-      <w:lvlJc w:val="left"/>
-    </w:lvl>
-    <w:lvl w:ilvl="8" w:tplc="4070854A">
-      <w:numFmt w:val="decimal"/>
-      <w:lvlText w:val=""/>
-      <w:lvlJc w:val="left"/>
-    </w:lvl>
-  </w:abstractNum>
-  <w:abstractNum w:abstractNumId="5" w15:restartNumberingAfterBreak="0">
-    <w:nsid w:val="602E0EFA"/>
-    <w:multiLevelType w:val="hybridMultilevel"/>
-    <w:tmpl w:val="5DEA3B58"/>
-    <w:lvl w:ilvl="0" w:tplc="2FF4292A" w:tentative="1">
+    <w:tmpl w:val="E662C2A8"/>
+    <w:lvl w:ilvl="0" w:tplc="4D6CAF20" w:tentative="1">
       <w:start w:val="1"/>
       <w:numFmt w:val="bullet"/>
       <w:lvlText w:val="●"/>
@@ -19679,7 +21631,7 @@
         <w:ind w:left="720" w:hanging="360"/>
       </w:pPr>
     </w:lvl>
-    <w:lvl w:ilvl="1" w:tplc="924AA616" w:tentative="1">
+    <w:lvl w:ilvl="1" w:tplc="E6669D9A" w:tentative="1">
       <w:start w:val="1"/>
       <w:numFmt w:val="bullet"/>
       <w:lvlText w:val="○"/>
@@ -19688,7 +21640,7 @@
         <w:ind w:left="1440" w:hanging="360"/>
       </w:pPr>
     </w:lvl>
-    <w:lvl w:ilvl="2" w:tplc="47E6B91C" w:tentative="1">
+    <w:lvl w:ilvl="2" w:tplc="CA98C880" w:tentative="1">
       <w:start w:val="1"/>
       <w:numFmt w:val="bullet"/>
       <w:lvlText w:val="■"/>
@@ -19697,7 +21649,7 @@
         <w:ind w:left="2160" w:hanging="360"/>
       </w:pPr>
     </w:lvl>
-    <w:lvl w:ilvl="3" w:tplc="D8B402C0" w:tentative="1">
+    <w:lvl w:ilvl="3" w:tplc="84C4D2EC" w:tentative="1">
       <w:start w:val="1"/>
       <w:numFmt w:val="bullet"/>
       <w:lvlText w:val="●"/>
@@ -19706,7 +21658,7 @@
         <w:ind w:left="2880" w:hanging="360"/>
       </w:pPr>
     </w:lvl>
-    <w:lvl w:ilvl="4" w:tplc="D592F886" w:tentative="1">
+    <w:lvl w:ilvl="4" w:tplc="5E2AD154" w:tentative="1">
       <w:start w:val="1"/>
       <w:numFmt w:val="bullet"/>
       <w:lvlText w:val="○"/>
@@ -19715,7 +21667,7 @@
         <w:ind w:left="3600" w:hanging="360"/>
       </w:pPr>
     </w:lvl>
-    <w:lvl w:ilvl="5" w:tplc="BD98EFE2" w:tentative="1">
+    <w:lvl w:ilvl="5" w:tplc="2A5C73C0" w:tentative="1">
       <w:start w:val="1"/>
       <w:numFmt w:val="bullet"/>
       <w:lvlText w:val="■"/>
@@ -19724,7 +21676,7 @@
         <w:ind w:left="4320" w:hanging="360"/>
       </w:pPr>
     </w:lvl>
-    <w:lvl w:ilvl="6" w:tplc="5968731C" w:tentative="1">
+    <w:lvl w:ilvl="6" w:tplc="2DD4ACE8" w:tentative="1">
       <w:start w:val="1"/>
       <w:numFmt w:val="bullet"/>
       <w:lvlText w:val="●"/>
@@ -19733,7 +21685,7 @@
         <w:ind w:left="5040" w:hanging="360"/>
       </w:pPr>
     </w:lvl>
-    <w:lvl w:ilvl="7" w:tplc="6BD0728C" w:tentative="1">
+    <w:lvl w:ilvl="7" w:tplc="C7D243BC" w:tentative="1">
       <w:start w:val="1"/>
       <w:numFmt w:val="bullet"/>
       <w:lvlText w:val="●"/>
@@ -19742,7 +21694,7 @@
         <w:ind w:left="5760" w:hanging="360"/>
       </w:pPr>
     </w:lvl>
-    <w:lvl w:ilvl="8" w:tplc="DE4E1BBA" w:tentative="1">
+    <w:lvl w:ilvl="8" w:tplc="D940FE64" w:tentative="1">
       <w:start w:val="1"/>
       <w:numFmt w:val="bullet"/>
       <w:lvlText w:val="●"/>
@@ -19752,11 +21704,69 @@
       </w:pPr>
     </w:lvl>
   </w:abstractNum>
-  <w:abstractNum w:abstractNumId="6" w15:restartNumberingAfterBreak="0">
-    <w:nsid w:val="75905988"/>
+  <w:abstractNum w:abstractNumId="3" w15:restartNumberingAfterBreak="0">
+    <w:nsid w:val="43196B94"/>
     <w:multiLevelType w:val="hybridMultilevel"/>
-    <w:tmpl w:val="03DAFB8E"/>
-    <w:lvl w:ilvl="0" w:tplc="174CFC58">
+    <w:tmpl w:val="A398A7F0"/>
+    <w:lvl w:ilvl="0" w:tplc="24484604">
+      <w:start w:val="1"/>
+      <w:numFmt w:val="bullet"/>
+      <w:lvlText w:val="•"/>
+      <w:lvlJc w:val="left"/>
+      <w:pPr>
+        <w:ind w:left="360" w:hanging="260"/>
+      </w:pPr>
+    </w:lvl>
+    <w:lvl w:ilvl="1" w:tplc="92DC9E06" w:tentative="1">
+      <w:start w:val="1"/>
+      <w:numFmt w:val="bullet"/>
+      <w:lvlText w:val="–"/>
+      <w:lvlJc w:val="left"/>
+      <w:pPr>
+        <w:ind w:left="720" w:hanging="260"/>
+      </w:pPr>
+    </w:lvl>
+    <w:lvl w:ilvl="2" w:tplc="E60A9246">
+      <w:numFmt w:val="decimal"/>
+      <w:lvlText w:val=""/>
+      <w:lvlJc w:val="left"/>
+    </w:lvl>
+    <w:lvl w:ilvl="3" w:tplc="2F983F9A">
+      <w:numFmt w:val="decimal"/>
+      <w:lvlText w:val=""/>
+      <w:lvlJc w:val="left"/>
+    </w:lvl>
+    <w:lvl w:ilvl="4" w:tplc="54C0D5D8">
+      <w:numFmt w:val="decimal"/>
+      <w:lvlText w:val=""/>
+      <w:lvlJc w:val="left"/>
+    </w:lvl>
+    <w:lvl w:ilvl="5" w:tplc="6284E544">
+      <w:numFmt w:val="decimal"/>
+      <w:lvlText w:val=""/>
+      <w:lvlJc w:val="left"/>
+    </w:lvl>
+    <w:lvl w:ilvl="6" w:tplc="276006D4">
+      <w:numFmt w:val="decimal"/>
+      <w:lvlText w:val=""/>
+      <w:lvlJc w:val="left"/>
+    </w:lvl>
+    <w:lvl w:ilvl="7" w:tplc="58926B76">
+      <w:numFmt w:val="decimal"/>
+      <w:lvlText w:val=""/>
+      <w:lvlJc w:val="left"/>
+    </w:lvl>
+    <w:lvl w:ilvl="8" w:tplc="E7AC5896">
+      <w:numFmt w:val="decimal"/>
+      <w:lvlText w:val=""/>
+      <w:lvlJc w:val="left"/>
+    </w:lvl>
+  </w:abstractNum>
+  <w:abstractNum w:abstractNumId="4" w15:restartNumberingAfterBreak="0">
+    <w:nsid w:val="4F5E08CA"/>
+    <w:multiLevelType w:val="hybridMultilevel"/>
+    <w:tmpl w:val="D92636C8"/>
+    <w:lvl w:ilvl="0" w:tplc="F9D2AF32">
       <w:start w:val="1"/>
       <w:numFmt w:val="decimal"/>
       <w:lvlText w:val="%1."/>
@@ -19765,7 +21775,7 @@
         <w:ind w:left="360" w:hanging="300"/>
       </w:pPr>
     </w:lvl>
-    <w:lvl w:ilvl="1" w:tplc="598CD1B8" w:tentative="1">
+    <w:lvl w:ilvl="1" w:tplc="A18CE914" w:tentative="1">
       <w:start w:val="1"/>
       <w:numFmt w:val="lowerLetter"/>
       <w:lvlText w:val="%2."/>
@@ -19774,47 +21784,47 @@
         <w:ind w:left="720" w:hanging="300"/>
       </w:pPr>
     </w:lvl>
-    <w:lvl w:ilvl="2" w:tplc="3A5EB708">
+    <w:lvl w:ilvl="2" w:tplc="5B5413A4">
       <w:numFmt w:val="decimal"/>
       <w:lvlText w:val=""/>
       <w:lvlJc w:val="left"/>
     </w:lvl>
-    <w:lvl w:ilvl="3" w:tplc="39EECCBA">
+    <w:lvl w:ilvl="3" w:tplc="B834524A">
       <w:numFmt w:val="decimal"/>
       <w:lvlText w:val=""/>
       <w:lvlJc w:val="left"/>
     </w:lvl>
-    <w:lvl w:ilvl="4" w:tplc="B7F25BC2">
+    <w:lvl w:ilvl="4" w:tplc="46FC9FA0">
       <w:numFmt w:val="decimal"/>
       <w:lvlText w:val=""/>
       <w:lvlJc w:val="left"/>
     </w:lvl>
-    <w:lvl w:ilvl="5" w:tplc="B7167BAA">
+    <w:lvl w:ilvl="5" w:tplc="637C1516">
       <w:numFmt w:val="decimal"/>
       <w:lvlText w:val=""/>
       <w:lvlJc w:val="left"/>
     </w:lvl>
-    <w:lvl w:ilvl="6" w:tplc="9FE6ADFE">
+    <w:lvl w:ilvl="6" w:tplc="39C21F14">
       <w:numFmt w:val="decimal"/>
       <w:lvlText w:val=""/>
       <w:lvlJc w:val="left"/>
     </w:lvl>
-    <w:lvl w:ilvl="7" w:tplc="8E62A7EC">
+    <w:lvl w:ilvl="7" w:tplc="BB3ED29E">
       <w:numFmt w:val="decimal"/>
       <w:lvlText w:val=""/>
       <w:lvlJc w:val="left"/>
     </w:lvl>
-    <w:lvl w:ilvl="8" w:tplc="7E2CE4FA">
+    <w:lvl w:ilvl="8" w:tplc="B30ECAEC">
       <w:numFmt w:val="decimal"/>
       <w:lvlText w:val=""/>
       <w:lvlJc w:val="left"/>
     </w:lvl>
   </w:abstractNum>
-  <w:abstractNum w:abstractNumId="7" w15:restartNumberingAfterBreak="0">
-    <w:nsid w:val="7DD22E66"/>
+  <w:abstractNum w:abstractNumId="5" w15:restartNumberingAfterBreak="0">
+    <w:nsid w:val="4FF120A7"/>
     <w:multiLevelType w:val="hybridMultilevel"/>
-    <w:tmpl w:val="6F8A85BA"/>
-    <w:lvl w:ilvl="0" w:tplc="BE0457D0">
+    <w:tmpl w:val="A02EA248"/>
+    <w:lvl w:ilvl="0" w:tplc="54E2C9DC">
       <w:start w:val="1"/>
       <w:numFmt w:val="decimal"/>
       <w:lvlText w:val="%1."/>
@@ -19823,7 +21833,7 @@
         <w:ind w:left="360" w:hanging="300"/>
       </w:pPr>
     </w:lvl>
-    <w:lvl w:ilvl="1" w:tplc="60C6F8F2" w:tentative="1">
+    <w:lvl w:ilvl="1" w:tplc="94B4229E" w:tentative="1">
       <w:start w:val="1"/>
       <w:numFmt w:val="lowerLetter"/>
       <w:lvlText w:val="%2."/>
@@ -19832,86 +21842,266 @@
         <w:ind w:left="720" w:hanging="300"/>
       </w:pPr>
     </w:lvl>
-    <w:lvl w:ilvl="2" w:tplc="030E99E2">
+    <w:lvl w:ilvl="2" w:tplc="4B902D4C">
       <w:numFmt w:val="decimal"/>
       <w:lvlText w:val=""/>
       <w:lvlJc w:val="left"/>
     </w:lvl>
-    <w:lvl w:ilvl="3" w:tplc="E4926722">
+    <w:lvl w:ilvl="3" w:tplc="1A267512">
       <w:numFmt w:val="decimal"/>
       <w:lvlText w:val=""/>
       <w:lvlJc w:val="left"/>
     </w:lvl>
-    <w:lvl w:ilvl="4" w:tplc="FEDE3FB0">
+    <w:lvl w:ilvl="4" w:tplc="D722EEDA">
       <w:numFmt w:val="decimal"/>
       <w:lvlText w:val=""/>
       <w:lvlJc w:val="left"/>
     </w:lvl>
-    <w:lvl w:ilvl="5" w:tplc="8F342EE6">
+    <w:lvl w:ilvl="5" w:tplc="E06C4E2C">
       <w:numFmt w:val="decimal"/>
       <w:lvlText w:val=""/>
       <w:lvlJc w:val="left"/>
     </w:lvl>
-    <w:lvl w:ilvl="6" w:tplc="BB0892E4">
+    <w:lvl w:ilvl="6" w:tplc="401868F6">
       <w:numFmt w:val="decimal"/>
       <w:lvlText w:val=""/>
       <w:lvlJc w:val="left"/>
     </w:lvl>
-    <w:lvl w:ilvl="7" w:tplc="B82606CC">
+    <w:lvl w:ilvl="7" w:tplc="463E2C26">
       <w:numFmt w:val="decimal"/>
       <w:lvlText w:val=""/>
       <w:lvlJc w:val="left"/>
     </w:lvl>
-    <w:lvl w:ilvl="8" w:tplc="0BBA1A38">
+    <w:lvl w:ilvl="8" w:tplc="FAFA059C">
       <w:numFmt w:val="decimal"/>
       <w:lvlText w:val=""/>
       <w:lvlJc w:val="left"/>
     </w:lvl>
   </w:abstractNum>
-  <w:num w:numId="1" w16cid:durableId="1532113774">
+  <w:abstractNum w:abstractNumId="6" w15:restartNumberingAfterBreak="0">
+    <w:nsid w:val="5E565357"/>
+    <w:multiLevelType w:val="hybridMultilevel"/>
+    <w:tmpl w:val="13FE4DA2"/>
+    <w:lvl w:ilvl="0" w:tplc="B7629AB8">
+      <w:start w:val="1"/>
+      <w:numFmt w:val="decimal"/>
+      <w:lvlText w:val="%1."/>
+      <w:lvlJc w:val="left"/>
+      <w:pPr>
+        <w:ind w:left="360" w:hanging="300"/>
+      </w:pPr>
+    </w:lvl>
+    <w:lvl w:ilvl="1" w:tplc="0582B796" w:tentative="1">
+      <w:start w:val="1"/>
+      <w:numFmt w:val="lowerLetter"/>
+      <w:lvlText w:val="%2."/>
+      <w:lvlJc w:val="left"/>
+      <w:pPr>
+        <w:ind w:left="720" w:hanging="300"/>
+      </w:pPr>
+    </w:lvl>
+    <w:lvl w:ilvl="2" w:tplc="83142EEC">
+      <w:numFmt w:val="decimal"/>
+      <w:lvlText w:val=""/>
+      <w:lvlJc w:val="left"/>
+    </w:lvl>
+    <w:lvl w:ilvl="3" w:tplc="A336E82A">
+      <w:numFmt w:val="decimal"/>
+      <w:lvlText w:val=""/>
+      <w:lvlJc w:val="left"/>
+    </w:lvl>
+    <w:lvl w:ilvl="4" w:tplc="286E92A6">
+      <w:numFmt w:val="decimal"/>
+      <w:lvlText w:val=""/>
+      <w:lvlJc w:val="left"/>
+    </w:lvl>
+    <w:lvl w:ilvl="5" w:tplc="6BD68ECC">
+      <w:numFmt w:val="decimal"/>
+      <w:lvlText w:val=""/>
+      <w:lvlJc w:val="left"/>
+    </w:lvl>
+    <w:lvl w:ilvl="6" w:tplc="A45E3B9C">
+      <w:numFmt w:val="decimal"/>
+      <w:lvlText w:val=""/>
+      <w:lvlJc w:val="left"/>
+    </w:lvl>
+    <w:lvl w:ilvl="7" w:tplc="5214544C">
+      <w:numFmt w:val="decimal"/>
+      <w:lvlText w:val=""/>
+      <w:lvlJc w:val="left"/>
+    </w:lvl>
+    <w:lvl w:ilvl="8" w:tplc="467211D8">
+      <w:numFmt w:val="decimal"/>
+      <w:lvlText w:val=""/>
+      <w:lvlJc w:val="left"/>
+    </w:lvl>
+  </w:abstractNum>
+  <w:abstractNum w:abstractNumId="7" w15:restartNumberingAfterBreak="0">
+    <w:nsid w:val="6A1200EE"/>
+    <w:multiLevelType w:val="hybridMultilevel"/>
+    <w:tmpl w:val="CE3EBE14"/>
+    <w:lvl w:ilvl="0" w:tplc="B3F202AE">
+      <w:start w:val="1"/>
+      <w:numFmt w:val="decimal"/>
+      <w:lvlText w:val="%1."/>
+      <w:lvlJc w:val="left"/>
+      <w:pPr>
+        <w:ind w:left="360" w:hanging="300"/>
+      </w:pPr>
+    </w:lvl>
+    <w:lvl w:ilvl="1" w:tplc="07DCEC22" w:tentative="1">
+      <w:start w:val="1"/>
+      <w:numFmt w:val="lowerLetter"/>
+      <w:lvlText w:val="%2."/>
+      <w:lvlJc w:val="left"/>
+      <w:pPr>
+        <w:ind w:left="720" w:hanging="300"/>
+      </w:pPr>
+    </w:lvl>
+    <w:lvl w:ilvl="2" w:tplc="5BAE87CE">
+      <w:numFmt w:val="decimal"/>
+      <w:lvlText w:val=""/>
+      <w:lvlJc w:val="left"/>
+    </w:lvl>
+    <w:lvl w:ilvl="3" w:tplc="89BA3378">
+      <w:numFmt w:val="decimal"/>
+      <w:lvlText w:val=""/>
+      <w:lvlJc w:val="left"/>
+    </w:lvl>
+    <w:lvl w:ilvl="4" w:tplc="F51E300A">
+      <w:numFmt w:val="decimal"/>
+      <w:lvlText w:val=""/>
+      <w:lvlJc w:val="left"/>
+    </w:lvl>
+    <w:lvl w:ilvl="5" w:tplc="573273E8">
+      <w:numFmt w:val="decimal"/>
+      <w:lvlText w:val=""/>
+      <w:lvlJc w:val="left"/>
+    </w:lvl>
+    <w:lvl w:ilvl="6" w:tplc="FBDA7088">
+      <w:numFmt w:val="decimal"/>
+      <w:lvlText w:val=""/>
+      <w:lvlJc w:val="left"/>
+    </w:lvl>
+    <w:lvl w:ilvl="7" w:tplc="9BD0262A">
+      <w:numFmt w:val="decimal"/>
+      <w:lvlText w:val=""/>
+      <w:lvlJc w:val="left"/>
+    </w:lvl>
+    <w:lvl w:ilvl="8" w:tplc="62DAE14E">
+      <w:numFmt w:val="decimal"/>
+      <w:lvlText w:val=""/>
+      <w:lvlJc w:val="left"/>
+    </w:lvl>
+  </w:abstractNum>
+  <w:abstractNum w:abstractNumId="8" w15:restartNumberingAfterBreak="0">
+    <w:nsid w:val="6F4458BA"/>
+    <w:multiLevelType w:val="hybridMultilevel"/>
+    <w:tmpl w:val="47CCD838"/>
+    <w:lvl w:ilvl="0" w:tplc="6918460E">
+      <w:start w:val="1"/>
+      <w:numFmt w:val="decimal"/>
+      <w:lvlText w:val="%1."/>
+      <w:lvlJc w:val="left"/>
+      <w:pPr>
+        <w:ind w:left="360" w:hanging="300"/>
+      </w:pPr>
+    </w:lvl>
+    <w:lvl w:ilvl="1" w:tplc="09D6CB20" w:tentative="1">
+      <w:start w:val="1"/>
+      <w:numFmt w:val="lowerLetter"/>
+      <w:lvlText w:val="%2."/>
+      <w:lvlJc w:val="left"/>
+      <w:pPr>
+        <w:ind w:left="720" w:hanging="300"/>
+      </w:pPr>
+    </w:lvl>
+    <w:lvl w:ilvl="2" w:tplc="01B0F454">
+      <w:numFmt w:val="decimal"/>
+      <w:lvlText w:val=""/>
+      <w:lvlJc w:val="left"/>
+    </w:lvl>
+    <w:lvl w:ilvl="3" w:tplc="C1C2C556">
+      <w:numFmt w:val="decimal"/>
+      <w:lvlText w:val=""/>
+      <w:lvlJc w:val="left"/>
+    </w:lvl>
+    <w:lvl w:ilvl="4" w:tplc="05BEBC20">
+      <w:numFmt w:val="decimal"/>
+      <w:lvlText w:val=""/>
+      <w:lvlJc w:val="left"/>
+    </w:lvl>
+    <w:lvl w:ilvl="5" w:tplc="AB3A6EEC">
+      <w:numFmt w:val="decimal"/>
+      <w:lvlText w:val=""/>
+      <w:lvlJc w:val="left"/>
+    </w:lvl>
+    <w:lvl w:ilvl="6" w:tplc="C4160548">
+      <w:numFmt w:val="decimal"/>
+      <w:lvlText w:val=""/>
+      <w:lvlJc w:val="left"/>
+    </w:lvl>
+    <w:lvl w:ilvl="7" w:tplc="0F6E30A0">
+      <w:numFmt w:val="decimal"/>
+      <w:lvlText w:val=""/>
+      <w:lvlJc w:val="left"/>
+    </w:lvl>
+    <w:lvl w:ilvl="8" w:tplc="D0B433A4">
+      <w:numFmt w:val="decimal"/>
+      <w:lvlText w:val=""/>
+      <w:lvlJc w:val="left"/>
+    </w:lvl>
+  </w:abstractNum>
+  <w:num w:numId="1" w16cid:durableId="1049571409">
+    <w:abstractNumId w:val="2"/>
+    <w:lvlOverride w:ilvl="0">
+      <w:startOverride w:val="1"/>
+    </w:lvlOverride>
+  </w:num>
+  <w:num w:numId="2" w16cid:durableId="1333341094">
+    <w:abstractNumId w:val="3"/>
+    <w:lvlOverride w:ilvl="0">
+      <w:startOverride w:val="1"/>
+    </w:lvlOverride>
+  </w:num>
+  <w:num w:numId="3" w16cid:durableId="737442986">
     <w:abstractNumId w:val="5"/>
     <w:lvlOverride w:ilvl="0">
       <w:startOverride w:val="1"/>
     </w:lvlOverride>
   </w:num>
-  <w:num w:numId="2" w16cid:durableId="344284299">
+  <w:num w:numId="4" w16cid:durableId="1604418544">
+    <w:abstractNumId w:val="8"/>
+    <w:lvlOverride w:ilvl="0">
+      <w:startOverride w:val="1"/>
+    </w:lvlOverride>
+  </w:num>
+  <w:num w:numId="5" w16cid:durableId="2124642092">
+    <w:abstractNumId w:val="6"/>
+    <w:lvlOverride w:ilvl="0">
+      <w:startOverride w:val="1"/>
+    </w:lvlOverride>
+  </w:num>
+  <w:num w:numId="6" w16cid:durableId="301154306">
     <w:abstractNumId w:val="1"/>
     <w:lvlOverride w:ilvl="0">
       <w:startOverride w:val="1"/>
     </w:lvlOverride>
   </w:num>
-  <w:num w:numId="3" w16cid:durableId="945891025">
-    <w:abstractNumId w:val="0"/>
-    <w:lvlOverride w:ilvl="0">
-      <w:startOverride w:val="1"/>
-    </w:lvlOverride>
-  </w:num>
-  <w:num w:numId="4" w16cid:durableId="1931424471">
-    <w:abstractNumId w:val="3"/>
-    <w:lvlOverride w:ilvl="0">
-      <w:startOverride w:val="1"/>
-    </w:lvlOverride>
-  </w:num>
-  <w:num w:numId="5" w16cid:durableId="2105302516">
+  <w:num w:numId="7" w16cid:durableId="369573549">
     <w:abstractNumId w:val="4"/>
     <w:lvlOverride w:ilvl="0">
       <w:startOverride w:val="1"/>
     </w:lvlOverride>
   </w:num>
-  <w:num w:numId="6" w16cid:durableId="1205866074">
-    <w:abstractNumId w:val="2"/>
-    <w:lvlOverride w:ilvl="0">
-      <w:startOverride w:val="1"/>
-    </w:lvlOverride>
-  </w:num>
-  <w:num w:numId="7" w16cid:durableId="1910847674">
+  <w:num w:numId="8" w16cid:durableId="844824594">
     <w:abstractNumId w:val="7"/>
     <w:lvlOverride w:ilvl="0">
       <w:startOverride w:val="1"/>
     </w:lvlOverride>
   </w:num>
-  <w:num w:numId="8" w16cid:durableId="31196748">
-    <w:abstractNumId w:val="6"/>
+  <w:num w:numId="9" w16cid:durableId="342510422">
+    <w:abstractNumId w:val="0"/>
     <w:lvlOverride w:ilvl="0">
       <w:startOverride w:val="1"/>
     </w:lvlOverride>
@@ -20591,7 +22781,7 @@
     <w:autoRedefine/>
     <w:uiPriority w:val="39"/>
     <w:unhideWhenUsed/>
-    <w:rsid w:val="00EC2DA2"/>
+    <w:rsid w:val="00525A95"/>
     <w:pPr>
       <w:spacing w:after="100"/>
     </w:pPr>
@@ -20603,7 +22793,7 @@
     <w:autoRedefine/>
     <w:uiPriority w:val="39"/>
     <w:unhideWhenUsed/>
-    <w:rsid w:val="00EC2DA2"/>
+    <w:rsid w:val="00525A95"/>
     <w:pPr>
       <w:spacing w:after="100"/>
       <w:ind w:left="210"/>
